--- a/docs/Kame_Marketing_Strategy.docx
+++ b/docs/Kame_Marketing_Strategy.docx
@@ -1,6 +1,6 @@
 
 <file path=word/document.xml><?xml version="1.0" encoding="utf-8"?>
-<w:document xmlns:wpc="http://schemas.microsoft.com/office/word/2010/wordprocessingCanvas" xmlns:cx="http://schemas.microsoft.com/office/drawing/2014/chartex" xmlns:cx1="http://schemas.microsoft.com/office/drawing/2015/9/8/chartex" xmlns:cx2="http://schemas.microsoft.com/office/drawing/2015/10/21/chartex" xmlns:cx3="http://schemas.microsoft.com/office/drawing/2016/5/9/chartex" xmlns:cx4="http://schemas.microsoft.com/office/drawing/2016/5/10/chartex" xmlns:cx5="http://schemas.microsoft.com/office/drawing/2016/5/11/chartex" xmlns:cx6="http://schemas.microsoft.com/office/drawing/2016/5/12/chartex" xmlns:cx7="http://schemas.microsoft.com/office/drawing/2016/5/13/chartex" xmlns:cx8="http://schemas.microsoft.com/office/drawing/2016/5/14/chartex" xmlns:mc="http://schemas.openxmlformats.org/markup-compatibility/2006" xmlns:aink="http://schemas.microsoft.com/office/drawing/2016/ink" xmlns:am3d="http://schemas.microsoft.com/office/drawing/2017/model3d" xmlns:o="urn:schemas-microsoft-com:office:office" xmlns:oel="http://schemas.microsoft.com/office/2019/extlst" xmlns:r="http://schemas.openxmlformats.org/officeDocument/2006/relationships" xmlns:m="http://schemas.openxmlformats.org/officeDocument/2006/math" xmlns:v="urn:schemas-microsoft-com:vml" xmlns:wp14="http://schemas.microsoft.com/office/word/2010/wordprocessingDrawing" xmlns:wp="http://schemas.openxmlformats.org/drawingml/2006/wordprocessingDrawing" xmlns:w10="urn:schemas-microsoft-com:office:word" xmlns:w="http://schemas.openxmlformats.org/wordprocessingml/2006/main" xmlns:w14="http://schemas.microsoft.com/office/word/2010/wordml" xmlns:w15="http://schemas.microsoft.com/office/word/2012/wordml" xmlns:w16cex="http://schemas.microsoft.com/office/word/2018/wordml/cex" xmlns:w16cid="http://schemas.microsoft.com/office/word/2016/wordml/cid" xmlns:w16="http://schemas.microsoft.com/office/word/2018/wordml" xmlns:w16du="http://schemas.microsoft.com/office/word/2023/wordml/word16du" xmlns:w16sdtdh="http://schemas.microsoft.com/office/word/2020/wordml/sdtdatahash" xmlns:w16sdtfl="http://schemas.microsoft.com/office/word/2024/wordml/sdtformatlock" xmlns:w16se="http://schemas.microsoft.com/office/word/2015/wordml/symex" xmlns:wpg="http://schemas.microsoft.com/office/word/2010/wordprocessingGroup" xmlns:wpi="http://schemas.microsoft.com/office/word/2010/wordprocessingInk" xmlns:wne="http://schemas.microsoft.com/office/word/2006/wordml" xmlns:wps="http://schemas.microsoft.com/office/word/2010/wordprocessingShape" mc:Ignorable="w14 w15 w16se w16cid w16 w16cex w16sdtdh w16sdtfl w16du wp14">
+<w:document xmlns:wpc="http://schemas.microsoft.com/office/word/2010/wordprocessingCanvas" xmlns:cx="http://schemas.microsoft.com/office/drawing/2014/chartex" xmlns:cx1="http://schemas.microsoft.com/office/drawing/2015/9/8/chartex" xmlns:cx2="http://schemas.microsoft.com/office/drawing/2015/10/21/chartex" xmlns:cx3="http://schemas.microsoft.com/office/drawing/2016/5/9/chartex" xmlns:cx4="http://schemas.microsoft.com/office/drawing/2016/5/10/chartex" xmlns:cx5="http://schemas.microsoft.com/office/drawing/2016/5/11/chartex" xmlns:cx6="http://schemas.microsoft.com/office/drawing/2016/5/12/chartex" xmlns:cx7="http://schemas.microsoft.com/office/drawing/2016/5/13/chartex" xmlns:cx8="http://schemas.microsoft.com/office/drawing/2016/5/14/chartex" xmlns:mc="http://schemas.openxmlformats.org/markup-compatibility/2006" xmlns:aink="http://schemas.microsoft.com/office/drawing/2016/ink" xmlns:am3d="http://schemas.microsoft.com/office/drawing/2017/model3d" xmlns:o="urn:schemas-microsoft-com:office:office" xmlns:oel="http://schemas.microsoft.com/office/2019/extlst" xmlns:r="http://schemas.openxmlformats.org/officeDocument/2006/relationships" xmlns:m="http://schemas.openxmlformats.org/officeDocument/2006/math" xmlns:v="urn:schemas-microsoft-com:vml" xmlns:wp14="http://schemas.microsoft.com/office/word/2010/wordprocessingDrawing" xmlns:wp="http://schemas.openxmlformats.org/drawingml/2006/wordprocessingDrawing" xmlns:w10="urn:schemas-microsoft-com:office:word" xmlns:w="http://schemas.openxmlformats.org/wordprocessingml/2006/main" xmlns:w14="http://schemas.microsoft.com/office/word/2010/wordml" xmlns:w15="http://schemas.microsoft.com/office/word/2012/wordml" xmlns:w16cex="http://schemas.microsoft.com/office/word/2018/wordml/cex" xmlns:w16cid="http://schemas.microsoft.com/office/word/2016/wordml/cid" xmlns:w16="http://schemas.microsoft.com/office/word/2018/wordml" xmlns:w16sdtdh="http://schemas.microsoft.com/office/word/2020/wordml/sdtdatahash" xmlns:w16se="http://schemas.microsoft.com/office/word/2015/wordml/symex" xmlns:wpg="http://schemas.microsoft.com/office/word/2010/wordprocessingGroup" xmlns:wpi="http://schemas.microsoft.com/office/word/2010/wordprocessingInk" xmlns:wne="http://schemas.microsoft.com/office/word/2006/wordml" xmlns:wps="http://schemas.microsoft.com/office/word/2010/wordprocessingShape" mc:Ignorable="w14 w15 w16se w16cid w16 w16cex w16sdtdh wp14">
   <w:body>
     <w:p>
       <w:pPr>
@@ -74,29 +74,7 @@
           <w:sz w:val="26"/>
           <w:szCs w:val="26"/>
         </w:rPr>
-        <w:t xml:space="preserve">0 → 10K </w:t>
-      </w:r>
-      <w:proofErr w:type="gramStart"/>
-      <w:r>
-        <w:rPr>
-          <w:b/>
-          <w:bCs/>
-          <w:color w:val="FA6869"/>
-          <w:sz w:val="26"/>
-          <w:szCs w:val="26"/>
-        </w:rPr>
-        <w:t>Waitlist  |</w:t>
-      </w:r>
-      <w:proofErr w:type="gramEnd"/>
-      <w:r>
-        <w:rPr>
-          <w:b/>
-          <w:bCs/>
-          <w:color w:val="FA6869"/>
-          <w:sz w:val="26"/>
-          <w:szCs w:val="26"/>
-        </w:rPr>
-        <w:t xml:space="preserve">  0 → 1M Social Traction</w:t>
+        <w:t>0 → 10K Waitlist  |  0 → 1M Social Traction</w:t>
       </w:r>
     </w:p>
     <w:p>
@@ -124,43 +102,7 @@
           <w:sz w:val="20"/>
           <w:szCs w:val="20"/>
         </w:rPr>
-        <w:t xml:space="preserve">March </w:t>
-      </w:r>
-      <w:proofErr w:type="gramStart"/>
-      <w:r>
-        <w:rPr>
-          <w:color w:val="6B7280"/>
-          <w:sz w:val="20"/>
-          <w:szCs w:val="20"/>
-        </w:rPr>
-        <w:t>2026  |</w:t>
-      </w:r>
-      <w:proofErr w:type="gramEnd"/>
-      <w:r>
-        <w:rPr>
-          <w:color w:val="6B7280"/>
-          <w:sz w:val="20"/>
-          <w:szCs w:val="20"/>
-        </w:rPr>
-        <w:t xml:space="preserve">  </w:t>
-      </w:r>
-      <w:proofErr w:type="gramStart"/>
-      <w:r>
-        <w:rPr>
-          <w:color w:val="6B7280"/>
-          <w:sz w:val="20"/>
-          <w:szCs w:val="20"/>
-        </w:rPr>
-        <w:t>Confidential  |</w:t>
-      </w:r>
-      <w:proofErr w:type="gramEnd"/>
-      <w:r>
-        <w:rPr>
-          <w:color w:val="6B7280"/>
-          <w:sz w:val="20"/>
-          <w:szCs w:val="20"/>
-        </w:rPr>
-        <w:t xml:space="preserve">  V2.0</w:t>
+        <w:t>March 2026  |  Confidential  |  V2.0</w:t>
       </w:r>
     </w:p>
     <w:p>
@@ -188,23 +130,7 @@
         <w:spacing w:after="100"/>
       </w:pPr>
       <w:r>
-        <w:t xml:space="preserve">This document outlines Kame’s pre-launch social media marketing strategy to achieve 10,000 waitlist signups and 1M aggregate social impressions before app store launch. V2.0 adds </w:t>
-      </w:r>
-      <w:proofErr w:type="gramStart"/>
-      <w:r>
-        <w:t>a</w:t>
-      </w:r>
-      <w:proofErr w:type="gramEnd"/>
-      <w:r>
-        <w:t xml:space="preserve"> concrete 14-day launch sprint with daily to-dos and a fully automated marketing workflow using </w:t>
-      </w:r>
-      <w:proofErr w:type="gramStart"/>
-      <w:r>
-        <w:t>agentic</w:t>
-      </w:r>
-      <w:proofErr w:type="gramEnd"/>
-      <w:r>
-        <w:t xml:space="preserve"> AI tools.</w:t>
+        <w:t>This document outlines Kame’s pre-launch social media marketing strategy to achieve 10,000 waitlist signups and 1M aggregate social impressions before app store launch. V2.0 adds a concrete 14-day launch sprint with daily to-dos and a fully automated marketing workflow using agentic AI tools.</w:t>
       </w:r>
     </w:p>
     <w:p>
@@ -224,23 +150,7 @@
         <w:t xml:space="preserve">Core Thesis: </w:t>
       </w:r>
       <w:r>
-        <w:t xml:space="preserve">Kame’s AI virtual try-on produces inherently viral “before/after” content. The strategy combines a Robinhood-style referral waitlist, SKIMS-inspired 3-layer influence model, </w:t>
-      </w:r>
-      <w:proofErr w:type="spellStart"/>
-      <w:r>
-        <w:t>Gymshark</w:t>
-      </w:r>
-      <w:proofErr w:type="spellEnd"/>
-      <w:r>
-        <w:t xml:space="preserve">-style community challenges, and </w:t>
-      </w:r>
-      <w:proofErr w:type="spellStart"/>
-      <w:r>
-        <w:t>Cluely</w:t>
-      </w:r>
-      <w:proofErr w:type="spellEnd"/>
-      <w:r>
-        <w:t>-level founder-led content intensity — all powered by an automated n8n/Make.com pipeline.</w:t>
+        <w:t>Kame’s AI virtual try-on produces inherently viral “before/after” content. The strategy combines a Robinhood-style referral waitlist, SKIMS-inspired 3-layer influence model, Gymshark-style community challenges, and Cluely-level founder-led content intensity — all powered by an automated n8n/Make.com pipeline.</w:t>
       </w:r>
     </w:p>
     <w:p>
@@ -325,22 +235,10 @@
           <w:b/>
           <w:bCs/>
         </w:rPr>
-        <w:t xml:space="preserve">Flywheel 1 — Social Traction </w:t>
-      </w:r>
-      <w:proofErr w:type="gramStart"/>
-      <w:r>
-        <w:rPr>
-          <w:b/>
-          <w:bCs/>
-        </w:rPr>
-        <w:t xml:space="preserve">Engine: </w:t>
-      </w:r>
-      <w:r>
-        <w:t>@</w:t>
-      </w:r>
-      <w:proofErr w:type="gramEnd"/>
-      <w:r>
-        <w:t>kameapp (brand account) publishes polished UI mockups, AI try-on demos, and product teasers. Builds brand credibility as the “storefront.”</w:t>
+        <w:t xml:space="preserve">Flywheel 1 — Social Traction Engine: </w:t>
+      </w:r>
+      <w:r>
+        <w:t>@kameapp (brand account) publishes polished UI mockups, AI try-on demos, and product teasers. Builds brand credibility as the “storefront.”</w:t>
       </w:r>
     </w:p>
     <w:p>
@@ -355,15 +253,7 @@
         <w:t xml:space="preserve">Flywheel 2 — Founder Story Engine: </w:t>
       </w:r>
       <w:r>
-        <w:t xml:space="preserve">Jo and Ryan’s personal accounts share BTS content: building the app, leaving corporate, the emotional journey. Builds parasocial </w:t>
-      </w:r>
-      <w:proofErr w:type="gramStart"/>
-      <w:r>
-        <w:t>connection</w:t>
-      </w:r>
-      <w:proofErr w:type="gramEnd"/>
-      <w:r>
-        <w:t xml:space="preserve"> and drives traffic to the brand account and waitlist.</w:t>
+        <w:t>Jo and Ryan’s personal accounts share BTS content: building the app, leaving corporate, the emotional journey. Builds parasocial connection and drives traffic to the brand account and waitlist.</w:t>
       </w:r>
     </w:p>
     <w:p>
@@ -383,15 +273,7 @@
         <w:t xml:space="preserve">The Connection: </w:t>
       </w:r>
       <w:r>
-        <w:t xml:space="preserve">Every founder reel links </w:t>
-      </w:r>
-      <w:proofErr w:type="gramStart"/>
-      <w:r>
-        <w:t>to @</w:t>
-      </w:r>
-      <w:proofErr w:type="gramEnd"/>
-      <w:r>
-        <w:t>kameapp. Every brand post links to the waitlist. The waitlist has referral mechanics that create a third viral loop. All three loops compound.</w:t>
+        <w:t>Every founder reel links to @kameapp. Every brand post links to the waitlist. The waitlist has referral mechanics that create a third viral loop. All three loops compound.</w:t>
       </w:r>
     </w:p>
     <w:p>
@@ -450,15 +332,7 @@
         <w:t xml:space="preserve">Rule 3 — Raw beats polished: </w:t>
       </w:r>
       <w:r>
-        <w:t xml:space="preserve">Overly produced content is ignored as “noise.” The 2026 aesthetic is handheld, honest, </w:t>
-      </w:r>
-      <w:proofErr w:type="gramStart"/>
-      <w:r>
-        <w:t>founder-led</w:t>
-      </w:r>
-      <w:proofErr w:type="gramEnd"/>
-      <w:r>
-        <w:t>.</w:t>
+        <w:t>Overly produced content is ignored as “noise.” The 2026 aesthetic is handheld, honest, founder-led.</w:t>
       </w:r>
     </w:p>
     <w:p>
@@ -526,37 +400,8 @@
         </w:rPr>
         <w:t xml:space="preserve">Recommended Platform: </w:t>
       </w:r>
-      <w:proofErr w:type="spellStart"/>
-      <w:r>
-        <w:t>GetWaitlist</w:t>
-      </w:r>
-      <w:proofErr w:type="spellEnd"/>
-      <w:r>
-        <w:t xml:space="preserve"> ($15/</w:t>
-      </w:r>
-      <w:proofErr w:type="spellStart"/>
-      <w:r>
-        <w:t>mo</w:t>
-      </w:r>
-      <w:proofErr w:type="spellEnd"/>
-      <w:r>
-        <w:t xml:space="preserve">) — best balance of referral tracking, free tier for testing, and ease of setup. Alternative: </w:t>
-      </w:r>
-      <w:proofErr w:type="spellStart"/>
-      <w:r>
-        <w:t>KickoffLabs</w:t>
-      </w:r>
-      <w:proofErr w:type="spellEnd"/>
-      <w:r>
-        <w:t xml:space="preserve"> ($29/</w:t>
-      </w:r>
-      <w:proofErr w:type="spellStart"/>
-      <w:r>
-        <w:t>mo</w:t>
-      </w:r>
-      <w:proofErr w:type="spellEnd"/>
-      <w:r>
-        <w:t>) for more gamification.</w:t>
+      <w:r>
+        <w:t>GetWaitlist ($15/mo) — best balance of referral tracking, free tier for testing, and ease of setup. Alternative: KickoffLabs ($29/mo) for more gamification.</w:t>
       </w:r>
     </w:p>
     <w:p>
@@ -576,15 +421,7 @@
         <w:t xml:space="preserve">Landing Page (Single Page): </w:t>
       </w:r>
       <w:r>
-        <w:t>Built on Framer or Carrd ($0–10/</w:t>
-      </w:r>
-      <w:proofErr w:type="spellStart"/>
-      <w:r>
-        <w:t>mo</w:t>
-      </w:r>
-      <w:proofErr w:type="spellEnd"/>
-      <w:r>
-        <w:t>). Domain: joinkame.com or trykame.com.</w:t>
+        <w:t>Built on Framer or Carrd ($0–10/mo). Domain: joinkame.com or trykame.com.</w:t>
       </w:r>
     </w:p>
     <w:p>
@@ -689,15 +526,7 @@
         <w:spacing w:after="60"/>
       </w:pPr>
       <w:r>
-        <w:t xml:space="preserve">5 referrals → </w:t>
-      </w:r>
-      <w:proofErr w:type="gramStart"/>
-      <w:r>
-        <w:t>1 month</w:t>
-      </w:r>
-      <w:proofErr w:type="gramEnd"/>
-      <w:r>
-        <w:t xml:space="preserve"> free Premium at launch</w:t>
+        <w:t>5 referrals → 1 month free Premium at launch</w:t>
       </w:r>
     </w:p>
     <w:p>
@@ -784,15 +613,7 @@
         <w:t xml:space="preserve">Purpose: </w:t>
       </w:r>
       <w:r>
-        <w:t xml:space="preserve">Professional, aspirational, </w:t>
-      </w:r>
-      <w:proofErr w:type="gramStart"/>
-      <w:r>
-        <w:t>product-focused</w:t>
-      </w:r>
-      <w:proofErr w:type="gramEnd"/>
-      <w:r>
-        <w:t>. Where investors, press, and users see a polished brand.</w:t>
+        <w:t>Professional, aspirational, product-focused. Where investors, press, and users see a polished brand.</w:t>
       </w:r>
     </w:p>
     <w:p>
@@ -842,15 +663,7 @@
         <w:t xml:space="preserve">Pillar C — Fashion Education (20%): </w:t>
       </w:r>
       <w:r>
-        <w:t xml:space="preserve">Carousels like “5 outfit combos under $50”, “How to dress for your body shape.” Builds </w:t>
-      </w:r>
-      <w:proofErr w:type="gramStart"/>
-      <w:r>
-        <w:t>audience</w:t>
-      </w:r>
-      <w:proofErr w:type="gramEnd"/>
-      <w:r>
-        <w:t xml:space="preserve"> beyond app-interested users.</w:t>
+        <w:t>Carousels like “5 outfit combos under $50”, “How to dress for your body shape.” Builds audience beyond app-interested users.</w:t>
       </w:r>
     </w:p>
     <w:p>
@@ -1960,23 +1773,7 @@
         <w:spacing w:after="140"/>
       </w:pPr>
       <w:r>
-        <w:t xml:space="preserve">7.1 </w:t>
-      </w:r>
-      <w:proofErr w:type="spellStart"/>
-      <w:r>
-        <w:t>Cluely</w:t>
-      </w:r>
-      <w:proofErr w:type="spellEnd"/>
-      <w:r>
-        <w:t xml:space="preserve"> (</w:t>
-      </w:r>
-      <w:proofErr w:type="gramStart"/>
-      <w:r>
-        <w:t>2025) —</w:t>
-      </w:r>
-      <w:proofErr w:type="gramEnd"/>
-      <w:r>
-        <w:t xml:space="preserve"> Founder-Led Viral Machine</w:t>
+        <w:t>7.1 Cluely (2025) — Founder-Led Viral Machine</w:t>
       </w:r>
     </w:p>
     <w:p>
@@ -2035,13 +1832,8 @@
         </w:rPr>
         <w:t xml:space="preserve">Warning: </w:t>
       </w:r>
-      <w:proofErr w:type="spellStart"/>
-      <w:r>
-        <w:t>Cluely</w:t>
-      </w:r>
-      <w:proofErr w:type="spellEnd"/>
-      <w:r>
-        <w:t xml:space="preserve"> later admitted to lying about revenue. Virality without product-market fit is unsustainable. Attention is fuel, not the engine.</w:t>
+      <w:r>
+        <w:t>Cluely later admitted to lying about revenue. Virality without product-market fit is unsustainable. Attention is fuel, not the engine.</w:t>
       </w:r>
     </w:p>
     <w:p>
@@ -2085,15 +1877,7 @@
         <w:t xml:space="preserve">Result: </w:t>
       </w:r>
       <w:r>
-        <w:t xml:space="preserve">$4B valuation. 7M IG followers. 56,000 </w:t>
-      </w:r>
-      <w:proofErr w:type="gramStart"/>
-      <w:r>
-        <w:t>creator mentions</w:t>
-      </w:r>
-      <w:proofErr w:type="gramEnd"/>
-      <w:r>
-        <w:t xml:space="preserve"> by 2024.</w:t>
+        <w:t>$4B valuation. 7M IG followers. 56,000 creator mentions by 2024.</w:t>
       </w:r>
     </w:p>
     <w:p>
@@ -2123,15 +1907,7 @@
         <w:t xml:space="preserve">Key Tactic — Cultural Timing: </w:t>
       </w:r>
       <w:r>
-        <w:t xml:space="preserve">Campus Collection timed to </w:t>
-      </w:r>
-      <w:proofErr w:type="spellStart"/>
-      <w:r>
-        <w:t>RushTok</w:t>
-      </w:r>
-      <w:proofErr w:type="spellEnd"/>
-      <w:r>
-        <w:t xml:space="preserve"> trend. Real college students, not models. Olympics partnership. Every drop is an event.</w:t>
+        <w:t>Campus Collection timed to RushTok trend. Real college students, not models. Olympics partnership. Every drop is an event.</w:t>
       </w:r>
     </w:p>
     <w:p>
@@ -2160,23 +1936,7 @@
         <w:spacing w:after="140"/>
       </w:pPr>
       <w:r>
-        <w:t xml:space="preserve">7.3 </w:t>
-      </w:r>
-      <w:proofErr w:type="spellStart"/>
-      <w:r>
-        <w:t>Gymshark</w:t>
-      </w:r>
-      <w:proofErr w:type="spellEnd"/>
-      <w:r>
-        <w:t xml:space="preserve"> (</w:t>
-      </w:r>
-      <w:proofErr w:type="gramStart"/>
-      <w:r>
-        <w:t>Ongoing) —</w:t>
-      </w:r>
-      <w:proofErr w:type="gramEnd"/>
-      <w:r>
-        <w:t xml:space="preserve"> Community Challenge Flywheel</w:t>
+        <w:t>7.3 Gymshark (Ongoing) — Community Challenge Flywheel</w:t>
       </w:r>
     </w:p>
     <w:p>
@@ -2203,22 +1963,10 @@
           <w:b/>
           <w:bCs/>
         </w:rPr>
-        <w:t xml:space="preserve">Key Tactic — Habit </w:t>
-      </w:r>
-      <w:proofErr w:type="gramStart"/>
-      <w:r>
-        <w:rPr>
-          <w:b/>
-          <w:bCs/>
-        </w:rPr>
-        <w:t xml:space="preserve">Challenge: </w:t>
-      </w:r>
-      <w:r>
-        <w:t>#</w:t>
-      </w:r>
-      <w:proofErr w:type="gramEnd"/>
-      <w:r>
-        <w:t>Gymshark66 (66 days to form a habit). Users share daily progress. Creates months of UGC and keeps audience engaged.</w:t>
+        <w:t xml:space="preserve">Key Tactic — Habit Challenge: </w:t>
+      </w:r>
+      <w:r>
+        <w:t>#Gymshark66 (66 days to form a habit). Users share daily progress. Creates months of UGC and keeps audience engaged.</w:t>
       </w:r>
     </w:p>
     <w:p>
@@ -2247,15 +1995,7 @@
         <w:spacing w:after="140"/>
       </w:pPr>
       <w:r>
-        <w:t xml:space="preserve">7.4 </w:t>
-      </w:r>
-      <w:proofErr w:type="spellStart"/>
-      <w:r>
-        <w:t>Olipop</w:t>
-      </w:r>
-      <w:proofErr w:type="spellEnd"/>
-      <w:r>
-        <w:t xml:space="preserve"> (2024–2025) — Organic Trend Amplification</w:t>
+        <w:t>7.4 Olipop (2024–2025) — Organic Trend Amplification</w:t>
       </w:r>
     </w:p>
     <w:p>
@@ -2285,15 +2025,7 @@
         <w:t xml:space="preserve">Key Tactic: </w:t>
       </w:r>
       <w:r>
-        <w:t xml:space="preserve">Didn’t manufacture the trend. Users created “Sleepy Girl Mocktail” organically. </w:t>
-      </w:r>
-      <w:proofErr w:type="spellStart"/>
-      <w:r>
-        <w:t>Olipop</w:t>
-      </w:r>
-      <w:proofErr w:type="spellEnd"/>
-      <w:r>
-        <w:t xml:space="preserve"> amplified what was already happening.</w:t>
+        <w:t>Didn’t manufacture the trend. Users created “Sleepy Girl Mocktail” organically. Olipop amplified what was already happening.</w:t>
       </w:r>
     </w:p>
     <w:p>
@@ -2331,15 +2063,7 @@
         <w:spacing w:after="100"/>
       </w:pPr>
       <w:r>
-        <w:t xml:space="preserve">Goal: Set up all marketing infrastructure, publish first content, open waitlist, and establish automated workflows within 2 weeks. Each day has a primary </w:t>
-      </w:r>
-      <w:proofErr w:type="gramStart"/>
-      <w:r>
-        <w:t>owner</w:t>
-      </w:r>
-      <w:proofErr w:type="gramEnd"/>
-      <w:r>
-        <w:t xml:space="preserve"> (Jo or Ryan) and estimated hours.</w:t>
+        <w:t>Goal: Set up all marketing infrastructure, publish first content, open waitlist, and establish automated workflows within 2 weeks. Each day has a primary owner (Jo or Ryan) and estimated hours.</w:t>
       </w:r>
     </w:p>
     <w:p>
@@ -2367,15 +2091,7 @@
         <w:spacing w:after="100"/>
       </w:pPr>
       <w:r>
-        <w:t>Day 1 (</w:t>
-      </w:r>
-      <w:proofErr w:type="gramStart"/>
-      <w:r>
-        <w:t>Monday) —</w:t>
-      </w:r>
-      <w:proofErr w:type="gramEnd"/>
-      <w:r>
-        <w:t xml:space="preserve"> Domain, Waitlist Platform &amp; Brand Accounts</w:t>
+        <w:t>Day 1 (Monday) — Domain, Waitlist Platform &amp; Brand Accounts</w:t>
       </w:r>
     </w:p>
     <w:p>
@@ -2411,9 +2127,9 @@
         <w:tblLook w:val="0000" w:firstRow="0" w:lastRow="0" w:firstColumn="0" w:lastColumn="0" w:noHBand="0" w:noVBand="0"/>
       </w:tblPr>
       <w:tblGrid>
-        <w:gridCol w:w="2200"/>
-        <w:gridCol w:w="5960"/>
-        <w:gridCol w:w="1200"/>
+        <w:gridCol w:w="2182"/>
+        <w:gridCol w:w="5876"/>
+        <w:gridCol w:w="1302"/>
       </w:tblGrid>
       <w:tr>
         <w:tblPrEx>
@@ -2592,11 +2308,7 @@
           </w:tcPr>
           <w:p>
             <w:r>
-              <w:rPr>
-                <w:sz w:val="19"/>
-                <w:szCs w:val="19"/>
-              </w:rPr>
-              <w:t>☐</w:t>
+              <w:t>/</w:t>
             </w:r>
           </w:p>
         </w:tc>
@@ -2632,19 +2344,8 @@
                 <w:sz w:val="19"/>
                 <w:szCs w:val="19"/>
               </w:rPr>
-              <w:t xml:space="preserve">Sign up </w:t>
-            </w:r>
-            <w:proofErr w:type="spellStart"/>
-            <w:r>
-              <w:rPr>
-                <w:b/>
-                <w:bCs/>
-                <w:sz w:val="19"/>
-                <w:szCs w:val="19"/>
-              </w:rPr>
-              <w:t>GetWaitlist</w:t>
-            </w:r>
-            <w:proofErr w:type="spellEnd"/>
+              <w:t>Sign up GetWaitlist</w:t>
+            </w:r>
           </w:p>
         </w:tc>
         <w:tc>
@@ -2669,23 +2370,7 @@
                 <w:sz w:val="19"/>
                 <w:szCs w:val="19"/>
               </w:rPr>
-              <w:t>Create account ($15/</w:t>
-            </w:r>
-            <w:proofErr w:type="spellStart"/>
-            <w:r>
-              <w:rPr>
-                <w:sz w:val="19"/>
-                <w:szCs w:val="19"/>
-              </w:rPr>
-              <w:t>mo</w:t>
-            </w:r>
-            <w:proofErr w:type="spellEnd"/>
-            <w:r>
-              <w:rPr>
-                <w:sz w:val="19"/>
-                <w:szCs w:val="19"/>
-              </w:rPr>
-              <w:t>). Configure referral tiers (3/5/10/25). Set up email confirmation.</w:t>
+              <w:t>Create account ($15/mo). Configure referral tiers (3/5/10/25). Set up email confirmation.</w:t>
             </w:r>
           </w:p>
         </w:tc>
@@ -2740,7 +2425,6 @@
             </w:tcMar>
           </w:tcPr>
           <w:p>
-            <w:proofErr w:type="gramStart"/>
             <w:r>
               <w:rPr>
                 <w:b/>
@@ -2748,17 +2432,7 @@
                 <w:sz w:val="19"/>
                 <w:szCs w:val="19"/>
               </w:rPr>
-              <w:t>Create @</w:t>
-            </w:r>
-            <w:proofErr w:type="gramEnd"/>
-            <w:r>
-              <w:rPr>
-                <w:b/>
-                <w:bCs/>
-                <w:sz w:val="19"/>
-                <w:szCs w:val="19"/>
-              </w:rPr>
-              <w:t>kameapp IG</w:t>
+              <w:t>Create @kameapp IG</w:t>
             </w:r>
           </w:p>
         </w:tc>
@@ -2784,37 +2458,7 @@
                 <w:sz w:val="19"/>
                 <w:szCs w:val="19"/>
               </w:rPr>
-              <w:t xml:space="preserve">Business account. Upload Kame logo. Write bio: “AI-powered fashion try-on. See it on YOU before you </w:t>
-            </w:r>
-            <w:proofErr w:type="gramStart"/>
-            <w:r>
-              <w:rPr>
-                <w:sz w:val="19"/>
-                <w:szCs w:val="19"/>
-              </w:rPr>
-              <w:t>buy</w:t>
-            </w:r>
-            <w:proofErr w:type="gramEnd"/>
-            <w:r>
-              <w:rPr>
-                <w:sz w:val="19"/>
-                <w:szCs w:val="19"/>
-              </w:rPr>
-              <w:t xml:space="preserve">. </w:t>
-            </w:r>
-            <w:r>
-              <w:rPr>
-                <w:sz w:val="19"/>
-                <w:szCs w:val="19"/>
-              </w:rPr>
-              <w:t>👇</w:t>
-            </w:r>
-            <w:r>
-              <w:rPr>
-                <w:sz w:val="19"/>
-                <w:szCs w:val="19"/>
-              </w:rPr>
-              <w:t xml:space="preserve"> Join the waitlist”. Link to waitlist.</w:t>
+              <w:t>Business account. Upload Kame logo. Write bio: “AI-powered fashion try-on. See it on YOU before you buy. 👇 Join the waitlist”. Link to waitlist.</w:t>
             </w:r>
           </w:p>
         </w:tc>
@@ -2836,11 +2480,7 @@
           </w:tcPr>
           <w:p>
             <w:r>
-              <w:rPr>
-                <w:sz w:val="19"/>
-                <w:szCs w:val="19"/>
-              </w:rPr>
-              <w:t>☐</w:t>
+              <w:t>/</w:t>
             </w:r>
           </w:p>
         </w:tc>
@@ -2869,7 +2509,6 @@
             </w:tcMar>
           </w:tcPr>
           <w:p>
-            <w:proofErr w:type="gramStart"/>
             <w:r>
               <w:rPr>
                 <w:b/>
@@ -2877,17 +2516,7 @@
                 <w:sz w:val="19"/>
                 <w:szCs w:val="19"/>
               </w:rPr>
-              <w:t>Create @</w:t>
-            </w:r>
-            <w:proofErr w:type="gramEnd"/>
-            <w:r>
-              <w:rPr>
-                <w:b/>
-                <w:bCs/>
-                <w:sz w:val="19"/>
-                <w:szCs w:val="19"/>
-              </w:rPr>
-              <w:t>kameapp TikTok</w:t>
+              <w:t>Create @kameapp TikTok</w:t>
             </w:r>
           </w:p>
         </w:tc>
@@ -2935,11 +2564,7 @@
           </w:tcPr>
           <w:p>
             <w:r>
-              <w:rPr>
-                <w:sz w:val="19"/>
-                <w:szCs w:val="19"/>
-              </w:rPr>
-              <w:t>☐</w:t>
+              <w:t>Deprioritize</w:t>
             </w:r>
           </w:p>
         </w:tc>
@@ -2975,19 +2600,8 @@
                 <w:sz w:val="19"/>
                 <w:szCs w:val="19"/>
               </w:rPr>
-              <w:t xml:space="preserve">Set up </w:t>
-            </w:r>
-            <w:proofErr w:type="spellStart"/>
-            <w:r>
-              <w:rPr>
-                <w:b/>
-                <w:bCs/>
-                <w:sz w:val="19"/>
-                <w:szCs w:val="19"/>
-              </w:rPr>
-              <w:t>Linktree</w:t>
-            </w:r>
-            <w:proofErr w:type="spellEnd"/>
+              <w:t>Set up Linktree</w:t>
+            </w:r>
           </w:p>
         </w:tc>
         <w:tc>
@@ -3034,11 +2648,7 @@
           </w:tcPr>
           <w:p>
             <w:r>
-              <w:rPr>
-                <w:sz w:val="19"/>
-                <w:szCs w:val="19"/>
-              </w:rPr>
-              <w:t>☐</w:t>
+              <w:t>Deprioritize</w:t>
             </w:r>
           </w:p>
         </w:tc>
@@ -3122,11 +2732,7 @@
           </w:tcPr>
           <w:p>
             <w:r>
-              <w:rPr>
-                <w:sz w:val="19"/>
-                <w:szCs w:val="19"/>
-              </w:rPr>
-              <w:t>☐</w:t>
+              <w:t>Deprioritize</w:t>
             </w:r>
           </w:p>
         </w:tc>
@@ -3143,15 +2749,7 @@
         <w:spacing w:after="100"/>
       </w:pPr>
       <w:r>
-        <w:t>Day 2 (</w:t>
-      </w:r>
-      <w:proofErr w:type="gramStart"/>
-      <w:r>
-        <w:t>Tuesday) —</w:t>
-      </w:r>
-      <w:proofErr w:type="gramEnd"/>
-      <w:r>
-        <w:t xml:space="preserve"> Landing Page Build</w:t>
+        <w:t>Day 2 (Tuesday) — Landing Page Build</w:t>
       </w:r>
     </w:p>
     <w:p>
@@ -3408,27 +3006,7 @@
                 <w:sz w:val="19"/>
                 <w:szCs w:val="19"/>
               </w:rPr>
-              <w:t xml:space="preserve">Embed </w:t>
-            </w:r>
-            <w:proofErr w:type="spellStart"/>
-            <w:r>
-              <w:rPr>
-                <w:b/>
-                <w:bCs/>
-                <w:sz w:val="19"/>
-                <w:szCs w:val="19"/>
-              </w:rPr>
-              <w:t>GetWaitlist</w:t>
-            </w:r>
-            <w:proofErr w:type="spellEnd"/>
-            <w:r>
-              <w:rPr>
-                <w:b/>
-                <w:bCs/>
-                <w:sz w:val="19"/>
-                <w:szCs w:val="19"/>
-              </w:rPr>
-              <w:t xml:space="preserve"> widget</w:t>
+              <w:t>Embed GetWaitlist widget</w:t>
             </w:r>
           </w:p>
         </w:tc>
@@ -3454,23 +3032,7 @@
                 <w:sz w:val="19"/>
                 <w:szCs w:val="19"/>
               </w:rPr>
-              <w:t xml:space="preserve">Follow </w:t>
-            </w:r>
-            <w:proofErr w:type="spellStart"/>
-            <w:r>
-              <w:rPr>
-                <w:sz w:val="19"/>
-                <w:szCs w:val="19"/>
-              </w:rPr>
-              <w:t>GetWaitlist</w:t>
-            </w:r>
-            <w:proofErr w:type="spellEnd"/>
-            <w:r>
-              <w:rPr>
-                <w:sz w:val="19"/>
-                <w:szCs w:val="19"/>
-              </w:rPr>
-              <w:t xml:space="preserve"> embed docs. Test signup → confirmation → referral page flow.</w:t>
+              <w:t>Follow GetWaitlist embed docs. Test signup → confirmation → referral page flow.</w:t>
             </w:r>
           </w:p>
         </w:tc>
@@ -3646,23 +3208,7 @@
                 <w:sz w:val="19"/>
                 <w:szCs w:val="19"/>
               </w:rPr>
-              <w:t xml:space="preserve">Add GA4 tag to landing page. Set up conversion </w:t>
-            </w:r>
-            <w:proofErr w:type="gramStart"/>
-            <w:r>
-              <w:rPr>
-                <w:sz w:val="19"/>
-                <w:szCs w:val="19"/>
-              </w:rPr>
-              <w:t>event</w:t>
-            </w:r>
-            <w:proofErr w:type="gramEnd"/>
-            <w:r>
-              <w:rPr>
-                <w:sz w:val="19"/>
-                <w:szCs w:val="19"/>
-              </w:rPr>
-              <w:t xml:space="preserve"> for signups.</w:t>
+              <w:t>Add GA4 tag to landing page. Set up conversion event for signups.</w:t>
             </w:r>
           </w:p>
         </w:tc>
@@ -3793,15 +3339,7 @@
         <w:spacing w:after="100"/>
       </w:pPr>
       <w:r>
-        <w:t>Day 3 (</w:t>
-      </w:r>
-      <w:proofErr w:type="gramStart"/>
-      <w:r>
-        <w:t>Wednesday) —</w:t>
-      </w:r>
-      <w:proofErr w:type="gramEnd"/>
-      <w:r>
-        <w:t xml:space="preserve"> Design System &amp; Content Templates</w:t>
+        <w:t>Day 3 (Wednesday) — Design System &amp; Content Templates</w:t>
       </w:r>
     </w:p>
     <w:p>
@@ -4261,23 +3799,7 @@
                 <w:sz w:val="19"/>
                 <w:szCs w:val="19"/>
               </w:rPr>
-              <w:t xml:space="preserve">Use Claude to draft. Mix </w:t>
-            </w:r>
-            <w:proofErr w:type="gramStart"/>
-            <w:r>
-              <w:rPr>
-                <w:sz w:val="19"/>
-                <w:szCs w:val="19"/>
-              </w:rPr>
-              <w:t>of:</w:t>
-            </w:r>
-            <w:proofErr w:type="gramEnd"/>
-            <w:r>
-              <w:rPr>
-                <w:sz w:val="19"/>
-                <w:szCs w:val="19"/>
-              </w:rPr>
-              <w:t xml:space="preserve"> 3 try-on demos, 3 founder BTS, 2 fashion tips, 2 waitlist CTAs.</w:t>
+              <w:t>Use Claude to draft. Mix of: 3 try-on demos, 3 founder BTS, 2 fashion tips, 2 waitlist CTAs.</w:t>
             </w:r>
           </w:p>
         </w:tc>
@@ -4360,37 +3882,12 @@
             </w:tcMar>
           </w:tcPr>
           <w:p>
-            <w:proofErr w:type="gramStart"/>
-            <w:r>
-              <w:rPr>
-                <w:sz w:val="19"/>
-                <w:szCs w:val="19"/>
-              </w:rPr>
-              <w:t>Primary: #</w:t>
-            </w:r>
-            <w:proofErr w:type="gramEnd"/>
-            <w:r>
-              <w:rPr>
-                <w:sz w:val="19"/>
-                <w:szCs w:val="19"/>
-              </w:rPr>
-              <w:t xml:space="preserve">KameFashion #AITryOn #VirtualTryOn #FashionTech. </w:t>
-            </w:r>
-            <w:proofErr w:type="gramStart"/>
-            <w:r>
-              <w:rPr>
-                <w:sz w:val="19"/>
-                <w:szCs w:val="19"/>
-              </w:rPr>
-              <w:t>Secondary: #</w:t>
-            </w:r>
-            <w:proofErr w:type="gramEnd"/>
-            <w:r>
-              <w:rPr>
-                <w:sz w:val="19"/>
-                <w:szCs w:val="19"/>
-              </w:rPr>
-              <w:t>OnlineShopping #OOTD #StyleTech.</w:t>
+            <w:r>
+              <w:rPr>
+                <w:sz w:val="19"/>
+                <w:szCs w:val="19"/>
+              </w:rPr>
+              <w:t>Primary: #KameFashion #AITryOn #VirtualTryOn #FashionTech. Secondary: #OnlineShopping #OOTD #StyleTech.</w:t>
             </w:r>
           </w:p>
         </w:tc>
@@ -4433,15 +3930,7 @@
         <w:spacing w:after="100"/>
       </w:pPr>
       <w:r>
-        <w:t>Day 4 (</w:t>
-      </w:r>
-      <w:proofErr w:type="gramStart"/>
-      <w:r>
-        <w:t>Thursday) —</w:t>
-      </w:r>
-      <w:proofErr w:type="gramEnd"/>
-      <w:r>
-        <w:t xml:space="preserve"> Automation Pipeline Setup</w:t>
+        <w:t>Day 4 (Thursday) — Automation Pipeline Setup</w:t>
       </w:r>
     </w:p>
     <w:p>
@@ -4724,23 +4213,7 @@
                 <w:sz w:val="19"/>
                 <w:szCs w:val="19"/>
               </w:rPr>
-              <w:t>Sign up n8n.io cloud ($20/</w:t>
-            </w:r>
-            <w:proofErr w:type="spellStart"/>
-            <w:r>
-              <w:rPr>
-                <w:sz w:val="19"/>
-                <w:szCs w:val="19"/>
-              </w:rPr>
-              <w:t>mo</w:t>
-            </w:r>
-            <w:proofErr w:type="spellEnd"/>
-            <w:r>
-              <w:rPr>
-                <w:sz w:val="19"/>
-                <w:szCs w:val="19"/>
-              </w:rPr>
-              <w:t>). Or self-host free on Railway.</w:t>
+              <w:t>Sign up n8n.io cloud ($20/mo). Or self-host free on Railway.</w:t>
             </w:r>
           </w:p>
         </w:tc>
@@ -4978,27 +4451,7 @@
                 <w:sz w:val="19"/>
                 <w:szCs w:val="19"/>
               </w:rPr>
-              <w:t xml:space="preserve">Set up </w:t>
-            </w:r>
-            <w:proofErr w:type="spellStart"/>
-            <w:r>
-              <w:rPr>
-                <w:b/>
-                <w:bCs/>
-                <w:sz w:val="19"/>
-                <w:szCs w:val="19"/>
-              </w:rPr>
-              <w:t>CapCut</w:t>
-            </w:r>
-            <w:proofErr w:type="spellEnd"/>
-            <w:r>
-              <w:rPr>
-                <w:b/>
-                <w:bCs/>
-                <w:sz w:val="19"/>
-                <w:szCs w:val="19"/>
-              </w:rPr>
-              <w:t xml:space="preserve"> account</w:t>
+              <w:t>Set up CapCut account</w:t>
             </w:r>
           </w:p>
         </w:tc>
@@ -5067,15 +4520,7 @@
         <w:spacing w:after="100"/>
       </w:pPr>
       <w:r>
-        <w:t>Day 5 (</w:t>
-      </w:r>
-      <w:proofErr w:type="gramStart"/>
-      <w:r>
-        <w:t>Friday) —</w:t>
-      </w:r>
-      <w:proofErr w:type="gramEnd"/>
-      <w:r>
-        <w:t xml:space="preserve"> Content Production Day #1</w:t>
+        <w:t>Day 5 (Friday) — Content Production Day #1</w:t>
       </w:r>
     </w:p>
     <w:p>
@@ -5332,19 +4777,8 @@
                 <w:sz w:val="19"/>
                 <w:szCs w:val="19"/>
               </w:rPr>
-              <w:t xml:space="preserve">Edit in </w:t>
-            </w:r>
-            <w:proofErr w:type="spellStart"/>
-            <w:r>
-              <w:rPr>
-                <w:b/>
-                <w:bCs/>
-                <w:sz w:val="19"/>
-                <w:szCs w:val="19"/>
-              </w:rPr>
-              <w:t>CapCut</w:t>
-            </w:r>
-            <w:proofErr w:type="spellEnd"/>
+              <w:t>Edit in CapCut</w:t>
+            </w:r>
           </w:p>
         </w:tc>
         <w:tc>
@@ -6047,23 +5481,7 @@
                 <w:sz w:val="19"/>
                 <w:szCs w:val="19"/>
               </w:rPr>
-              <w:t xml:space="preserve">Parallel post from </w:t>
-            </w:r>
-            <w:proofErr w:type="spellStart"/>
-            <w:r>
-              <w:rPr>
-                <w:sz w:val="19"/>
-                <w:szCs w:val="19"/>
-              </w:rPr>
-              <w:t>foodpanda</w:t>
-            </w:r>
-            <w:proofErr w:type="spellEnd"/>
-            <w:r>
-              <w:rPr>
-                <w:sz w:val="19"/>
-                <w:szCs w:val="19"/>
-              </w:rPr>
-              <w:t>/strategy angle.</w:t>
+              <w:t>Parallel post from foodpanda/strategy angle.</w:t>
             </w:r>
           </w:p>
         </w:tc>
@@ -6213,19 +5631,8 @@
                 <w:sz w:val="19"/>
                 <w:szCs w:val="19"/>
               </w:rPr>
-              <w:t xml:space="preserve">Submit to </w:t>
-            </w:r>
-            <w:proofErr w:type="spellStart"/>
-            <w:r>
-              <w:rPr>
-                <w:b/>
-                <w:bCs/>
-                <w:sz w:val="19"/>
-                <w:szCs w:val="19"/>
-              </w:rPr>
-              <w:t>BetaList</w:t>
-            </w:r>
-            <w:proofErr w:type="spellEnd"/>
+              <w:t>Submit to BetaList</w:t>
+            </w:r>
           </w:p>
         </w:tc>
         <w:tc>
@@ -6395,15 +5802,7 @@
         <w:spacing w:after="100"/>
       </w:pPr>
       <w:r>
-        <w:t>Day 8 (</w:t>
-      </w:r>
-      <w:proofErr w:type="gramStart"/>
-      <w:r>
-        <w:t>Monday) —</w:t>
-      </w:r>
-      <w:proofErr w:type="gramEnd"/>
-      <w:r>
-        <w:t xml:space="preserve"> Influencer Outreach Begins</w:t>
+        <w:t>Day 8 (Monday) — Influencer Outreach Begins</w:t>
       </w:r>
     </w:p>
     <w:p>
@@ -6774,23 +6173,7 @@
                 <w:sz w:val="19"/>
                 <w:szCs w:val="19"/>
               </w:rPr>
-              <w:t xml:space="preserve">Personalize each one. </w:t>
-            </w:r>
-            <w:proofErr w:type="gramStart"/>
-            <w:r>
-              <w:rPr>
-                <w:sz w:val="19"/>
-                <w:szCs w:val="19"/>
-              </w:rPr>
-              <w:t>Reference</w:t>
-            </w:r>
-            <w:proofErr w:type="gramEnd"/>
-            <w:r>
-              <w:rPr>
-                <w:sz w:val="19"/>
-                <w:szCs w:val="19"/>
-              </w:rPr>
-              <w:t xml:space="preserve"> their recent post. Don’t copy-paste.</w:t>
+              <w:t>Personalize each one. Reference their recent post. Don’t copy-paste.</w:t>
             </w:r>
           </w:p>
         </w:tc>
@@ -6921,15 +6304,7 @@
         <w:spacing w:after="100"/>
       </w:pPr>
       <w:r>
-        <w:t>Day 9 (</w:t>
-      </w:r>
-      <w:proofErr w:type="gramStart"/>
-      <w:r>
-        <w:t>Tuesday) —</w:t>
-      </w:r>
-      <w:proofErr w:type="gramEnd"/>
-      <w:r>
-        <w:t xml:space="preserve"> Content Production Day #2</w:t>
+        <w:t>Day 9 (Tuesday) — Content Production Day #2</w:t>
       </w:r>
     </w:p>
     <w:p>
@@ -7207,21 +6582,12 @@
             </w:tcMar>
           </w:tcPr>
           <w:p>
-            <w:proofErr w:type="spellStart"/>
-            <w:r>
-              <w:rPr>
-                <w:sz w:val="19"/>
-                <w:szCs w:val="19"/>
-              </w:rPr>
-              <w:t>CapCut</w:t>
-            </w:r>
-            <w:proofErr w:type="spellEnd"/>
-            <w:r>
-              <w:rPr>
-                <w:sz w:val="19"/>
-                <w:szCs w:val="19"/>
-              </w:rPr>
-              <w:t xml:space="preserve"> editing. Schedule for remainder of Week 2.</w:t>
+            <w:r>
+              <w:rPr>
+                <w:sz w:val="19"/>
+                <w:szCs w:val="19"/>
+              </w:rPr>
+              <w:t>CapCut editing. Schedule for remainder of Week 2.</w:t>
             </w:r>
           </w:p>
         </w:tc>
@@ -7812,23 +7178,7 @@
                 <w:sz w:val="19"/>
                 <w:szCs w:val="19"/>
               </w:rPr>
-              <w:t>r/startups, r/</w:t>
-            </w:r>
-            <w:proofErr w:type="spellStart"/>
-            <w:r>
-              <w:rPr>
-                <w:sz w:val="19"/>
-                <w:szCs w:val="19"/>
-              </w:rPr>
-              <w:t>fashiontech</w:t>
-            </w:r>
-            <w:proofErr w:type="spellEnd"/>
-            <w:r>
-              <w:rPr>
-                <w:sz w:val="19"/>
-                <w:szCs w:val="19"/>
-              </w:rPr>
-              <w:t>, r/Entrepreneur. Genuine value posts, not spam. Share the founder story.</w:t>
+              <w:t>r/startups, r/fashiontech, r/Entrepreneur. Genuine value posts, not spam. Share the founder story.</w:t>
             </w:r>
           </w:p>
         </w:tc>
@@ -8047,15 +7397,7 @@
         <w:spacing w:after="100"/>
       </w:pPr>
       <w:r>
-        <w:t>Day 12 (</w:t>
-      </w:r>
-      <w:proofErr w:type="gramStart"/>
-      <w:r>
-        <w:t>Friday) —</w:t>
-      </w:r>
-      <w:proofErr w:type="gramEnd"/>
-      <w:r>
-        <w:t xml:space="preserve"> Content Batch #3 &amp; Performance Review</w:t>
+        <w:t>Day 12 (Friday) — Content Batch #3 &amp; Performance Review</w:t>
       </w:r>
     </w:p>
     <w:p>
@@ -9105,23 +8447,7 @@
                 <w:sz w:val="19"/>
                 <w:szCs w:val="19"/>
               </w:rPr>
-              <w:t xml:space="preserve">500+ waitlist signups. 15+ pieces of content published. 5+ </w:t>
-            </w:r>
-            <w:proofErr w:type="gramStart"/>
-            <w:r>
-              <w:rPr>
-                <w:sz w:val="19"/>
-                <w:szCs w:val="19"/>
-              </w:rPr>
-              <w:t>influencer</w:t>
-            </w:r>
-            <w:proofErr w:type="gramEnd"/>
-            <w:r>
-              <w:rPr>
-                <w:sz w:val="19"/>
-                <w:szCs w:val="19"/>
-              </w:rPr>
-              <w:t xml:space="preserve"> partnerships initiated.</w:t>
+              <w:t>500+ waitlist signups. 15+ pieces of content published. 5+ influencer partnerships initiated.</w:t>
             </w:r>
           </w:p>
         </w:tc>
@@ -9441,33 +8767,8 @@
                 <w:sz w:val="19"/>
                 <w:szCs w:val="19"/>
               </w:rPr>
-              <w:t>Free (3ch, 10 posts) → $5/</w:t>
-            </w:r>
-            <w:proofErr w:type="spellStart"/>
-            <w:r>
-              <w:rPr>
-                <w:sz w:val="19"/>
-                <w:szCs w:val="19"/>
-              </w:rPr>
-              <w:t>ch</w:t>
-            </w:r>
-            <w:proofErr w:type="spellEnd"/>
-            <w:r>
-              <w:rPr>
-                <w:sz w:val="19"/>
-                <w:szCs w:val="19"/>
-              </w:rPr>
-              <w:t>/</w:t>
-            </w:r>
-            <w:proofErr w:type="spellStart"/>
-            <w:r>
-              <w:rPr>
-                <w:sz w:val="19"/>
-                <w:szCs w:val="19"/>
-              </w:rPr>
-              <w:t>mo</w:t>
-            </w:r>
-            <w:proofErr w:type="spellEnd"/>
+              <w:t>Free (3ch, 10 posts) → $5/ch/mo</w:t>
+            </w:r>
           </w:p>
         </w:tc>
         <w:tc>
@@ -9544,14 +8845,7 @@
                 <w:sz w:val="19"/>
                 <w:szCs w:val="19"/>
               </w:rPr>
-              <w:t>✅</w:t>
-            </w:r>
-            <w:r>
-              <w:rPr>
-                <w:sz w:val="19"/>
-                <w:szCs w:val="19"/>
-              </w:rPr>
-              <w:t xml:space="preserve"> START HERE</w:t>
+              <w:t>✅ START HERE</w:t>
             </w:r>
           </w:p>
         </w:tc>
@@ -9611,17 +8905,8 @@
                 <w:sz w:val="19"/>
                 <w:szCs w:val="19"/>
               </w:rPr>
-              <w:t>$16.67/</w:t>
-            </w:r>
-            <w:proofErr w:type="spellStart"/>
-            <w:r>
-              <w:rPr>
-                <w:sz w:val="19"/>
-                <w:szCs w:val="19"/>
-              </w:rPr>
-              <w:t>mo</w:t>
-            </w:r>
-            <w:proofErr w:type="spellEnd"/>
+              <w:t>$16.67/mo</w:t>
+            </w:r>
           </w:p>
         </w:tc>
         <w:tc>
@@ -9727,7 +9012,6 @@
             </w:tcMar>
           </w:tcPr>
           <w:p>
-            <w:proofErr w:type="spellStart"/>
             <w:r>
               <w:rPr>
                 <w:sz w:val="19"/>
@@ -9735,7 +9019,6 @@
               </w:rPr>
               <w:t>SocialBee</w:t>
             </w:r>
-            <w:proofErr w:type="spellEnd"/>
           </w:p>
         </w:tc>
         <w:tc>
@@ -9760,17 +9043,8 @@
                 <w:sz w:val="19"/>
                 <w:szCs w:val="19"/>
               </w:rPr>
-              <w:t>$29/</w:t>
-            </w:r>
-            <w:proofErr w:type="spellStart"/>
-            <w:r>
-              <w:rPr>
-                <w:sz w:val="19"/>
-                <w:szCs w:val="19"/>
-              </w:rPr>
-              <w:t>mo</w:t>
-            </w:r>
-            <w:proofErr w:type="spellEnd"/>
+              <w:t>$29/mo</w:t>
+            </w:r>
           </w:p>
         </w:tc>
         <w:tc>
@@ -9876,7 +9150,6 @@
             </w:tcMar>
           </w:tcPr>
           <w:p>
-            <w:proofErr w:type="spellStart"/>
             <w:r>
               <w:rPr>
                 <w:sz w:val="19"/>
@@ -9884,7 +9157,6 @@
               </w:rPr>
               <w:t>Publer</w:t>
             </w:r>
-            <w:proofErr w:type="spellEnd"/>
           </w:p>
         </w:tc>
         <w:tc>
@@ -9909,17 +9181,8 @@
                 <w:sz w:val="19"/>
                 <w:szCs w:val="19"/>
               </w:rPr>
-              <w:t>$5–$12/</w:t>
-            </w:r>
-            <w:proofErr w:type="spellStart"/>
-            <w:r>
-              <w:rPr>
-                <w:sz w:val="19"/>
-                <w:szCs w:val="19"/>
-              </w:rPr>
-              <w:t>mo</w:t>
-            </w:r>
-            <w:proofErr w:type="spellEnd"/>
+              <w:t>$5–$12/mo</w:t>
+            </w:r>
           </w:p>
         </w:tc>
         <w:tc>
@@ -10014,15 +9277,7 @@
         <w:t xml:space="preserve">Recommendation: </w:t>
       </w:r>
       <w:r>
-        <w:t xml:space="preserve">Start with Buffer free tier. Move to Later or </w:t>
-      </w:r>
-      <w:proofErr w:type="spellStart"/>
-      <w:r>
-        <w:t>SocialBee</w:t>
-      </w:r>
-      <w:proofErr w:type="spellEnd"/>
-      <w:r>
-        <w:t xml:space="preserve"> when you hit 3+ accounts and 5K followers.</w:t>
+        <w:t>Start with Buffer free tier. Move to Later or SocialBee when you hit 3+ accounts and 5K followers.</w:t>
       </w:r>
     </w:p>
     <w:p>
@@ -10276,17 +9531,8 @@
                 <w:sz w:val="19"/>
                 <w:szCs w:val="19"/>
               </w:rPr>
-              <w:t>$13/</w:t>
-            </w:r>
-            <w:proofErr w:type="spellStart"/>
-            <w:r>
-              <w:rPr>
-                <w:sz w:val="19"/>
-                <w:szCs w:val="19"/>
-              </w:rPr>
-              <w:t>mo</w:t>
-            </w:r>
-            <w:proofErr w:type="spellEnd"/>
+              <w:t>$13/mo</w:t>
+            </w:r>
           </w:p>
         </w:tc>
         <w:tc>
@@ -10337,23 +9583,7 @@
                 <w:sz w:val="19"/>
                 <w:szCs w:val="19"/>
               </w:rPr>
-              <w:t xml:space="preserve">Video editing limited vs </w:t>
-            </w:r>
-            <w:proofErr w:type="spellStart"/>
-            <w:r>
-              <w:rPr>
-                <w:sz w:val="19"/>
-                <w:szCs w:val="19"/>
-              </w:rPr>
-              <w:t>CapCut</w:t>
-            </w:r>
-            <w:proofErr w:type="spellEnd"/>
-            <w:r>
-              <w:rPr>
-                <w:sz w:val="19"/>
-                <w:szCs w:val="19"/>
-              </w:rPr>
-              <w:t>. Carousel export needs manual tweaking.</w:t>
+              <w:t>Video editing limited vs CapCut. Carousel export needs manual tweaking.</w:t>
             </w:r>
           </w:p>
         </w:tc>
@@ -10379,14 +9609,7 @@
                 <w:sz w:val="19"/>
                 <w:szCs w:val="19"/>
               </w:rPr>
-              <w:t>✅</w:t>
-            </w:r>
-            <w:r>
-              <w:rPr>
-                <w:sz w:val="19"/>
-                <w:szCs w:val="19"/>
-              </w:rPr>
-              <w:t xml:space="preserve"> ESSENTIAL</w:t>
+              <w:t>✅ ESSENTIAL</w:t>
             </w:r>
           </w:p>
         </w:tc>
@@ -10415,7 +9638,6 @@
             </w:tcMar>
           </w:tcPr>
           <w:p>
-            <w:proofErr w:type="spellStart"/>
             <w:r>
               <w:rPr>
                 <w:sz w:val="19"/>
@@ -10423,7 +9645,6 @@
               </w:rPr>
               <w:t>CapCut</w:t>
             </w:r>
-            <w:proofErr w:type="spellEnd"/>
           </w:p>
         </w:tc>
         <w:tc>
@@ -10500,23 +9721,7 @@
                 <w:sz w:val="19"/>
                 <w:szCs w:val="19"/>
               </w:rPr>
-              <w:t xml:space="preserve">Desktop version </w:t>
-            </w:r>
-            <w:proofErr w:type="gramStart"/>
-            <w:r>
-              <w:rPr>
-                <w:sz w:val="19"/>
-                <w:szCs w:val="19"/>
-              </w:rPr>
-              <w:t>less</w:t>
-            </w:r>
-            <w:proofErr w:type="gramEnd"/>
-            <w:r>
-              <w:rPr>
-                <w:sz w:val="19"/>
-                <w:szCs w:val="19"/>
-              </w:rPr>
-              <w:t xml:space="preserve"> powerful than mobile. Some pro effects paywalled.</w:t>
+              <w:t>Desktop version less powerful than mobile. Some pro effects paywalled.</w:t>
             </w:r>
           </w:p>
         </w:tc>
@@ -10542,14 +9747,7 @@
                 <w:sz w:val="19"/>
                 <w:szCs w:val="19"/>
               </w:rPr>
-              <w:t>✅</w:t>
-            </w:r>
-            <w:r>
-              <w:rPr>
-                <w:sz w:val="19"/>
-                <w:szCs w:val="19"/>
-              </w:rPr>
-              <w:t xml:space="preserve"> ESSENTIAL</w:t>
+              <w:t>✅ ESSENTIAL</w:t>
             </w:r>
           </w:p>
         </w:tc>
@@ -10609,17 +9807,8 @@
                 <w:sz w:val="19"/>
                 <w:szCs w:val="19"/>
               </w:rPr>
-              <w:t>$15/</w:t>
-            </w:r>
-            <w:proofErr w:type="spellStart"/>
-            <w:r>
-              <w:rPr>
-                <w:sz w:val="19"/>
-                <w:szCs w:val="19"/>
-              </w:rPr>
-              <w:t>mo</w:t>
-            </w:r>
-            <w:proofErr w:type="spellEnd"/>
+              <w:t>$15/mo</w:t>
+            </w:r>
           </w:p>
         </w:tc>
         <w:tc>
@@ -10670,23 +9859,7 @@
                 <w:sz w:val="19"/>
                 <w:szCs w:val="19"/>
               </w:rPr>
-              <w:t xml:space="preserve">Needs source video first. </w:t>
-            </w:r>
-            <w:proofErr w:type="gramStart"/>
-            <w:r>
-              <w:rPr>
-                <w:sz w:val="19"/>
-                <w:szCs w:val="19"/>
-              </w:rPr>
-              <w:t>Not for from</w:t>
-            </w:r>
-            <w:proofErr w:type="gramEnd"/>
-            <w:r>
-              <w:rPr>
-                <w:sz w:val="19"/>
-                <w:szCs w:val="19"/>
-              </w:rPr>
-              <w:t>-scratch creation.</w:t>
+              <w:t>Needs source video first. Not for from-scratch creation.</w:t>
             </w:r>
           </w:p>
         </w:tc>
@@ -10773,17 +9946,8 @@
                 <w:sz w:val="19"/>
                 <w:szCs w:val="19"/>
               </w:rPr>
-              <w:t>$29/</w:t>
-            </w:r>
-            <w:proofErr w:type="spellStart"/>
-            <w:r>
-              <w:rPr>
-                <w:sz w:val="19"/>
-                <w:szCs w:val="19"/>
-              </w:rPr>
-              <w:t>mo</w:t>
-            </w:r>
-            <w:proofErr w:type="spellEnd"/>
+              <w:t>$29/mo</w:t>
+            </w:r>
           </w:p>
         </w:tc>
         <w:tc>
@@ -10878,15 +10042,7 @@
         <w:t xml:space="preserve">Recommendation: </w:t>
       </w:r>
       <w:r>
-        <w:t xml:space="preserve">Canva Pro + </w:t>
-      </w:r>
-      <w:proofErr w:type="spellStart"/>
-      <w:r>
-        <w:t>CapCut</w:t>
-      </w:r>
-      <w:proofErr w:type="spellEnd"/>
-      <w:r>
-        <w:t xml:space="preserve"> (free) covers 95% of content creation needs. Add Opus Clip when you start making longer Reels.</w:t>
+        <w:t>Canva Pro + CapCut (free) covers 95% of content creation needs. Add Opus Clip when you start making longer Reels.</w:t>
       </w:r>
     </w:p>
     <w:p>
@@ -11218,14 +10374,7 @@
                 <w:sz w:val="19"/>
                 <w:szCs w:val="19"/>
               </w:rPr>
-              <w:t>✅</w:t>
-            </w:r>
-            <w:r>
-              <w:rPr>
-                <w:sz w:val="19"/>
-                <w:szCs w:val="19"/>
-              </w:rPr>
-              <w:t xml:space="preserve"> PRIMARY AI</w:t>
+              <w:t>✅ PRIMARY AI</w:t>
             </w:r>
           </w:p>
         </w:tc>
@@ -11285,17 +10434,8 @@
                 <w:sz w:val="19"/>
                 <w:szCs w:val="19"/>
               </w:rPr>
-              <w:t>Free / $20/</w:t>
-            </w:r>
-            <w:proofErr w:type="spellStart"/>
-            <w:r>
-              <w:rPr>
-                <w:sz w:val="19"/>
-                <w:szCs w:val="19"/>
-              </w:rPr>
-              <w:t>mo</w:t>
-            </w:r>
-            <w:proofErr w:type="spellEnd"/>
+              <w:t>Free / $20/mo</w:t>
+            </w:r>
           </w:p>
         </w:tc>
         <w:tc>
@@ -11432,17 +10572,8 @@
                 <w:sz w:val="19"/>
                 <w:szCs w:val="19"/>
               </w:rPr>
-              <w:t>$14/</w:t>
-            </w:r>
-            <w:proofErr w:type="spellStart"/>
-            <w:r>
-              <w:rPr>
-                <w:sz w:val="19"/>
-                <w:szCs w:val="19"/>
-              </w:rPr>
-              <w:t>mo</w:t>
-            </w:r>
-            <w:proofErr w:type="spellEnd"/>
+              <w:t>$14/mo</w:t>
+            </w:r>
           </w:p>
         </w:tc>
         <w:tc>
@@ -11791,23 +10922,7 @@
                 <w:sz w:val="19"/>
                 <w:szCs w:val="19"/>
               </w:rPr>
-              <w:t>Free (self-host) or $20/</w:t>
-            </w:r>
-            <w:proofErr w:type="spellStart"/>
-            <w:r>
-              <w:rPr>
-                <w:sz w:val="19"/>
-                <w:szCs w:val="19"/>
-              </w:rPr>
-              <w:t>mo</w:t>
-            </w:r>
-            <w:proofErr w:type="spellEnd"/>
-            <w:r>
-              <w:rPr>
-                <w:sz w:val="19"/>
-                <w:szCs w:val="19"/>
-              </w:rPr>
-              <w:t xml:space="preserve"> cloud</w:t>
+              <w:t>Free (self-host) or $20/mo cloud</w:t>
             </w:r>
           </w:p>
         </w:tc>
@@ -11828,36 +10943,12 @@
             </w:tcMar>
           </w:tcPr>
           <w:p>
-            <w:proofErr w:type="gramStart"/>
-            <w:r>
-              <w:rPr>
-                <w:sz w:val="19"/>
-                <w:szCs w:val="19"/>
-              </w:rPr>
-              <w:t>Open-source</w:t>
-            </w:r>
-            <w:proofErr w:type="gramEnd"/>
-            <w:r>
-              <w:rPr>
-                <w:sz w:val="19"/>
-                <w:szCs w:val="19"/>
-              </w:rPr>
-              <w:t xml:space="preserve">. Self-hostable on Railway. </w:t>
-            </w:r>
-            <w:r>
-              <w:rPr>
-                <w:sz w:val="19"/>
-                <w:szCs w:val="19"/>
-                <w:lang w:val="de-DE"/>
-              </w:rPr>
-              <w:t xml:space="preserve">Native IG node via Meta Graph API. </w:t>
-            </w:r>
-            <w:r>
-              <w:rPr>
-                <w:sz w:val="19"/>
-                <w:szCs w:val="19"/>
-              </w:rPr>
-              <w:t>No per-task fees. Most flexible.</w:t>
+            <w:r>
+              <w:rPr>
+                <w:sz w:val="19"/>
+                <w:szCs w:val="19"/>
+              </w:rPr>
+              <w:t>Open-source. Self-hostable on Railway. Native IG node via Meta Graph API. No per-task fees. Most flexible.</w:t>
             </w:r>
           </w:p>
         </w:tc>
@@ -11909,14 +11000,7 @@
                 <w:sz w:val="19"/>
                 <w:szCs w:val="19"/>
               </w:rPr>
-              <w:t>✅</w:t>
-            </w:r>
-            <w:r>
-              <w:rPr>
-                <w:sz w:val="19"/>
-                <w:szCs w:val="19"/>
-              </w:rPr>
-              <w:t xml:space="preserve"> RECOMMENDED</w:t>
+              <w:t>✅ RECOMMENDED</w:t>
             </w:r>
           </w:p>
         </w:tc>
@@ -11976,17 +11060,8 @@
                 <w:sz w:val="19"/>
                 <w:szCs w:val="19"/>
               </w:rPr>
-              <w:t>Free (100 ops) → $9/</w:t>
-            </w:r>
-            <w:proofErr w:type="spellStart"/>
-            <w:r>
-              <w:rPr>
-                <w:sz w:val="19"/>
-                <w:szCs w:val="19"/>
-              </w:rPr>
-              <w:t>mo</w:t>
-            </w:r>
-            <w:proofErr w:type="spellEnd"/>
+              <w:t>Free (100 ops) → $9/mo</w:t>
+            </w:r>
           </w:p>
         </w:tc>
         <w:tc>
@@ -12123,17 +11198,8 @@
                 <w:sz w:val="19"/>
                 <w:szCs w:val="19"/>
               </w:rPr>
-              <w:t>$19.99/</w:t>
-            </w:r>
-            <w:proofErr w:type="spellStart"/>
-            <w:r>
-              <w:rPr>
-                <w:sz w:val="19"/>
-                <w:szCs w:val="19"/>
-              </w:rPr>
-              <w:t>mo</w:t>
-            </w:r>
-            <w:proofErr w:type="spellEnd"/>
+              <w:t>$19.99/mo</w:t>
+            </w:r>
           </w:p>
         </w:tc>
         <w:tc>
@@ -12451,7 +11517,6 @@
             </w:tcMar>
           </w:tcPr>
           <w:p>
-            <w:proofErr w:type="spellStart"/>
             <w:r>
               <w:rPr>
                 <w:sz w:val="19"/>
@@ -12460,7 +11525,6 @@
               <w:lastRenderedPageBreak/>
               <w:t>GetWaitlist</w:t>
             </w:r>
-            <w:proofErr w:type="spellEnd"/>
           </w:p>
         </w:tc>
         <w:tc>
@@ -12485,17 +11549,8 @@
                 <w:sz w:val="19"/>
                 <w:szCs w:val="19"/>
               </w:rPr>
-              <w:t>$15/</w:t>
-            </w:r>
-            <w:proofErr w:type="spellStart"/>
-            <w:r>
-              <w:rPr>
-                <w:sz w:val="19"/>
-                <w:szCs w:val="19"/>
-              </w:rPr>
-              <w:t>mo</w:t>
-            </w:r>
-            <w:proofErr w:type="spellEnd"/>
+              <w:t>$15/mo</w:t>
+            </w:r>
           </w:p>
         </w:tc>
         <w:tc>
@@ -12572,14 +11627,7 @@
                 <w:sz w:val="19"/>
                 <w:szCs w:val="19"/>
               </w:rPr>
-              <w:t>✅</w:t>
-            </w:r>
-            <w:r>
-              <w:rPr>
-                <w:sz w:val="19"/>
-                <w:szCs w:val="19"/>
-              </w:rPr>
-              <w:t xml:space="preserve"> RECOMMENDED</w:t>
+              <w:t>✅ RECOMMENDED</w:t>
             </w:r>
           </w:p>
         </w:tc>
@@ -12608,7 +11656,6 @@
             </w:tcMar>
           </w:tcPr>
           <w:p>
-            <w:proofErr w:type="spellStart"/>
             <w:r>
               <w:rPr>
                 <w:sz w:val="19"/>
@@ -12616,7 +11663,6 @@
               </w:rPr>
               <w:t>KickoffLabs</w:t>
             </w:r>
-            <w:proofErr w:type="spellEnd"/>
           </w:p>
         </w:tc>
         <w:tc>
@@ -12641,17 +11687,8 @@
                 <w:sz w:val="19"/>
                 <w:szCs w:val="19"/>
               </w:rPr>
-              <w:t>$29/</w:t>
-            </w:r>
-            <w:proofErr w:type="spellStart"/>
-            <w:r>
-              <w:rPr>
-                <w:sz w:val="19"/>
-                <w:szCs w:val="19"/>
-              </w:rPr>
-              <w:t>mo</w:t>
-            </w:r>
-            <w:proofErr w:type="spellEnd"/>
+              <w:t>$29/mo</w:t>
+            </w:r>
           </w:p>
         </w:tc>
         <w:tc>
@@ -12814,23 +11851,7 @@
                 <w:sz w:val="19"/>
                 <w:szCs w:val="19"/>
               </w:rPr>
-              <w:t xml:space="preserve">Best free email tool for nurture sequences beyond what </w:t>
-            </w:r>
-            <w:proofErr w:type="spellStart"/>
-            <w:r>
-              <w:rPr>
-                <w:sz w:val="19"/>
-                <w:szCs w:val="19"/>
-              </w:rPr>
-              <w:t>GetWaitlist</w:t>
-            </w:r>
-            <w:proofErr w:type="spellEnd"/>
-            <w:r>
-              <w:rPr>
-                <w:sz w:val="19"/>
-                <w:szCs w:val="19"/>
-              </w:rPr>
-              <w:t xml:space="preserve"> offers.</w:t>
+              <w:t>Best free email tool for nurture sequences beyond what GetWaitlist offers.</w:t>
             </w:r>
           </w:p>
         </w:tc>
@@ -13217,14 +12238,7 @@
                 <w:sz w:val="19"/>
                 <w:szCs w:val="19"/>
               </w:rPr>
-              <w:t>✅</w:t>
-            </w:r>
-            <w:r>
-              <w:rPr>
-                <w:sz w:val="19"/>
-                <w:szCs w:val="19"/>
-              </w:rPr>
-              <w:t xml:space="preserve"> PRIMARY</w:t>
+              <w:t>✅ PRIMARY</w:t>
             </w:r>
           </w:p>
         </w:tc>
@@ -13253,7 +12267,6 @@
             </w:tcMar>
           </w:tcPr>
           <w:p>
-            <w:proofErr w:type="spellStart"/>
             <w:r>
               <w:rPr>
                 <w:sz w:val="19"/>
@@ -13261,7 +12274,6 @@
               </w:rPr>
               <w:t>Metricool</w:t>
             </w:r>
-            <w:proofErr w:type="spellEnd"/>
           </w:p>
         </w:tc>
         <w:tc>
@@ -13338,23 +12350,7 @@
                 <w:sz w:val="19"/>
                 <w:szCs w:val="19"/>
               </w:rPr>
-              <w:t>Free tier limited. $22/</w:t>
-            </w:r>
-            <w:proofErr w:type="spellStart"/>
-            <w:r>
-              <w:rPr>
-                <w:sz w:val="19"/>
-                <w:szCs w:val="19"/>
-              </w:rPr>
-              <w:t>mo</w:t>
-            </w:r>
-            <w:proofErr w:type="spellEnd"/>
-            <w:r>
-              <w:rPr>
-                <w:sz w:val="19"/>
-                <w:szCs w:val="19"/>
-              </w:rPr>
-              <w:t xml:space="preserve"> for full features.</w:t>
+              <w:t>Free tier limited. $22/mo for full features.</w:t>
             </w:r>
           </w:p>
         </w:tc>
@@ -13466,23 +12462,7 @@
                 <w:sz w:val="19"/>
                 <w:szCs w:val="19"/>
               </w:rPr>
-              <w:t xml:space="preserve">Custom dashboard pulling from </w:t>
-            </w:r>
-            <w:proofErr w:type="spellStart"/>
-            <w:r>
-              <w:rPr>
-                <w:sz w:val="19"/>
-                <w:szCs w:val="19"/>
-              </w:rPr>
-              <w:t>GetWaitlist</w:t>
-            </w:r>
-            <w:proofErr w:type="spellEnd"/>
-            <w:r>
-              <w:rPr>
-                <w:sz w:val="19"/>
-                <w:szCs w:val="19"/>
-              </w:rPr>
-              <w:t xml:space="preserve"> API + IG Insights manual entry. Full control.</w:t>
+              <w:t>Custom dashboard pulling from GetWaitlist API + IG Insights manual entry. Full control.</w:t>
             </w:r>
           </w:p>
         </w:tc>
@@ -13534,14 +12514,7 @@
                 <w:sz w:val="19"/>
                 <w:szCs w:val="19"/>
               </w:rPr>
-              <w:t>✅</w:t>
-            </w:r>
-            <w:r>
-              <w:rPr>
-                <w:sz w:val="19"/>
-                <w:szCs w:val="19"/>
-              </w:rPr>
-              <w:t xml:space="preserve"> START HERE</w:t>
+              <w:t>✅ START HERE</w:t>
             </w:r>
           </w:p>
         </w:tc>
@@ -13736,23 +12709,7 @@
                 <w:sz w:val="19"/>
                 <w:szCs w:val="19"/>
               </w:rPr>
-              <w:t>Free (upgrade to $5/</w:t>
-            </w:r>
-            <w:proofErr w:type="spellStart"/>
-            <w:r>
-              <w:rPr>
-                <w:sz w:val="19"/>
-                <w:szCs w:val="19"/>
-              </w:rPr>
-              <w:t>ch</w:t>
-            </w:r>
-            <w:proofErr w:type="spellEnd"/>
-            <w:r>
-              <w:rPr>
-                <w:sz w:val="19"/>
-                <w:szCs w:val="19"/>
-              </w:rPr>
-              <w:t xml:space="preserve"> later)</w:t>
+              <w:t>Free (upgrade to $5/ch later)</w:t>
             </w:r>
           </w:p>
         </w:tc>
@@ -13893,7 +12850,6 @@
             </w:tcMar>
           </w:tcPr>
           <w:p>
-            <w:proofErr w:type="spellStart"/>
             <w:r>
               <w:rPr>
                 <w:sz w:val="19"/>
@@ -13901,7 +12857,6 @@
               </w:rPr>
               <w:t>CapCut</w:t>
             </w:r>
-            <w:proofErr w:type="spellEnd"/>
           </w:p>
         </w:tc>
         <w:tc>
@@ -13981,7 +12936,6 @@
             </w:tcMar>
           </w:tcPr>
           <w:p>
-            <w:proofErr w:type="spellStart"/>
             <w:r>
               <w:rPr>
                 <w:sz w:val="19"/>
@@ -13989,7 +12943,6 @@
               </w:rPr>
               <w:t>GetWaitlist</w:t>
             </w:r>
-            <w:proofErr w:type="spellEnd"/>
           </w:p>
         </w:tc>
         <w:tc>
@@ -14470,17 +13423,8 @@
                 <w:sz w:val="19"/>
                 <w:szCs w:val="19"/>
               </w:rPr>
-              <w:t>~$1/</w:t>
-            </w:r>
-            <w:proofErr w:type="spellStart"/>
-            <w:r>
-              <w:rPr>
-                <w:sz w:val="19"/>
-                <w:szCs w:val="19"/>
-              </w:rPr>
-              <w:t>mo</w:t>
-            </w:r>
-            <w:proofErr w:type="spellEnd"/>
+              <w:t>~$1/mo</w:t>
+            </w:r>
           </w:p>
         </w:tc>
       </w:tr>
@@ -14588,15 +13532,7 @@
       </w:pPr>
       <w:r>
         <w:lastRenderedPageBreak/>
-        <w:t xml:space="preserve">The following diagram shows what is automated vs. </w:t>
-      </w:r>
-      <w:proofErr w:type="gramStart"/>
-      <w:r>
-        <w:t>human-controlled</w:t>
-      </w:r>
-      <w:proofErr w:type="gramEnd"/>
-      <w:r>
-        <w:t>. Rule: Automate distribution, keep creative human.</w:t>
+        <w:t>The following diagram shows what is automated vs. human-controlled. Rule: Automate distribution, keep creative human.</w:t>
       </w:r>
     </w:p>
     <w:p>
@@ -14812,21 +13748,7 @@
                 <w:sz w:val="19"/>
                 <w:szCs w:val="19"/>
               </w:rPr>
-              <w:t>⚠</w:t>
-            </w:r>
-            <w:r>
-              <w:rPr>
-                <w:sz w:val="19"/>
-                <w:szCs w:val="19"/>
-              </w:rPr>
-              <w:t>️</w:t>
-            </w:r>
-            <w:r>
-              <w:rPr>
-                <w:sz w:val="19"/>
-                <w:szCs w:val="19"/>
-              </w:rPr>
-              <w:t xml:space="preserve"> Semi</w:t>
+              <w:t>⚠️ Semi</w:t>
             </w:r>
           </w:p>
         </w:tc>
@@ -14940,14 +13862,7 @@
                 <w:sz w:val="19"/>
                 <w:szCs w:val="19"/>
               </w:rPr>
-              <w:t>✅</w:t>
-            </w:r>
-            <w:r>
-              <w:rPr>
-                <w:sz w:val="19"/>
-                <w:szCs w:val="19"/>
-              </w:rPr>
-              <w:t xml:space="preserve"> Yes</w:t>
+              <w:t>✅ Yes</w:t>
             </w:r>
           </w:p>
         </w:tc>
@@ -15061,14 +13976,7 @@
                 <w:sz w:val="19"/>
                 <w:szCs w:val="19"/>
               </w:rPr>
-              <w:t>✅</w:t>
-            </w:r>
-            <w:r>
-              <w:rPr>
-                <w:sz w:val="19"/>
-                <w:szCs w:val="19"/>
-              </w:rPr>
-              <w:t xml:space="preserve"> Yes</w:t>
+              <w:t>✅ Yes</w:t>
             </w:r>
           </w:p>
         </w:tc>
@@ -15182,14 +14090,7 @@
                 <w:sz w:val="19"/>
                 <w:szCs w:val="19"/>
               </w:rPr>
-              <w:t>✅</w:t>
-            </w:r>
-            <w:r>
-              <w:rPr>
-                <w:sz w:val="19"/>
-                <w:szCs w:val="19"/>
-              </w:rPr>
-              <w:t xml:space="preserve"> Yes</w:t>
+              <w:t>✅ Yes</w:t>
             </w:r>
           </w:p>
         </w:tc>
@@ -15303,14 +14204,7 @@
                 <w:sz w:val="19"/>
                 <w:szCs w:val="19"/>
               </w:rPr>
-              <w:t>❌</w:t>
-            </w:r>
-            <w:r>
-              <w:rPr>
-                <w:sz w:val="19"/>
-                <w:szCs w:val="19"/>
-              </w:rPr>
-              <w:t xml:space="preserve"> No</w:t>
+              <w:t>❌ No</w:t>
             </w:r>
           </w:p>
         </w:tc>
@@ -15331,21 +14225,12 @@
             </w:tcMar>
           </w:tcPr>
           <w:p>
-            <w:proofErr w:type="spellStart"/>
-            <w:r>
-              <w:rPr>
-                <w:sz w:val="19"/>
-                <w:szCs w:val="19"/>
-              </w:rPr>
-              <w:t>CapCut</w:t>
-            </w:r>
-            <w:proofErr w:type="spellEnd"/>
-            <w:r>
-              <w:rPr>
-                <w:sz w:val="19"/>
-                <w:szCs w:val="19"/>
-              </w:rPr>
-              <w:t xml:space="preserve"> manual editing. Auto-captions are automated, but creative cuts are human.</w:t>
+            <w:r>
+              <w:rPr>
+                <w:sz w:val="19"/>
+                <w:szCs w:val="19"/>
+              </w:rPr>
+              <w:t>CapCut manual editing. Auto-captions are automated, but creative cuts are human.</w:t>
             </w:r>
           </w:p>
         </w:tc>
@@ -15433,14 +14318,7 @@
                 <w:sz w:val="19"/>
                 <w:szCs w:val="19"/>
               </w:rPr>
-              <w:t>❌</w:t>
-            </w:r>
-            <w:r>
-              <w:rPr>
-                <w:sz w:val="19"/>
-                <w:szCs w:val="19"/>
-              </w:rPr>
-              <w:t xml:space="preserve"> No</w:t>
+              <w:t>❌ No</w:t>
             </w:r>
           </w:p>
         </w:tc>
@@ -15554,21 +14432,7 @@
                 <w:sz w:val="19"/>
                 <w:szCs w:val="19"/>
               </w:rPr>
-              <w:t>⚠</w:t>
-            </w:r>
-            <w:r>
-              <w:rPr>
-                <w:sz w:val="19"/>
-                <w:szCs w:val="19"/>
-              </w:rPr>
-              <w:t>️</w:t>
-            </w:r>
-            <w:r>
-              <w:rPr>
-                <w:sz w:val="19"/>
-                <w:szCs w:val="19"/>
-              </w:rPr>
-              <w:t xml:space="preserve"> Semi</w:t>
+              <w:t>⚠️ Semi</w:t>
             </w:r>
           </w:p>
         </w:tc>
@@ -15682,14 +14546,7 @@
                 <w:sz w:val="19"/>
                 <w:szCs w:val="19"/>
               </w:rPr>
-              <w:t>✅</w:t>
-            </w:r>
-            <w:r>
-              <w:rPr>
-                <w:sz w:val="19"/>
-                <w:szCs w:val="19"/>
-              </w:rPr>
-              <w:t xml:space="preserve"> Yes</w:t>
+              <w:t>✅ Yes</w:t>
             </w:r>
           </w:p>
         </w:tc>
@@ -15710,21 +14567,12 @@
             </w:tcMar>
           </w:tcPr>
           <w:p>
-            <w:proofErr w:type="spellStart"/>
-            <w:r>
-              <w:rPr>
-                <w:sz w:val="19"/>
-                <w:szCs w:val="19"/>
-              </w:rPr>
-              <w:t>GetWaitlist</w:t>
-            </w:r>
-            <w:proofErr w:type="spellEnd"/>
-            <w:r>
-              <w:rPr>
-                <w:sz w:val="19"/>
-                <w:szCs w:val="19"/>
-              </w:rPr>
-              <w:t xml:space="preserve"> auto-sends confirmation + referral link. Bi-weekly updates via Mailchimp drip.</w:t>
+            <w:r>
+              <w:rPr>
+                <w:sz w:val="19"/>
+                <w:szCs w:val="19"/>
+              </w:rPr>
+              <w:t>GetWaitlist auto-sends confirmation + referral link. Bi-weekly updates via Mailchimp drip.</w:t>
             </w:r>
           </w:p>
         </w:tc>
@@ -15812,21 +14660,7 @@
                 <w:sz w:val="19"/>
                 <w:szCs w:val="19"/>
               </w:rPr>
-              <w:t>⚠</w:t>
-            </w:r>
-            <w:r>
-              <w:rPr>
-                <w:sz w:val="19"/>
-                <w:szCs w:val="19"/>
-              </w:rPr>
-              <w:t>️</w:t>
-            </w:r>
-            <w:r>
-              <w:rPr>
-                <w:sz w:val="19"/>
-                <w:szCs w:val="19"/>
-              </w:rPr>
-              <w:t xml:space="preserve"> Semi</w:t>
+              <w:t>⚠️ Semi</w:t>
             </w:r>
           </w:p>
         </w:tc>
@@ -15940,14 +14774,7 @@
                 <w:sz w:val="19"/>
                 <w:szCs w:val="19"/>
               </w:rPr>
-              <w:t>✅</w:t>
-            </w:r>
-            <w:r>
-              <w:rPr>
-                <w:sz w:val="19"/>
-                <w:szCs w:val="19"/>
-              </w:rPr>
-              <w:t xml:space="preserve"> Yes</w:t>
+              <w:t>✅ Yes</w:t>
             </w:r>
           </w:p>
         </w:tc>
@@ -15973,23 +14800,7 @@
                 <w:sz w:val="19"/>
                 <w:szCs w:val="19"/>
               </w:rPr>
-              <w:t xml:space="preserve">n8n: pull IG Insights + </w:t>
-            </w:r>
-            <w:proofErr w:type="spellStart"/>
-            <w:r>
-              <w:rPr>
-                <w:sz w:val="19"/>
-                <w:szCs w:val="19"/>
-              </w:rPr>
-              <w:t>GetWaitlist</w:t>
-            </w:r>
-            <w:proofErr w:type="spellEnd"/>
-            <w:r>
-              <w:rPr>
-                <w:sz w:val="19"/>
-                <w:szCs w:val="19"/>
-              </w:rPr>
-              <w:t xml:space="preserve"> data daily → push to Google Sheets dashboard.</w:t>
+              <w:t>n8n: pull IG Insights + GetWaitlist data daily → push to Google Sheets dashboard.</w:t>
             </w:r>
           </w:p>
         </w:tc>
@@ -16077,21 +14888,7 @@
                 <w:sz w:val="19"/>
                 <w:szCs w:val="19"/>
               </w:rPr>
-              <w:t>⚠</w:t>
-            </w:r>
-            <w:r>
-              <w:rPr>
-                <w:sz w:val="19"/>
-                <w:szCs w:val="19"/>
-              </w:rPr>
-              <w:t>️</w:t>
-            </w:r>
-            <w:r>
-              <w:rPr>
-                <w:sz w:val="19"/>
-                <w:szCs w:val="19"/>
-              </w:rPr>
-              <w:t xml:space="preserve"> Semi</w:t>
+              <w:t>⚠️ Semi</w:t>
             </w:r>
           </w:p>
         </w:tc>
@@ -16138,21 +14935,12 @@
             </w:tcMar>
           </w:tcPr>
           <w:p>
-            <w:proofErr w:type="gramStart"/>
-            <w:r>
-              <w:rPr>
-                <w:sz w:val="19"/>
-                <w:szCs w:val="19"/>
-              </w:rPr>
-              <w:t>Approve</w:t>
-            </w:r>
-            <w:proofErr w:type="gramEnd"/>
-            <w:r>
-              <w:rPr>
-                <w:sz w:val="19"/>
-                <w:szCs w:val="19"/>
-              </w:rPr>
-              <w:t xml:space="preserve"> replies in first hour post-publish</w:t>
+            <w:r>
+              <w:rPr>
+                <w:sz w:val="19"/>
+                <w:szCs w:val="19"/>
+              </w:rPr>
+              <w:t>Approve replies in first hour post-publish</w:t>
             </w:r>
           </w:p>
         </w:tc>
@@ -16214,14 +15002,7 @@
                 <w:sz w:val="19"/>
                 <w:szCs w:val="19"/>
               </w:rPr>
-              <w:t>✅</w:t>
-            </w:r>
-            <w:r>
-              <w:rPr>
-                <w:sz w:val="19"/>
-                <w:szCs w:val="19"/>
-              </w:rPr>
-              <w:t xml:space="preserve"> Yes</w:t>
+              <w:t>✅ Yes</w:t>
             </w:r>
           </w:p>
         </w:tc>
@@ -16313,23 +15094,7 @@
       </w:pPr>
       <w:r>
         <w:lastRenderedPageBreak/>
-        <w:t xml:space="preserve">Trigger: Every </w:t>
-      </w:r>
-      <w:proofErr w:type="gramStart"/>
-      <w:r>
-        <w:t>Sunday</w:t>
-      </w:r>
-      <w:proofErr w:type="gramEnd"/>
-      <w:r>
-        <w:t xml:space="preserve"> 9am (</w:t>
-      </w:r>
-      <w:proofErr w:type="spellStart"/>
-      <w:r>
-        <w:t>cron</w:t>
-      </w:r>
-      <w:proofErr w:type="spellEnd"/>
-      <w:r>
-        <w:t>). Flow: Google Sheets (content pillars) → Claude API (generate 10 captions) → Google Sheets (write to content queue) → Slack/Telegram notification (“10 new captions ready for review”).</w:t>
+        <w:t>Trigger: Every Sunday 9am (cron). Flow: Google Sheets (content pillars) → Claude API (generate 10 captions) → Google Sheets (write to content queue) → Slack/Telegram notification (“10 new captions ready for review”).</w:t>
       </w:r>
     </w:p>
     <w:p>
@@ -16389,15 +15154,7 @@
         <w:spacing w:after="100"/>
       </w:pPr>
       <w:r>
-        <w:t xml:space="preserve">Trigger: Daily 8am. Flow: Instagram Graph API (pull yesterday’s metrics: reach, shares, saves, profile visits) → </w:t>
-      </w:r>
-      <w:proofErr w:type="spellStart"/>
-      <w:r>
-        <w:t>GetWaitlist</w:t>
-      </w:r>
-      <w:proofErr w:type="spellEnd"/>
-      <w:r>
-        <w:t xml:space="preserve"> API (pull signups, referral rate) → Google Sheets (append to dashboard tab) → Telegram notification with daily summary.</w:t>
+        <w:t>Trigger: Daily 8am. Flow: Instagram Graph API (pull yesterday’s metrics: reach, shares, saves, profile visits) → GetWaitlist API (pull signups, referral rate) → Google Sheets (append to dashboard tab) → Telegram notification with daily summary.</w:t>
       </w:r>
     </w:p>
     <w:p>
@@ -16465,15 +15222,7 @@
         <w:spacing w:after="100"/>
       </w:pPr>
       <w:r>
-        <w:t xml:space="preserve">Setup time: 2 hours. </w:t>
-      </w:r>
-      <w:proofErr w:type="gramStart"/>
-      <w:r>
-        <w:t>Ensures</w:t>
-      </w:r>
-      <w:proofErr w:type="gramEnd"/>
-      <w:r>
-        <w:t xml:space="preserve"> you never miss a trending moment relevant to Kame.</w:t>
+        <w:t>Setup time: 2 hours. Ensures you never miss a trending moment relevant to Kame.</w:t>
       </w:r>
     </w:p>
     <w:p>
@@ -16547,15 +15296,7 @@
         <w:spacing w:after="60"/>
       </w:pPr>
       <w:r>
-        <w:t xml:space="preserve">Generate a long-lived access token (valid 60 days, </w:t>
-      </w:r>
-      <w:proofErr w:type="gramStart"/>
-      <w:r>
-        <w:t>auto-refreshable</w:t>
-      </w:r>
-      <w:proofErr w:type="gramEnd"/>
-      <w:r>
-        <w:t xml:space="preserve"> via n8n).</w:t>
+        <w:t>Generate a long-lived access token (valid 60 days, auto-refreshable via n8n).</w:t>
       </w:r>
     </w:p>
     <w:p>
@@ -16583,10 +15324,7 @@
       <w:r>
         <w:t>Note: Only publishing automation is allowed by Meta. Engagement automation (auto-likes, auto-follows) will get you banned.</w:t>
       </w:r>
-    </w:p>
-    <w:p>
-      <w:r>
-        <w:lastRenderedPageBreak/>
+      <w:r>
         <w:br w:type="page"/>
       </w:r>
     </w:p>
@@ -16617,15 +15355,7 @@
         <w:t xml:space="preserve">Low initial traction: </w:t>
       </w:r>
       <w:r>
-        <w:t xml:space="preserve">Seed waitlist through personal networks first (200–300 warm contacts). Use LinkedIn for professional network. Submit to </w:t>
-      </w:r>
-      <w:proofErr w:type="spellStart"/>
-      <w:r>
-        <w:t>BetaList</w:t>
-      </w:r>
-      <w:proofErr w:type="spellEnd"/>
-      <w:r>
-        <w:t>, Product Hunt, Reddit.</w:t>
+        <w:t>Seed waitlist through personal networks first (200–300 warm contacts). Use LinkedIn for professional network. Submit to BetaList, Product Hunt, Reddit.</w:t>
       </w:r>
     </w:p>
     <w:p>
@@ -16703,123 +15433,7 @@
         <w:t>Diversify across IG + TikTok + LinkedIn. Never depend on one platform. Broadcast Channel builds owned audience.</w:t>
       </w:r>
     </w:p>
-    <w:p>
-      <w:r>
-        <w:br w:type="page"/>
-      </w:r>
-    </w:p>
-    <w:p>
-      <w:pPr>
-        <w:pStyle w:val="Heading1"/>
-        <w:spacing w:before="300" w:after="150"/>
-      </w:pPr>
-      <w:r>
-        <w:lastRenderedPageBreak/>
-        <w:t>11. Immediate Next Steps (Today)</w:t>
-      </w:r>
-    </w:p>
-    <w:p>
-      <w:pPr>
-        <w:spacing w:after="100"/>
-      </w:pPr>
-    </w:p>
-    <w:p>
-      <w:pPr>
-        <w:spacing w:after="100"/>
-      </w:pPr>
-      <w:r>
-        <w:t>The 14-Day Sprint (Section 8) starts NOW. But here are the 3 highest-priority actions for today:</w:t>
-      </w:r>
-    </w:p>
-    <w:p>
-      <w:pPr>
-        <w:spacing w:after="100"/>
-      </w:pPr>
-    </w:p>
-    <w:p>
-      <w:pPr>
-        <w:spacing w:after="100"/>
-      </w:pPr>
-      <w:r>
-        <w:rPr>
-          <w:b/>
-          <w:bCs/>
-        </w:rPr>
-        <w:t xml:space="preserve">1. Secure joinkame.com domain </w:t>
-      </w:r>
-      <w:r>
-        <w:t>— takes 10 minutes, costs $10/year. Do it before someone else does.</w:t>
-      </w:r>
-    </w:p>
-    <w:p>
-      <w:pPr>
-        <w:spacing w:after="100"/>
-      </w:pPr>
-      <w:r>
-        <w:rPr>
-          <w:b/>
-          <w:bCs/>
-        </w:rPr>
-        <w:t xml:space="preserve">2. Sign up for </w:t>
-      </w:r>
-      <w:proofErr w:type="spellStart"/>
-      <w:r>
-        <w:rPr>
-          <w:b/>
-          <w:bCs/>
-        </w:rPr>
-        <w:t>GetWaitlist</w:t>
-      </w:r>
-      <w:proofErr w:type="spellEnd"/>
-      <w:r>
-        <w:rPr>
-          <w:b/>
-          <w:bCs/>
-        </w:rPr>
-        <w:t xml:space="preserve"> </w:t>
-      </w:r>
-      <w:r>
-        <w:t>— $15/month. Configure referral tiers. This is the revenue engine.</w:t>
-      </w:r>
-    </w:p>
-    <w:p>
-      <w:pPr>
-        <w:spacing w:after="100"/>
-      </w:pPr>
-      <w:r>
-        <w:rPr>
-          <w:b/>
-          <w:bCs/>
-        </w:rPr>
-        <w:t xml:space="preserve">3. Apply for Meta Developer account </w:t>
-      </w:r>
-      <w:r>
-        <w:t>— API approval can take 7–30 days. Start the clock immediately.</w:t>
-      </w:r>
-    </w:p>
-    <w:p>
-      <w:pPr>
-        <w:spacing w:after="100"/>
-      </w:pPr>
-    </w:p>
-    <w:p>
-      <w:pPr>
-        <w:spacing w:after="100"/>
-      </w:pPr>
-      <w:r>
-        <w:t>Then follow the Day 1 checklist in Section 8. Every day has a clear owner, clear deliverables, and a checkbox. No ambiguity. Let’s ship.</w:t>
-      </w:r>
-    </w:p>
-    <w:p>
-      <w:pPr>
-        <w:spacing w:after="100"/>
-      </w:pPr>
-    </w:p>
-    <w:p>
-      <w:pPr>
-        <w:spacing w:after="100"/>
-      </w:pPr>
-    </w:p>
+    <w:p/>
     <w:p>
       <w:pPr>
         <w:pBdr>
@@ -16847,6 +15461,11 @@
     <w:p>
       <w:pPr>
         <w:jc w:val="center"/>
+        <w:rPr>
+          <w:color w:val="6B7280"/>
+          <w:sz w:val="18"/>
+          <w:szCs w:val="18"/>
+        </w:rPr>
       </w:pPr>
       <w:r>
         <w:rPr>
@@ -16855,6 +15474,24 @@
           <w:szCs w:val="18"/>
         </w:rPr>
         <w:t>Marketing Strategy V2.0 — March 2026 — Confidential</w:t>
+      </w:r>
+    </w:p>
+    <w:p>
+      <w:pPr>
+        <w:jc w:val="center"/>
+        <w:rPr>
+          <w:color w:val="6B7280"/>
+          <w:sz w:val="18"/>
+          <w:szCs w:val="18"/>
+        </w:rPr>
+      </w:pPr>
+    </w:p>
+    <w:p>
+      <w:r>
+        <w:t xml:space="preserve">Gmail KAME Mail pse: </w:t>
+      </w:r>
+      <w:r>
+        <w:t>bnpohjtarmxoggwu</w:t>
       </w:r>
     </w:p>
     <w:sectPr>
@@ -16868,12 +15505,12 @@
 </file>
 
 <file path=word/numbering.xml><?xml version="1.0" encoding="utf-8"?>
-<w:numbering xmlns:wpc="http://schemas.microsoft.com/office/word/2010/wordprocessingCanvas" xmlns:cx="http://schemas.microsoft.com/office/drawing/2014/chartex" xmlns:cx1="http://schemas.microsoft.com/office/drawing/2015/9/8/chartex" xmlns:cx2="http://schemas.microsoft.com/office/drawing/2015/10/21/chartex" xmlns:cx3="http://schemas.microsoft.com/office/drawing/2016/5/9/chartex" xmlns:cx4="http://schemas.microsoft.com/office/drawing/2016/5/10/chartex" xmlns:cx5="http://schemas.microsoft.com/office/drawing/2016/5/11/chartex" xmlns:cx6="http://schemas.microsoft.com/office/drawing/2016/5/12/chartex" xmlns:cx7="http://schemas.microsoft.com/office/drawing/2016/5/13/chartex" xmlns:cx8="http://schemas.microsoft.com/office/drawing/2016/5/14/chartex" xmlns:mc="http://schemas.openxmlformats.org/markup-compatibility/2006" xmlns:aink="http://schemas.microsoft.com/office/drawing/2016/ink" xmlns:am3d="http://schemas.microsoft.com/office/drawing/2017/model3d" xmlns:o="urn:schemas-microsoft-com:office:office" xmlns:oel="http://schemas.microsoft.com/office/2019/extlst" xmlns:r="http://schemas.openxmlformats.org/officeDocument/2006/relationships" xmlns:m="http://schemas.openxmlformats.org/officeDocument/2006/math" xmlns:v="urn:schemas-microsoft-com:vml" xmlns:wp14="http://schemas.microsoft.com/office/word/2010/wordprocessingDrawing" xmlns:wp="http://schemas.openxmlformats.org/drawingml/2006/wordprocessingDrawing" xmlns:w10="urn:schemas-microsoft-com:office:word" xmlns:w="http://schemas.openxmlformats.org/wordprocessingml/2006/main" xmlns:w14="http://schemas.microsoft.com/office/word/2010/wordml" xmlns:w15="http://schemas.microsoft.com/office/word/2012/wordml" xmlns:w16cex="http://schemas.microsoft.com/office/word/2018/wordml/cex" xmlns:w16cid="http://schemas.microsoft.com/office/word/2016/wordml/cid" xmlns:w16="http://schemas.microsoft.com/office/word/2018/wordml" xmlns:w16du="http://schemas.microsoft.com/office/word/2023/wordml/word16du" xmlns:w16sdtdh="http://schemas.microsoft.com/office/word/2020/wordml/sdtdatahash" xmlns:w16sdtfl="http://schemas.microsoft.com/office/word/2024/wordml/sdtformatlock" xmlns:w16se="http://schemas.microsoft.com/office/word/2015/wordml/symex" xmlns:wpg="http://schemas.microsoft.com/office/word/2010/wordprocessingGroup" xmlns:wpi="http://schemas.microsoft.com/office/word/2010/wordprocessingInk" xmlns:wne="http://schemas.microsoft.com/office/word/2006/wordml" xmlns:wps="http://schemas.microsoft.com/office/word/2010/wordprocessingShape" mc:Ignorable="w14 w15 w16se w16cid w16 w16cex w16sdtdh w16sdtfl w16du wp14">
+<w:numbering xmlns:wpc="http://schemas.microsoft.com/office/word/2010/wordprocessingCanvas" xmlns:cx="http://schemas.microsoft.com/office/drawing/2014/chartex" xmlns:cx1="http://schemas.microsoft.com/office/drawing/2015/9/8/chartex" xmlns:cx2="http://schemas.microsoft.com/office/drawing/2015/10/21/chartex" xmlns:cx3="http://schemas.microsoft.com/office/drawing/2016/5/9/chartex" xmlns:cx4="http://schemas.microsoft.com/office/drawing/2016/5/10/chartex" xmlns:cx5="http://schemas.microsoft.com/office/drawing/2016/5/11/chartex" xmlns:cx6="http://schemas.microsoft.com/office/drawing/2016/5/12/chartex" xmlns:cx7="http://schemas.microsoft.com/office/drawing/2016/5/13/chartex" xmlns:cx8="http://schemas.microsoft.com/office/drawing/2016/5/14/chartex" xmlns:mc="http://schemas.openxmlformats.org/markup-compatibility/2006" xmlns:aink="http://schemas.microsoft.com/office/drawing/2016/ink" xmlns:am3d="http://schemas.microsoft.com/office/drawing/2017/model3d" xmlns:o="urn:schemas-microsoft-com:office:office" xmlns:oel="http://schemas.microsoft.com/office/2019/extlst" xmlns:r="http://schemas.openxmlformats.org/officeDocument/2006/relationships" xmlns:m="http://schemas.openxmlformats.org/officeDocument/2006/math" xmlns:v="urn:schemas-microsoft-com:vml" xmlns:wp14="http://schemas.microsoft.com/office/word/2010/wordprocessingDrawing" xmlns:wp="http://schemas.openxmlformats.org/drawingml/2006/wordprocessingDrawing" xmlns:w10="urn:schemas-microsoft-com:office:word" xmlns:w="http://schemas.openxmlformats.org/wordprocessingml/2006/main" xmlns:w14="http://schemas.microsoft.com/office/word/2010/wordml" xmlns:w15="http://schemas.microsoft.com/office/word/2012/wordml" xmlns:w16cex="http://schemas.microsoft.com/office/word/2018/wordml/cex" xmlns:w16cid="http://schemas.microsoft.com/office/word/2016/wordml/cid" xmlns:w16="http://schemas.microsoft.com/office/word/2018/wordml" xmlns:w16sdtdh="http://schemas.microsoft.com/office/word/2020/wordml/sdtdatahash" xmlns:w16se="http://schemas.microsoft.com/office/word/2015/wordml/symex" xmlns:wpg="http://schemas.microsoft.com/office/word/2010/wordprocessingGroup" xmlns:wpi="http://schemas.microsoft.com/office/word/2010/wordprocessingInk" xmlns:wne="http://schemas.microsoft.com/office/word/2006/wordml" xmlns:wps="http://schemas.microsoft.com/office/word/2010/wordprocessingShape" mc:Ignorable="w14 w15 w16se w16cid w16 w16cex w16sdtdh wp14">
   <w:abstractNum w:abstractNumId="0" w15:restartNumberingAfterBreak="0">
-    <w:nsid w:val="003356DB"/>
+    <w:nsid w:val="04167A4B"/>
     <w:multiLevelType w:val="hybridMultilevel"/>
-    <w:tmpl w:val="A22C1574"/>
-    <w:lvl w:ilvl="0" w:tplc="61E4E9DE">
+    <w:tmpl w:val="C5003054"/>
+    <w:lvl w:ilvl="0" w:tplc="62FAAC1A">
       <w:start w:val="1"/>
       <w:numFmt w:val="bullet"/>
       <w:lvlText w:val="•"/>
@@ -16882,52 +15519,52 @@
         <w:ind w:left="720" w:hanging="360"/>
       </w:pPr>
     </w:lvl>
-    <w:lvl w:ilvl="1" w:tplc="A050B69A">
-      <w:numFmt w:val="decimal"/>
-      <w:lvlText w:val=""/>
-      <w:lvlJc w:val="left"/>
-    </w:lvl>
-    <w:lvl w:ilvl="2" w:tplc="C9A07E0E">
-      <w:numFmt w:val="decimal"/>
-      <w:lvlText w:val=""/>
-      <w:lvlJc w:val="left"/>
-    </w:lvl>
-    <w:lvl w:ilvl="3" w:tplc="5B9CF658">
-      <w:numFmt w:val="decimal"/>
-      <w:lvlText w:val=""/>
-      <w:lvlJc w:val="left"/>
-    </w:lvl>
-    <w:lvl w:ilvl="4" w:tplc="14E6F9B2">
-      <w:numFmt w:val="decimal"/>
-      <w:lvlText w:val=""/>
-      <w:lvlJc w:val="left"/>
-    </w:lvl>
-    <w:lvl w:ilvl="5" w:tplc="C3EE0E48">
-      <w:numFmt w:val="decimal"/>
-      <w:lvlText w:val=""/>
-      <w:lvlJc w:val="left"/>
-    </w:lvl>
-    <w:lvl w:ilvl="6" w:tplc="59F46BAC">
-      <w:numFmt w:val="decimal"/>
-      <w:lvlText w:val=""/>
-      <w:lvlJc w:val="left"/>
-    </w:lvl>
-    <w:lvl w:ilvl="7" w:tplc="36E6A3EC">
-      <w:numFmt w:val="decimal"/>
-      <w:lvlText w:val=""/>
-      <w:lvlJc w:val="left"/>
-    </w:lvl>
-    <w:lvl w:ilvl="8" w:tplc="1CD8E4D8">
+    <w:lvl w:ilvl="1" w:tplc="FD2AEDA8">
+      <w:numFmt w:val="decimal"/>
+      <w:lvlText w:val=""/>
+      <w:lvlJc w:val="left"/>
+    </w:lvl>
+    <w:lvl w:ilvl="2" w:tplc="C9DA4910">
+      <w:numFmt w:val="decimal"/>
+      <w:lvlText w:val=""/>
+      <w:lvlJc w:val="left"/>
+    </w:lvl>
+    <w:lvl w:ilvl="3" w:tplc="7C320F06">
+      <w:numFmt w:val="decimal"/>
+      <w:lvlText w:val=""/>
+      <w:lvlJc w:val="left"/>
+    </w:lvl>
+    <w:lvl w:ilvl="4" w:tplc="B0CAD310">
+      <w:numFmt w:val="decimal"/>
+      <w:lvlText w:val=""/>
+      <w:lvlJc w:val="left"/>
+    </w:lvl>
+    <w:lvl w:ilvl="5" w:tplc="AB8A50F8">
+      <w:numFmt w:val="decimal"/>
+      <w:lvlText w:val=""/>
+      <w:lvlJc w:val="left"/>
+    </w:lvl>
+    <w:lvl w:ilvl="6" w:tplc="B9D480E6">
+      <w:numFmt w:val="decimal"/>
+      <w:lvlText w:val=""/>
+      <w:lvlJc w:val="left"/>
+    </w:lvl>
+    <w:lvl w:ilvl="7" w:tplc="60A6507A">
+      <w:numFmt w:val="decimal"/>
+      <w:lvlText w:val=""/>
+      <w:lvlJc w:val="left"/>
+    </w:lvl>
+    <w:lvl w:ilvl="8" w:tplc="E5E2D698">
       <w:numFmt w:val="decimal"/>
       <w:lvlText w:val=""/>
       <w:lvlJc w:val="left"/>
     </w:lvl>
   </w:abstractNum>
   <w:abstractNum w:abstractNumId="1" w15:restartNumberingAfterBreak="0">
-    <w:nsid w:val="0163538E"/>
+    <w:nsid w:val="044C0070"/>
     <w:multiLevelType w:val="hybridMultilevel"/>
-    <w:tmpl w:val="7DE090A0"/>
-    <w:lvl w:ilvl="0" w:tplc="ECAADCF0">
+    <w:tmpl w:val="D668E548"/>
+    <w:lvl w:ilvl="0" w:tplc="9558E600">
       <w:start w:val="1"/>
       <w:numFmt w:val="bullet"/>
       <w:lvlText w:val="•"/>
@@ -16936,52 +15573,52 @@
         <w:ind w:left="720" w:hanging="360"/>
       </w:pPr>
     </w:lvl>
-    <w:lvl w:ilvl="1" w:tplc="8CAC18B8">
-      <w:numFmt w:val="decimal"/>
-      <w:lvlText w:val=""/>
-      <w:lvlJc w:val="left"/>
-    </w:lvl>
-    <w:lvl w:ilvl="2" w:tplc="C97A0C68">
-      <w:numFmt w:val="decimal"/>
-      <w:lvlText w:val=""/>
-      <w:lvlJc w:val="left"/>
-    </w:lvl>
-    <w:lvl w:ilvl="3" w:tplc="4F7467B0">
-      <w:numFmt w:val="decimal"/>
-      <w:lvlText w:val=""/>
-      <w:lvlJc w:val="left"/>
-    </w:lvl>
-    <w:lvl w:ilvl="4" w:tplc="3554610C">
-      <w:numFmt w:val="decimal"/>
-      <w:lvlText w:val=""/>
-      <w:lvlJc w:val="left"/>
-    </w:lvl>
-    <w:lvl w:ilvl="5" w:tplc="A1387814">
-      <w:numFmt w:val="decimal"/>
-      <w:lvlText w:val=""/>
-      <w:lvlJc w:val="left"/>
-    </w:lvl>
-    <w:lvl w:ilvl="6" w:tplc="3B6C11CA">
-      <w:numFmt w:val="decimal"/>
-      <w:lvlText w:val=""/>
-      <w:lvlJc w:val="left"/>
-    </w:lvl>
-    <w:lvl w:ilvl="7" w:tplc="BC626A2A">
-      <w:numFmt w:val="decimal"/>
-      <w:lvlText w:val=""/>
-      <w:lvlJc w:val="left"/>
-    </w:lvl>
-    <w:lvl w:ilvl="8" w:tplc="58540C36">
+    <w:lvl w:ilvl="1" w:tplc="241E0CCE">
+      <w:numFmt w:val="decimal"/>
+      <w:lvlText w:val=""/>
+      <w:lvlJc w:val="left"/>
+    </w:lvl>
+    <w:lvl w:ilvl="2" w:tplc="82A2F46E">
+      <w:numFmt w:val="decimal"/>
+      <w:lvlText w:val=""/>
+      <w:lvlJc w:val="left"/>
+    </w:lvl>
+    <w:lvl w:ilvl="3" w:tplc="A0E4E65E">
+      <w:numFmt w:val="decimal"/>
+      <w:lvlText w:val=""/>
+      <w:lvlJc w:val="left"/>
+    </w:lvl>
+    <w:lvl w:ilvl="4" w:tplc="56BE12A6">
+      <w:numFmt w:val="decimal"/>
+      <w:lvlText w:val=""/>
+      <w:lvlJc w:val="left"/>
+    </w:lvl>
+    <w:lvl w:ilvl="5" w:tplc="D2F45F02">
+      <w:numFmt w:val="decimal"/>
+      <w:lvlText w:val=""/>
+      <w:lvlJc w:val="left"/>
+    </w:lvl>
+    <w:lvl w:ilvl="6" w:tplc="423E9FA6">
+      <w:numFmt w:val="decimal"/>
+      <w:lvlText w:val=""/>
+      <w:lvlJc w:val="left"/>
+    </w:lvl>
+    <w:lvl w:ilvl="7" w:tplc="4F06F3BA">
+      <w:numFmt w:val="decimal"/>
+      <w:lvlText w:val=""/>
+      <w:lvlJc w:val="left"/>
+    </w:lvl>
+    <w:lvl w:ilvl="8" w:tplc="D43A309E">
       <w:numFmt w:val="decimal"/>
       <w:lvlText w:val=""/>
       <w:lvlJc w:val="left"/>
     </w:lvl>
   </w:abstractNum>
   <w:abstractNum w:abstractNumId="2" w15:restartNumberingAfterBreak="0">
-    <w:nsid w:val="02005EB1"/>
+    <w:nsid w:val="05B47DF6"/>
     <w:multiLevelType w:val="hybridMultilevel"/>
-    <w:tmpl w:val="EEE0AC2A"/>
-    <w:lvl w:ilvl="0" w:tplc="76FADF60">
+    <w:tmpl w:val="122EC1FC"/>
+    <w:lvl w:ilvl="0" w:tplc="89982E88">
       <w:start w:val="1"/>
       <w:numFmt w:val="bullet"/>
       <w:lvlText w:val="•"/>
@@ -16990,52 +15627,52 @@
         <w:ind w:left="720" w:hanging="360"/>
       </w:pPr>
     </w:lvl>
-    <w:lvl w:ilvl="1" w:tplc="F3BABCE8">
-      <w:numFmt w:val="decimal"/>
-      <w:lvlText w:val=""/>
-      <w:lvlJc w:val="left"/>
-    </w:lvl>
-    <w:lvl w:ilvl="2" w:tplc="85348310">
-      <w:numFmt w:val="decimal"/>
-      <w:lvlText w:val=""/>
-      <w:lvlJc w:val="left"/>
-    </w:lvl>
-    <w:lvl w:ilvl="3" w:tplc="5B9E468C">
-      <w:numFmt w:val="decimal"/>
-      <w:lvlText w:val=""/>
-      <w:lvlJc w:val="left"/>
-    </w:lvl>
-    <w:lvl w:ilvl="4" w:tplc="DB4C7EDA">
-      <w:numFmt w:val="decimal"/>
-      <w:lvlText w:val=""/>
-      <w:lvlJc w:val="left"/>
-    </w:lvl>
-    <w:lvl w:ilvl="5" w:tplc="F8DA8598">
-      <w:numFmt w:val="decimal"/>
-      <w:lvlText w:val=""/>
-      <w:lvlJc w:val="left"/>
-    </w:lvl>
-    <w:lvl w:ilvl="6" w:tplc="8B0CF092">
-      <w:numFmt w:val="decimal"/>
-      <w:lvlText w:val=""/>
-      <w:lvlJc w:val="left"/>
-    </w:lvl>
-    <w:lvl w:ilvl="7" w:tplc="B68225CC">
-      <w:numFmt w:val="decimal"/>
-      <w:lvlText w:val=""/>
-      <w:lvlJc w:val="left"/>
-    </w:lvl>
-    <w:lvl w:ilvl="8" w:tplc="7AC8AC9C">
+    <w:lvl w:ilvl="1" w:tplc="72ACB480">
+      <w:numFmt w:val="decimal"/>
+      <w:lvlText w:val=""/>
+      <w:lvlJc w:val="left"/>
+    </w:lvl>
+    <w:lvl w:ilvl="2" w:tplc="0F98901E">
+      <w:numFmt w:val="decimal"/>
+      <w:lvlText w:val=""/>
+      <w:lvlJc w:val="left"/>
+    </w:lvl>
+    <w:lvl w:ilvl="3" w:tplc="5D74C6A8">
+      <w:numFmt w:val="decimal"/>
+      <w:lvlText w:val=""/>
+      <w:lvlJc w:val="left"/>
+    </w:lvl>
+    <w:lvl w:ilvl="4" w:tplc="D66A5A82">
+      <w:numFmt w:val="decimal"/>
+      <w:lvlText w:val=""/>
+      <w:lvlJc w:val="left"/>
+    </w:lvl>
+    <w:lvl w:ilvl="5" w:tplc="B3287BF2">
+      <w:numFmt w:val="decimal"/>
+      <w:lvlText w:val=""/>
+      <w:lvlJc w:val="left"/>
+    </w:lvl>
+    <w:lvl w:ilvl="6" w:tplc="97F0496E">
+      <w:numFmt w:val="decimal"/>
+      <w:lvlText w:val=""/>
+      <w:lvlJc w:val="left"/>
+    </w:lvl>
+    <w:lvl w:ilvl="7" w:tplc="6DFCD7F2">
+      <w:numFmt w:val="decimal"/>
+      <w:lvlText w:val=""/>
+      <w:lvlJc w:val="left"/>
+    </w:lvl>
+    <w:lvl w:ilvl="8" w:tplc="F9444786">
       <w:numFmt w:val="decimal"/>
       <w:lvlText w:val=""/>
       <w:lvlJc w:val="left"/>
     </w:lvl>
   </w:abstractNum>
   <w:abstractNum w:abstractNumId="3" w15:restartNumberingAfterBreak="0">
-    <w:nsid w:val="02906E35"/>
+    <w:nsid w:val="06435DC8"/>
     <w:multiLevelType w:val="hybridMultilevel"/>
-    <w:tmpl w:val="73528B06"/>
-    <w:lvl w:ilvl="0" w:tplc="D22EC29C">
+    <w:tmpl w:val="26AE3E3A"/>
+    <w:lvl w:ilvl="0" w:tplc="C0F02A56">
       <w:start w:val="1"/>
       <w:numFmt w:val="bullet"/>
       <w:lvlText w:val="•"/>
@@ -17044,52 +15681,52 @@
         <w:ind w:left="720" w:hanging="360"/>
       </w:pPr>
     </w:lvl>
-    <w:lvl w:ilvl="1" w:tplc="4ED0FE0A">
-      <w:numFmt w:val="decimal"/>
-      <w:lvlText w:val=""/>
-      <w:lvlJc w:val="left"/>
-    </w:lvl>
-    <w:lvl w:ilvl="2" w:tplc="70CA756C">
-      <w:numFmt w:val="decimal"/>
-      <w:lvlText w:val=""/>
-      <w:lvlJc w:val="left"/>
-    </w:lvl>
-    <w:lvl w:ilvl="3" w:tplc="1EDA15B0">
-      <w:numFmt w:val="decimal"/>
-      <w:lvlText w:val=""/>
-      <w:lvlJc w:val="left"/>
-    </w:lvl>
-    <w:lvl w:ilvl="4" w:tplc="4092A4BA">
-      <w:numFmt w:val="decimal"/>
-      <w:lvlText w:val=""/>
-      <w:lvlJc w:val="left"/>
-    </w:lvl>
-    <w:lvl w:ilvl="5" w:tplc="F88C9410">
-      <w:numFmt w:val="decimal"/>
-      <w:lvlText w:val=""/>
-      <w:lvlJc w:val="left"/>
-    </w:lvl>
-    <w:lvl w:ilvl="6" w:tplc="A4EEB348">
-      <w:numFmt w:val="decimal"/>
-      <w:lvlText w:val=""/>
-      <w:lvlJc w:val="left"/>
-    </w:lvl>
-    <w:lvl w:ilvl="7" w:tplc="54B03CFE">
-      <w:numFmt w:val="decimal"/>
-      <w:lvlText w:val=""/>
-      <w:lvlJc w:val="left"/>
-    </w:lvl>
-    <w:lvl w:ilvl="8" w:tplc="37BC73FA">
+    <w:lvl w:ilvl="1" w:tplc="A7805A30">
+      <w:numFmt w:val="decimal"/>
+      <w:lvlText w:val=""/>
+      <w:lvlJc w:val="left"/>
+    </w:lvl>
+    <w:lvl w:ilvl="2" w:tplc="44524CAE">
+      <w:numFmt w:val="decimal"/>
+      <w:lvlText w:val=""/>
+      <w:lvlJc w:val="left"/>
+    </w:lvl>
+    <w:lvl w:ilvl="3" w:tplc="28CEEA86">
+      <w:numFmt w:val="decimal"/>
+      <w:lvlText w:val=""/>
+      <w:lvlJc w:val="left"/>
+    </w:lvl>
+    <w:lvl w:ilvl="4" w:tplc="A29E0FC6">
+      <w:numFmt w:val="decimal"/>
+      <w:lvlText w:val=""/>
+      <w:lvlJc w:val="left"/>
+    </w:lvl>
+    <w:lvl w:ilvl="5" w:tplc="5EBCD058">
+      <w:numFmt w:val="decimal"/>
+      <w:lvlText w:val=""/>
+      <w:lvlJc w:val="left"/>
+    </w:lvl>
+    <w:lvl w:ilvl="6" w:tplc="3DA8DD90">
+      <w:numFmt w:val="decimal"/>
+      <w:lvlText w:val=""/>
+      <w:lvlJc w:val="left"/>
+    </w:lvl>
+    <w:lvl w:ilvl="7" w:tplc="A22CE976">
+      <w:numFmt w:val="decimal"/>
+      <w:lvlText w:val=""/>
+      <w:lvlJc w:val="left"/>
+    </w:lvl>
+    <w:lvl w:ilvl="8" w:tplc="E29889A6">
       <w:numFmt w:val="decimal"/>
       <w:lvlText w:val=""/>
       <w:lvlJc w:val="left"/>
     </w:lvl>
   </w:abstractNum>
   <w:abstractNum w:abstractNumId="4" w15:restartNumberingAfterBreak="0">
-    <w:nsid w:val="04172552"/>
+    <w:nsid w:val="07D364D2"/>
     <w:multiLevelType w:val="hybridMultilevel"/>
-    <w:tmpl w:val="D3202930"/>
-    <w:lvl w:ilvl="0" w:tplc="768E8BC2">
+    <w:tmpl w:val="37A6672C"/>
+    <w:lvl w:ilvl="0" w:tplc="792C0B8C">
       <w:start w:val="1"/>
       <w:numFmt w:val="bullet"/>
       <w:lvlText w:val="•"/>
@@ -17098,52 +15735,52 @@
         <w:ind w:left="720" w:hanging="360"/>
       </w:pPr>
     </w:lvl>
-    <w:lvl w:ilvl="1" w:tplc="27C058BC">
-      <w:numFmt w:val="decimal"/>
-      <w:lvlText w:val=""/>
-      <w:lvlJc w:val="left"/>
-    </w:lvl>
-    <w:lvl w:ilvl="2" w:tplc="7646B852">
-      <w:numFmt w:val="decimal"/>
-      <w:lvlText w:val=""/>
-      <w:lvlJc w:val="left"/>
-    </w:lvl>
-    <w:lvl w:ilvl="3" w:tplc="A5AC3DDA">
-      <w:numFmt w:val="decimal"/>
-      <w:lvlText w:val=""/>
-      <w:lvlJc w:val="left"/>
-    </w:lvl>
-    <w:lvl w:ilvl="4" w:tplc="644417DC">
-      <w:numFmt w:val="decimal"/>
-      <w:lvlText w:val=""/>
-      <w:lvlJc w:val="left"/>
-    </w:lvl>
-    <w:lvl w:ilvl="5" w:tplc="DC0EBAE6">
-      <w:numFmt w:val="decimal"/>
-      <w:lvlText w:val=""/>
-      <w:lvlJc w:val="left"/>
-    </w:lvl>
-    <w:lvl w:ilvl="6" w:tplc="782C8C28">
-      <w:numFmt w:val="decimal"/>
-      <w:lvlText w:val=""/>
-      <w:lvlJc w:val="left"/>
-    </w:lvl>
-    <w:lvl w:ilvl="7" w:tplc="7C843328">
-      <w:numFmt w:val="decimal"/>
-      <w:lvlText w:val=""/>
-      <w:lvlJc w:val="left"/>
-    </w:lvl>
-    <w:lvl w:ilvl="8" w:tplc="EEF032EC">
+    <w:lvl w:ilvl="1" w:tplc="7E12E81C">
+      <w:numFmt w:val="decimal"/>
+      <w:lvlText w:val=""/>
+      <w:lvlJc w:val="left"/>
+    </w:lvl>
+    <w:lvl w:ilvl="2" w:tplc="F8AC9FA2">
+      <w:numFmt w:val="decimal"/>
+      <w:lvlText w:val=""/>
+      <w:lvlJc w:val="left"/>
+    </w:lvl>
+    <w:lvl w:ilvl="3" w:tplc="B7B8C2D8">
+      <w:numFmt w:val="decimal"/>
+      <w:lvlText w:val=""/>
+      <w:lvlJc w:val="left"/>
+    </w:lvl>
+    <w:lvl w:ilvl="4" w:tplc="94D08F3A">
+      <w:numFmt w:val="decimal"/>
+      <w:lvlText w:val=""/>
+      <w:lvlJc w:val="left"/>
+    </w:lvl>
+    <w:lvl w:ilvl="5" w:tplc="10B0950A">
+      <w:numFmt w:val="decimal"/>
+      <w:lvlText w:val=""/>
+      <w:lvlJc w:val="left"/>
+    </w:lvl>
+    <w:lvl w:ilvl="6" w:tplc="4E6C04CC">
+      <w:numFmt w:val="decimal"/>
+      <w:lvlText w:val=""/>
+      <w:lvlJc w:val="left"/>
+    </w:lvl>
+    <w:lvl w:ilvl="7" w:tplc="5FA81880">
+      <w:numFmt w:val="decimal"/>
+      <w:lvlText w:val=""/>
+      <w:lvlJc w:val="left"/>
+    </w:lvl>
+    <w:lvl w:ilvl="8" w:tplc="2744E5E0">
       <w:numFmt w:val="decimal"/>
       <w:lvlText w:val=""/>
       <w:lvlJc w:val="left"/>
     </w:lvl>
   </w:abstractNum>
   <w:abstractNum w:abstractNumId="5" w15:restartNumberingAfterBreak="0">
-    <w:nsid w:val="05107515"/>
+    <w:nsid w:val="097C0AEB"/>
     <w:multiLevelType w:val="hybridMultilevel"/>
-    <w:tmpl w:val="1250FC50"/>
-    <w:lvl w:ilvl="0" w:tplc="367E1292">
+    <w:tmpl w:val="16FE6432"/>
+    <w:lvl w:ilvl="0" w:tplc="6D586768">
       <w:start w:val="1"/>
       <w:numFmt w:val="bullet"/>
       <w:lvlText w:val="•"/>
@@ -17152,52 +15789,52 @@
         <w:ind w:left="720" w:hanging="360"/>
       </w:pPr>
     </w:lvl>
-    <w:lvl w:ilvl="1" w:tplc="DE90D3E2">
-      <w:numFmt w:val="decimal"/>
-      <w:lvlText w:val=""/>
-      <w:lvlJc w:val="left"/>
-    </w:lvl>
-    <w:lvl w:ilvl="2" w:tplc="192E7310">
-      <w:numFmt w:val="decimal"/>
-      <w:lvlText w:val=""/>
-      <w:lvlJc w:val="left"/>
-    </w:lvl>
-    <w:lvl w:ilvl="3" w:tplc="CAA60176">
-      <w:numFmt w:val="decimal"/>
-      <w:lvlText w:val=""/>
-      <w:lvlJc w:val="left"/>
-    </w:lvl>
-    <w:lvl w:ilvl="4" w:tplc="7C925F42">
-      <w:numFmt w:val="decimal"/>
-      <w:lvlText w:val=""/>
-      <w:lvlJc w:val="left"/>
-    </w:lvl>
-    <w:lvl w:ilvl="5" w:tplc="0250FE24">
-      <w:numFmt w:val="decimal"/>
-      <w:lvlText w:val=""/>
-      <w:lvlJc w:val="left"/>
-    </w:lvl>
-    <w:lvl w:ilvl="6" w:tplc="3A10D63A">
-      <w:numFmt w:val="decimal"/>
-      <w:lvlText w:val=""/>
-      <w:lvlJc w:val="left"/>
-    </w:lvl>
-    <w:lvl w:ilvl="7" w:tplc="0354FF24">
-      <w:numFmt w:val="decimal"/>
-      <w:lvlText w:val=""/>
-      <w:lvlJc w:val="left"/>
-    </w:lvl>
-    <w:lvl w:ilvl="8" w:tplc="D1C03E22">
+    <w:lvl w:ilvl="1" w:tplc="80C8FE00">
+      <w:numFmt w:val="decimal"/>
+      <w:lvlText w:val=""/>
+      <w:lvlJc w:val="left"/>
+    </w:lvl>
+    <w:lvl w:ilvl="2" w:tplc="CA001214">
+      <w:numFmt w:val="decimal"/>
+      <w:lvlText w:val=""/>
+      <w:lvlJc w:val="left"/>
+    </w:lvl>
+    <w:lvl w:ilvl="3" w:tplc="C6AA0FB0">
+      <w:numFmt w:val="decimal"/>
+      <w:lvlText w:val=""/>
+      <w:lvlJc w:val="left"/>
+    </w:lvl>
+    <w:lvl w:ilvl="4" w:tplc="36E2DEAC">
+      <w:numFmt w:val="decimal"/>
+      <w:lvlText w:val=""/>
+      <w:lvlJc w:val="left"/>
+    </w:lvl>
+    <w:lvl w:ilvl="5" w:tplc="30464E80">
+      <w:numFmt w:val="decimal"/>
+      <w:lvlText w:val=""/>
+      <w:lvlJc w:val="left"/>
+    </w:lvl>
+    <w:lvl w:ilvl="6" w:tplc="109469EA">
+      <w:numFmt w:val="decimal"/>
+      <w:lvlText w:val=""/>
+      <w:lvlJc w:val="left"/>
+    </w:lvl>
+    <w:lvl w:ilvl="7" w:tplc="8E223D96">
+      <w:numFmt w:val="decimal"/>
+      <w:lvlText w:val=""/>
+      <w:lvlJc w:val="left"/>
+    </w:lvl>
+    <w:lvl w:ilvl="8" w:tplc="EE8AE154">
       <w:numFmt w:val="decimal"/>
       <w:lvlText w:val=""/>
       <w:lvlJc w:val="left"/>
     </w:lvl>
   </w:abstractNum>
   <w:abstractNum w:abstractNumId="6" w15:restartNumberingAfterBreak="0">
-    <w:nsid w:val="05890959"/>
+    <w:nsid w:val="0BB6002C"/>
     <w:multiLevelType w:val="hybridMultilevel"/>
-    <w:tmpl w:val="B9B284DA"/>
-    <w:lvl w:ilvl="0" w:tplc="4150EBCE">
+    <w:tmpl w:val="943C4434"/>
+    <w:lvl w:ilvl="0" w:tplc="0A8848BC">
       <w:start w:val="1"/>
       <w:numFmt w:val="bullet"/>
       <w:lvlText w:val="•"/>
@@ -17206,52 +15843,52 @@
         <w:ind w:left="720" w:hanging="360"/>
       </w:pPr>
     </w:lvl>
-    <w:lvl w:ilvl="1" w:tplc="D432FB76">
-      <w:numFmt w:val="decimal"/>
-      <w:lvlText w:val=""/>
-      <w:lvlJc w:val="left"/>
-    </w:lvl>
-    <w:lvl w:ilvl="2" w:tplc="9956EDC6">
-      <w:numFmt w:val="decimal"/>
-      <w:lvlText w:val=""/>
-      <w:lvlJc w:val="left"/>
-    </w:lvl>
-    <w:lvl w:ilvl="3" w:tplc="889A044C">
-      <w:numFmt w:val="decimal"/>
-      <w:lvlText w:val=""/>
-      <w:lvlJc w:val="left"/>
-    </w:lvl>
-    <w:lvl w:ilvl="4" w:tplc="3DD0C45A">
-      <w:numFmt w:val="decimal"/>
-      <w:lvlText w:val=""/>
-      <w:lvlJc w:val="left"/>
-    </w:lvl>
-    <w:lvl w:ilvl="5" w:tplc="58DEA3A2">
-      <w:numFmt w:val="decimal"/>
-      <w:lvlText w:val=""/>
-      <w:lvlJc w:val="left"/>
-    </w:lvl>
-    <w:lvl w:ilvl="6" w:tplc="EDE8A3B6">
-      <w:numFmt w:val="decimal"/>
-      <w:lvlText w:val=""/>
-      <w:lvlJc w:val="left"/>
-    </w:lvl>
-    <w:lvl w:ilvl="7" w:tplc="0DF6EBD8">
-      <w:numFmt w:val="decimal"/>
-      <w:lvlText w:val=""/>
-      <w:lvlJc w:val="left"/>
-    </w:lvl>
-    <w:lvl w:ilvl="8" w:tplc="6472F402">
+    <w:lvl w:ilvl="1" w:tplc="E82ED8D0">
+      <w:numFmt w:val="decimal"/>
+      <w:lvlText w:val=""/>
+      <w:lvlJc w:val="left"/>
+    </w:lvl>
+    <w:lvl w:ilvl="2" w:tplc="5ECE82A6">
+      <w:numFmt w:val="decimal"/>
+      <w:lvlText w:val=""/>
+      <w:lvlJc w:val="left"/>
+    </w:lvl>
+    <w:lvl w:ilvl="3" w:tplc="90AC99C4">
+      <w:numFmt w:val="decimal"/>
+      <w:lvlText w:val=""/>
+      <w:lvlJc w:val="left"/>
+    </w:lvl>
+    <w:lvl w:ilvl="4" w:tplc="87729C50">
+      <w:numFmt w:val="decimal"/>
+      <w:lvlText w:val=""/>
+      <w:lvlJc w:val="left"/>
+    </w:lvl>
+    <w:lvl w:ilvl="5" w:tplc="207ED2CE">
+      <w:numFmt w:val="decimal"/>
+      <w:lvlText w:val=""/>
+      <w:lvlJc w:val="left"/>
+    </w:lvl>
+    <w:lvl w:ilvl="6" w:tplc="B406DBCA">
+      <w:numFmt w:val="decimal"/>
+      <w:lvlText w:val=""/>
+      <w:lvlJc w:val="left"/>
+    </w:lvl>
+    <w:lvl w:ilvl="7" w:tplc="7324CF86">
+      <w:numFmt w:val="decimal"/>
+      <w:lvlText w:val=""/>
+      <w:lvlJc w:val="left"/>
+    </w:lvl>
+    <w:lvl w:ilvl="8" w:tplc="D1C4DDD4">
       <w:numFmt w:val="decimal"/>
       <w:lvlText w:val=""/>
       <w:lvlJc w:val="left"/>
     </w:lvl>
   </w:abstractNum>
   <w:abstractNum w:abstractNumId="7" w15:restartNumberingAfterBreak="0">
-    <w:nsid w:val="07493597"/>
+    <w:nsid w:val="0D843E3D"/>
     <w:multiLevelType w:val="hybridMultilevel"/>
-    <w:tmpl w:val="208E397E"/>
-    <w:lvl w:ilvl="0" w:tplc="25382316">
+    <w:tmpl w:val="F8D6D360"/>
+    <w:lvl w:ilvl="0" w:tplc="97F8A3E6">
       <w:start w:val="1"/>
       <w:numFmt w:val="bullet"/>
       <w:lvlText w:val="•"/>
@@ -17260,52 +15897,106 @@
         <w:ind w:left="720" w:hanging="360"/>
       </w:pPr>
     </w:lvl>
-    <w:lvl w:ilvl="1" w:tplc="6B088B54">
-      <w:numFmt w:val="decimal"/>
-      <w:lvlText w:val=""/>
-      <w:lvlJc w:val="left"/>
-    </w:lvl>
-    <w:lvl w:ilvl="2" w:tplc="B7E2F110">
-      <w:numFmt w:val="decimal"/>
-      <w:lvlText w:val=""/>
-      <w:lvlJc w:val="left"/>
-    </w:lvl>
-    <w:lvl w:ilvl="3" w:tplc="8474FE40">
-      <w:numFmt w:val="decimal"/>
-      <w:lvlText w:val=""/>
-      <w:lvlJc w:val="left"/>
-    </w:lvl>
-    <w:lvl w:ilvl="4" w:tplc="A7DE8B2E">
-      <w:numFmt w:val="decimal"/>
-      <w:lvlText w:val=""/>
-      <w:lvlJc w:val="left"/>
-    </w:lvl>
-    <w:lvl w:ilvl="5" w:tplc="FC7014A6">
-      <w:numFmt w:val="decimal"/>
-      <w:lvlText w:val=""/>
-      <w:lvlJc w:val="left"/>
-    </w:lvl>
-    <w:lvl w:ilvl="6" w:tplc="6794275A">
-      <w:numFmt w:val="decimal"/>
-      <w:lvlText w:val=""/>
-      <w:lvlJc w:val="left"/>
-    </w:lvl>
-    <w:lvl w:ilvl="7" w:tplc="1E90CFB4">
-      <w:numFmt w:val="decimal"/>
-      <w:lvlText w:val=""/>
-      <w:lvlJc w:val="left"/>
-    </w:lvl>
-    <w:lvl w:ilvl="8" w:tplc="CE7CFCFC">
+    <w:lvl w:ilvl="1" w:tplc="611A9D86">
+      <w:numFmt w:val="decimal"/>
+      <w:lvlText w:val=""/>
+      <w:lvlJc w:val="left"/>
+    </w:lvl>
+    <w:lvl w:ilvl="2" w:tplc="8814FD28">
+      <w:numFmt w:val="decimal"/>
+      <w:lvlText w:val=""/>
+      <w:lvlJc w:val="left"/>
+    </w:lvl>
+    <w:lvl w:ilvl="3" w:tplc="88ACBCE8">
+      <w:numFmt w:val="decimal"/>
+      <w:lvlText w:val=""/>
+      <w:lvlJc w:val="left"/>
+    </w:lvl>
+    <w:lvl w:ilvl="4" w:tplc="A762E188">
+      <w:numFmt w:val="decimal"/>
+      <w:lvlText w:val=""/>
+      <w:lvlJc w:val="left"/>
+    </w:lvl>
+    <w:lvl w:ilvl="5" w:tplc="C4A232D4">
+      <w:numFmt w:val="decimal"/>
+      <w:lvlText w:val=""/>
+      <w:lvlJc w:val="left"/>
+    </w:lvl>
+    <w:lvl w:ilvl="6" w:tplc="51B88F30">
+      <w:numFmt w:val="decimal"/>
+      <w:lvlText w:val=""/>
+      <w:lvlJc w:val="left"/>
+    </w:lvl>
+    <w:lvl w:ilvl="7" w:tplc="A9048554">
+      <w:numFmt w:val="decimal"/>
+      <w:lvlText w:val=""/>
+      <w:lvlJc w:val="left"/>
+    </w:lvl>
+    <w:lvl w:ilvl="8" w:tplc="6E0064CA">
       <w:numFmt w:val="decimal"/>
       <w:lvlText w:val=""/>
       <w:lvlJc w:val="left"/>
     </w:lvl>
   </w:abstractNum>
   <w:abstractNum w:abstractNumId="8" w15:restartNumberingAfterBreak="0">
-    <w:nsid w:val="0A0468FD"/>
+    <w:nsid w:val="11DD6EE1"/>
     <w:multiLevelType w:val="hybridMultilevel"/>
-    <w:tmpl w:val="16FAD26A"/>
-    <w:lvl w:ilvl="0" w:tplc="ACD2705C">
+    <w:tmpl w:val="E72AEDAC"/>
+    <w:lvl w:ilvl="0" w:tplc="9FAE7282">
+      <w:start w:val="1"/>
+      <w:numFmt w:val="decimal"/>
+      <w:lvlText w:val="%1."/>
+      <w:lvlJc w:val="left"/>
+      <w:pPr>
+        <w:ind w:left="720" w:hanging="360"/>
+      </w:pPr>
+    </w:lvl>
+    <w:lvl w:ilvl="1" w:tplc="4AF858EE">
+      <w:numFmt w:val="decimal"/>
+      <w:lvlText w:val=""/>
+      <w:lvlJc w:val="left"/>
+    </w:lvl>
+    <w:lvl w:ilvl="2" w:tplc="2D7C3BA2">
+      <w:numFmt w:val="decimal"/>
+      <w:lvlText w:val=""/>
+      <w:lvlJc w:val="left"/>
+    </w:lvl>
+    <w:lvl w:ilvl="3" w:tplc="09E86D30">
+      <w:numFmt w:val="decimal"/>
+      <w:lvlText w:val=""/>
+      <w:lvlJc w:val="left"/>
+    </w:lvl>
+    <w:lvl w:ilvl="4" w:tplc="396AF98C">
+      <w:numFmt w:val="decimal"/>
+      <w:lvlText w:val=""/>
+      <w:lvlJc w:val="left"/>
+    </w:lvl>
+    <w:lvl w:ilvl="5" w:tplc="2C7ACDF8">
+      <w:numFmt w:val="decimal"/>
+      <w:lvlText w:val=""/>
+      <w:lvlJc w:val="left"/>
+    </w:lvl>
+    <w:lvl w:ilvl="6" w:tplc="596E4EBA">
+      <w:numFmt w:val="decimal"/>
+      <w:lvlText w:val=""/>
+      <w:lvlJc w:val="left"/>
+    </w:lvl>
+    <w:lvl w:ilvl="7" w:tplc="C304E738">
+      <w:numFmt w:val="decimal"/>
+      <w:lvlText w:val=""/>
+      <w:lvlJc w:val="left"/>
+    </w:lvl>
+    <w:lvl w:ilvl="8" w:tplc="CAE8CE74">
+      <w:numFmt w:val="decimal"/>
+      <w:lvlText w:val=""/>
+      <w:lvlJc w:val="left"/>
+    </w:lvl>
+  </w:abstractNum>
+  <w:abstractNum w:abstractNumId="9" w15:restartNumberingAfterBreak="0">
+    <w:nsid w:val="14732549"/>
+    <w:multiLevelType w:val="hybridMultilevel"/>
+    <w:tmpl w:val="4A0AB89A"/>
+    <w:lvl w:ilvl="0" w:tplc="90AA3868">
       <w:start w:val="1"/>
       <w:numFmt w:val="bullet"/>
       <w:lvlText w:val="•"/>
@@ -17314,52 +16005,52 @@
         <w:ind w:left="720" w:hanging="360"/>
       </w:pPr>
     </w:lvl>
-    <w:lvl w:ilvl="1" w:tplc="ED9AEF38">
-      <w:numFmt w:val="decimal"/>
-      <w:lvlText w:val=""/>
-      <w:lvlJc w:val="left"/>
-    </w:lvl>
-    <w:lvl w:ilvl="2" w:tplc="DCBCCEFE">
-      <w:numFmt w:val="decimal"/>
-      <w:lvlText w:val=""/>
-      <w:lvlJc w:val="left"/>
-    </w:lvl>
-    <w:lvl w:ilvl="3" w:tplc="89145CF0">
-      <w:numFmt w:val="decimal"/>
-      <w:lvlText w:val=""/>
-      <w:lvlJc w:val="left"/>
-    </w:lvl>
-    <w:lvl w:ilvl="4" w:tplc="B7B65104">
-      <w:numFmt w:val="decimal"/>
-      <w:lvlText w:val=""/>
-      <w:lvlJc w:val="left"/>
-    </w:lvl>
-    <w:lvl w:ilvl="5" w:tplc="7B3C0850">
-      <w:numFmt w:val="decimal"/>
-      <w:lvlText w:val=""/>
-      <w:lvlJc w:val="left"/>
-    </w:lvl>
-    <w:lvl w:ilvl="6" w:tplc="23AA7A6C">
-      <w:numFmt w:val="decimal"/>
-      <w:lvlText w:val=""/>
-      <w:lvlJc w:val="left"/>
-    </w:lvl>
-    <w:lvl w:ilvl="7" w:tplc="071C0A5E">
-      <w:numFmt w:val="decimal"/>
-      <w:lvlText w:val=""/>
-      <w:lvlJc w:val="left"/>
-    </w:lvl>
-    <w:lvl w:ilvl="8" w:tplc="112AF42E">
+    <w:lvl w:ilvl="1" w:tplc="6E88CB38">
+      <w:numFmt w:val="decimal"/>
+      <w:lvlText w:val=""/>
+      <w:lvlJc w:val="left"/>
+    </w:lvl>
+    <w:lvl w:ilvl="2" w:tplc="AD02CCAC">
+      <w:numFmt w:val="decimal"/>
+      <w:lvlText w:val=""/>
+      <w:lvlJc w:val="left"/>
+    </w:lvl>
+    <w:lvl w:ilvl="3" w:tplc="7E7E378E">
+      <w:numFmt w:val="decimal"/>
+      <w:lvlText w:val=""/>
+      <w:lvlJc w:val="left"/>
+    </w:lvl>
+    <w:lvl w:ilvl="4" w:tplc="C2861B36">
+      <w:numFmt w:val="decimal"/>
+      <w:lvlText w:val=""/>
+      <w:lvlJc w:val="left"/>
+    </w:lvl>
+    <w:lvl w:ilvl="5" w:tplc="32B84402">
+      <w:numFmt w:val="decimal"/>
+      <w:lvlText w:val=""/>
+      <w:lvlJc w:val="left"/>
+    </w:lvl>
+    <w:lvl w:ilvl="6" w:tplc="8E026D28">
+      <w:numFmt w:val="decimal"/>
+      <w:lvlText w:val=""/>
+      <w:lvlJc w:val="left"/>
+    </w:lvl>
+    <w:lvl w:ilvl="7" w:tplc="0D9EE1EC">
+      <w:numFmt w:val="decimal"/>
+      <w:lvlText w:val=""/>
+      <w:lvlJc w:val="left"/>
+    </w:lvl>
+    <w:lvl w:ilvl="8" w:tplc="BC3243A6">
       <w:numFmt w:val="decimal"/>
       <w:lvlText w:val=""/>
       <w:lvlJc w:val="left"/>
     </w:lvl>
   </w:abstractNum>
-  <w:abstractNum w:abstractNumId="9" w15:restartNumberingAfterBreak="0">
-    <w:nsid w:val="0B3B75C0"/>
+  <w:abstractNum w:abstractNumId="10" w15:restartNumberingAfterBreak="0">
+    <w:nsid w:val="14CD42BC"/>
     <w:multiLevelType w:val="hybridMultilevel"/>
-    <w:tmpl w:val="3BA208C8"/>
-    <w:lvl w:ilvl="0" w:tplc="486A6C92">
+    <w:tmpl w:val="CCDA6596"/>
+    <w:lvl w:ilvl="0" w:tplc="9118E3FA">
       <w:start w:val="1"/>
       <w:numFmt w:val="bullet"/>
       <w:lvlText w:val="•"/>
@@ -17368,52 +16059,1618 @@
         <w:ind w:left="720" w:hanging="360"/>
       </w:pPr>
     </w:lvl>
-    <w:lvl w:ilvl="1" w:tplc="9240123C">
-      <w:numFmt w:val="decimal"/>
-      <w:lvlText w:val=""/>
-      <w:lvlJc w:val="left"/>
-    </w:lvl>
-    <w:lvl w:ilvl="2" w:tplc="C3809498">
-      <w:numFmt w:val="decimal"/>
-      <w:lvlText w:val=""/>
-      <w:lvlJc w:val="left"/>
-    </w:lvl>
-    <w:lvl w:ilvl="3" w:tplc="1D2A55DA">
-      <w:numFmt w:val="decimal"/>
-      <w:lvlText w:val=""/>
-      <w:lvlJc w:val="left"/>
-    </w:lvl>
-    <w:lvl w:ilvl="4" w:tplc="0E24E046">
-      <w:numFmt w:val="decimal"/>
-      <w:lvlText w:val=""/>
-      <w:lvlJc w:val="left"/>
-    </w:lvl>
-    <w:lvl w:ilvl="5" w:tplc="70CE0EF4">
-      <w:numFmt w:val="decimal"/>
-      <w:lvlText w:val=""/>
-      <w:lvlJc w:val="left"/>
-    </w:lvl>
-    <w:lvl w:ilvl="6" w:tplc="0FBC1960">
-      <w:numFmt w:val="decimal"/>
-      <w:lvlText w:val=""/>
-      <w:lvlJc w:val="left"/>
-    </w:lvl>
-    <w:lvl w:ilvl="7" w:tplc="DEDC1760">
-      <w:numFmt w:val="decimal"/>
-      <w:lvlText w:val=""/>
-      <w:lvlJc w:val="left"/>
-    </w:lvl>
-    <w:lvl w:ilvl="8" w:tplc="14344B52">
+    <w:lvl w:ilvl="1" w:tplc="948E8D36">
+      <w:numFmt w:val="decimal"/>
+      <w:lvlText w:val=""/>
+      <w:lvlJc w:val="left"/>
+    </w:lvl>
+    <w:lvl w:ilvl="2" w:tplc="E5D01AFA">
+      <w:numFmt w:val="decimal"/>
+      <w:lvlText w:val=""/>
+      <w:lvlJc w:val="left"/>
+    </w:lvl>
+    <w:lvl w:ilvl="3" w:tplc="609E2104">
+      <w:numFmt w:val="decimal"/>
+      <w:lvlText w:val=""/>
+      <w:lvlJc w:val="left"/>
+    </w:lvl>
+    <w:lvl w:ilvl="4" w:tplc="E884A1B8">
+      <w:numFmt w:val="decimal"/>
+      <w:lvlText w:val=""/>
+      <w:lvlJc w:val="left"/>
+    </w:lvl>
+    <w:lvl w:ilvl="5" w:tplc="7CAEC106">
+      <w:numFmt w:val="decimal"/>
+      <w:lvlText w:val=""/>
+      <w:lvlJc w:val="left"/>
+    </w:lvl>
+    <w:lvl w:ilvl="6" w:tplc="7BC2666C">
+      <w:numFmt w:val="decimal"/>
+      <w:lvlText w:val=""/>
+      <w:lvlJc w:val="left"/>
+    </w:lvl>
+    <w:lvl w:ilvl="7" w:tplc="DCD442A6">
+      <w:numFmt w:val="decimal"/>
+      <w:lvlText w:val=""/>
+      <w:lvlJc w:val="left"/>
+    </w:lvl>
+    <w:lvl w:ilvl="8" w:tplc="58725EE2">
       <w:numFmt w:val="decimal"/>
       <w:lvlText w:val=""/>
       <w:lvlJc w:val="left"/>
     </w:lvl>
   </w:abstractNum>
-  <w:abstractNum w:abstractNumId="10" w15:restartNumberingAfterBreak="0">
-    <w:nsid w:val="0C1A69C0"/>
+  <w:abstractNum w:abstractNumId="11" w15:restartNumberingAfterBreak="0">
+    <w:nsid w:val="14D32757"/>
     <w:multiLevelType w:val="hybridMultilevel"/>
-    <w:tmpl w:val="7C8C7806"/>
-    <w:lvl w:ilvl="0" w:tplc="0FF22890">
+    <w:tmpl w:val="C85295B0"/>
+    <w:lvl w:ilvl="0" w:tplc="E866263A">
+      <w:start w:val="1"/>
+      <w:numFmt w:val="bullet"/>
+      <w:lvlText w:val="•"/>
+      <w:lvlJc w:val="left"/>
+      <w:pPr>
+        <w:ind w:left="720" w:hanging="360"/>
+      </w:pPr>
+    </w:lvl>
+    <w:lvl w:ilvl="1" w:tplc="E5F0D1B2">
+      <w:numFmt w:val="decimal"/>
+      <w:lvlText w:val=""/>
+      <w:lvlJc w:val="left"/>
+    </w:lvl>
+    <w:lvl w:ilvl="2" w:tplc="114622A8">
+      <w:numFmt w:val="decimal"/>
+      <w:lvlText w:val=""/>
+      <w:lvlJc w:val="left"/>
+    </w:lvl>
+    <w:lvl w:ilvl="3" w:tplc="EF589B90">
+      <w:numFmt w:val="decimal"/>
+      <w:lvlText w:val=""/>
+      <w:lvlJc w:val="left"/>
+    </w:lvl>
+    <w:lvl w:ilvl="4" w:tplc="739244B0">
+      <w:numFmt w:val="decimal"/>
+      <w:lvlText w:val=""/>
+      <w:lvlJc w:val="left"/>
+    </w:lvl>
+    <w:lvl w:ilvl="5" w:tplc="88F227B0">
+      <w:numFmt w:val="decimal"/>
+      <w:lvlText w:val=""/>
+      <w:lvlJc w:val="left"/>
+    </w:lvl>
+    <w:lvl w:ilvl="6" w:tplc="EDA09A6E">
+      <w:numFmt w:val="decimal"/>
+      <w:lvlText w:val=""/>
+      <w:lvlJc w:val="left"/>
+    </w:lvl>
+    <w:lvl w:ilvl="7" w:tplc="1980A7BA">
+      <w:numFmt w:val="decimal"/>
+      <w:lvlText w:val=""/>
+      <w:lvlJc w:val="left"/>
+    </w:lvl>
+    <w:lvl w:ilvl="8" w:tplc="06C2BA74">
+      <w:numFmt w:val="decimal"/>
+      <w:lvlText w:val=""/>
+      <w:lvlJc w:val="left"/>
+    </w:lvl>
+  </w:abstractNum>
+  <w:abstractNum w:abstractNumId="12" w15:restartNumberingAfterBreak="0">
+    <w:nsid w:val="15A6324C"/>
+    <w:multiLevelType w:val="hybridMultilevel"/>
+    <w:tmpl w:val="7656267C"/>
+    <w:lvl w:ilvl="0" w:tplc="A58A2FA2">
+      <w:start w:val="1"/>
+      <w:numFmt w:val="bullet"/>
+      <w:lvlText w:val="•"/>
+      <w:lvlJc w:val="left"/>
+      <w:pPr>
+        <w:ind w:left="720" w:hanging="360"/>
+      </w:pPr>
+    </w:lvl>
+    <w:lvl w:ilvl="1" w:tplc="A51A513A">
+      <w:numFmt w:val="decimal"/>
+      <w:lvlText w:val=""/>
+      <w:lvlJc w:val="left"/>
+    </w:lvl>
+    <w:lvl w:ilvl="2" w:tplc="87D6B0E0">
+      <w:numFmt w:val="decimal"/>
+      <w:lvlText w:val=""/>
+      <w:lvlJc w:val="left"/>
+    </w:lvl>
+    <w:lvl w:ilvl="3" w:tplc="0D0E23A8">
+      <w:numFmt w:val="decimal"/>
+      <w:lvlText w:val=""/>
+      <w:lvlJc w:val="left"/>
+    </w:lvl>
+    <w:lvl w:ilvl="4" w:tplc="58D2FB02">
+      <w:numFmt w:val="decimal"/>
+      <w:lvlText w:val=""/>
+      <w:lvlJc w:val="left"/>
+    </w:lvl>
+    <w:lvl w:ilvl="5" w:tplc="20E6A2BA">
+      <w:numFmt w:val="decimal"/>
+      <w:lvlText w:val=""/>
+      <w:lvlJc w:val="left"/>
+    </w:lvl>
+    <w:lvl w:ilvl="6" w:tplc="43F6859A">
+      <w:numFmt w:val="decimal"/>
+      <w:lvlText w:val=""/>
+      <w:lvlJc w:val="left"/>
+    </w:lvl>
+    <w:lvl w:ilvl="7" w:tplc="DD523B36">
+      <w:numFmt w:val="decimal"/>
+      <w:lvlText w:val=""/>
+      <w:lvlJc w:val="left"/>
+    </w:lvl>
+    <w:lvl w:ilvl="8" w:tplc="F9EC687C">
+      <w:numFmt w:val="decimal"/>
+      <w:lvlText w:val=""/>
+      <w:lvlJc w:val="left"/>
+    </w:lvl>
+  </w:abstractNum>
+  <w:abstractNum w:abstractNumId="13" w15:restartNumberingAfterBreak="0">
+    <w:nsid w:val="16740310"/>
+    <w:multiLevelType w:val="hybridMultilevel"/>
+    <w:tmpl w:val="42507536"/>
+    <w:lvl w:ilvl="0" w:tplc="FCAE6836">
+      <w:start w:val="1"/>
+      <w:numFmt w:val="bullet"/>
+      <w:lvlText w:val="•"/>
+      <w:lvlJc w:val="left"/>
+      <w:pPr>
+        <w:ind w:left="720" w:hanging="360"/>
+      </w:pPr>
+    </w:lvl>
+    <w:lvl w:ilvl="1" w:tplc="815620B6">
+      <w:numFmt w:val="decimal"/>
+      <w:lvlText w:val=""/>
+      <w:lvlJc w:val="left"/>
+    </w:lvl>
+    <w:lvl w:ilvl="2" w:tplc="5B74CD0A">
+      <w:numFmt w:val="decimal"/>
+      <w:lvlText w:val=""/>
+      <w:lvlJc w:val="left"/>
+    </w:lvl>
+    <w:lvl w:ilvl="3" w:tplc="7FC87BE4">
+      <w:numFmt w:val="decimal"/>
+      <w:lvlText w:val=""/>
+      <w:lvlJc w:val="left"/>
+    </w:lvl>
+    <w:lvl w:ilvl="4" w:tplc="7E5E48C6">
+      <w:numFmt w:val="decimal"/>
+      <w:lvlText w:val=""/>
+      <w:lvlJc w:val="left"/>
+    </w:lvl>
+    <w:lvl w:ilvl="5" w:tplc="4100E892">
+      <w:numFmt w:val="decimal"/>
+      <w:lvlText w:val=""/>
+      <w:lvlJc w:val="left"/>
+    </w:lvl>
+    <w:lvl w:ilvl="6" w:tplc="E7707A84">
+      <w:numFmt w:val="decimal"/>
+      <w:lvlText w:val=""/>
+      <w:lvlJc w:val="left"/>
+    </w:lvl>
+    <w:lvl w:ilvl="7" w:tplc="A7BED31E">
+      <w:numFmt w:val="decimal"/>
+      <w:lvlText w:val=""/>
+      <w:lvlJc w:val="left"/>
+    </w:lvl>
+    <w:lvl w:ilvl="8" w:tplc="E796F09C">
+      <w:numFmt w:val="decimal"/>
+      <w:lvlText w:val=""/>
+      <w:lvlJc w:val="left"/>
+    </w:lvl>
+  </w:abstractNum>
+  <w:abstractNum w:abstractNumId="14" w15:restartNumberingAfterBreak="0">
+    <w:nsid w:val="17E72D73"/>
+    <w:multiLevelType w:val="hybridMultilevel"/>
+    <w:tmpl w:val="9B5479D2"/>
+    <w:lvl w:ilvl="0" w:tplc="F71EC0C4">
+      <w:start w:val="1"/>
+      <w:numFmt w:val="bullet"/>
+      <w:lvlText w:val="•"/>
+      <w:lvlJc w:val="left"/>
+      <w:pPr>
+        <w:ind w:left="720" w:hanging="360"/>
+      </w:pPr>
+    </w:lvl>
+    <w:lvl w:ilvl="1" w:tplc="92FE9DF0">
+      <w:numFmt w:val="decimal"/>
+      <w:lvlText w:val=""/>
+      <w:lvlJc w:val="left"/>
+    </w:lvl>
+    <w:lvl w:ilvl="2" w:tplc="A260C944">
+      <w:numFmt w:val="decimal"/>
+      <w:lvlText w:val=""/>
+      <w:lvlJc w:val="left"/>
+    </w:lvl>
+    <w:lvl w:ilvl="3" w:tplc="CDBAE82C">
+      <w:numFmt w:val="decimal"/>
+      <w:lvlText w:val=""/>
+      <w:lvlJc w:val="left"/>
+    </w:lvl>
+    <w:lvl w:ilvl="4" w:tplc="872C347E">
+      <w:numFmt w:val="decimal"/>
+      <w:lvlText w:val=""/>
+      <w:lvlJc w:val="left"/>
+    </w:lvl>
+    <w:lvl w:ilvl="5" w:tplc="4A7CCF9C">
+      <w:numFmt w:val="decimal"/>
+      <w:lvlText w:val=""/>
+      <w:lvlJc w:val="left"/>
+    </w:lvl>
+    <w:lvl w:ilvl="6" w:tplc="297E2A76">
+      <w:numFmt w:val="decimal"/>
+      <w:lvlText w:val=""/>
+      <w:lvlJc w:val="left"/>
+    </w:lvl>
+    <w:lvl w:ilvl="7" w:tplc="65B2F51E">
+      <w:numFmt w:val="decimal"/>
+      <w:lvlText w:val=""/>
+      <w:lvlJc w:val="left"/>
+    </w:lvl>
+    <w:lvl w:ilvl="8" w:tplc="184ED9CA">
+      <w:numFmt w:val="decimal"/>
+      <w:lvlText w:val=""/>
+      <w:lvlJc w:val="left"/>
+    </w:lvl>
+  </w:abstractNum>
+  <w:abstractNum w:abstractNumId="15" w15:restartNumberingAfterBreak="0">
+    <w:nsid w:val="1978351D"/>
+    <w:multiLevelType w:val="hybridMultilevel"/>
+    <w:tmpl w:val="90D4C0B8"/>
+    <w:lvl w:ilvl="0" w:tplc="0102234C">
+      <w:start w:val="1"/>
+      <w:numFmt w:val="bullet"/>
+      <w:lvlText w:val="•"/>
+      <w:lvlJc w:val="left"/>
+      <w:pPr>
+        <w:ind w:left="720" w:hanging="360"/>
+      </w:pPr>
+    </w:lvl>
+    <w:lvl w:ilvl="1" w:tplc="76FE7EFA">
+      <w:numFmt w:val="decimal"/>
+      <w:lvlText w:val=""/>
+      <w:lvlJc w:val="left"/>
+    </w:lvl>
+    <w:lvl w:ilvl="2" w:tplc="E56AD80E">
+      <w:numFmt w:val="decimal"/>
+      <w:lvlText w:val=""/>
+      <w:lvlJc w:val="left"/>
+    </w:lvl>
+    <w:lvl w:ilvl="3" w:tplc="3FCA8ACA">
+      <w:numFmt w:val="decimal"/>
+      <w:lvlText w:val=""/>
+      <w:lvlJc w:val="left"/>
+    </w:lvl>
+    <w:lvl w:ilvl="4" w:tplc="D166BEAA">
+      <w:numFmt w:val="decimal"/>
+      <w:lvlText w:val=""/>
+      <w:lvlJc w:val="left"/>
+    </w:lvl>
+    <w:lvl w:ilvl="5" w:tplc="FA5AEB3E">
+      <w:numFmt w:val="decimal"/>
+      <w:lvlText w:val=""/>
+      <w:lvlJc w:val="left"/>
+    </w:lvl>
+    <w:lvl w:ilvl="6" w:tplc="5CD852A0">
+      <w:numFmt w:val="decimal"/>
+      <w:lvlText w:val=""/>
+      <w:lvlJc w:val="left"/>
+    </w:lvl>
+    <w:lvl w:ilvl="7" w:tplc="5B38D3CC">
+      <w:numFmt w:val="decimal"/>
+      <w:lvlText w:val=""/>
+      <w:lvlJc w:val="left"/>
+    </w:lvl>
+    <w:lvl w:ilvl="8" w:tplc="D32E478E">
+      <w:numFmt w:val="decimal"/>
+      <w:lvlText w:val=""/>
+      <w:lvlJc w:val="left"/>
+    </w:lvl>
+  </w:abstractNum>
+  <w:abstractNum w:abstractNumId="16" w15:restartNumberingAfterBreak="0">
+    <w:nsid w:val="19CF41B7"/>
+    <w:multiLevelType w:val="hybridMultilevel"/>
+    <w:tmpl w:val="A57C1CA2"/>
+    <w:lvl w:ilvl="0" w:tplc="C90085E0">
+      <w:start w:val="1"/>
+      <w:numFmt w:val="bullet"/>
+      <w:lvlText w:val="•"/>
+      <w:lvlJc w:val="left"/>
+      <w:pPr>
+        <w:ind w:left="720" w:hanging="360"/>
+      </w:pPr>
+    </w:lvl>
+    <w:lvl w:ilvl="1" w:tplc="708AE160">
+      <w:numFmt w:val="decimal"/>
+      <w:lvlText w:val=""/>
+      <w:lvlJc w:val="left"/>
+    </w:lvl>
+    <w:lvl w:ilvl="2" w:tplc="C5D884F8">
+      <w:numFmt w:val="decimal"/>
+      <w:lvlText w:val=""/>
+      <w:lvlJc w:val="left"/>
+    </w:lvl>
+    <w:lvl w:ilvl="3" w:tplc="892489D4">
+      <w:numFmt w:val="decimal"/>
+      <w:lvlText w:val=""/>
+      <w:lvlJc w:val="left"/>
+    </w:lvl>
+    <w:lvl w:ilvl="4" w:tplc="31B43812">
+      <w:numFmt w:val="decimal"/>
+      <w:lvlText w:val=""/>
+      <w:lvlJc w:val="left"/>
+    </w:lvl>
+    <w:lvl w:ilvl="5" w:tplc="72A2242A">
+      <w:numFmt w:val="decimal"/>
+      <w:lvlText w:val=""/>
+      <w:lvlJc w:val="left"/>
+    </w:lvl>
+    <w:lvl w:ilvl="6" w:tplc="DF86AF4A">
+      <w:numFmt w:val="decimal"/>
+      <w:lvlText w:val=""/>
+      <w:lvlJc w:val="left"/>
+    </w:lvl>
+    <w:lvl w:ilvl="7" w:tplc="6028547A">
+      <w:numFmt w:val="decimal"/>
+      <w:lvlText w:val=""/>
+      <w:lvlJc w:val="left"/>
+    </w:lvl>
+    <w:lvl w:ilvl="8" w:tplc="621E9BD2">
+      <w:numFmt w:val="decimal"/>
+      <w:lvlText w:val=""/>
+      <w:lvlJc w:val="left"/>
+    </w:lvl>
+  </w:abstractNum>
+  <w:abstractNum w:abstractNumId="17" w15:restartNumberingAfterBreak="0">
+    <w:nsid w:val="1EF37FE8"/>
+    <w:multiLevelType w:val="hybridMultilevel"/>
+    <w:tmpl w:val="986043CA"/>
+    <w:lvl w:ilvl="0" w:tplc="2018798A">
+      <w:start w:val="1"/>
+      <w:numFmt w:val="bullet"/>
+      <w:lvlText w:val="•"/>
+      <w:lvlJc w:val="left"/>
+      <w:pPr>
+        <w:ind w:left="720" w:hanging="360"/>
+      </w:pPr>
+    </w:lvl>
+    <w:lvl w:ilvl="1" w:tplc="492CB536">
+      <w:numFmt w:val="decimal"/>
+      <w:lvlText w:val=""/>
+      <w:lvlJc w:val="left"/>
+    </w:lvl>
+    <w:lvl w:ilvl="2" w:tplc="6C463CCA">
+      <w:numFmt w:val="decimal"/>
+      <w:lvlText w:val=""/>
+      <w:lvlJc w:val="left"/>
+    </w:lvl>
+    <w:lvl w:ilvl="3" w:tplc="7DA46E46">
+      <w:numFmt w:val="decimal"/>
+      <w:lvlText w:val=""/>
+      <w:lvlJc w:val="left"/>
+    </w:lvl>
+    <w:lvl w:ilvl="4" w:tplc="F9E68F06">
+      <w:numFmt w:val="decimal"/>
+      <w:lvlText w:val=""/>
+      <w:lvlJc w:val="left"/>
+    </w:lvl>
+    <w:lvl w:ilvl="5" w:tplc="5AF022D0">
+      <w:numFmt w:val="decimal"/>
+      <w:lvlText w:val=""/>
+      <w:lvlJc w:val="left"/>
+    </w:lvl>
+    <w:lvl w:ilvl="6" w:tplc="D31210D0">
+      <w:numFmt w:val="decimal"/>
+      <w:lvlText w:val=""/>
+      <w:lvlJc w:val="left"/>
+    </w:lvl>
+    <w:lvl w:ilvl="7" w:tplc="3B42CF4C">
+      <w:numFmt w:val="decimal"/>
+      <w:lvlText w:val=""/>
+      <w:lvlJc w:val="left"/>
+    </w:lvl>
+    <w:lvl w:ilvl="8" w:tplc="53CC4B82">
+      <w:numFmt w:val="decimal"/>
+      <w:lvlText w:val=""/>
+      <w:lvlJc w:val="left"/>
+    </w:lvl>
+  </w:abstractNum>
+  <w:abstractNum w:abstractNumId="18" w15:restartNumberingAfterBreak="0">
+    <w:nsid w:val="1FB04B87"/>
+    <w:multiLevelType w:val="hybridMultilevel"/>
+    <w:tmpl w:val="93745AEC"/>
+    <w:lvl w:ilvl="0" w:tplc="61CE72D0">
+      <w:start w:val="1"/>
+      <w:numFmt w:val="bullet"/>
+      <w:lvlText w:val="•"/>
+      <w:lvlJc w:val="left"/>
+      <w:pPr>
+        <w:ind w:left="720" w:hanging="360"/>
+      </w:pPr>
+    </w:lvl>
+    <w:lvl w:ilvl="1" w:tplc="39C0F5BE">
+      <w:numFmt w:val="decimal"/>
+      <w:lvlText w:val=""/>
+      <w:lvlJc w:val="left"/>
+    </w:lvl>
+    <w:lvl w:ilvl="2" w:tplc="1E726F3A">
+      <w:numFmt w:val="decimal"/>
+      <w:lvlText w:val=""/>
+      <w:lvlJc w:val="left"/>
+    </w:lvl>
+    <w:lvl w:ilvl="3" w:tplc="65EC90E8">
+      <w:numFmt w:val="decimal"/>
+      <w:lvlText w:val=""/>
+      <w:lvlJc w:val="left"/>
+    </w:lvl>
+    <w:lvl w:ilvl="4" w:tplc="937A1B4A">
+      <w:numFmt w:val="decimal"/>
+      <w:lvlText w:val=""/>
+      <w:lvlJc w:val="left"/>
+    </w:lvl>
+    <w:lvl w:ilvl="5" w:tplc="37E6E1F8">
+      <w:numFmt w:val="decimal"/>
+      <w:lvlText w:val=""/>
+      <w:lvlJc w:val="left"/>
+    </w:lvl>
+    <w:lvl w:ilvl="6" w:tplc="8DC0A27C">
+      <w:numFmt w:val="decimal"/>
+      <w:lvlText w:val=""/>
+      <w:lvlJc w:val="left"/>
+    </w:lvl>
+    <w:lvl w:ilvl="7" w:tplc="206E9ABA">
+      <w:numFmt w:val="decimal"/>
+      <w:lvlText w:val=""/>
+      <w:lvlJc w:val="left"/>
+    </w:lvl>
+    <w:lvl w:ilvl="8" w:tplc="72DA6F4C">
+      <w:numFmt w:val="decimal"/>
+      <w:lvlText w:val=""/>
+      <w:lvlJc w:val="left"/>
+    </w:lvl>
+  </w:abstractNum>
+  <w:abstractNum w:abstractNumId="19" w15:restartNumberingAfterBreak="0">
+    <w:nsid w:val="1FB103C4"/>
+    <w:multiLevelType w:val="hybridMultilevel"/>
+    <w:tmpl w:val="68E0C536"/>
+    <w:lvl w:ilvl="0" w:tplc="5A8C4730">
+      <w:start w:val="1"/>
+      <w:numFmt w:val="bullet"/>
+      <w:lvlText w:val="•"/>
+      <w:lvlJc w:val="left"/>
+      <w:pPr>
+        <w:ind w:left="720" w:hanging="360"/>
+      </w:pPr>
+    </w:lvl>
+    <w:lvl w:ilvl="1" w:tplc="4C0A947E">
+      <w:numFmt w:val="decimal"/>
+      <w:lvlText w:val=""/>
+      <w:lvlJc w:val="left"/>
+    </w:lvl>
+    <w:lvl w:ilvl="2" w:tplc="38E28094">
+      <w:numFmt w:val="decimal"/>
+      <w:lvlText w:val=""/>
+      <w:lvlJc w:val="left"/>
+    </w:lvl>
+    <w:lvl w:ilvl="3" w:tplc="180E1414">
+      <w:numFmt w:val="decimal"/>
+      <w:lvlText w:val=""/>
+      <w:lvlJc w:val="left"/>
+    </w:lvl>
+    <w:lvl w:ilvl="4" w:tplc="C04226DC">
+      <w:numFmt w:val="decimal"/>
+      <w:lvlText w:val=""/>
+      <w:lvlJc w:val="left"/>
+    </w:lvl>
+    <w:lvl w:ilvl="5" w:tplc="0BAE85F6">
+      <w:numFmt w:val="decimal"/>
+      <w:lvlText w:val=""/>
+      <w:lvlJc w:val="left"/>
+    </w:lvl>
+    <w:lvl w:ilvl="6" w:tplc="B76C4380">
+      <w:numFmt w:val="decimal"/>
+      <w:lvlText w:val=""/>
+      <w:lvlJc w:val="left"/>
+    </w:lvl>
+    <w:lvl w:ilvl="7" w:tplc="1C8ECFE8">
+      <w:numFmt w:val="decimal"/>
+      <w:lvlText w:val=""/>
+      <w:lvlJc w:val="left"/>
+    </w:lvl>
+    <w:lvl w:ilvl="8" w:tplc="98DE25E2">
+      <w:numFmt w:val="decimal"/>
+      <w:lvlText w:val=""/>
+      <w:lvlJc w:val="left"/>
+    </w:lvl>
+  </w:abstractNum>
+  <w:abstractNum w:abstractNumId="20" w15:restartNumberingAfterBreak="0">
+    <w:nsid w:val="208B23D0"/>
+    <w:multiLevelType w:val="hybridMultilevel"/>
+    <w:tmpl w:val="5C48A32C"/>
+    <w:lvl w:ilvl="0" w:tplc="3BC2F9B0">
+      <w:start w:val="1"/>
+      <w:numFmt w:val="bullet"/>
+      <w:lvlText w:val="•"/>
+      <w:lvlJc w:val="left"/>
+      <w:pPr>
+        <w:ind w:left="720" w:hanging="360"/>
+      </w:pPr>
+    </w:lvl>
+    <w:lvl w:ilvl="1" w:tplc="902A441A">
+      <w:numFmt w:val="decimal"/>
+      <w:lvlText w:val=""/>
+      <w:lvlJc w:val="left"/>
+    </w:lvl>
+    <w:lvl w:ilvl="2" w:tplc="18280298">
+      <w:numFmt w:val="decimal"/>
+      <w:lvlText w:val=""/>
+      <w:lvlJc w:val="left"/>
+    </w:lvl>
+    <w:lvl w:ilvl="3" w:tplc="D1A89CA8">
+      <w:numFmt w:val="decimal"/>
+      <w:lvlText w:val=""/>
+      <w:lvlJc w:val="left"/>
+    </w:lvl>
+    <w:lvl w:ilvl="4" w:tplc="56F424CC">
+      <w:numFmt w:val="decimal"/>
+      <w:lvlText w:val=""/>
+      <w:lvlJc w:val="left"/>
+    </w:lvl>
+    <w:lvl w:ilvl="5" w:tplc="1ADE3ECC">
+      <w:numFmt w:val="decimal"/>
+      <w:lvlText w:val=""/>
+      <w:lvlJc w:val="left"/>
+    </w:lvl>
+    <w:lvl w:ilvl="6" w:tplc="9D96F6EA">
+      <w:numFmt w:val="decimal"/>
+      <w:lvlText w:val=""/>
+      <w:lvlJc w:val="left"/>
+    </w:lvl>
+    <w:lvl w:ilvl="7" w:tplc="21761040">
+      <w:numFmt w:val="decimal"/>
+      <w:lvlText w:val=""/>
+      <w:lvlJc w:val="left"/>
+    </w:lvl>
+    <w:lvl w:ilvl="8" w:tplc="A934C9B6">
+      <w:numFmt w:val="decimal"/>
+      <w:lvlText w:val=""/>
+      <w:lvlJc w:val="left"/>
+    </w:lvl>
+  </w:abstractNum>
+  <w:abstractNum w:abstractNumId="21" w15:restartNumberingAfterBreak="0">
+    <w:nsid w:val="221B1DC5"/>
+    <w:multiLevelType w:val="hybridMultilevel"/>
+    <w:tmpl w:val="8750A5B8"/>
+    <w:lvl w:ilvl="0" w:tplc="27265338">
+      <w:start w:val="1"/>
+      <w:numFmt w:val="bullet"/>
+      <w:lvlText w:val="•"/>
+      <w:lvlJc w:val="left"/>
+      <w:pPr>
+        <w:ind w:left="720" w:hanging="360"/>
+      </w:pPr>
+    </w:lvl>
+    <w:lvl w:ilvl="1" w:tplc="EDD24B6C">
+      <w:numFmt w:val="decimal"/>
+      <w:lvlText w:val=""/>
+      <w:lvlJc w:val="left"/>
+    </w:lvl>
+    <w:lvl w:ilvl="2" w:tplc="F9D052E6">
+      <w:numFmt w:val="decimal"/>
+      <w:lvlText w:val=""/>
+      <w:lvlJc w:val="left"/>
+    </w:lvl>
+    <w:lvl w:ilvl="3" w:tplc="9A6E119E">
+      <w:numFmt w:val="decimal"/>
+      <w:lvlText w:val=""/>
+      <w:lvlJc w:val="left"/>
+    </w:lvl>
+    <w:lvl w:ilvl="4" w:tplc="2328203E">
+      <w:numFmt w:val="decimal"/>
+      <w:lvlText w:val=""/>
+      <w:lvlJc w:val="left"/>
+    </w:lvl>
+    <w:lvl w:ilvl="5" w:tplc="6D8875F4">
+      <w:numFmt w:val="decimal"/>
+      <w:lvlText w:val=""/>
+      <w:lvlJc w:val="left"/>
+    </w:lvl>
+    <w:lvl w:ilvl="6" w:tplc="AF82B9CA">
+      <w:numFmt w:val="decimal"/>
+      <w:lvlText w:val=""/>
+      <w:lvlJc w:val="left"/>
+    </w:lvl>
+    <w:lvl w:ilvl="7" w:tplc="01161F28">
+      <w:numFmt w:val="decimal"/>
+      <w:lvlText w:val=""/>
+      <w:lvlJc w:val="left"/>
+    </w:lvl>
+    <w:lvl w:ilvl="8" w:tplc="A3F81052">
+      <w:numFmt w:val="decimal"/>
+      <w:lvlText w:val=""/>
+      <w:lvlJc w:val="left"/>
+    </w:lvl>
+  </w:abstractNum>
+  <w:abstractNum w:abstractNumId="22" w15:restartNumberingAfterBreak="0">
+    <w:nsid w:val="22A307A3"/>
+    <w:multiLevelType w:val="hybridMultilevel"/>
+    <w:tmpl w:val="3ADA3152"/>
+    <w:lvl w:ilvl="0" w:tplc="88A21260">
+      <w:start w:val="1"/>
+      <w:numFmt w:val="bullet"/>
+      <w:lvlText w:val="•"/>
+      <w:lvlJc w:val="left"/>
+      <w:pPr>
+        <w:ind w:left="720" w:hanging="360"/>
+      </w:pPr>
+    </w:lvl>
+    <w:lvl w:ilvl="1" w:tplc="4BA0967A">
+      <w:numFmt w:val="decimal"/>
+      <w:lvlText w:val=""/>
+      <w:lvlJc w:val="left"/>
+    </w:lvl>
+    <w:lvl w:ilvl="2" w:tplc="360E0D18">
+      <w:numFmt w:val="decimal"/>
+      <w:lvlText w:val=""/>
+      <w:lvlJc w:val="left"/>
+    </w:lvl>
+    <w:lvl w:ilvl="3" w:tplc="A2DEB7AC">
+      <w:numFmt w:val="decimal"/>
+      <w:lvlText w:val=""/>
+      <w:lvlJc w:val="left"/>
+    </w:lvl>
+    <w:lvl w:ilvl="4" w:tplc="BA12F2A8">
+      <w:numFmt w:val="decimal"/>
+      <w:lvlText w:val=""/>
+      <w:lvlJc w:val="left"/>
+    </w:lvl>
+    <w:lvl w:ilvl="5" w:tplc="B23AF8A0">
+      <w:numFmt w:val="decimal"/>
+      <w:lvlText w:val=""/>
+      <w:lvlJc w:val="left"/>
+    </w:lvl>
+    <w:lvl w:ilvl="6" w:tplc="AA82D4E6">
+      <w:numFmt w:val="decimal"/>
+      <w:lvlText w:val=""/>
+      <w:lvlJc w:val="left"/>
+    </w:lvl>
+    <w:lvl w:ilvl="7" w:tplc="2672688A">
+      <w:numFmt w:val="decimal"/>
+      <w:lvlText w:val=""/>
+      <w:lvlJc w:val="left"/>
+    </w:lvl>
+    <w:lvl w:ilvl="8" w:tplc="D6E6B554">
+      <w:numFmt w:val="decimal"/>
+      <w:lvlText w:val=""/>
+      <w:lvlJc w:val="left"/>
+    </w:lvl>
+  </w:abstractNum>
+  <w:abstractNum w:abstractNumId="23" w15:restartNumberingAfterBreak="0">
+    <w:nsid w:val="25F01F24"/>
+    <w:multiLevelType w:val="hybridMultilevel"/>
+    <w:tmpl w:val="B26EB8DA"/>
+    <w:lvl w:ilvl="0" w:tplc="1908C5F4">
+      <w:start w:val="1"/>
+      <w:numFmt w:val="bullet"/>
+      <w:lvlText w:val="•"/>
+      <w:lvlJc w:val="left"/>
+      <w:pPr>
+        <w:ind w:left="720" w:hanging="360"/>
+      </w:pPr>
+    </w:lvl>
+    <w:lvl w:ilvl="1" w:tplc="9C9CA27E">
+      <w:numFmt w:val="decimal"/>
+      <w:lvlText w:val=""/>
+      <w:lvlJc w:val="left"/>
+    </w:lvl>
+    <w:lvl w:ilvl="2" w:tplc="3014EDC6">
+      <w:numFmt w:val="decimal"/>
+      <w:lvlText w:val=""/>
+      <w:lvlJc w:val="left"/>
+    </w:lvl>
+    <w:lvl w:ilvl="3" w:tplc="634E332C">
+      <w:numFmt w:val="decimal"/>
+      <w:lvlText w:val=""/>
+      <w:lvlJc w:val="left"/>
+    </w:lvl>
+    <w:lvl w:ilvl="4" w:tplc="6E0410B0">
+      <w:numFmt w:val="decimal"/>
+      <w:lvlText w:val=""/>
+      <w:lvlJc w:val="left"/>
+    </w:lvl>
+    <w:lvl w:ilvl="5" w:tplc="AAD2B6DC">
+      <w:numFmt w:val="decimal"/>
+      <w:lvlText w:val=""/>
+      <w:lvlJc w:val="left"/>
+    </w:lvl>
+    <w:lvl w:ilvl="6" w:tplc="84C63E3E">
+      <w:numFmt w:val="decimal"/>
+      <w:lvlText w:val=""/>
+      <w:lvlJc w:val="left"/>
+    </w:lvl>
+    <w:lvl w:ilvl="7" w:tplc="4134C3DA">
+      <w:numFmt w:val="decimal"/>
+      <w:lvlText w:val=""/>
+      <w:lvlJc w:val="left"/>
+    </w:lvl>
+    <w:lvl w:ilvl="8" w:tplc="0E786E22">
+      <w:numFmt w:val="decimal"/>
+      <w:lvlText w:val=""/>
+      <w:lvlJc w:val="left"/>
+    </w:lvl>
+  </w:abstractNum>
+  <w:abstractNum w:abstractNumId="24" w15:restartNumberingAfterBreak="0">
+    <w:nsid w:val="274F3B0A"/>
+    <w:multiLevelType w:val="hybridMultilevel"/>
+    <w:tmpl w:val="77545410"/>
+    <w:lvl w:ilvl="0" w:tplc="3F38BA62">
+      <w:start w:val="1"/>
+      <w:numFmt w:val="bullet"/>
+      <w:lvlText w:val="•"/>
+      <w:lvlJc w:val="left"/>
+      <w:pPr>
+        <w:ind w:left="720" w:hanging="360"/>
+      </w:pPr>
+    </w:lvl>
+    <w:lvl w:ilvl="1" w:tplc="EEE456E6">
+      <w:numFmt w:val="decimal"/>
+      <w:lvlText w:val=""/>
+      <w:lvlJc w:val="left"/>
+    </w:lvl>
+    <w:lvl w:ilvl="2" w:tplc="3E166492">
+      <w:numFmt w:val="decimal"/>
+      <w:lvlText w:val=""/>
+      <w:lvlJc w:val="left"/>
+    </w:lvl>
+    <w:lvl w:ilvl="3" w:tplc="CF520966">
+      <w:numFmt w:val="decimal"/>
+      <w:lvlText w:val=""/>
+      <w:lvlJc w:val="left"/>
+    </w:lvl>
+    <w:lvl w:ilvl="4" w:tplc="FC109D98">
+      <w:numFmt w:val="decimal"/>
+      <w:lvlText w:val=""/>
+      <w:lvlJc w:val="left"/>
+    </w:lvl>
+    <w:lvl w:ilvl="5" w:tplc="52808380">
+      <w:numFmt w:val="decimal"/>
+      <w:lvlText w:val=""/>
+      <w:lvlJc w:val="left"/>
+    </w:lvl>
+    <w:lvl w:ilvl="6" w:tplc="23B2E23E">
+      <w:numFmt w:val="decimal"/>
+      <w:lvlText w:val=""/>
+      <w:lvlJc w:val="left"/>
+    </w:lvl>
+    <w:lvl w:ilvl="7" w:tplc="E18A0792">
+      <w:numFmt w:val="decimal"/>
+      <w:lvlText w:val=""/>
+      <w:lvlJc w:val="left"/>
+    </w:lvl>
+    <w:lvl w:ilvl="8" w:tplc="EB220654">
+      <w:numFmt w:val="decimal"/>
+      <w:lvlText w:val=""/>
+      <w:lvlJc w:val="left"/>
+    </w:lvl>
+  </w:abstractNum>
+  <w:abstractNum w:abstractNumId="25" w15:restartNumberingAfterBreak="0">
+    <w:nsid w:val="27650C56"/>
+    <w:multiLevelType w:val="hybridMultilevel"/>
+    <w:tmpl w:val="D92AC16C"/>
+    <w:lvl w:ilvl="0" w:tplc="D64822C4">
+      <w:start w:val="1"/>
+      <w:numFmt w:val="bullet"/>
+      <w:lvlText w:val="•"/>
+      <w:lvlJc w:val="left"/>
+      <w:pPr>
+        <w:ind w:left="720" w:hanging="360"/>
+      </w:pPr>
+    </w:lvl>
+    <w:lvl w:ilvl="1" w:tplc="3E7C9FF8">
+      <w:numFmt w:val="decimal"/>
+      <w:lvlText w:val=""/>
+      <w:lvlJc w:val="left"/>
+    </w:lvl>
+    <w:lvl w:ilvl="2" w:tplc="667C31F0">
+      <w:numFmt w:val="decimal"/>
+      <w:lvlText w:val=""/>
+      <w:lvlJc w:val="left"/>
+    </w:lvl>
+    <w:lvl w:ilvl="3" w:tplc="1682CF42">
+      <w:numFmt w:val="decimal"/>
+      <w:lvlText w:val=""/>
+      <w:lvlJc w:val="left"/>
+    </w:lvl>
+    <w:lvl w:ilvl="4" w:tplc="A16C17DA">
+      <w:numFmt w:val="decimal"/>
+      <w:lvlText w:val=""/>
+      <w:lvlJc w:val="left"/>
+    </w:lvl>
+    <w:lvl w:ilvl="5" w:tplc="7AB4CF6E">
+      <w:numFmt w:val="decimal"/>
+      <w:lvlText w:val=""/>
+      <w:lvlJc w:val="left"/>
+    </w:lvl>
+    <w:lvl w:ilvl="6" w:tplc="607E3F5E">
+      <w:numFmt w:val="decimal"/>
+      <w:lvlText w:val=""/>
+      <w:lvlJc w:val="left"/>
+    </w:lvl>
+    <w:lvl w:ilvl="7" w:tplc="6922C808">
+      <w:numFmt w:val="decimal"/>
+      <w:lvlText w:val=""/>
+      <w:lvlJc w:val="left"/>
+    </w:lvl>
+    <w:lvl w:ilvl="8" w:tplc="7592D95E">
+      <w:numFmt w:val="decimal"/>
+      <w:lvlText w:val=""/>
+      <w:lvlJc w:val="left"/>
+    </w:lvl>
+  </w:abstractNum>
+  <w:abstractNum w:abstractNumId="26" w15:restartNumberingAfterBreak="0">
+    <w:nsid w:val="29637615"/>
+    <w:multiLevelType w:val="hybridMultilevel"/>
+    <w:tmpl w:val="A2B690B2"/>
+    <w:lvl w:ilvl="0" w:tplc="8F9E327E">
+      <w:start w:val="1"/>
+      <w:numFmt w:val="decimal"/>
+      <w:lvlText w:val="%1."/>
+      <w:lvlJc w:val="left"/>
+      <w:pPr>
+        <w:ind w:left="720" w:hanging="360"/>
+      </w:pPr>
+    </w:lvl>
+    <w:lvl w:ilvl="1" w:tplc="657A666E">
+      <w:numFmt w:val="decimal"/>
+      <w:lvlText w:val=""/>
+      <w:lvlJc w:val="left"/>
+    </w:lvl>
+    <w:lvl w:ilvl="2" w:tplc="1780CC18">
+      <w:numFmt w:val="decimal"/>
+      <w:lvlText w:val=""/>
+      <w:lvlJc w:val="left"/>
+    </w:lvl>
+    <w:lvl w:ilvl="3" w:tplc="2D5A1EF4">
+      <w:numFmt w:val="decimal"/>
+      <w:lvlText w:val=""/>
+      <w:lvlJc w:val="left"/>
+    </w:lvl>
+    <w:lvl w:ilvl="4" w:tplc="BE7290BA">
+      <w:numFmt w:val="decimal"/>
+      <w:lvlText w:val=""/>
+      <w:lvlJc w:val="left"/>
+    </w:lvl>
+    <w:lvl w:ilvl="5" w:tplc="D5B40884">
+      <w:numFmt w:val="decimal"/>
+      <w:lvlText w:val=""/>
+      <w:lvlJc w:val="left"/>
+    </w:lvl>
+    <w:lvl w:ilvl="6" w:tplc="FA60FFCA">
+      <w:numFmt w:val="decimal"/>
+      <w:lvlText w:val=""/>
+      <w:lvlJc w:val="left"/>
+    </w:lvl>
+    <w:lvl w:ilvl="7" w:tplc="A100164C">
+      <w:numFmt w:val="decimal"/>
+      <w:lvlText w:val=""/>
+      <w:lvlJc w:val="left"/>
+    </w:lvl>
+    <w:lvl w:ilvl="8" w:tplc="B6B249E6">
+      <w:numFmt w:val="decimal"/>
+      <w:lvlText w:val=""/>
+      <w:lvlJc w:val="left"/>
+    </w:lvl>
+  </w:abstractNum>
+  <w:abstractNum w:abstractNumId="27" w15:restartNumberingAfterBreak="0">
+    <w:nsid w:val="2A3201F8"/>
+    <w:multiLevelType w:val="hybridMultilevel"/>
+    <w:tmpl w:val="7D9A2420"/>
+    <w:lvl w:ilvl="0" w:tplc="3F565934">
+      <w:start w:val="1"/>
+      <w:numFmt w:val="bullet"/>
+      <w:lvlText w:val="•"/>
+      <w:lvlJc w:val="left"/>
+      <w:pPr>
+        <w:ind w:left="720" w:hanging="360"/>
+      </w:pPr>
+    </w:lvl>
+    <w:lvl w:ilvl="1" w:tplc="85C66B3C">
+      <w:numFmt w:val="decimal"/>
+      <w:lvlText w:val=""/>
+      <w:lvlJc w:val="left"/>
+    </w:lvl>
+    <w:lvl w:ilvl="2" w:tplc="459E30D8">
+      <w:numFmt w:val="decimal"/>
+      <w:lvlText w:val=""/>
+      <w:lvlJc w:val="left"/>
+    </w:lvl>
+    <w:lvl w:ilvl="3" w:tplc="1EF2778A">
+      <w:numFmt w:val="decimal"/>
+      <w:lvlText w:val=""/>
+      <w:lvlJc w:val="left"/>
+    </w:lvl>
+    <w:lvl w:ilvl="4" w:tplc="756AFF6C">
+      <w:numFmt w:val="decimal"/>
+      <w:lvlText w:val=""/>
+      <w:lvlJc w:val="left"/>
+    </w:lvl>
+    <w:lvl w:ilvl="5" w:tplc="84787448">
+      <w:numFmt w:val="decimal"/>
+      <w:lvlText w:val=""/>
+      <w:lvlJc w:val="left"/>
+    </w:lvl>
+    <w:lvl w:ilvl="6" w:tplc="71682C88">
+      <w:numFmt w:val="decimal"/>
+      <w:lvlText w:val=""/>
+      <w:lvlJc w:val="left"/>
+    </w:lvl>
+    <w:lvl w:ilvl="7" w:tplc="EBE8B104">
+      <w:numFmt w:val="decimal"/>
+      <w:lvlText w:val=""/>
+      <w:lvlJc w:val="left"/>
+    </w:lvl>
+    <w:lvl w:ilvl="8" w:tplc="8660A658">
+      <w:numFmt w:val="decimal"/>
+      <w:lvlText w:val=""/>
+      <w:lvlJc w:val="left"/>
+    </w:lvl>
+  </w:abstractNum>
+  <w:abstractNum w:abstractNumId="28" w15:restartNumberingAfterBreak="0">
+    <w:nsid w:val="2A66333A"/>
+    <w:multiLevelType w:val="hybridMultilevel"/>
+    <w:tmpl w:val="06601064"/>
+    <w:lvl w:ilvl="0" w:tplc="42CAB79C">
+      <w:start w:val="1"/>
+      <w:numFmt w:val="bullet"/>
+      <w:lvlText w:val="•"/>
+      <w:lvlJc w:val="left"/>
+      <w:pPr>
+        <w:ind w:left="720" w:hanging="360"/>
+      </w:pPr>
+    </w:lvl>
+    <w:lvl w:ilvl="1" w:tplc="8236DFEC">
+      <w:numFmt w:val="decimal"/>
+      <w:lvlText w:val=""/>
+      <w:lvlJc w:val="left"/>
+    </w:lvl>
+    <w:lvl w:ilvl="2" w:tplc="DD28D74A">
+      <w:numFmt w:val="decimal"/>
+      <w:lvlText w:val=""/>
+      <w:lvlJc w:val="left"/>
+    </w:lvl>
+    <w:lvl w:ilvl="3" w:tplc="E7820D44">
+      <w:numFmt w:val="decimal"/>
+      <w:lvlText w:val=""/>
+      <w:lvlJc w:val="left"/>
+    </w:lvl>
+    <w:lvl w:ilvl="4" w:tplc="3E90AB28">
+      <w:numFmt w:val="decimal"/>
+      <w:lvlText w:val=""/>
+      <w:lvlJc w:val="left"/>
+    </w:lvl>
+    <w:lvl w:ilvl="5" w:tplc="A6544FB2">
+      <w:numFmt w:val="decimal"/>
+      <w:lvlText w:val=""/>
+      <w:lvlJc w:val="left"/>
+    </w:lvl>
+    <w:lvl w:ilvl="6" w:tplc="F64C5040">
+      <w:numFmt w:val="decimal"/>
+      <w:lvlText w:val=""/>
+      <w:lvlJc w:val="left"/>
+    </w:lvl>
+    <w:lvl w:ilvl="7" w:tplc="01A2241E">
+      <w:numFmt w:val="decimal"/>
+      <w:lvlText w:val=""/>
+      <w:lvlJc w:val="left"/>
+    </w:lvl>
+    <w:lvl w:ilvl="8" w:tplc="E9620832">
+      <w:numFmt w:val="decimal"/>
+      <w:lvlText w:val=""/>
+      <w:lvlJc w:val="left"/>
+    </w:lvl>
+  </w:abstractNum>
+  <w:abstractNum w:abstractNumId="29" w15:restartNumberingAfterBreak="0">
+    <w:nsid w:val="2BB613C8"/>
+    <w:multiLevelType w:val="hybridMultilevel"/>
+    <w:tmpl w:val="3806A586"/>
+    <w:lvl w:ilvl="0" w:tplc="8BDE624A">
+      <w:start w:val="1"/>
+      <w:numFmt w:val="bullet"/>
+      <w:lvlText w:val="•"/>
+      <w:lvlJc w:val="left"/>
+      <w:pPr>
+        <w:ind w:left="720" w:hanging="360"/>
+      </w:pPr>
+    </w:lvl>
+    <w:lvl w:ilvl="1" w:tplc="43AA6592">
+      <w:numFmt w:val="decimal"/>
+      <w:lvlText w:val=""/>
+      <w:lvlJc w:val="left"/>
+    </w:lvl>
+    <w:lvl w:ilvl="2" w:tplc="0B400E7A">
+      <w:numFmt w:val="decimal"/>
+      <w:lvlText w:val=""/>
+      <w:lvlJc w:val="left"/>
+    </w:lvl>
+    <w:lvl w:ilvl="3" w:tplc="B6FC5206">
+      <w:numFmt w:val="decimal"/>
+      <w:lvlText w:val=""/>
+      <w:lvlJc w:val="left"/>
+    </w:lvl>
+    <w:lvl w:ilvl="4" w:tplc="2920314E">
+      <w:numFmt w:val="decimal"/>
+      <w:lvlText w:val=""/>
+      <w:lvlJc w:val="left"/>
+    </w:lvl>
+    <w:lvl w:ilvl="5" w:tplc="D5829832">
+      <w:numFmt w:val="decimal"/>
+      <w:lvlText w:val=""/>
+      <w:lvlJc w:val="left"/>
+    </w:lvl>
+    <w:lvl w:ilvl="6" w:tplc="587E6FA6">
+      <w:numFmt w:val="decimal"/>
+      <w:lvlText w:val=""/>
+      <w:lvlJc w:val="left"/>
+    </w:lvl>
+    <w:lvl w:ilvl="7" w:tplc="AC2A4136">
+      <w:numFmt w:val="decimal"/>
+      <w:lvlText w:val=""/>
+      <w:lvlJc w:val="left"/>
+    </w:lvl>
+    <w:lvl w:ilvl="8" w:tplc="2A8212AC">
+      <w:numFmt w:val="decimal"/>
+      <w:lvlText w:val=""/>
+      <w:lvlJc w:val="left"/>
+    </w:lvl>
+  </w:abstractNum>
+  <w:abstractNum w:abstractNumId="30" w15:restartNumberingAfterBreak="0">
+    <w:nsid w:val="2D427FF2"/>
+    <w:multiLevelType w:val="hybridMultilevel"/>
+    <w:tmpl w:val="9496A76C"/>
+    <w:lvl w:ilvl="0" w:tplc="4EDE144E">
+      <w:start w:val="1"/>
+      <w:numFmt w:val="bullet"/>
+      <w:lvlText w:val="•"/>
+      <w:lvlJc w:val="left"/>
+      <w:pPr>
+        <w:ind w:left="720" w:hanging="360"/>
+      </w:pPr>
+    </w:lvl>
+    <w:lvl w:ilvl="1" w:tplc="6BC4D142">
+      <w:numFmt w:val="decimal"/>
+      <w:lvlText w:val=""/>
+      <w:lvlJc w:val="left"/>
+    </w:lvl>
+    <w:lvl w:ilvl="2" w:tplc="5D4CC4FA">
+      <w:numFmt w:val="decimal"/>
+      <w:lvlText w:val=""/>
+      <w:lvlJc w:val="left"/>
+    </w:lvl>
+    <w:lvl w:ilvl="3" w:tplc="4F9ED424">
+      <w:numFmt w:val="decimal"/>
+      <w:lvlText w:val=""/>
+      <w:lvlJc w:val="left"/>
+    </w:lvl>
+    <w:lvl w:ilvl="4" w:tplc="1038B49E">
+      <w:numFmt w:val="decimal"/>
+      <w:lvlText w:val=""/>
+      <w:lvlJc w:val="left"/>
+    </w:lvl>
+    <w:lvl w:ilvl="5" w:tplc="9F306732">
+      <w:numFmt w:val="decimal"/>
+      <w:lvlText w:val=""/>
+      <w:lvlJc w:val="left"/>
+    </w:lvl>
+    <w:lvl w:ilvl="6" w:tplc="6FF699DC">
+      <w:numFmt w:val="decimal"/>
+      <w:lvlText w:val=""/>
+      <w:lvlJc w:val="left"/>
+    </w:lvl>
+    <w:lvl w:ilvl="7" w:tplc="FE8E5778">
+      <w:numFmt w:val="decimal"/>
+      <w:lvlText w:val=""/>
+      <w:lvlJc w:val="left"/>
+    </w:lvl>
+    <w:lvl w:ilvl="8" w:tplc="1F7A009A">
+      <w:numFmt w:val="decimal"/>
+      <w:lvlText w:val=""/>
+      <w:lvlJc w:val="left"/>
+    </w:lvl>
+  </w:abstractNum>
+  <w:abstractNum w:abstractNumId="31" w15:restartNumberingAfterBreak="0">
+    <w:nsid w:val="2E024294"/>
+    <w:multiLevelType w:val="hybridMultilevel"/>
+    <w:tmpl w:val="BC9E7E0E"/>
+    <w:lvl w:ilvl="0" w:tplc="6E9CC3E0">
+      <w:start w:val="1"/>
+      <w:numFmt w:val="decimal"/>
+      <w:lvlText w:val="%1."/>
+      <w:lvlJc w:val="left"/>
+      <w:pPr>
+        <w:ind w:left="720" w:hanging="360"/>
+      </w:pPr>
+    </w:lvl>
+    <w:lvl w:ilvl="1" w:tplc="FED02DF8">
+      <w:numFmt w:val="decimal"/>
+      <w:lvlText w:val=""/>
+      <w:lvlJc w:val="left"/>
+    </w:lvl>
+    <w:lvl w:ilvl="2" w:tplc="F04C2C86">
+      <w:numFmt w:val="decimal"/>
+      <w:lvlText w:val=""/>
+      <w:lvlJc w:val="left"/>
+    </w:lvl>
+    <w:lvl w:ilvl="3" w:tplc="8F46040A">
+      <w:numFmt w:val="decimal"/>
+      <w:lvlText w:val=""/>
+      <w:lvlJc w:val="left"/>
+    </w:lvl>
+    <w:lvl w:ilvl="4" w:tplc="500067C8">
+      <w:numFmt w:val="decimal"/>
+      <w:lvlText w:val=""/>
+      <w:lvlJc w:val="left"/>
+    </w:lvl>
+    <w:lvl w:ilvl="5" w:tplc="F4482C76">
+      <w:numFmt w:val="decimal"/>
+      <w:lvlText w:val=""/>
+      <w:lvlJc w:val="left"/>
+    </w:lvl>
+    <w:lvl w:ilvl="6" w:tplc="32C29A88">
+      <w:numFmt w:val="decimal"/>
+      <w:lvlText w:val=""/>
+      <w:lvlJc w:val="left"/>
+    </w:lvl>
+    <w:lvl w:ilvl="7" w:tplc="FE0A5224">
+      <w:numFmt w:val="decimal"/>
+      <w:lvlText w:val=""/>
+      <w:lvlJc w:val="left"/>
+    </w:lvl>
+    <w:lvl w:ilvl="8" w:tplc="9CA29AB2">
+      <w:numFmt w:val="decimal"/>
+      <w:lvlText w:val=""/>
+      <w:lvlJc w:val="left"/>
+    </w:lvl>
+  </w:abstractNum>
+  <w:abstractNum w:abstractNumId="32" w15:restartNumberingAfterBreak="0">
+    <w:nsid w:val="30C1229E"/>
+    <w:multiLevelType w:val="hybridMultilevel"/>
+    <w:tmpl w:val="75C46636"/>
+    <w:lvl w:ilvl="0" w:tplc="9C20F55C">
+      <w:start w:val="1"/>
+      <w:numFmt w:val="decimal"/>
+      <w:lvlText w:val="%1."/>
+      <w:lvlJc w:val="left"/>
+      <w:pPr>
+        <w:ind w:left="720" w:hanging="360"/>
+      </w:pPr>
+    </w:lvl>
+    <w:lvl w:ilvl="1" w:tplc="8862932C">
+      <w:numFmt w:val="decimal"/>
+      <w:lvlText w:val=""/>
+      <w:lvlJc w:val="left"/>
+    </w:lvl>
+    <w:lvl w:ilvl="2" w:tplc="646E2C3A">
+      <w:numFmt w:val="decimal"/>
+      <w:lvlText w:val=""/>
+      <w:lvlJc w:val="left"/>
+    </w:lvl>
+    <w:lvl w:ilvl="3" w:tplc="FDD6B912">
+      <w:numFmt w:val="decimal"/>
+      <w:lvlText w:val=""/>
+      <w:lvlJc w:val="left"/>
+    </w:lvl>
+    <w:lvl w:ilvl="4" w:tplc="987C3680">
+      <w:numFmt w:val="decimal"/>
+      <w:lvlText w:val=""/>
+      <w:lvlJc w:val="left"/>
+    </w:lvl>
+    <w:lvl w:ilvl="5" w:tplc="21D8E37A">
+      <w:numFmt w:val="decimal"/>
+      <w:lvlText w:val=""/>
+      <w:lvlJc w:val="left"/>
+    </w:lvl>
+    <w:lvl w:ilvl="6" w:tplc="7CD20F52">
+      <w:numFmt w:val="decimal"/>
+      <w:lvlText w:val=""/>
+      <w:lvlJc w:val="left"/>
+    </w:lvl>
+    <w:lvl w:ilvl="7" w:tplc="178A8B6E">
+      <w:numFmt w:val="decimal"/>
+      <w:lvlText w:val=""/>
+      <w:lvlJc w:val="left"/>
+    </w:lvl>
+    <w:lvl w:ilvl="8" w:tplc="9AE82D8E">
+      <w:numFmt w:val="decimal"/>
+      <w:lvlText w:val=""/>
+      <w:lvlJc w:val="left"/>
+    </w:lvl>
+  </w:abstractNum>
+  <w:abstractNum w:abstractNumId="33" w15:restartNumberingAfterBreak="0">
+    <w:nsid w:val="30ED2EF0"/>
+    <w:multiLevelType w:val="hybridMultilevel"/>
+    <w:tmpl w:val="AD36954E"/>
+    <w:lvl w:ilvl="0" w:tplc="3A68FAD8">
+      <w:start w:val="1"/>
+      <w:numFmt w:val="bullet"/>
+      <w:lvlText w:val="•"/>
+      <w:lvlJc w:val="left"/>
+      <w:pPr>
+        <w:ind w:left="720" w:hanging="360"/>
+      </w:pPr>
+    </w:lvl>
+    <w:lvl w:ilvl="1" w:tplc="B87C203A">
+      <w:numFmt w:val="decimal"/>
+      <w:lvlText w:val=""/>
+      <w:lvlJc w:val="left"/>
+    </w:lvl>
+    <w:lvl w:ilvl="2" w:tplc="D3004E06">
+      <w:numFmt w:val="decimal"/>
+      <w:lvlText w:val=""/>
+      <w:lvlJc w:val="left"/>
+    </w:lvl>
+    <w:lvl w:ilvl="3" w:tplc="BA2A5CF6">
+      <w:numFmt w:val="decimal"/>
+      <w:lvlText w:val=""/>
+      <w:lvlJc w:val="left"/>
+    </w:lvl>
+    <w:lvl w:ilvl="4" w:tplc="DB76CF60">
+      <w:numFmt w:val="decimal"/>
+      <w:lvlText w:val=""/>
+      <w:lvlJc w:val="left"/>
+    </w:lvl>
+    <w:lvl w:ilvl="5" w:tplc="0C2A2BEA">
+      <w:numFmt w:val="decimal"/>
+      <w:lvlText w:val=""/>
+      <w:lvlJc w:val="left"/>
+    </w:lvl>
+    <w:lvl w:ilvl="6" w:tplc="11B252D8">
+      <w:numFmt w:val="decimal"/>
+      <w:lvlText w:val=""/>
+      <w:lvlJc w:val="left"/>
+    </w:lvl>
+    <w:lvl w:ilvl="7" w:tplc="AD46F1E8">
+      <w:numFmt w:val="decimal"/>
+      <w:lvlText w:val=""/>
+      <w:lvlJc w:val="left"/>
+    </w:lvl>
+    <w:lvl w:ilvl="8" w:tplc="0662561C">
+      <w:numFmt w:val="decimal"/>
+      <w:lvlText w:val=""/>
+      <w:lvlJc w:val="left"/>
+    </w:lvl>
+  </w:abstractNum>
+  <w:abstractNum w:abstractNumId="34" w15:restartNumberingAfterBreak="0">
+    <w:nsid w:val="30EF6AE0"/>
+    <w:multiLevelType w:val="hybridMultilevel"/>
+    <w:tmpl w:val="C65A03F4"/>
+    <w:lvl w:ilvl="0" w:tplc="074EB248">
+      <w:start w:val="1"/>
+      <w:numFmt w:val="bullet"/>
+      <w:lvlText w:val="•"/>
+      <w:lvlJc w:val="left"/>
+      <w:pPr>
+        <w:ind w:left="720" w:hanging="360"/>
+      </w:pPr>
+    </w:lvl>
+    <w:lvl w:ilvl="1" w:tplc="F5BE22B2">
+      <w:numFmt w:val="decimal"/>
+      <w:lvlText w:val=""/>
+      <w:lvlJc w:val="left"/>
+    </w:lvl>
+    <w:lvl w:ilvl="2" w:tplc="6B82B40A">
+      <w:numFmt w:val="decimal"/>
+      <w:lvlText w:val=""/>
+      <w:lvlJc w:val="left"/>
+    </w:lvl>
+    <w:lvl w:ilvl="3" w:tplc="9A926E04">
+      <w:numFmt w:val="decimal"/>
+      <w:lvlText w:val=""/>
+      <w:lvlJc w:val="left"/>
+    </w:lvl>
+    <w:lvl w:ilvl="4" w:tplc="21FC120A">
+      <w:numFmt w:val="decimal"/>
+      <w:lvlText w:val=""/>
+      <w:lvlJc w:val="left"/>
+    </w:lvl>
+    <w:lvl w:ilvl="5" w:tplc="78F8270C">
+      <w:numFmt w:val="decimal"/>
+      <w:lvlText w:val=""/>
+      <w:lvlJc w:val="left"/>
+    </w:lvl>
+    <w:lvl w:ilvl="6" w:tplc="60A4F9A8">
+      <w:numFmt w:val="decimal"/>
+      <w:lvlText w:val=""/>
+      <w:lvlJc w:val="left"/>
+    </w:lvl>
+    <w:lvl w:ilvl="7" w:tplc="3D46FEF0">
+      <w:numFmt w:val="decimal"/>
+      <w:lvlText w:val=""/>
+      <w:lvlJc w:val="left"/>
+    </w:lvl>
+    <w:lvl w:ilvl="8" w:tplc="DB226332">
+      <w:numFmt w:val="decimal"/>
+      <w:lvlText w:val=""/>
+      <w:lvlJc w:val="left"/>
+    </w:lvl>
+  </w:abstractNum>
+  <w:abstractNum w:abstractNumId="35" w15:restartNumberingAfterBreak="0">
+    <w:nsid w:val="3B637CD3"/>
+    <w:multiLevelType w:val="hybridMultilevel"/>
+    <w:tmpl w:val="EC5E6F22"/>
+    <w:lvl w:ilvl="0" w:tplc="FF1A3B24">
+      <w:start w:val="1"/>
+      <w:numFmt w:val="bullet"/>
+      <w:lvlText w:val="•"/>
+      <w:lvlJc w:val="left"/>
+      <w:pPr>
+        <w:ind w:left="720" w:hanging="360"/>
+      </w:pPr>
+    </w:lvl>
+    <w:lvl w:ilvl="1" w:tplc="34B2E23C">
+      <w:numFmt w:val="decimal"/>
+      <w:lvlText w:val=""/>
+      <w:lvlJc w:val="left"/>
+    </w:lvl>
+    <w:lvl w:ilvl="2" w:tplc="A476ADFA">
+      <w:numFmt w:val="decimal"/>
+      <w:lvlText w:val=""/>
+      <w:lvlJc w:val="left"/>
+    </w:lvl>
+    <w:lvl w:ilvl="3" w:tplc="DD92ADD8">
+      <w:numFmt w:val="decimal"/>
+      <w:lvlText w:val=""/>
+      <w:lvlJc w:val="left"/>
+    </w:lvl>
+    <w:lvl w:ilvl="4" w:tplc="AAD095A8">
+      <w:numFmt w:val="decimal"/>
+      <w:lvlText w:val=""/>
+      <w:lvlJc w:val="left"/>
+    </w:lvl>
+    <w:lvl w:ilvl="5" w:tplc="F4FE4688">
+      <w:numFmt w:val="decimal"/>
+      <w:lvlText w:val=""/>
+      <w:lvlJc w:val="left"/>
+    </w:lvl>
+    <w:lvl w:ilvl="6" w:tplc="56EE5D1E">
+      <w:numFmt w:val="decimal"/>
+      <w:lvlText w:val=""/>
+      <w:lvlJc w:val="left"/>
+    </w:lvl>
+    <w:lvl w:ilvl="7" w:tplc="C1B03334">
+      <w:numFmt w:val="decimal"/>
+      <w:lvlText w:val=""/>
+      <w:lvlJc w:val="left"/>
+    </w:lvl>
+    <w:lvl w:ilvl="8" w:tplc="AAFE6810">
+      <w:numFmt w:val="decimal"/>
+      <w:lvlText w:val=""/>
+      <w:lvlJc w:val="left"/>
+    </w:lvl>
+  </w:abstractNum>
+  <w:abstractNum w:abstractNumId="36" w15:restartNumberingAfterBreak="0">
+    <w:nsid w:val="3CBC2E86"/>
+    <w:multiLevelType w:val="hybridMultilevel"/>
+    <w:tmpl w:val="14C2B036"/>
+    <w:lvl w:ilvl="0" w:tplc="A8FAFCAC">
+      <w:start w:val="1"/>
+      <w:numFmt w:val="bullet"/>
+      <w:lvlText w:val="•"/>
+      <w:lvlJc w:val="left"/>
+      <w:pPr>
+        <w:ind w:left="720" w:hanging="360"/>
+      </w:pPr>
+    </w:lvl>
+    <w:lvl w:ilvl="1" w:tplc="F698C2AA">
+      <w:numFmt w:val="decimal"/>
+      <w:lvlText w:val=""/>
+      <w:lvlJc w:val="left"/>
+    </w:lvl>
+    <w:lvl w:ilvl="2" w:tplc="70AAB0BC">
+      <w:numFmt w:val="decimal"/>
+      <w:lvlText w:val=""/>
+      <w:lvlJc w:val="left"/>
+    </w:lvl>
+    <w:lvl w:ilvl="3" w:tplc="A6A0BEA2">
+      <w:numFmt w:val="decimal"/>
+      <w:lvlText w:val=""/>
+      <w:lvlJc w:val="left"/>
+    </w:lvl>
+    <w:lvl w:ilvl="4" w:tplc="CC7AF8A8">
+      <w:numFmt w:val="decimal"/>
+      <w:lvlText w:val=""/>
+      <w:lvlJc w:val="left"/>
+    </w:lvl>
+    <w:lvl w:ilvl="5" w:tplc="F9C83812">
+      <w:numFmt w:val="decimal"/>
+      <w:lvlText w:val=""/>
+      <w:lvlJc w:val="left"/>
+    </w:lvl>
+    <w:lvl w:ilvl="6" w:tplc="609A9188">
+      <w:numFmt w:val="decimal"/>
+      <w:lvlText w:val=""/>
+      <w:lvlJc w:val="left"/>
+    </w:lvl>
+    <w:lvl w:ilvl="7" w:tplc="B6A8EB74">
+      <w:numFmt w:val="decimal"/>
+      <w:lvlText w:val=""/>
+      <w:lvlJc w:val="left"/>
+    </w:lvl>
+    <w:lvl w:ilvl="8" w:tplc="79ECE706">
+      <w:numFmt w:val="decimal"/>
+      <w:lvlText w:val=""/>
+      <w:lvlJc w:val="left"/>
+    </w:lvl>
+  </w:abstractNum>
+  <w:abstractNum w:abstractNumId="37" w15:restartNumberingAfterBreak="0">
+    <w:nsid w:val="3F5D0FFF"/>
+    <w:multiLevelType w:val="hybridMultilevel"/>
+    <w:tmpl w:val="C6FA0FC2"/>
+    <w:lvl w:ilvl="0" w:tplc="F5FC8D7A">
+      <w:start w:val="1"/>
+      <w:numFmt w:val="bullet"/>
+      <w:lvlText w:val="•"/>
+      <w:lvlJc w:val="left"/>
+      <w:pPr>
+        <w:ind w:left="720" w:hanging="360"/>
+      </w:pPr>
+    </w:lvl>
+    <w:lvl w:ilvl="1" w:tplc="F266E080">
+      <w:numFmt w:val="decimal"/>
+      <w:lvlText w:val=""/>
+      <w:lvlJc w:val="left"/>
+    </w:lvl>
+    <w:lvl w:ilvl="2" w:tplc="08D674CE">
+      <w:numFmt w:val="decimal"/>
+      <w:lvlText w:val=""/>
+      <w:lvlJc w:val="left"/>
+    </w:lvl>
+    <w:lvl w:ilvl="3" w:tplc="966E61DA">
+      <w:numFmt w:val="decimal"/>
+      <w:lvlText w:val=""/>
+      <w:lvlJc w:val="left"/>
+    </w:lvl>
+    <w:lvl w:ilvl="4" w:tplc="4EC4385A">
+      <w:numFmt w:val="decimal"/>
+      <w:lvlText w:val=""/>
+      <w:lvlJc w:val="left"/>
+    </w:lvl>
+    <w:lvl w:ilvl="5" w:tplc="3EF0E6FE">
+      <w:numFmt w:val="decimal"/>
+      <w:lvlText w:val=""/>
+      <w:lvlJc w:val="left"/>
+    </w:lvl>
+    <w:lvl w:ilvl="6" w:tplc="5D143048">
+      <w:numFmt w:val="decimal"/>
+      <w:lvlText w:val=""/>
+      <w:lvlJc w:val="left"/>
+    </w:lvl>
+    <w:lvl w:ilvl="7" w:tplc="8EDC13D6">
+      <w:numFmt w:val="decimal"/>
+      <w:lvlText w:val=""/>
+      <w:lvlJc w:val="left"/>
+    </w:lvl>
+    <w:lvl w:ilvl="8" w:tplc="3FA04A3E">
+      <w:numFmt w:val="decimal"/>
+      <w:lvlText w:val=""/>
+      <w:lvlJc w:val="left"/>
+    </w:lvl>
+  </w:abstractNum>
+  <w:abstractNum w:abstractNumId="38" w15:restartNumberingAfterBreak="0">
+    <w:nsid w:val="3FB77DD7"/>
+    <w:multiLevelType w:val="hybridMultilevel"/>
+    <w:tmpl w:val="DDF807A4"/>
+    <w:lvl w:ilvl="0" w:tplc="9E88687A">
+      <w:start w:val="1"/>
+      <w:numFmt w:val="bullet"/>
+      <w:lvlText w:val="•"/>
+      <w:lvlJc w:val="left"/>
+      <w:pPr>
+        <w:ind w:left="720" w:hanging="360"/>
+      </w:pPr>
+    </w:lvl>
+    <w:lvl w:ilvl="1" w:tplc="8960A34E">
+      <w:numFmt w:val="decimal"/>
+      <w:lvlText w:val=""/>
+      <w:lvlJc w:val="left"/>
+    </w:lvl>
+    <w:lvl w:ilvl="2" w:tplc="924C0D50">
+      <w:numFmt w:val="decimal"/>
+      <w:lvlText w:val=""/>
+      <w:lvlJc w:val="left"/>
+    </w:lvl>
+    <w:lvl w:ilvl="3" w:tplc="297CDC9E">
+      <w:numFmt w:val="decimal"/>
+      <w:lvlText w:val=""/>
+      <w:lvlJc w:val="left"/>
+    </w:lvl>
+    <w:lvl w:ilvl="4" w:tplc="1E260F5C">
+      <w:numFmt w:val="decimal"/>
+      <w:lvlText w:val=""/>
+      <w:lvlJc w:val="left"/>
+    </w:lvl>
+    <w:lvl w:ilvl="5" w:tplc="C2C0E2BA">
+      <w:numFmt w:val="decimal"/>
+      <w:lvlText w:val=""/>
+      <w:lvlJc w:val="left"/>
+    </w:lvl>
+    <w:lvl w:ilvl="6" w:tplc="A6047BE8">
+      <w:numFmt w:val="decimal"/>
+      <w:lvlText w:val=""/>
+      <w:lvlJc w:val="left"/>
+    </w:lvl>
+    <w:lvl w:ilvl="7" w:tplc="CED68B26">
+      <w:numFmt w:val="decimal"/>
+      <w:lvlText w:val=""/>
+      <w:lvlJc w:val="left"/>
+    </w:lvl>
+    <w:lvl w:ilvl="8" w:tplc="A8AE9CB4">
+      <w:numFmt w:val="decimal"/>
+      <w:lvlText w:val=""/>
+      <w:lvlJc w:val="left"/>
+    </w:lvl>
+  </w:abstractNum>
+  <w:abstractNum w:abstractNumId="39" w15:restartNumberingAfterBreak="0">
+    <w:nsid w:val="40D85829"/>
+    <w:multiLevelType w:val="hybridMultilevel"/>
+    <w:tmpl w:val="DA06B924"/>
+    <w:lvl w:ilvl="0" w:tplc="480E942C">
+      <w:start w:val="1"/>
+      <w:numFmt w:val="bullet"/>
+      <w:lvlText w:val="•"/>
+      <w:lvlJc w:val="left"/>
+      <w:pPr>
+        <w:ind w:left="720" w:hanging="360"/>
+      </w:pPr>
+    </w:lvl>
+    <w:lvl w:ilvl="1" w:tplc="CE96CE42">
+      <w:numFmt w:val="decimal"/>
+      <w:lvlText w:val=""/>
+      <w:lvlJc w:val="left"/>
+    </w:lvl>
+    <w:lvl w:ilvl="2" w:tplc="47C25D40">
+      <w:numFmt w:val="decimal"/>
+      <w:lvlText w:val=""/>
+      <w:lvlJc w:val="left"/>
+    </w:lvl>
+    <w:lvl w:ilvl="3" w:tplc="EB826B56">
+      <w:numFmt w:val="decimal"/>
+      <w:lvlText w:val=""/>
+      <w:lvlJc w:val="left"/>
+    </w:lvl>
+    <w:lvl w:ilvl="4" w:tplc="427E6DF6">
+      <w:numFmt w:val="decimal"/>
+      <w:lvlText w:val=""/>
+      <w:lvlJc w:val="left"/>
+    </w:lvl>
+    <w:lvl w:ilvl="5" w:tplc="DC02D746">
+      <w:numFmt w:val="decimal"/>
+      <w:lvlText w:val=""/>
+      <w:lvlJc w:val="left"/>
+    </w:lvl>
+    <w:lvl w:ilvl="6" w:tplc="5B0E842E">
+      <w:numFmt w:val="decimal"/>
+      <w:lvlText w:val=""/>
+      <w:lvlJc w:val="left"/>
+    </w:lvl>
+    <w:lvl w:ilvl="7" w:tplc="710EC6A2">
+      <w:numFmt w:val="decimal"/>
+      <w:lvlText w:val=""/>
+      <w:lvlJc w:val="left"/>
+    </w:lvl>
+    <w:lvl w:ilvl="8" w:tplc="B3FEC304">
+      <w:numFmt w:val="decimal"/>
+      <w:lvlText w:val=""/>
+      <w:lvlJc w:val="left"/>
+    </w:lvl>
+  </w:abstractNum>
+  <w:abstractNum w:abstractNumId="40" w15:restartNumberingAfterBreak="0">
+    <w:nsid w:val="45FC1599"/>
+    <w:multiLevelType w:val="hybridMultilevel"/>
+    <w:tmpl w:val="7F2C3F28"/>
+    <w:lvl w:ilvl="0" w:tplc="52284F30">
       <w:start w:val="1"/>
       <w:numFmt w:val="bullet"/>
       <w:lvlText w:val="●"/>
@@ -17422,7 +17679,7 @@
         <w:ind w:left="720" w:hanging="360"/>
       </w:pPr>
     </w:lvl>
-    <w:lvl w:ilvl="1" w:tplc="7C3EBD60">
+    <w:lvl w:ilvl="1" w:tplc="707013E2">
       <w:start w:val="1"/>
       <w:numFmt w:val="bullet"/>
       <w:lvlText w:val="○"/>
@@ -17431,7 +17688,7 @@
         <w:ind w:left="1440" w:hanging="360"/>
       </w:pPr>
     </w:lvl>
-    <w:lvl w:ilvl="2" w:tplc="C17E70FA">
+    <w:lvl w:ilvl="2" w:tplc="231C429E">
       <w:start w:val="1"/>
       <w:numFmt w:val="bullet"/>
       <w:lvlText w:val="■"/>
@@ -17440,7 +17697,7 @@
         <w:ind w:left="2160" w:hanging="360"/>
       </w:pPr>
     </w:lvl>
-    <w:lvl w:ilvl="3" w:tplc="CB68DB14">
+    <w:lvl w:ilvl="3" w:tplc="11F2EC74">
       <w:start w:val="1"/>
       <w:numFmt w:val="bullet"/>
       <w:lvlText w:val="●"/>
@@ -17449,7 +17706,7 @@
         <w:ind w:left="2880" w:hanging="360"/>
       </w:pPr>
     </w:lvl>
-    <w:lvl w:ilvl="4" w:tplc="3062830A">
+    <w:lvl w:ilvl="4" w:tplc="C3089454">
       <w:start w:val="1"/>
       <w:numFmt w:val="bullet"/>
       <w:lvlText w:val="○"/>
@@ -17458,7 +17715,7 @@
         <w:ind w:left="3600" w:hanging="360"/>
       </w:pPr>
     </w:lvl>
-    <w:lvl w:ilvl="5" w:tplc="B4D004A0">
+    <w:lvl w:ilvl="5" w:tplc="E70C4D70">
       <w:start w:val="1"/>
       <w:numFmt w:val="bullet"/>
       <w:lvlText w:val="■"/>
@@ -17467,7 +17724,7 @@
         <w:ind w:left="4320" w:hanging="360"/>
       </w:pPr>
     </w:lvl>
-    <w:lvl w:ilvl="6" w:tplc="D32A75E4">
+    <w:lvl w:ilvl="6" w:tplc="29169916">
       <w:start w:val="1"/>
       <w:numFmt w:val="bullet"/>
       <w:lvlText w:val="●"/>
@@ -17476,7 +17733,7 @@
         <w:ind w:left="5040" w:hanging="360"/>
       </w:pPr>
     </w:lvl>
-    <w:lvl w:ilvl="7" w:tplc="2BE07A8E">
+    <w:lvl w:ilvl="7" w:tplc="609218F8">
       <w:start w:val="1"/>
       <w:numFmt w:val="bullet"/>
       <w:lvlText w:val="●"/>
@@ -17485,7 +17742,7 @@
         <w:ind w:left="5760" w:hanging="360"/>
       </w:pPr>
     </w:lvl>
-    <w:lvl w:ilvl="8" w:tplc="12161A60">
+    <w:lvl w:ilvl="8" w:tplc="2116B6F2">
       <w:start w:val="1"/>
       <w:numFmt w:val="bullet"/>
       <w:lvlText w:val="●"/>
@@ -17495,11 +17752,11 @@
       </w:pPr>
     </w:lvl>
   </w:abstractNum>
-  <w:abstractNum w:abstractNumId="11" w15:restartNumberingAfterBreak="0">
-    <w:nsid w:val="119B0AAB"/>
+  <w:abstractNum w:abstractNumId="41" w15:restartNumberingAfterBreak="0">
+    <w:nsid w:val="50760174"/>
     <w:multiLevelType w:val="hybridMultilevel"/>
-    <w:tmpl w:val="CEE6E05A"/>
-    <w:lvl w:ilvl="0" w:tplc="7734A8E6">
+    <w:tmpl w:val="F1CE063E"/>
+    <w:lvl w:ilvl="0" w:tplc="DB363AC6">
       <w:start w:val="1"/>
       <w:numFmt w:val="decimal"/>
       <w:lvlText w:val="%1."/>
@@ -17508,106 +17765,52 @@
         <w:ind w:left="720" w:hanging="360"/>
       </w:pPr>
     </w:lvl>
-    <w:lvl w:ilvl="1" w:tplc="192289D6">
-      <w:numFmt w:val="decimal"/>
-      <w:lvlText w:val=""/>
-      <w:lvlJc w:val="left"/>
-    </w:lvl>
-    <w:lvl w:ilvl="2" w:tplc="4860F756">
-      <w:numFmt w:val="decimal"/>
-      <w:lvlText w:val=""/>
-      <w:lvlJc w:val="left"/>
-    </w:lvl>
-    <w:lvl w:ilvl="3" w:tplc="2EEA517E">
-      <w:numFmt w:val="decimal"/>
-      <w:lvlText w:val=""/>
-      <w:lvlJc w:val="left"/>
-    </w:lvl>
-    <w:lvl w:ilvl="4" w:tplc="C81C6692">
-      <w:numFmt w:val="decimal"/>
-      <w:lvlText w:val=""/>
-      <w:lvlJc w:val="left"/>
-    </w:lvl>
-    <w:lvl w:ilvl="5" w:tplc="68B690D2">
-      <w:numFmt w:val="decimal"/>
-      <w:lvlText w:val=""/>
-      <w:lvlJc w:val="left"/>
-    </w:lvl>
-    <w:lvl w:ilvl="6" w:tplc="2ECE225E">
-      <w:numFmt w:val="decimal"/>
-      <w:lvlText w:val=""/>
-      <w:lvlJc w:val="left"/>
-    </w:lvl>
-    <w:lvl w:ilvl="7" w:tplc="BB94B440">
-      <w:numFmt w:val="decimal"/>
-      <w:lvlText w:val=""/>
-      <w:lvlJc w:val="left"/>
-    </w:lvl>
-    <w:lvl w:ilvl="8" w:tplc="710434B4">
+    <w:lvl w:ilvl="1" w:tplc="2CF03F8E">
+      <w:numFmt w:val="decimal"/>
+      <w:lvlText w:val=""/>
+      <w:lvlJc w:val="left"/>
+    </w:lvl>
+    <w:lvl w:ilvl="2" w:tplc="975041BE">
+      <w:numFmt w:val="decimal"/>
+      <w:lvlText w:val=""/>
+      <w:lvlJc w:val="left"/>
+    </w:lvl>
+    <w:lvl w:ilvl="3" w:tplc="88FA7C52">
+      <w:numFmt w:val="decimal"/>
+      <w:lvlText w:val=""/>
+      <w:lvlJc w:val="left"/>
+    </w:lvl>
+    <w:lvl w:ilvl="4" w:tplc="C622B976">
+      <w:numFmt w:val="decimal"/>
+      <w:lvlText w:val=""/>
+      <w:lvlJc w:val="left"/>
+    </w:lvl>
+    <w:lvl w:ilvl="5" w:tplc="8D78B686">
+      <w:numFmt w:val="decimal"/>
+      <w:lvlText w:val=""/>
+      <w:lvlJc w:val="left"/>
+    </w:lvl>
+    <w:lvl w:ilvl="6" w:tplc="DF161068">
+      <w:numFmt w:val="decimal"/>
+      <w:lvlText w:val=""/>
+      <w:lvlJc w:val="left"/>
+    </w:lvl>
+    <w:lvl w:ilvl="7" w:tplc="ADAAF37A">
+      <w:numFmt w:val="decimal"/>
+      <w:lvlText w:val=""/>
+      <w:lvlJc w:val="left"/>
+    </w:lvl>
+    <w:lvl w:ilvl="8" w:tplc="5346F858">
       <w:numFmt w:val="decimal"/>
       <w:lvlText w:val=""/>
       <w:lvlJc w:val="left"/>
     </w:lvl>
   </w:abstractNum>
-  <w:abstractNum w:abstractNumId="12" w15:restartNumberingAfterBreak="0">
-    <w:nsid w:val="14611269"/>
+  <w:abstractNum w:abstractNumId="42" w15:restartNumberingAfterBreak="0">
+    <w:nsid w:val="5302438E"/>
     <w:multiLevelType w:val="hybridMultilevel"/>
-    <w:tmpl w:val="D7C4F178"/>
-    <w:lvl w:ilvl="0" w:tplc="11121DEA">
-      <w:start w:val="1"/>
-      <w:numFmt w:val="decimal"/>
-      <w:lvlText w:val="%1."/>
-      <w:lvlJc w:val="left"/>
-      <w:pPr>
-        <w:ind w:left="720" w:hanging="360"/>
-      </w:pPr>
-    </w:lvl>
-    <w:lvl w:ilvl="1" w:tplc="F8F2FABC">
-      <w:numFmt w:val="decimal"/>
-      <w:lvlText w:val=""/>
-      <w:lvlJc w:val="left"/>
-    </w:lvl>
-    <w:lvl w:ilvl="2" w:tplc="AF7EEC4C">
-      <w:numFmt w:val="decimal"/>
-      <w:lvlText w:val=""/>
-      <w:lvlJc w:val="left"/>
-    </w:lvl>
-    <w:lvl w:ilvl="3" w:tplc="AACCFA84">
-      <w:numFmt w:val="decimal"/>
-      <w:lvlText w:val=""/>
-      <w:lvlJc w:val="left"/>
-    </w:lvl>
-    <w:lvl w:ilvl="4" w:tplc="28022D7A">
-      <w:numFmt w:val="decimal"/>
-      <w:lvlText w:val=""/>
-      <w:lvlJc w:val="left"/>
-    </w:lvl>
-    <w:lvl w:ilvl="5" w:tplc="E70C3808">
-      <w:numFmt w:val="decimal"/>
-      <w:lvlText w:val=""/>
-      <w:lvlJc w:val="left"/>
-    </w:lvl>
-    <w:lvl w:ilvl="6" w:tplc="1312EDB0">
-      <w:numFmt w:val="decimal"/>
-      <w:lvlText w:val=""/>
-      <w:lvlJc w:val="left"/>
-    </w:lvl>
-    <w:lvl w:ilvl="7" w:tplc="3B965152">
-      <w:numFmt w:val="decimal"/>
-      <w:lvlText w:val=""/>
-      <w:lvlJc w:val="left"/>
-    </w:lvl>
-    <w:lvl w:ilvl="8" w:tplc="06E2476A">
-      <w:numFmt w:val="decimal"/>
-      <w:lvlText w:val=""/>
-      <w:lvlJc w:val="left"/>
-    </w:lvl>
-  </w:abstractNum>
-  <w:abstractNum w:abstractNumId="13" w15:restartNumberingAfterBreak="0">
-    <w:nsid w:val="15E23778"/>
-    <w:multiLevelType w:val="hybridMultilevel"/>
-    <w:tmpl w:val="8D08F966"/>
-    <w:lvl w:ilvl="0" w:tplc="6180C1C6">
+    <w:tmpl w:val="D52A2E28"/>
+    <w:lvl w:ilvl="0" w:tplc="02863BEC">
       <w:start w:val="1"/>
       <w:numFmt w:val="bullet"/>
       <w:lvlText w:val="•"/>
@@ -17616,52 +17819,52 @@
         <w:ind w:left="720" w:hanging="360"/>
       </w:pPr>
     </w:lvl>
-    <w:lvl w:ilvl="1" w:tplc="84065AE0">
-      <w:numFmt w:val="decimal"/>
-      <w:lvlText w:val=""/>
-      <w:lvlJc w:val="left"/>
-    </w:lvl>
-    <w:lvl w:ilvl="2" w:tplc="C1B49432">
-      <w:numFmt w:val="decimal"/>
-      <w:lvlText w:val=""/>
-      <w:lvlJc w:val="left"/>
-    </w:lvl>
-    <w:lvl w:ilvl="3" w:tplc="EF064FA8">
-      <w:numFmt w:val="decimal"/>
-      <w:lvlText w:val=""/>
-      <w:lvlJc w:val="left"/>
-    </w:lvl>
-    <w:lvl w:ilvl="4" w:tplc="4CFCCF42">
-      <w:numFmt w:val="decimal"/>
-      <w:lvlText w:val=""/>
-      <w:lvlJc w:val="left"/>
-    </w:lvl>
-    <w:lvl w:ilvl="5" w:tplc="8E92FBC6">
-      <w:numFmt w:val="decimal"/>
-      <w:lvlText w:val=""/>
-      <w:lvlJc w:val="left"/>
-    </w:lvl>
-    <w:lvl w:ilvl="6" w:tplc="76B0D864">
-      <w:numFmt w:val="decimal"/>
-      <w:lvlText w:val=""/>
-      <w:lvlJc w:val="left"/>
-    </w:lvl>
-    <w:lvl w:ilvl="7" w:tplc="F3A80E4C">
-      <w:numFmt w:val="decimal"/>
-      <w:lvlText w:val=""/>
-      <w:lvlJc w:val="left"/>
-    </w:lvl>
-    <w:lvl w:ilvl="8" w:tplc="FAECD3F0">
+    <w:lvl w:ilvl="1" w:tplc="5B589F04">
+      <w:numFmt w:val="decimal"/>
+      <w:lvlText w:val=""/>
+      <w:lvlJc w:val="left"/>
+    </w:lvl>
+    <w:lvl w:ilvl="2" w:tplc="0890BE0E">
+      <w:numFmt w:val="decimal"/>
+      <w:lvlText w:val=""/>
+      <w:lvlJc w:val="left"/>
+    </w:lvl>
+    <w:lvl w:ilvl="3" w:tplc="D228C704">
+      <w:numFmt w:val="decimal"/>
+      <w:lvlText w:val=""/>
+      <w:lvlJc w:val="left"/>
+    </w:lvl>
+    <w:lvl w:ilvl="4" w:tplc="64769738">
+      <w:numFmt w:val="decimal"/>
+      <w:lvlText w:val=""/>
+      <w:lvlJc w:val="left"/>
+    </w:lvl>
+    <w:lvl w:ilvl="5" w:tplc="DB3C25E6">
+      <w:numFmt w:val="decimal"/>
+      <w:lvlText w:val=""/>
+      <w:lvlJc w:val="left"/>
+    </w:lvl>
+    <w:lvl w:ilvl="6" w:tplc="6324FC70">
+      <w:numFmt w:val="decimal"/>
+      <w:lvlText w:val=""/>
+      <w:lvlJc w:val="left"/>
+    </w:lvl>
+    <w:lvl w:ilvl="7" w:tplc="E2D214BE">
+      <w:numFmt w:val="decimal"/>
+      <w:lvlText w:val=""/>
+      <w:lvlJc w:val="left"/>
+    </w:lvl>
+    <w:lvl w:ilvl="8" w:tplc="FD1E1002">
       <w:numFmt w:val="decimal"/>
       <w:lvlText w:val=""/>
       <w:lvlJc w:val="left"/>
     </w:lvl>
   </w:abstractNum>
-  <w:abstractNum w:abstractNumId="14" w15:restartNumberingAfterBreak="0">
-    <w:nsid w:val="184413E7"/>
+  <w:abstractNum w:abstractNumId="43" w15:restartNumberingAfterBreak="0">
+    <w:nsid w:val="56001653"/>
     <w:multiLevelType w:val="hybridMultilevel"/>
-    <w:tmpl w:val="5002C1C0"/>
-    <w:lvl w:ilvl="0" w:tplc="6092476E">
+    <w:tmpl w:val="64F8D442"/>
+    <w:lvl w:ilvl="0" w:tplc="83920BBA">
       <w:start w:val="1"/>
       <w:numFmt w:val="bullet"/>
       <w:lvlText w:val="•"/>
@@ -17670,52 +17873,52 @@
         <w:ind w:left="720" w:hanging="360"/>
       </w:pPr>
     </w:lvl>
-    <w:lvl w:ilvl="1" w:tplc="B06E1750">
-      <w:numFmt w:val="decimal"/>
-      <w:lvlText w:val=""/>
-      <w:lvlJc w:val="left"/>
-    </w:lvl>
-    <w:lvl w:ilvl="2" w:tplc="CBFE6DA6">
-      <w:numFmt w:val="decimal"/>
-      <w:lvlText w:val=""/>
-      <w:lvlJc w:val="left"/>
-    </w:lvl>
-    <w:lvl w:ilvl="3" w:tplc="E8300400">
-      <w:numFmt w:val="decimal"/>
-      <w:lvlText w:val=""/>
-      <w:lvlJc w:val="left"/>
-    </w:lvl>
-    <w:lvl w:ilvl="4" w:tplc="F15ABE58">
-      <w:numFmt w:val="decimal"/>
-      <w:lvlText w:val=""/>
-      <w:lvlJc w:val="left"/>
-    </w:lvl>
-    <w:lvl w:ilvl="5" w:tplc="C7440686">
-      <w:numFmt w:val="decimal"/>
-      <w:lvlText w:val=""/>
-      <w:lvlJc w:val="left"/>
-    </w:lvl>
-    <w:lvl w:ilvl="6" w:tplc="BEDE048C">
-      <w:numFmt w:val="decimal"/>
-      <w:lvlText w:val=""/>
-      <w:lvlJc w:val="left"/>
-    </w:lvl>
-    <w:lvl w:ilvl="7" w:tplc="B7AE06B8">
-      <w:numFmt w:val="decimal"/>
-      <w:lvlText w:val=""/>
-      <w:lvlJc w:val="left"/>
-    </w:lvl>
-    <w:lvl w:ilvl="8" w:tplc="1E02AB16">
+    <w:lvl w:ilvl="1" w:tplc="42E25AF2">
+      <w:numFmt w:val="decimal"/>
+      <w:lvlText w:val=""/>
+      <w:lvlJc w:val="left"/>
+    </w:lvl>
+    <w:lvl w:ilvl="2" w:tplc="6F14B0D0">
+      <w:numFmt w:val="decimal"/>
+      <w:lvlText w:val=""/>
+      <w:lvlJc w:val="left"/>
+    </w:lvl>
+    <w:lvl w:ilvl="3" w:tplc="8BE69BE4">
+      <w:numFmt w:val="decimal"/>
+      <w:lvlText w:val=""/>
+      <w:lvlJc w:val="left"/>
+    </w:lvl>
+    <w:lvl w:ilvl="4" w:tplc="13006CB8">
+      <w:numFmt w:val="decimal"/>
+      <w:lvlText w:val=""/>
+      <w:lvlJc w:val="left"/>
+    </w:lvl>
+    <w:lvl w:ilvl="5" w:tplc="4FC21D12">
+      <w:numFmt w:val="decimal"/>
+      <w:lvlText w:val=""/>
+      <w:lvlJc w:val="left"/>
+    </w:lvl>
+    <w:lvl w:ilvl="6" w:tplc="BCAE0526">
+      <w:numFmt w:val="decimal"/>
+      <w:lvlText w:val=""/>
+      <w:lvlJc w:val="left"/>
+    </w:lvl>
+    <w:lvl w:ilvl="7" w:tplc="FEDE109E">
+      <w:numFmt w:val="decimal"/>
+      <w:lvlText w:val=""/>
+      <w:lvlJc w:val="left"/>
+    </w:lvl>
+    <w:lvl w:ilvl="8" w:tplc="C8D42938">
       <w:numFmt w:val="decimal"/>
       <w:lvlText w:val=""/>
       <w:lvlJc w:val="left"/>
     </w:lvl>
   </w:abstractNum>
-  <w:abstractNum w:abstractNumId="15" w15:restartNumberingAfterBreak="0">
-    <w:nsid w:val="19A052F4"/>
+  <w:abstractNum w:abstractNumId="44" w15:restartNumberingAfterBreak="0">
+    <w:nsid w:val="56891DF9"/>
     <w:multiLevelType w:val="hybridMultilevel"/>
-    <w:tmpl w:val="57860D4C"/>
-    <w:lvl w:ilvl="0" w:tplc="5C0CC06C">
+    <w:tmpl w:val="20604EE6"/>
+    <w:lvl w:ilvl="0" w:tplc="6102E5CC">
       <w:start w:val="1"/>
       <w:numFmt w:val="bullet"/>
       <w:lvlText w:val="•"/>
@@ -17724,52 +17927,52 @@
         <w:ind w:left="720" w:hanging="360"/>
       </w:pPr>
     </w:lvl>
-    <w:lvl w:ilvl="1" w:tplc="9E84AE76">
-      <w:numFmt w:val="decimal"/>
-      <w:lvlText w:val=""/>
-      <w:lvlJc w:val="left"/>
-    </w:lvl>
-    <w:lvl w:ilvl="2" w:tplc="733E6DCE">
-      <w:numFmt w:val="decimal"/>
-      <w:lvlText w:val=""/>
-      <w:lvlJc w:val="left"/>
-    </w:lvl>
-    <w:lvl w:ilvl="3" w:tplc="DC903310">
-      <w:numFmt w:val="decimal"/>
-      <w:lvlText w:val=""/>
-      <w:lvlJc w:val="left"/>
-    </w:lvl>
-    <w:lvl w:ilvl="4" w:tplc="58228C50">
-      <w:numFmt w:val="decimal"/>
-      <w:lvlText w:val=""/>
-      <w:lvlJc w:val="left"/>
-    </w:lvl>
-    <w:lvl w:ilvl="5" w:tplc="4D648A64">
-      <w:numFmt w:val="decimal"/>
-      <w:lvlText w:val=""/>
-      <w:lvlJc w:val="left"/>
-    </w:lvl>
-    <w:lvl w:ilvl="6" w:tplc="9B4E8F38">
-      <w:numFmt w:val="decimal"/>
-      <w:lvlText w:val=""/>
-      <w:lvlJc w:val="left"/>
-    </w:lvl>
-    <w:lvl w:ilvl="7" w:tplc="E2E028A8">
-      <w:numFmt w:val="decimal"/>
-      <w:lvlText w:val=""/>
-      <w:lvlJc w:val="left"/>
-    </w:lvl>
-    <w:lvl w:ilvl="8" w:tplc="24E26CF0">
+    <w:lvl w:ilvl="1" w:tplc="4CE0C4C8">
+      <w:numFmt w:val="decimal"/>
+      <w:lvlText w:val=""/>
+      <w:lvlJc w:val="left"/>
+    </w:lvl>
+    <w:lvl w:ilvl="2" w:tplc="E842EF12">
+      <w:numFmt w:val="decimal"/>
+      <w:lvlText w:val=""/>
+      <w:lvlJc w:val="left"/>
+    </w:lvl>
+    <w:lvl w:ilvl="3" w:tplc="428434C8">
+      <w:numFmt w:val="decimal"/>
+      <w:lvlText w:val=""/>
+      <w:lvlJc w:val="left"/>
+    </w:lvl>
+    <w:lvl w:ilvl="4" w:tplc="3282270C">
+      <w:numFmt w:val="decimal"/>
+      <w:lvlText w:val=""/>
+      <w:lvlJc w:val="left"/>
+    </w:lvl>
+    <w:lvl w:ilvl="5" w:tplc="4782B082">
+      <w:numFmt w:val="decimal"/>
+      <w:lvlText w:val=""/>
+      <w:lvlJc w:val="left"/>
+    </w:lvl>
+    <w:lvl w:ilvl="6" w:tplc="1BBC6610">
+      <w:numFmt w:val="decimal"/>
+      <w:lvlText w:val=""/>
+      <w:lvlJc w:val="left"/>
+    </w:lvl>
+    <w:lvl w:ilvl="7" w:tplc="EF9A989C">
+      <w:numFmt w:val="decimal"/>
+      <w:lvlText w:val=""/>
+      <w:lvlJc w:val="left"/>
+    </w:lvl>
+    <w:lvl w:ilvl="8" w:tplc="21A05FA8">
       <w:numFmt w:val="decimal"/>
       <w:lvlText w:val=""/>
       <w:lvlJc w:val="left"/>
     </w:lvl>
   </w:abstractNum>
-  <w:abstractNum w:abstractNumId="16" w15:restartNumberingAfterBreak="0">
-    <w:nsid w:val="1D7B28CC"/>
+  <w:abstractNum w:abstractNumId="45" w15:restartNumberingAfterBreak="0">
+    <w:nsid w:val="57077BC2"/>
     <w:multiLevelType w:val="hybridMultilevel"/>
-    <w:tmpl w:val="B96C103C"/>
-    <w:lvl w:ilvl="0" w:tplc="2AE038B6">
+    <w:tmpl w:val="4D68E642"/>
+    <w:lvl w:ilvl="0" w:tplc="16564B8C">
       <w:start w:val="1"/>
       <w:numFmt w:val="bullet"/>
       <w:lvlText w:val="•"/>
@@ -17778,52 +17981,106 @@
         <w:ind w:left="720" w:hanging="360"/>
       </w:pPr>
     </w:lvl>
-    <w:lvl w:ilvl="1" w:tplc="FF24D048">
-      <w:numFmt w:val="decimal"/>
-      <w:lvlText w:val=""/>
-      <w:lvlJc w:val="left"/>
-    </w:lvl>
-    <w:lvl w:ilvl="2" w:tplc="001A4C24">
-      <w:numFmt w:val="decimal"/>
-      <w:lvlText w:val=""/>
-      <w:lvlJc w:val="left"/>
-    </w:lvl>
-    <w:lvl w:ilvl="3" w:tplc="6AA24330">
-      <w:numFmt w:val="decimal"/>
-      <w:lvlText w:val=""/>
-      <w:lvlJc w:val="left"/>
-    </w:lvl>
-    <w:lvl w:ilvl="4" w:tplc="096A6DC0">
-      <w:numFmt w:val="decimal"/>
-      <w:lvlText w:val=""/>
-      <w:lvlJc w:val="left"/>
-    </w:lvl>
-    <w:lvl w:ilvl="5" w:tplc="BFDAC020">
-      <w:numFmt w:val="decimal"/>
-      <w:lvlText w:val=""/>
-      <w:lvlJc w:val="left"/>
-    </w:lvl>
-    <w:lvl w:ilvl="6" w:tplc="0A886590">
-      <w:numFmt w:val="decimal"/>
-      <w:lvlText w:val=""/>
-      <w:lvlJc w:val="left"/>
-    </w:lvl>
-    <w:lvl w:ilvl="7" w:tplc="BA6C786E">
-      <w:numFmt w:val="decimal"/>
-      <w:lvlText w:val=""/>
-      <w:lvlJc w:val="left"/>
-    </w:lvl>
-    <w:lvl w:ilvl="8" w:tplc="9B1C2F90">
+    <w:lvl w:ilvl="1" w:tplc="C3BEDC9C">
+      <w:numFmt w:val="decimal"/>
+      <w:lvlText w:val=""/>
+      <w:lvlJc w:val="left"/>
+    </w:lvl>
+    <w:lvl w:ilvl="2" w:tplc="E0407970">
+      <w:numFmt w:val="decimal"/>
+      <w:lvlText w:val=""/>
+      <w:lvlJc w:val="left"/>
+    </w:lvl>
+    <w:lvl w:ilvl="3" w:tplc="5316F5E0">
+      <w:numFmt w:val="decimal"/>
+      <w:lvlText w:val=""/>
+      <w:lvlJc w:val="left"/>
+    </w:lvl>
+    <w:lvl w:ilvl="4" w:tplc="4A7CE53E">
+      <w:numFmt w:val="decimal"/>
+      <w:lvlText w:val=""/>
+      <w:lvlJc w:val="left"/>
+    </w:lvl>
+    <w:lvl w:ilvl="5" w:tplc="165E6CCA">
+      <w:numFmt w:val="decimal"/>
+      <w:lvlText w:val=""/>
+      <w:lvlJc w:val="left"/>
+    </w:lvl>
+    <w:lvl w:ilvl="6" w:tplc="DDEEA60A">
+      <w:numFmt w:val="decimal"/>
+      <w:lvlText w:val=""/>
+      <w:lvlJc w:val="left"/>
+    </w:lvl>
+    <w:lvl w:ilvl="7" w:tplc="6896DD2A">
+      <w:numFmt w:val="decimal"/>
+      <w:lvlText w:val=""/>
+      <w:lvlJc w:val="left"/>
+    </w:lvl>
+    <w:lvl w:ilvl="8" w:tplc="287A5D54">
       <w:numFmt w:val="decimal"/>
       <w:lvlText w:val=""/>
       <w:lvlJc w:val="left"/>
     </w:lvl>
   </w:abstractNum>
-  <w:abstractNum w:abstractNumId="17" w15:restartNumberingAfterBreak="0">
-    <w:nsid w:val="1D807F92"/>
+  <w:abstractNum w:abstractNumId="46" w15:restartNumberingAfterBreak="0">
+    <w:nsid w:val="579B1133"/>
     <w:multiLevelType w:val="hybridMultilevel"/>
-    <w:tmpl w:val="918C2BF0"/>
-    <w:lvl w:ilvl="0" w:tplc="E07691AA">
+    <w:tmpl w:val="200A784E"/>
+    <w:lvl w:ilvl="0" w:tplc="C1EABF72">
+      <w:start w:val="1"/>
+      <w:numFmt w:val="decimal"/>
+      <w:lvlText w:val="%1."/>
+      <w:lvlJc w:val="left"/>
+      <w:pPr>
+        <w:ind w:left="720" w:hanging="360"/>
+      </w:pPr>
+    </w:lvl>
+    <w:lvl w:ilvl="1" w:tplc="F286C272">
+      <w:numFmt w:val="decimal"/>
+      <w:lvlText w:val=""/>
+      <w:lvlJc w:val="left"/>
+    </w:lvl>
+    <w:lvl w:ilvl="2" w:tplc="1CBA58F4">
+      <w:numFmt w:val="decimal"/>
+      <w:lvlText w:val=""/>
+      <w:lvlJc w:val="left"/>
+    </w:lvl>
+    <w:lvl w:ilvl="3" w:tplc="FC5E428A">
+      <w:numFmt w:val="decimal"/>
+      <w:lvlText w:val=""/>
+      <w:lvlJc w:val="left"/>
+    </w:lvl>
+    <w:lvl w:ilvl="4" w:tplc="F6D60720">
+      <w:numFmt w:val="decimal"/>
+      <w:lvlText w:val=""/>
+      <w:lvlJc w:val="left"/>
+    </w:lvl>
+    <w:lvl w:ilvl="5" w:tplc="C76C15EE">
+      <w:numFmt w:val="decimal"/>
+      <w:lvlText w:val=""/>
+      <w:lvlJc w:val="left"/>
+    </w:lvl>
+    <w:lvl w:ilvl="6" w:tplc="C87EFD2C">
+      <w:numFmt w:val="decimal"/>
+      <w:lvlText w:val=""/>
+      <w:lvlJc w:val="left"/>
+    </w:lvl>
+    <w:lvl w:ilvl="7" w:tplc="37622902">
+      <w:numFmt w:val="decimal"/>
+      <w:lvlText w:val=""/>
+      <w:lvlJc w:val="left"/>
+    </w:lvl>
+    <w:lvl w:ilvl="8" w:tplc="768437CA">
+      <w:numFmt w:val="decimal"/>
+      <w:lvlText w:val=""/>
+      <w:lvlJc w:val="left"/>
+    </w:lvl>
+  </w:abstractNum>
+  <w:abstractNum w:abstractNumId="47" w15:restartNumberingAfterBreak="0">
+    <w:nsid w:val="58A74F00"/>
+    <w:multiLevelType w:val="hybridMultilevel"/>
+    <w:tmpl w:val="D24C6F24"/>
+    <w:lvl w:ilvl="0" w:tplc="310E6A70">
       <w:start w:val="1"/>
       <w:numFmt w:val="bullet"/>
       <w:lvlText w:val="•"/>
@@ -17832,52 +18089,52 @@
         <w:ind w:left="720" w:hanging="360"/>
       </w:pPr>
     </w:lvl>
-    <w:lvl w:ilvl="1" w:tplc="A9001256">
-      <w:numFmt w:val="decimal"/>
-      <w:lvlText w:val=""/>
-      <w:lvlJc w:val="left"/>
-    </w:lvl>
-    <w:lvl w:ilvl="2" w:tplc="D3B09DAE">
-      <w:numFmt w:val="decimal"/>
-      <w:lvlText w:val=""/>
-      <w:lvlJc w:val="left"/>
-    </w:lvl>
-    <w:lvl w:ilvl="3" w:tplc="9D7AD2FA">
-      <w:numFmt w:val="decimal"/>
-      <w:lvlText w:val=""/>
-      <w:lvlJc w:val="left"/>
-    </w:lvl>
-    <w:lvl w:ilvl="4" w:tplc="3912BC40">
-      <w:numFmt w:val="decimal"/>
-      <w:lvlText w:val=""/>
-      <w:lvlJc w:val="left"/>
-    </w:lvl>
-    <w:lvl w:ilvl="5" w:tplc="866EA012">
-      <w:numFmt w:val="decimal"/>
-      <w:lvlText w:val=""/>
-      <w:lvlJc w:val="left"/>
-    </w:lvl>
-    <w:lvl w:ilvl="6" w:tplc="5B3686F8">
-      <w:numFmt w:val="decimal"/>
-      <w:lvlText w:val=""/>
-      <w:lvlJc w:val="left"/>
-    </w:lvl>
-    <w:lvl w:ilvl="7" w:tplc="3D98722E">
-      <w:numFmt w:val="decimal"/>
-      <w:lvlText w:val=""/>
-      <w:lvlJc w:val="left"/>
-    </w:lvl>
-    <w:lvl w:ilvl="8" w:tplc="D4CC544C">
+    <w:lvl w:ilvl="1" w:tplc="B712C91A">
+      <w:numFmt w:val="decimal"/>
+      <w:lvlText w:val=""/>
+      <w:lvlJc w:val="left"/>
+    </w:lvl>
+    <w:lvl w:ilvl="2" w:tplc="7FAA309A">
+      <w:numFmt w:val="decimal"/>
+      <w:lvlText w:val=""/>
+      <w:lvlJc w:val="left"/>
+    </w:lvl>
+    <w:lvl w:ilvl="3" w:tplc="D7A802C4">
+      <w:numFmt w:val="decimal"/>
+      <w:lvlText w:val=""/>
+      <w:lvlJc w:val="left"/>
+    </w:lvl>
+    <w:lvl w:ilvl="4" w:tplc="8774E68E">
+      <w:numFmt w:val="decimal"/>
+      <w:lvlText w:val=""/>
+      <w:lvlJc w:val="left"/>
+    </w:lvl>
+    <w:lvl w:ilvl="5" w:tplc="87FC2FAC">
+      <w:numFmt w:val="decimal"/>
+      <w:lvlText w:val=""/>
+      <w:lvlJc w:val="left"/>
+    </w:lvl>
+    <w:lvl w:ilvl="6" w:tplc="574696F2">
+      <w:numFmt w:val="decimal"/>
+      <w:lvlText w:val=""/>
+      <w:lvlJc w:val="left"/>
+    </w:lvl>
+    <w:lvl w:ilvl="7" w:tplc="3B349E14">
+      <w:numFmt w:val="decimal"/>
+      <w:lvlText w:val=""/>
+      <w:lvlJc w:val="left"/>
+    </w:lvl>
+    <w:lvl w:ilvl="8" w:tplc="061C9B46">
       <w:numFmt w:val="decimal"/>
       <w:lvlText w:val=""/>
       <w:lvlJc w:val="left"/>
     </w:lvl>
   </w:abstractNum>
-  <w:abstractNum w:abstractNumId="18" w15:restartNumberingAfterBreak="0">
-    <w:nsid w:val="1E683F47"/>
+  <w:abstractNum w:abstractNumId="48" w15:restartNumberingAfterBreak="0">
+    <w:nsid w:val="5AD55652"/>
     <w:multiLevelType w:val="hybridMultilevel"/>
-    <w:tmpl w:val="955EDC16"/>
-    <w:lvl w:ilvl="0" w:tplc="E7F2DC02">
+    <w:tmpl w:val="9B186A8C"/>
+    <w:lvl w:ilvl="0" w:tplc="18FE3382">
       <w:start w:val="1"/>
       <w:numFmt w:val="bullet"/>
       <w:lvlText w:val="•"/>
@@ -17886,52 +18143,52 @@
         <w:ind w:left="720" w:hanging="360"/>
       </w:pPr>
     </w:lvl>
-    <w:lvl w:ilvl="1" w:tplc="C23E4F2A">
-      <w:numFmt w:val="decimal"/>
-      <w:lvlText w:val=""/>
-      <w:lvlJc w:val="left"/>
-    </w:lvl>
-    <w:lvl w:ilvl="2" w:tplc="6E9CF10C">
-      <w:numFmt w:val="decimal"/>
-      <w:lvlText w:val=""/>
-      <w:lvlJc w:val="left"/>
-    </w:lvl>
-    <w:lvl w:ilvl="3" w:tplc="D92E6712">
-      <w:numFmt w:val="decimal"/>
-      <w:lvlText w:val=""/>
-      <w:lvlJc w:val="left"/>
-    </w:lvl>
-    <w:lvl w:ilvl="4" w:tplc="92069102">
-      <w:numFmt w:val="decimal"/>
-      <w:lvlText w:val=""/>
-      <w:lvlJc w:val="left"/>
-    </w:lvl>
-    <w:lvl w:ilvl="5" w:tplc="873A6162">
-      <w:numFmt w:val="decimal"/>
-      <w:lvlText w:val=""/>
-      <w:lvlJc w:val="left"/>
-    </w:lvl>
-    <w:lvl w:ilvl="6" w:tplc="7B0887D0">
-      <w:numFmt w:val="decimal"/>
-      <w:lvlText w:val=""/>
-      <w:lvlJc w:val="left"/>
-    </w:lvl>
-    <w:lvl w:ilvl="7" w:tplc="DF52F152">
-      <w:numFmt w:val="decimal"/>
-      <w:lvlText w:val=""/>
-      <w:lvlJc w:val="left"/>
-    </w:lvl>
-    <w:lvl w:ilvl="8" w:tplc="8D1CD3E0">
+    <w:lvl w:ilvl="1" w:tplc="5874B834">
+      <w:numFmt w:val="decimal"/>
+      <w:lvlText w:val=""/>
+      <w:lvlJc w:val="left"/>
+    </w:lvl>
+    <w:lvl w:ilvl="2" w:tplc="593013D6">
+      <w:numFmt w:val="decimal"/>
+      <w:lvlText w:val=""/>
+      <w:lvlJc w:val="left"/>
+    </w:lvl>
+    <w:lvl w:ilvl="3" w:tplc="6B980A50">
+      <w:numFmt w:val="decimal"/>
+      <w:lvlText w:val=""/>
+      <w:lvlJc w:val="left"/>
+    </w:lvl>
+    <w:lvl w:ilvl="4" w:tplc="21029A76">
+      <w:numFmt w:val="decimal"/>
+      <w:lvlText w:val=""/>
+      <w:lvlJc w:val="left"/>
+    </w:lvl>
+    <w:lvl w:ilvl="5" w:tplc="4DF66426">
+      <w:numFmt w:val="decimal"/>
+      <w:lvlText w:val=""/>
+      <w:lvlJc w:val="left"/>
+    </w:lvl>
+    <w:lvl w:ilvl="6" w:tplc="9C3C5116">
+      <w:numFmt w:val="decimal"/>
+      <w:lvlText w:val=""/>
+      <w:lvlJc w:val="left"/>
+    </w:lvl>
+    <w:lvl w:ilvl="7" w:tplc="18DAEC04">
+      <w:numFmt w:val="decimal"/>
+      <w:lvlText w:val=""/>
+      <w:lvlJc w:val="left"/>
+    </w:lvl>
+    <w:lvl w:ilvl="8" w:tplc="DCA41B5A">
       <w:numFmt w:val="decimal"/>
       <w:lvlText w:val=""/>
       <w:lvlJc w:val="left"/>
     </w:lvl>
   </w:abstractNum>
-  <w:abstractNum w:abstractNumId="19" w15:restartNumberingAfterBreak="0">
-    <w:nsid w:val="20E77FDC"/>
+  <w:abstractNum w:abstractNumId="49" w15:restartNumberingAfterBreak="0">
+    <w:nsid w:val="5BCD0F4E"/>
     <w:multiLevelType w:val="hybridMultilevel"/>
-    <w:tmpl w:val="F3A80DE8"/>
-    <w:lvl w:ilvl="0" w:tplc="D81A0E5C">
+    <w:tmpl w:val="8812844C"/>
+    <w:lvl w:ilvl="0" w:tplc="D3A2A14A">
       <w:start w:val="1"/>
       <w:numFmt w:val="bullet"/>
       <w:lvlText w:val="•"/>
@@ -17940,52 +18197,52 @@
         <w:ind w:left="720" w:hanging="360"/>
       </w:pPr>
     </w:lvl>
-    <w:lvl w:ilvl="1" w:tplc="4916283E">
-      <w:numFmt w:val="decimal"/>
-      <w:lvlText w:val=""/>
-      <w:lvlJc w:val="left"/>
-    </w:lvl>
-    <w:lvl w:ilvl="2" w:tplc="45D8EF68">
-      <w:numFmt w:val="decimal"/>
-      <w:lvlText w:val=""/>
-      <w:lvlJc w:val="left"/>
-    </w:lvl>
-    <w:lvl w:ilvl="3" w:tplc="02CE10C8">
-      <w:numFmt w:val="decimal"/>
-      <w:lvlText w:val=""/>
-      <w:lvlJc w:val="left"/>
-    </w:lvl>
-    <w:lvl w:ilvl="4" w:tplc="30C41C46">
-      <w:numFmt w:val="decimal"/>
-      <w:lvlText w:val=""/>
-      <w:lvlJc w:val="left"/>
-    </w:lvl>
-    <w:lvl w:ilvl="5" w:tplc="EC9242D2">
-      <w:numFmt w:val="decimal"/>
-      <w:lvlText w:val=""/>
-      <w:lvlJc w:val="left"/>
-    </w:lvl>
-    <w:lvl w:ilvl="6" w:tplc="C360F396">
-      <w:numFmt w:val="decimal"/>
-      <w:lvlText w:val=""/>
-      <w:lvlJc w:val="left"/>
-    </w:lvl>
-    <w:lvl w:ilvl="7" w:tplc="6F9AE3B4">
-      <w:numFmt w:val="decimal"/>
-      <w:lvlText w:val=""/>
-      <w:lvlJc w:val="left"/>
-    </w:lvl>
-    <w:lvl w:ilvl="8" w:tplc="0720A2C6">
+    <w:lvl w:ilvl="1" w:tplc="21143CC8">
+      <w:numFmt w:val="decimal"/>
+      <w:lvlText w:val=""/>
+      <w:lvlJc w:val="left"/>
+    </w:lvl>
+    <w:lvl w:ilvl="2" w:tplc="32F8D4BA">
+      <w:numFmt w:val="decimal"/>
+      <w:lvlText w:val=""/>
+      <w:lvlJc w:val="left"/>
+    </w:lvl>
+    <w:lvl w:ilvl="3" w:tplc="5EB4B0C0">
+      <w:numFmt w:val="decimal"/>
+      <w:lvlText w:val=""/>
+      <w:lvlJc w:val="left"/>
+    </w:lvl>
+    <w:lvl w:ilvl="4" w:tplc="32123D5E">
+      <w:numFmt w:val="decimal"/>
+      <w:lvlText w:val=""/>
+      <w:lvlJc w:val="left"/>
+    </w:lvl>
+    <w:lvl w:ilvl="5" w:tplc="9460AF00">
+      <w:numFmt w:val="decimal"/>
+      <w:lvlText w:val=""/>
+      <w:lvlJc w:val="left"/>
+    </w:lvl>
+    <w:lvl w:ilvl="6" w:tplc="21809D02">
+      <w:numFmt w:val="decimal"/>
+      <w:lvlText w:val=""/>
+      <w:lvlJc w:val="left"/>
+    </w:lvl>
+    <w:lvl w:ilvl="7" w:tplc="E33C0EE0">
+      <w:numFmt w:val="decimal"/>
+      <w:lvlText w:val=""/>
+      <w:lvlJc w:val="left"/>
+    </w:lvl>
+    <w:lvl w:ilvl="8" w:tplc="EB247654">
       <w:numFmt w:val="decimal"/>
       <w:lvlText w:val=""/>
       <w:lvlJc w:val="left"/>
     </w:lvl>
   </w:abstractNum>
-  <w:abstractNum w:abstractNumId="20" w15:restartNumberingAfterBreak="0">
-    <w:nsid w:val="22537B14"/>
+  <w:abstractNum w:abstractNumId="50" w15:restartNumberingAfterBreak="0">
+    <w:nsid w:val="5D6D72CE"/>
     <w:multiLevelType w:val="hybridMultilevel"/>
-    <w:tmpl w:val="012E8F00"/>
-    <w:lvl w:ilvl="0" w:tplc="599E99B8">
+    <w:tmpl w:val="0CACA916"/>
+    <w:lvl w:ilvl="0" w:tplc="63B20BF2">
       <w:start w:val="1"/>
       <w:numFmt w:val="bullet"/>
       <w:lvlText w:val="•"/>
@@ -17994,52 +18251,52 @@
         <w:ind w:left="720" w:hanging="360"/>
       </w:pPr>
     </w:lvl>
-    <w:lvl w:ilvl="1" w:tplc="B74A36A0">
-      <w:numFmt w:val="decimal"/>
-      <w:lvlText w:val=""/>
-      <w:lvlJc w:val="left"/>
-    </w:lvl>
-    <w:lvl w:ilvl="2" w:tplc="129E8C78">
-      <w:numFmt w:val="decimal"/>
-      <w:lvlText w:val=""/>
-      <w:lvlJc w:val="left"/>
-    </w:lvl>
-    <w:lvl w:ilvl="3" w:tplc="3822C808">
-      <w:numFmt w:val="decimal"/>
-      <w:lvlText w:val=""/>
-      <w:lvlJc w:val="left"/>
-    </w:lvl>
-    <w:lvl w:ilvl="4" w:tplc="5DCA8C08">
-      <w:numFmt w:val="decimal"/>
-      <w:lvlText w:val=""/>
-      <w:lvlJc w:val="left"/>
-    </w:lvl>
-    <w:lvl w:ilvl="5" w:tplc="B20ADC02">
-      <w:numFmt w:val="decimal"/>
-      <w:lvlText w:val=""/>
-      <w:lvlJc w:val="left"/>
-    </w:lvl>
-    <w:lvl w:ilvl="6" w:tplc="C16A9364">
-      <w:numFmt w:val="decimal"/>
-      <w:lvlText w:val=""/>
-      <w:lvlJc w:val="left"/>
-    </w:lvl>
-    <w:lvl w:ilvl="7" w:tplc="E6ACFFC2">
-      <w:numFmt w:val="decimal"/>
-      <w:lvlText w:val=""/>
-      <w:lvlJc w:val="left"/>
-    </w:lvl>
-    <w:lvl w:ilvl="8" w:tplc="46963888">
+    <w:lvl w:ilvl="1" w:tplc="AF74A3B4">
+      <w:numFmt w:val="decimal"/>
+      <w:lvlText w:val=""/>
+      <w:lvlJc w:val="left"/>
+    </w:lvl>
+    <w:lvl w:ilvl="2" w:tplc="B678D17C">
+      <w:numFmt w:val="decimal"/>
+      <w:lvlText w:val=""/>
+      <w:lvlJc w:val="left"/>
+    </w:lvl>
+    <w:lvl w:ilvl="3" w:tplc="1C32EBEC">
+      <w:numFmt w:val="decimal"/>
+      <w:lvlText w:val=""/>
+      <w:lvlJc w:val="left"/>
+    </w:lvl>
+    <w:lvl w:ilvl="4" w:tplc="6FD83D28">
+      <w:numFmt w:val="decimal"/>
+      <w:lvlText w:val=""/>
+      <w:lvlJc w:val="left"/>
+    </w:lvl>
+    <w:lvl w:ilvl="5" w:tplc="B6C665F8">
+      <w:numFmt w:val="decimal"/>
+      <w:lvlText w:val=""/>
+      <w:lvlJc w:val="left"/>
+    </w:lvl>
+    <w:lvl w:ilvl="6" w:tplc="77D830C0">
+      <w:numFmt w:val="decimal"/>
+      <w:lvlText w:val=""/>
+      <w:lvlJc w:val="left"/>
+    </w:lvl>
+    <w:lvl w:ilvl="7" w:tplc="B4AC9F68">
+      <w:numFmt w:val="decimal"/>
+      <w:lvlText w:val=""/>
+      <w:lvlJc w:val="left"/>
+    </w:lvl>
+    <w:lvl w:ilvl="8" w:tplc="F450654C">
       <w:numFmt w:val="decimal"/>
       <w:lvlText w:val=""/>
       <w:lvlJc w:val="left"/>
     </w:lvl>
   </w:abstractNum>
-  <w:abstractNum w:abstractNumId="21" w15:restartNumberingAfterBreak="0">
-    <w:nsid w:val="22BC3405"/>
+  <w:abstractNum w:abstractNumId="51" w15:restartNumberingAfterBreak="0">
+    <w:nsid w:val="5FAA524C"/>
     <w:multiLevelType w:val="hybridMultilevel"/>
-    <w:tmpl w:val="B268EC6C"/>
-    <w:lvl w:ilvl="0" w:tplc="AA54E53C">
+    <w:tmpl w:val="DEB0B286"/>
+    <w:lvl w:ilvl="0" w:tplc="44A03A4E">
       <w:start w:val="1"/>
       <w:numFmt w:val="bullet"/>
       <w:lvlText w:val="•"/>
@@ -18048,52 +18305,52 @@
         <w:ind w:left="720" w:hanging="360"/>
       </w:pPr>
     </w:lvl>
-    <w:lvl w:ilvl="1" w:tplc="DE9EFDB0">
-      <w:numFmt w:val="decimal"/>
-      <w:lvlText w:val=""/>
-      <w:lvlJc w:val="left"/>
-    </w:lvl>
-    <w:lvl w:ilvl="2" w:tplc="E7E86BC4">
-      <w:numFmt w:val="decimal"/>
-      <w:lvlText w:val=""/>
-      <w:lvlJc w:val="left"/>
-    </w:lvl>
-    <w:lvl w:ilvl="3" w:tplc="9EE091F8">
-      <w:numFmt w:val="decimal"/>
-      <w:lvlText w:val=""/>
-      <w:lvlJc w:val="left"/>
-    </w:lvl>
-    <w:lvl w:ilvl="4" w:tplc="78E0C618">
-      <w:numFmt w:val="decimal"/>
-      <w:lvlText w:val=""/>
-      <w:lvlJc w:val="left"/>
-    </w:lvl>
-    <w:lvl w:ilvl="5" w:tplc="3C3C59E4">
-      <w:numFmt w:val="decimal"/>
-      <w:lvlText w:val=""/>
-      <w:lvlJc w:val="left"/>
-    </w:lvl>
-    <w:lvl w:ilvl="6" w:tplc="F5A8DC20">
-      <w:numFmt w:val="decimal"/>
-      <w:lvlText w:val=""/>
-      <w:lvlJc w:val="left"/>
-    </w:lvl>
-    <w:lvl w:ilvl="7" w:tplc="4B4C17AE">
-      <w:numFmt w:val="decimal"/>
-      <w:lvlText w:val=""/>
-      <w:lvlJc w:val="left"/>
-    </w:lvl>
-    <w:lvl w:ilvl="8" w:tplc="ED3EE280">
+    <w:lvl w:ilvl="1" w:tplc="0BF2C83A">
+      <w:numFmt w:val="decimal"/>
+      <w:lvlText w:val=""/>
+      <w:lvlJc w:val="left"/>
+    </w:lvl>
+    <w:lvl w:ilvl="2" w:tplc="DD76A97C">
+      <w:numFmt w:val="decimal"/>
+      <w:lvlText w:val=""/>
+      <w:lvlJc w:val="left"/>
+    </w:lvl>
+    <w:lvl w:ilvl="3" w:tplc="9A6A3982">
+      <w:numFmt w:val="decimal"/>
+      <w:lvlText w:val=""/>
+      <w:lvlJc w:val="left"/>
+    </w:lvl>
+    <w:lvl w:ilvl="4" w:tplc="B860A9EA">
+      <w:numFmt w:val="decimal"/>
+      <w:lvlText w:val=""/>
+      <w:lvlJc w:val="left"/>
+    </w:lvl>
+    <w:lvl w:ilvl="5" w:tplc="069263C0">
+      <w:numFmt w:val="decimal"/>
+      <w:lvlText w:val=""/>
+      <w:lvlJc w:val="left"/>
+    </w:lvl>
+    <w:lvl w:ilvl="6" w:tplc="22C2D914">
+      <w:numFmt w:val="decimal"/>
+      <w:lvlText w:val=""/>
+      <w:lvlJc w:val="left"/>
+    </w:lvl>
+    <w:lvl w:ilvl="7" w:tplc="77903472">
+      <w:numFmt w:val="decimal"/>
+      <w:lvlText w:val=""/>
+      <w:lvlJc w:val="left"/>
+    </w:lvl>
+    <w:lvl w:ilvl="8" w:tplc="77EC1AF4">
       <w:numFmt w:val="decimal"/>
       <w:lvlText w:val=""/>
       <w:lvlJc w:val="left"/>
     </w:lvl>
   </w:abstractNum>
-  <w:abstractNum w:abstractNumId="22" w15:restartNumberingAfterBreak="0">
-    <w:nsid w:val="257D764F"/>
+  <w:abstractNum w:abstractNumId="52" w15:restartNumberingAfterBreak="0">
+    <w:nsid w:val="60FB3C5A"/>
     <w:multiLevelType w:val="hybridMultilevel"/>
-    <w:tmpl w:val="10DADD7C"/>
-    <w:lvl w:ilvl="0" w:tplc="92F4462C">
+    <w:tmpl w:val="2C1CBE28"/>
+    <w:lvl w:ilvl="0" w:tplc="87207B44">
       <w:start w:val="1"/>
       <w:numFmt w:val="bullet"/>
       <w:lvlText w:val="•"/>
@@ -18102,106 +18359,52 @@
         <w:ind w:left="720" w:hanging="360"/>
       </w:pPr>
     </w:lvl>
-    <w:lvl w:ilvl="1" w:tplc="8640C8BE">
-      <w:numFmt w:val="decimal"/>
-      <w:lvlText w:val=""/>
-      <w:lvlJc w:val="left"/>
-    </w:lvl>
-    <w:lvl w:ilvl="2" w:tplc="AD4CCFE4">
-      <w:numFmt w:val="decimal"/>
-      <w:lvlText w:val=""/>
-      <w:lvlJc w:val="left"/>
-    </w:lvl>
-    <w:lvl w:ilvl="3" w:tplc="1388BB96">
-      <w:numFmt w:val="decimal"/>
-      <w:lvlText w:val=""/>
-      <w:lvlJc w:val="left"/>
-    </w:lvl>
-    <w:lvl w:ilvl="4" w:tplc="FA4A9160">
-      <w:numFmt w:val="decimal"/>
-      <w:lvlText w:val=""/>
-      <w:lvlJc w:val="left"/>
-    </w:lvl>
-    <w:lvl w:ilvl="5" w:tplc="AC629E00">
-      <w:numFmt w:val="decimal"/>
-      <w:lvlText w:val=""/>
-      <w:lvlJc w:val="left"/>
-    </w:lvl>
-    <w:lvl w:ilvl="6" w:tplc="E1E48C18">
-      <w:numFmt w:val="decimal"/>
-      <w:lvlText w:val=""/>
-      <w:lvlJc w:val="left"/>
-    </w:lvl>
-    <w:lvl w:ilvl="7" w:tplc="D66CA95A">
-      <w:numFmt w:val="decimal"/>
-      <w:lvlText w:val=""/>
-      <w:lvlJc w:val="left"/>
-    </w:lvl>
-    <w:lvl w:ilvl="8" w:tplc="7CECD898">
+    <w:lvl w:ilvl="1" w:tplc="6E7C2B6A">
+      <w:numFmt w:val="decimal"/>
+      <w:lvlText w:val=""/>
+      <w:lvlJc w:val="left"/>
+    </w:lvl>
+    <w:lvl w:ilvl="2" w:tplc="DA16252A">
+      <w:numFmt w:val="decimal"/>
+      <w:lvlText w:val=""/>
+      <w:lvlJc w:val="left"/>
+    </w:lvl>
+    <w:lvl w:ilvl="3" w:tplc="3F38C4AE">
+      <w:numFmt w:val="decimal"/>
+      <w:lvlText w:val=""/>
+      <w:lvlJc w:val="left"/>
+    </w:lvl>
+    <w:lvl w:ilvl="4" w:tplc="D6F28C1C">
+      <w:numFmt w:val="decimal"/>
+      <w:lvlText w:val=""/>
+      <w:lvlJc w:val="left"/>
+    </w:lvl>
+    <w:lvl w:ilvl="5" w:tplc="745C6052">
+      <w:numFmt w:val="decimal"/>
+      <w:lvlText w:val=""/>
+      <w:lvlJc w:val="left"/>
+    </w:lvl>
+    <w:lvl w:ilvl="6" w:tplc="98F6AC02">
+      <w:numFmt w:val="decimal"/>
+      <w:lvlText w:val=""/>
+      <w:lvlJc w:val="left"/>
+    </w:lvl>
+    <w:lvl w:ilvl="7" w:tplc="3BD82940">
+      <w:numFmt w:val="decimal"/>
+      <w:lvlText w:val=""/>
+      <w:lvlJc w:val="left"/>
+    </w:lvl>
+    <w:lvl w:ilvl="8" w:tplc="C4E6227E">
       <w:numFmt w:val="decimal"/>
       <w:lvlText w:val=""/>
       <w:lvlJc w:val="left"/>
     </w:lvl>
   </w:abstractNum>
-  <w:abstractNum w:abstractNumId="23" w15:restartNumberingAfterBreak="0">
-    <w:nsid w:val="285637A3"/>
+  <w:abstractNum w:abstractNumId="53" w15:restartNumberingAfterBreak="0">
+    <w:nsid w:val="61D86DAD"/>
     <w:multiLevelType w:val="hybridMultilevel"/>
-    <w:tmpl w:val="6E1E0BA4"/>
-    <w:lvl w:ilvl="0" w:tplc="09460008">
-      <w:start w:val="1"/>
-      <w:numFmt w:val="decimal"/>
-      <w:lvlText w:val="%1."/>
-      <w:lvlJc w:val="left"/>
-      <w:pPr>
-        <w:ind w:left="720" w:hanging="360"/>
-      </w:pPr>
-    </w:lvl>
-    <w:lvl w:ilvl="1" w:tplc="6C101840">
-      <w:numFmt w:val="decimal"/>
-      <w:lvlText w:val=""/>
-      <w:lvlJc w:val="left"/>
-    </w:lvl>
-    <w:lvl w:ilvl="2" w:tplc="92E25AE4">
-      <w:numFmt w:val="decimal"/>
-      <w:lvlText w:val=""/>
-      <w:lvlJc w:val="left"/>
-    </w:lvl>
-    <w:lvl w:ilvl="3" w:tplc="787A5D24">
-      <w:numFmt w:val="decimal"/>
-      <w:lvlText w:val=""/>
-      <w:lvlJc w:val="left"/>
-    </w:lvl>
-    <w:lvl w:ilvl="4" w:tplc="A06272F0">
-      <w:numFmt w:val="decimal"/>
-      <w:lvlText w:val=""/>
-      <w:lvlJc w:val="left"/>
-    </w:lvl>
-    <w:lvl w:ilvl="5" w:tplc="C80C0C3C">
-      <w:numFmt w:val="decimal"/>
-      <w:lvlText w:val=""/>
-      <w:lvlJc w:val="left"/>
-    </w:lvl>
-    <w:lvl w:ilvl="6" w:tplc="A148B7F8">
-      <w:numFmt w:val="decimal"/>
-      <w:lvlText w:val=""/>
-      <w:lvlJc w:val="left"/>
-    </w:lvl>
-    <w:lvl w:ilvl="7" w:tplc="4AA02F1A">
-      <w:numFmt w:val="decimal"/>
-      <w:lvlText w:val=""/>
-      <w:lvlJc w:val="left"/>
-    </w:lvl>
-    <w:lvl w:ilvl="8" w:tplc="48CAD2F4">
-      <w:numFmt w:val="decimal"/>
-      <w:lvlText w:val=""/>
-      <w:lvlJc w:val="left"/>
-    </w:lvl>
-  </w:abstractNum>
-  <w:abstractNum w:abstractNumId="24" w15:restartNumberingAfterBreak="0">
-    <w:nsid w:val="2B423996"/>
-    <w:multiLevelType w:val="hybridMultilevel"/>
-    <w:tmpl w:val="EBEC53AE"/>
-    <w:lvl w:ilvl="0" w:tplc="C6542CF0">
+    <w:tmpl w:val="9A727C04"/>
+    <w:lvl w:ilvl="0" w:tplc="389C1980">
       <w:start w:val="1"/>
       <w:numFmt w:val="bullet"/>
       <w:lvlText w:val="•"/>
@@ -18210,52 +18413,52 @@
         <w:ind w:left="720" w:hanging="360"/>
       </w:pPr>
     </w:lvl>
-    <w:lvl w:ilvl="1" w:tplc="55FE4D2C">
-      <w:numFmt w:val="decimal"/>
-      <w:lvlText w:val=""/>
-      <w:lvlJc w:val="left"/>
-    </w:lvl>
-    <w:lvl w:ilvl="2" w:tplc="1CCE6304">
-      <w:numFmt w:val="decimal"/>
-      <w:lvlText w:val=""/>
-      <w:lvlJc w:val="left"/>
-    </w:lvl>
-    <w:lvl w:ilvl="3" w:tplc="EB0857E6">
-      <w:numFmt w:val="decimal"/>
-      <w:lvlText w:val=""/>
-      <w:lvlJc w:val="left"/>
-    </w:lvl>
-    <w:lvl w:ilvl="4" w:tplc="7EA60DAA">
-      <w:numFmt w:val="decimal"/>
-      <w:lvlText w:val=""/>
-      <w:lvlJc w:val="left"/>
-    </w:lvl>
-    <w:lvl w:ilvl="5" w:tplc="9ACE640E">
-      <w:numFmt w:val="decimal"/>
-      <w:lvlText w:val=""/>
-      <w:lvlJc w:val="left"/>
-    </w:lvl>
-    <w:lvl w:ilvl="6" w:tplc="C8029F88">
-      <w:numFmt w:val="decimal"/>
-      <w:lvlText w:val=""/>
-      <w:lvlJc w:val="left"/>
-    </w:lvl>
-    <w:lvl w:ilvl="7" w:tplc="C3BA35C4">
-      <w:numFmt w:val="decimal"/>
-      <w:lvlText w:val=""/>
-      <w:lvlJc w:val="left"/>
-    </w:lvl>
-    <w:lvl w:ilvl="8" w:tplc="2410EF4E">
+    <w:lvl w:ilvl="1" w:tplc="C234DBBE">
+      <w:numFmt w:val="decimal"/>
+      <w:lvlText w:val=""/>
+      <w:lvlJc w:val="left"/>
+    </w:lvl>
+    <w:lvl w:ilvl="2" w:tplc="9556A7A8">
+      <w:numFmt w:val="decimal"/>
+      <w:lvlText w:val=""/>
+      <w:lvlJc w:val="left"/>
+    </w:lvl>
+    <w:lvl w:ilvl="3" w:tplc="5A5CECB6">
+      <w:numFmt w:val="decimal"/>
+      <w:lvlText w:val=""/>
+      <w:lvlJc w:val="left"/>
+    </w:lvl>
+    <w:lvl w:ilvl="4" w:tplc="A1523EB6">
+      <w:numFmt w:val="decimal"/>
+      <w:lvlText w:val=""/>
+      <w:lvlJc w:val="left"/>
+    </w:lvl>
+    <w:lvl w:ilvl="5" w:tplc="37529A2A">
+      <w:numFmt w:val="decimal"/>
+      <w:lvlText w:val=""/>
+      <w:lvlJc w:val="left"/>
+    </w:lvl>
+    <w:lvl w:ilvl="6" w:tplc="E224121E">
+      <w:numFmt w:val="decimal"/>
+      <w:lvlText w:val=""/>
+      <w:lvlJc w:val="left"/>
+    </w:lvl>
+    <w:lvl w:ilvl="7" w:tplc="7B1C563A">
+      <w:numFmt w:val="decimal"/>
+      <w:lvlText w:val=""/>
+      <w:lvlJc w:val="left"/>
+    </w:lvl>
+    <w:lvl w:ilvl="8" w:tplc="6958E20E">
       <w:numFmt w:val="decimal"/>
       <w:lvlText w:val=""/>
       <w:lvlJc w:val="left"/>
     </w:lvl>
   </w:abstractNum>
-  <w:abstractNum w:abstractNumId="25" w15:restartNumberingAfterBreak="0">
-    <w:nsid w:val="2F811F16"/>
+  <w:abstractNum w:abstractNumId="54" w15:restartNumberingAfterBreak="0">
+    <w:nsid w:val="626331F1"/>
     <w:multiLevelType w:val="hybridMultilevel"/>
-    <w:tmpl w:val="A6CED5EA"/>
-    <w:lvl w:ilvl="0" w:tplc="F00E10AA">
+    <w:tmpl w:val="350453FA"/>
+    <w:lvl w:ilvl="0" w:tplc="1C5C368C">
       <w:start w:val="1"/>
       <w:numFmt w:val="bullet"/>
       <w:lvlText w:val="•"/>
@@ -18264,52 +18467,106 @@
         <w:ind w:left="720" w:hanging="360"/>
       </w:pPr>
     </w:lvl>
-    <w:lvl w:ilvl="1" w:tplc="8B5812CA">
-      <w:numFmt w:val="decimal"/>
-      <w:lvlText w:val=""/>
-      <w:lvlJc w:val="left"/>
-    </w:lvl>
-    <w:lvl w:ilvl="2" w:tplc="4852DE54">
-      <w:numFmt w:val="decimal"/>
-      <w:lvlText w:val=""/>
-      <w:lvlJc w:val="left"/>
-    </w:lvl>
-    <w:lvl w:ilvl="3" w:tplc="F8BAB2D0">
-      <w:numFmt w:val="decimal"/>
-      <w:lvlText w:val=""/>
-      <w:lvlJc w:val="left"/>
-    </w:lvl>
-    <w:lvl w:ilvl="4" w:tplc="6660D9A2">
-      <w:numFmt w:val="decimal"/>
-      <w:lvlText w:val=""/>
-      <w:lvlJc w:val="left"/>
-    </w:lvl>
-    <w:lvl w:ilvl="5" w:tplc="9A30BA22">
-      <w:numFmt w:val="decimal"/>
-      <w:lvlText w:val=""/>
-      <w:lvlJc w:val="left"/>
-    </w:lvl>
-    <w:lvl w:ilvl="6" w:tplc="5E124E62">
-      <w:numFmt w:val="decimal"/>
-      <w:lvlText w:val=""/>
-      <w:lvlJc w:val="left"/>
-    </w:lvl>
-    <w:lvl w:ilvl="7" w:tplc="772C4C8A">
-      <w:numFmt w:val="decimal"/>
-      <w:lvlText w:val=""/>
-      <w:lvlJc w:val="left"/>
-    </w:lvl>
-    <w:lvl w:ilvl="8" w:tplc="A24CDB80">
+    <w:lvl w:ilvl="1" w:tplc="20606AFE">
+      <w:numFmt w:val="decimal"/>
+      <w:lvlText w:val=""/>
+      <w:lvlJc w:val="left"/>
+    </w:lvl>
+    <w:lvl w:ilvl="2" w:tplc="031A5694">
+      <w:numFmt w:val="decimal"/>
+      <w:lvlText w:val=""/>
+      <w:lvlJc w:val="left"/>
+    </w:lvl>
+    <w:lvl w:ilvl="3" w:tplc="F7D2C0C0">
+      <w:numFmt w:val="decimal"/>
+      <w:lvlText w:val=""/>
+      <w:lvlJc w:val="left"/>
+    </w:lvl>
+    <w:lvl w:ilvl="4" w:tplc="3BBE421E">
+      <w:numFmt w:val="decimal"/>
+      <w:lvlText w:val=""/>
+      <w:lvlJc w:val="left"/>
+    </w:lvl>
+    <w:lvl w:ilvl="5" w:tplc="E9482CC2">
+      <w:numFmt w:val="decimal"/>
+      <w:lvlText w:val=""/>
+      <w:lvlJc w:val="left"/>
+    </w:lvl>
+    <w:lvl w:ilvl="6" w:tplc="88D27958">
+      <w:numFmt w:val="decimal"/>
+      <w:lvlText w:val=""/>
+      <w:lvlJc w:val="left"/>
+    </w:lvl>
+    <w:lvl w:ilvl="7" w:tplc="99CCC650">
+      <w:numFmt w:val="decimal"/>
+      <w:lvlText w:val=""/>
+      <w:lvlJc w:val="left"/>
+    </w:lvl>
+    <w:lvl w:ilvl="8" w:tplc="6C8211FE">
       <w:numFmt w:val="decimal"/>
       <w:lvlText w:val=""/>
       <w:lvlJc w:val="left"/>
     </w:lvl>
   </w:abstractNum>
-  <w:abstractNum w:abstractNumId="26" w15:restartNumberingAfterBreak="0">
-    <w:nsid w:val="325763DF"/>
+  <w:abstractNum w:abstractNumId="55" w15:restartNumberingAfterBreak="0">
+    <w:nsid w:val="62F10D50"/>
     <w:multiLevelType w:val="hybridMultilevel"/>
-    <w:tmpl w:val="7E3C5100"/>
-    <w:lvl w:ilvl="0" w:tplc="CF06CC2A">
+    <w:tmpl w:val="B3402C36"/>
+    <w:lvl w:ilvl="0" w:tplc="6BAC0FCE">
+      <w:start w:val="1"/>
+      <w:numFmt w:val="decimal"/>
+      <w:lvlText w:val="%1."/>
+      <w:lvlJc w:val="left"/>
+      <w:pPr>
+        <w:ind w:left="720" w:hanging="360"/>
+      </w:pPr>
+    </w:lvl>
+    <w:lvl w:ilvl="1" w:tplc="C26E6EC0">
+      <w:numFmt w:val="decimal"/>
+      <w:lvlText w:val=""/>
+      <w:lvlJc w:val="left"/>
+    </w:lvl>
+    <w:lvl w:ilvl="2" w:tplc="31F62952">
+      <w:numFmt w:val="decimal"/>
+      <w:lvlText w:val=""/>
+      <w:lvlJc w:val="left"/>
+    </w:lvl>
+    <w:lvl w:ilvl="3" w:tplc="87E82F1A">
+      <w:numFmt w:val="decimal"/>
+      <w:lvlText w:val=""/>
+      <w:lvlJc w:val="left"/>
+    </w:lvl>
+    <w:lvl w:ilvl="4" w:tplc="55ECD792">
+      <w:numFmt w:val="decimal"/>
+      <w:lvlText w:val=""/>
+      <w:lvlJc w:val="left"/>
+    </w:lvl>
+    <w:lvl w:ilvl="5" w:tplc="754A2240">
+      <w:numFmt w:val="decimal"/>
+      <w:lvlText w:val=""/>
+      <w:lvlJc w:val="left"/>
+    </w:lvl>
+    <w:lvl w:ilvl="6" w:tplc="76F63D26">
+      <w:numFmt w:val="decimal"/>
+      <w:lvlText w:val=""/>
+      <w:lvlJc w:val="left"/>
+    </w:lvl>
+    <w:lvl w:ilvl="7" w:tplc="2F10E5FA">
+      <w:numFmt w:val="decimal"/>
+      <w:lvlText w:val=""/>
+      <w:lvlJc w:val="left"/>
+    </w:lvl>
+    <w:lvl w:ilvl="8" w:tplc="36B2D160">
+      <w:numFmt w:val="decimal"/>
+      <w:lvlText w:val=""/>
+      <w:lvlJc w:val="left"/>
+    </w:lvl>
+  </w:abstractNum>
+  <w:abstractNum w:abstractNumId="56" w15:restartNumberingAfterBreak="0">
+    <w:nsid w:val="63377DDD"/>
+    <w:multiLevelType w:val="hybridMultilevel"/>
+    <w:tmpl w:val="B810E062"/>
+    <w:lvl w:ilvl="0" w:tplc="AD1239F8">
       <w:start w:val="1"/>
       <w:numFmt w:val="bullet"/>
       <w:lvlText w:val="•"/>
@@ -18318,52 +18575,52 @@
         <w:ind w:left="720" w:hanging="360"/>
       </w:pPr>
     </w:lvl>
-    <w:lvl w:ilvl="1" w:tplc="1108D742">
-      <w:numFmt w:val="decimal"/>
-      <w:lvlText w:val=""/>
-      <w:lvlJc w:val="left"/>
-    </w:lvl>
-    <w:lvl w:ilvl="2" w:tplc="864459BC">
-      <w:numFmt w:val="decimal"/>
-      <w:lvlText w:val=""/>
-      <w:lvlJc w:val="left"/>
-    </w:lvl>
-    <w:lvl w:ilvl="3" w:tplc="18C45DDC">
-      <w:numFmt w:val="decimal"/>
-      <w:lvlText w:val=""/>
-      <w:lvlJc w:val="left"/>
-    </w:lvl>
-    <w:lvl w:ilvl="4" w:tplc="467C5B00">
-      <w:numFmt w:val="decimal"/>
-      <w:lvlText w:val=""/>
-      <w:lvlJc w:val="left"/>
-    </w:lvl>
-    <w:lvl w:ilvl="5" w:tplc="6218B374">
-      <w:numFmt w:val="decimal"/>
-      <w:lvlText w:val=""/>
-      <w:lvlJc w:val="left"/>
-    </w:lvl>
-    <w:lvl w:ilvl="6" w:tplc="F6B65D8C">
-      <w:numFmt w:val="decimal"/>
-      <w:lvlText w:val=""/>
-      <w:lvlJc w:val="left"/>
-    </w:lvl>
-    <w:lvl w:ilvl="7" w:tplc="2362E594">
-      <w:numFmt w:val="decimal"/>
-      <w:lvlText w:val=""/>
-      <w:lvlJc w:val="left"/>
-    </w:lvl>
-    <w:lvl w:ilvl="8" w:tplc="07A806C8">
+    <w:lvl w:ilvl="1" w:tplc="594892BA">
+      <w:numFmt w:val="decimal"/>
+      <w:lvlText w:val=""/>
+      <w:lvlJc w:val="left"/>
+    </w:lvl>
+    <w:lvl w:ilvl="2" w:tplc="83D89CF8">
+      <w:numFmt w:val="decimal"/>
+      <w:lvlText w:val=""/>
+      <w:lvlJc w:val="left"/>
+    </w:lvl>
+    <w:lvl w:ilvl="3" w:tplc="6A2A374A">
+      <w:numFmt w:val="decimal"/>
+      <w:lvlText w:val=""/>
+      <w:lvlJc w:val="left"/>
+    </w:lvl>
+    <w:lvl w:ilvl="4" w:tplc="8532689C">
+      <w:numFmt w:val="decimal"/>
+      <w:lvlText w:val=""/>
+      <w:lvlJc w:val="left"/>
+    </w:lvl>
+    <w:lvl w:ilvl="5" w:tplc="8B3E67A6">
+      <w:numFmt w:val="decimal"/>
+      <w:lvlText w:val=""/>
+      <w:lvlJc w:val="left"/>
+    </w:lvl>
+    <w:lvl w:ilvl="6" w:tplc="D09A4990">
+      <w:numFmt w:val="decimal"/>
+      <w:lvlText w:val=""/>
+      <w:lvlJc w:val="left"/>
+    </w:lvl>
+    <w:lvl w:ilvl="7" w:tplc="7ABCF052">
+      <w:numFmt w:val="decimal"/>
+      <w:lvlText w:val=""/>
+      <w:lvlJc w:val="left"/>
+    </w:lvl>
+    <w:lvl w:ilvl="8" w:tplc="0F76978C">
       <w:numFmt w:val="decimal"/>
       <w:lvlText w:val=""/>
       <w:lvlJc w:val="left"/>
     </w:lvl>
   </w:abstractNum>
-  <w:abstractNum w:abstractNumId="27" w15:restartNumberingAfterBreak="0">
-    <w:nsid w:val="32AF2550"/>
+  <w:abstractNum w:abstractNumId="57" w15:restartNumberingAfterBreak="0">
+    <w:nsid w:val="65D84AB7"/>
     <w:multiLevelType w:val="hybridMultilevel"/>
-    <w:tmpl w:val="4B764F84"/>
-    <w:lvl w:ilvl="0" w:tplc="06B6BC7A">
+    <w:tmpl w:val="2D543CEE"/>
+    <w:lvl w:ilvl="0" w:tplc="CE3205DE">
       <w:start w:val="1"/>
       <w:numFmt w:val="bullet"/>
       <w:lvlText w:val="•"/>
@@ -18372,52 +18629,52 @@
         <w:ind w:left="720" w:hanging="360"/>
       </w:pPr>
     </w:lvl>
-    <w:lvl w:ilvl="1" w:tplc="2B6C4026">
-      <w:numFmt w:val="decimal"/>
-      <w:lvlText w:val=""/>
-      <w:lvlJc w:val="left"/>
-    </w:lvl>
-    <w:lvl w:ilvl="2" w:tplc="6F9878FA">
-      <w:numFmt w:val="decimal"/>
-      <w:lvlText w:val=""/>
-      <w:lvlJc w:val="left"/>
-    </w:lvl>
-    <w:lvl w:ilvl="3" w:tplc="ABBCB8A8">
-      <w:numFmt w:val="decimal"/>
-      <w:lvlText w:val=""/>
-      <w:lvlJc w:val="left"/>
-    </w:lvl>
-    <w:lvl w:ilvl="4" w:tplc="A6408D86">
-      <w:numFmt w:val="decimal"/>
-      <w:lvlText w:val=""/>
-      <w:lvlJc w:val="left"/>
-    </w:lvl>
-    <w:lvl w:ilvl="5" w:tplc="C0F89664">
-      <w:numFmt w:val="decimal"/>
-      <w:lvlText w:val=""/>
-      <w:lvlJc w:val="left"/>
-    </w:lvl>
-    <w:lvl w:ilvl="6" w:tplc="29EA7C6A">
-      <w:numFmt w:val="decimal"/>
-      <w:lvlText w:val=""/>
-      <w:lvlJc w:val="left"/>
-    </w:lvl>
-    <w:lvl w:ilvl="7" w:tplc="6DCEF79C">
-      <w:numFmt w:val="decimal"/>
-      <w:lvlText w:val=""/>
-      <w:lvlJc w:val="left"/>
-    </w:lvl>
-    <w:lvl w:ilvl="8" w:tplc="B0289FAA">
+    <w:lvl w:ilvl="1" w:tplc="7F56A452">
+      <w:numFmt w:val="decimal"/>
+      <w:lvlText w:val=""/>
+      <w:lvlJc w:val="left"/>
+    </w:lvl>
+    <w:lvl w:ilvl="2" w:tplc="8902B4DE">
+      <w:numFmt w:val="decimal"/>
+      <w:lvlText w:val=""/>
+      <w:lvlJc w:val="left"/>
+    </w:lvl>
+    <w:lvl w:ilvl="3" w:tplc="36245A30">
+      <w:numFmt w:val="decimal"/>
+      <w:lvlText w:val=""/>
+      <w:lvlJc w:val="left"/>
+    </w:lvl>
+    <w:lvl w:ilvl="4" w:tplc="67268F42">
+      <w:numFmt w:val="decimal"/>
+      <w:lvlText w:val=""/>
+      <w:lvlJc w:val="left"/>
+    </w:lvl>
+    <w:lvl w:ilvl="5" w:tplc="60E8FA14">
+      <w:numFmt w:val="decimal"/>
+      <w:lvlText w:val=""/>
+      <w:lvlJc w:val="left"/>
+    </w:lvl>
+    <w:lvl w:ilvl="6" w:tplc="81BA525A">
+      <w:numFmt w:val="decimal"/>
+      <w:lvlText w:val=""/>
+      <w:lvlJc w:val="left"/>
+    </w:lvl>
+    <w:lvl w:ilvl="7" w:tplc="E0468F12">
+      <w:numFmt w:val="decimal"/>
+      <w:lvlText w:val=""/>
+      <w:lvlJc w:val="left"/>
+    </w:lvl>
+    <w:lvl w:ilvl="8" w:tplc="1DA6AFD8">
       <w:numFmt w:val="decimal"/>
       <w:lvlText w:val=""/>
       <w:lvlJc w:val="left"/>
     </w:lvl>
   </w:abstractNum>
-  <w:abstractNum w:abstractNumId="28" w15:restartNumberingAfterBreak="0">
-    <w:nsid w:val="33877FB9"/>
+  <w:abstractNum w:abstractNumId="58" w15:restartNumberingAfterBreak="0">
+    <w:nsid w:val="6749304E"/>
     <w:multiLevelType w:val="hybridMultilevel"/>
-    <w:tmpl w:val="8654DA72"/>
-    <w:lvl w:ilvl="0" w:tplc="F3C8E0AE">
+    <w:tmpl w:val="AF70D516"/>
+    <w:lvl w:ilvl="0" w:tplc="6F78E328">
       <w:start w:val="1"/>
       <w:numFmt w:val="bullet"/>
       <w:lvlText w:val="•"/>
@@ -18426,52 +18683,52 @@
         <w:ind w:left="720" w:hanging="360"/>
       </w:pPr>
     </w:lvl>
-    <w:lvl w:ilvl="1" w:tplc="069AA1AC">
-      <w:numFmt w:val="decimal"/>
-      <w:lvlText w:val=""/>
-      <w:lvlJc w:val="left"/>
-    </w:lvl>
-    <w:lvl w:ilvl="2" w:tplc="CB680AF0">
-      <w:numFmt w:val="decimal"/>
-      <w:lvlText w:val=""/>
-      <w:lvlJc w:val="left"/>
-    </w:lvl>
-    <w:lvl w:ilvl="3" w:tplc="D6D06EA0">
-      <w:numFmt w:val="decimal"/>
-      <w:lvlText w:val=""/>
-      <w:lvlJc w:val="left"/>
-    </w:lvl>
-    <w:lvl w:ilvl="4" w:tplc="828486E4">
-      <w:numFmt w:val="decimal"/>
-      <w:lvlText w:val=""/>
-      <w:lvlJc w:val="left"/>
-    </w:lvl>
-    <w:lvl w:ilvl="5" w:tplc="414ED6BC">
-      <w:numFmt w:val="decimal"/>
-      <w:lvlText w:val=""/>
-      <w:lvlJc w:val="left"/>
-    </w:lvl>
-    <w:lvl w:ilvl="6" w:tplc="81EA82A0">
-      <w:numFmt w:val="decimal"/>
-      <w:lvlText w:val=""/>
-      <w:lvlJc w:val="left"/>
-    </w:lvl>
-    <w:lvl w:ilvl="7" w:tplc="BFA25AB6">
-      <w:numFmt w:val="decimal"/>
-      <w:lvlText w:val=""/>
-      <w:lvlJc w:val="left"/>
-    </w:lvl>
-    <w:lvl w:ilvl="8" w:tplc="72EA113E">
+    <w:lvl w:ilvl="1" w:tplc="F2E6F790">
+      <w:numFmt w:val="decimal"/>
+      <w:lvlText w:val=""/>
+      <w:lvlJc w:val="left"/>
+    </w:lvl>
+    <w:lvl w:ilvl="2" w:tplc="0F9631E4">
+      <w:numFmt w:val="decimal"/>
+      <w:lvlText w:val=""/>
+      <w:lvlJc w:val="left"/>
+    </w:lvl>
+    <w:lvl w:ilvl="3" w:tplc="6E3EA43E">
+      <w:numFmt w:val="decimal"/>
+      <w:lvlText w:val=""/>
+      <w:lvlJc w:val="left"/>
+    </w:lvl>
+    <w:lvl w:ilvl="4" w:tplc="53649BBA">
+      <w:numFmt w:val="decimal"/>
+      <w:lvlText w:val=""/>
+      <w:lvlJc w:val="left"/>
+    </w:lvl>
+    <w:lvl w:ilvl="5" w:tplc="A5E24662">
+      <w:numFmt w:val="decimal"/>
+      <w:lvlText w:val=""/>
+      <w:lvlJc w:val="left"/>
+    </w:lvl>
+    <w:lvl w:ilvl="6" w:tplc="71846820">
+      <w:numFmt w:val="decimal"/>
+      <w:lvlText w:val=""/>
+      <w:lvlJc w:val="left"/>
+    </w:lvl>
+    <w:lvl w:ilvl="7" w:tplc="1624A1BE">
+      <w:numFmt w:val="decimal"/>
+      <w:lvlText w:val=""/>
+      <w:lvlJc w:val="left"/>
+    </w:lvl>
+    <w:lvl w:ilvl="8" w:tplc="7F5C5FDC">
       <w:numFmt w:val="decimal"/>
       <w:lvlText w:val=""/>
       <w:lvlJc w:val="left"/>
     </w:lvl>
   </w:abstractNum>
-  <w:abstractNum w:abstractNumId="29" w15:restartNumberingAfterBreak="0">
-    <w:nsid w:val="375D2244"/>
+  <w:abstractNum w:abstractNumId="59" w15:restartNumberingAfterBreak="0">
+    <w:nsid w:val="682C2FF8"/>
     <w:multiLevelType w:val="hybridMultilevel"/>
-    <w:tmpl w:val="6A060856"/>
-    <w:lvl w:ilvl="0" w:tplc="1D4C508E">
+    <w:tmpl w:val="EA0685F6"/>
+    <w:lvl w:ilvl="0" w:tplc="A1D87530">
       <w:start w:val="1"/>
       <w:numFmt w:val="bullet"/>
       <w:lvlText w:val="•"/>
@@ -18480,52 +18737,52 @@
         <w:ind w:left="720" w:hanging="360"/>
       </w:pPr>
     </w:lvl>
-    <w:lvl w:ilvl="1" w:tplc="BB5AFD78">
-      <w:numFmt w:val="decimal"/>
-      <w:lvlText w:val=""/>
-      <w:lvlJc w:val="left"/>
-    </w:lvl>
-    <w:lvl w:ilvl="2" w:tplc="8C76F88C">
-      <w:numFmt w:val="decimal"/>
-      <w:lvlText w:val=""/>
-      <w:lvlJc w:val="left"/>
-    </w:lvl>
-    <w:lvl w:ilvl="3" w:tplc="BF6E726E">
-      <w:numFmt w:val="decimal"/>
-      <w:lvlText w:val=""/>
-      <w:lvlJc w:val="left"/>
-    </w:lvl>
-    <w:lvl w:ilvl="4" w:tplc="73E8FC32">
-      <w:numFmt w:val="decimal"/>
-      <w:lvlText w:val=""/>
-      <w:lvlJc w:val="left"/>
-    </w:lvl>
-    <w:lvl w:ilvl="5" w:tplc="A5CACF28">
-      <w:numFmt w:val="decimal"/>
-      <w:lvlText w:val=""/>
-      <w:lvlJc w:val="left"/>
-    </w:lvl>
-    <w:lvl w:ilvl="6" w:tplc="B1327EDA">
-      <w:numFmt w:val="decimal"/>
-      <w:lvlText w:val=""/>
-      <w:lvlJc w:val="left"/>
-    </w:lvl>
-    <w:lvl w:ilvl="7" w:tplc="15D4C298">
-      <w:numFmt w:val="decimal"/>
-      <w:lvlText w:val=""/>
-      <w:lvlJc w:val="left"/>
-    </w:lvl>
-    <w:lvl w:ilvl="8" w:tplc="FCD64D3C">
+    <w:lvl w:ilvl="1" w:tplc="44CCDBCE">
+      <w:numFmt w:val="decimal"/>
+      <w:lvlText w:val=""/>
+      <w:lvlJc w:val="left"/>
+    </w:lvl>
+    <w:lvl w:ilvl="2" w:tplc="FEBC3B6E">
+      <w:numFmt w:val="decimal"/>
+      <w:lvlText w:val=""/>
+      <w:lvlJc w:val="left"/>
+    </w:lvl>
+    <w:lvl w:ilvl="3" w:tplc="4A563142">
+      <w:numFmt w:val="decimal"/>
+      <w:lvlText w:val=""/>
+      <w:lvlJc w:val="left"/>
+    </w:lvl>
+    <w:lvl w:ilvl="4" w:tplc="1E10B454">
+      <w:numFmt w:val="decimal"/>
+      <w:lvlText w:val=""/>
+      <w:lvlJc w:val="left"/>
+    </w:lvl>
+    <w:lvl w:ilvl="5" w:tplc="9DD47212">
+      <w:numFmt w:val="decimal"/>
+      <w:lvlText w:val=""/>
+      <w:lvlJc w:val="left"/>
+    </w:lvl>
+    <w:lvl w:ilvl="6" w:tplc="88686376">
+      <w:numFmt w:val="decimal"/>
+      <w:lvlText w:val=""/>
+      <w:lvlJc w:val="left"/>
+    </w:lvl>
+    <w:lvl w:ilvl="7" w:tplc="3B4E9168">
+      <w:numFmt w:val="decimal"/>
+      <w:lvlText w:val=""/>
+      <w:lvlJc w:val="left"/>
+    </w:lvl>
+    <w:lvl w:ilvl="8" w:tplc="AE0A3C70">
       <w:numFmt w:val="decimal"/>
       <w:lvlText w:val=""/>
       <w:lvlJc w:val="left"/>
     </w:lvl>
   </w:abstractNum>
-  <w:abstractNum w:abstractNumId="30" w15:restartNumberingAfterBreak="0">
-    <w:nsid w:val="37834FBF"/>
+  <w:abstractNum w:abstractNumId="60" w15:restartNumberingAfterBreak="0">
+    <w:nsid w:val="6A4F184B"/>
     <w:multiLevelType w:val="hybridMultilevel"/>
-    <w:tmpl w:val="3154C3E0"/>
-    <w:lvl w:ilvl="0" w:tplc="0BA41546">
+    <w:tmpl w:val="4ABA2F96"/>
+    <w:lvl w:ilvl="0" w:tplc="E522EB9A">
       <w:start w:val="1"/>
       <w:numFmt w:val="bullet"/>
       <w:lvlText w:val="•"/>
@@ -18534,52 +18791,52 @@
         <w:ind w:left="720" w:hanging="360"/>
       </w:pPr>
     </w:lvl>
-    <w:lvl w:ilvl="1" w:tplc="9C0CEF5A">
-      <w:numFmt w:val="decimal"/>
-      <w:lvlText w:val=""/>
-      <w:lvlJc w:val="left"/>
-    </w:lvl>
-    <w:lvl w:ilvl="2" w:tplc="FA2AA9E4">
-      <w:numFmt w:val="decimal"/>
-      <w:lvlText w:val=""/>
-      <w:lvlJc w:val="left"/>
-    </w:lvl>
-    <w:lvl w:ilvl="3" w:tplc="0674C91E">
-      <w:numFmt w:val="decimal"/>
-      <w:lvlText w:val=""/>
-      <w:lvlJc w:val="left"/>
-    </w:lvl>
-    <w:lvl w:ilvl="4" w:tplc="0AC47132">
-      <w:numFmt w:val="decimal"/>
-      <w:lvlText w:val=""/>
-      <w:lvlJc w:val="left"/>
-    </w:lvl>
-    <w:lvl w:ilvl="5" w:tplc="25D47D66">
-      <w:numFmt w:val="decimal"/>
-      <w:lvlText w:val=""/>
-      <w:lvlJc w:val="left"/>
-    </w:lvl>
-    <w:lvl w:ilvl="6" w:tplc="4EC083F8">
-      <w:numFmt w:val="decimal"/>
-      <w:lvlText w:val=""/>
-      <w:lvlJc w:val="left"/>
-    </w:lvl>
-    <w:lvl w:ilvl="7" w:tplc="2474C5EC">
-      <w:numFmt w:val="decimal"/>
-      <w:lvlText w:val=""/>
-      <w:lvlJc w:val="left"/>
-    </w:lvl>
-    <w:lvl w:ilvl="8" w:tplc="6F30219E">
+    <w:lvl w:ilvl="1" w:tplc="245437D0">
+      <w:numFmt w:val="decimal"/>
+      <w:lvlText w:val=""/>
+      <w:lvlJc w:val="left"/>
+    </w:lvl>
+    <w:lvl w:ilvl="2" w:tplc="B860BB14">
+      <w:numFmt w:val="decimal"/>
+      <w:lvlText w:val=""/>
+      <w:lvlJc w:val="left"/>
+    </w:lvl>
+    <w:lvl w:ilvl="3" w:tplc="8CD67FAE">
+      <w:numFmt w:val="decimal"/>
+      <w:lvlText w:val=""/>
+      <w:lvlJc w:val="left"/>
+    </w:lvl>
+    <w:lvl w:ilvl="4" w:tplc="C57E0B34">
+      <w:numFmt w:val="decimal"/>
+      <w:lvlText w:val=""/>
+      <w:lvlJc w:val="left"/>
+    </w:lvl>
+    <w:lvl w:ilvl="5" w:tplc="295E6F02">
+      <w:numFmt w:val="decimal"/>
+      <w:lvlText w:val=""/>
+      <w:lvlJc w:val="left"/>
+    </w:lvl>
+    <w:lvl w:ilvl="6" w:tplc="FA726DC4">
+      <w:numFmt w:val="decimal"/>
+      <w:lvlText w:val=""/>
+      <w:lvlJc w:val="left"/>
+    </w:lvl>
+    <w:lvl w:ilvl="7" w:tplc="769C9FF0">
+      <w:numFmt w:val="decimal"/>
+      <w:lvlText w:val=""/>
+      <w:lvlJc w:val="left"/>
+    </w:lvl>
+    <w:lvl w:ilvl="8" w:tplc="413C0DB8">
       <w:numFmt w:val="decimal"/>
       <w:lvlText w:val=""/>
       <w:lvlJc w:val="left"/>
     </w:lvl>
   </w:abstractNum>
-  <w:abstractNum w:abstractNumId="31" w15:restartNumberingAfterBreak="0">
-    <w:nsid w:val="37A27FA4"/>
+  <w:abstractNum w:abstractNumId="61" w15:restartNumberingAfterBreak="0">
+    <w:nsid w:val="6BBB44AC"/>
     <w:multiLevelType w:val="hybridMultilevel"/>
-    <w:tmpl w:val="002C1A84"/>
-    <w:lvl w:ilvl="0" w:tplc="BD3E7398">
+    <w:tmpl w:val="92704328"/>
+    <w:lvl w:ilvl="0" w:tplc="E44AAD8E">
       <w:start w:val="1"/>
       <w:numFmt w:val="bullet"/>
       <w:lvlText w:val="•"/>
@@ -18588,52 +18845,52 @@
         <w:ind w:left="720" w:hanging="360"/>
       </w:pPr>
     </w:lvl>
-    <w:lvl w:ilvl="1" w:tplc="278C9F22">
-      <w:numFmt w:val="decimal"/>
-      <w:lvlText w:val=""/>
-      <w:lvlJc w:val="left"/>
-    </w:lvl>
-    <w:lvl w:ilvl="2" w:tplc="8364081C">
-      <w:numFmt w:val="decimal"/>
-      <w:lvlText w:val=""/>
-      <w:lvlJc w:val="left"/>
-    </w:lvl>
-    <w:lvl w:ilvl="3" w:tplc="664CFAB4">
-      <w:numFmt w:val="decimal"/>
-      <w:lvlText w:val=""/>
-      <w:lvlJc w:val="left"/>
-    </w:lvl>
-    <w:lvl w:ilvl="4" w:tplc="9466B13A">
-      <w:numFmt w:val="decimal"/>
-      <w:lvlText w:val=""/>
-      <w:lvlJc w:val="left"/>
-    </w:lvl>
-    <w:lvl w:ilvl="5" w:tplc="8280028C">
-      <w:numFmt w:val="decimal"/>
-      <w:lvlText w:val=""/>
-      <w:lvlJc w:val="left"/>
-    </w:lvl>
-    <w:lvl w:ilvl="6" w:tplc="F7448F58">
-      <w:numFmt w:val="decimal"/>
-      <w:lvlText w:val=""/>
-      <w:lvlJc w:val="left"/>
-    </w:lvl>
-    <w:lvl w:ilvl="7" w:tplc="AC00076E">
-      <w:numFmt w:val="decimal"/>
-      <w:lvlText w:val=""/>
-      <w:lvlJc w:val="left"/>
-    </w:lvl>
-    <w:lvl w:ilvl="8" w:tplc="8A02ECA2">
+    <w:lvl w:ilvl="1" w:tplc="AB845646">
+      <w:numFmt w:val="decimal"/>
+      <w:lvlText w:val=""/>
+      <w:lvlJc w:val="left"/>
+    </w:lvl>
+    <w:lvl w:ilvl="2" w:tplc="157A31CC">
+      <w:numFmt w:val="decimal"/>
+      <w:lvlText w:val=""/>
+      <w:lvlJc w:val="left"/>
+    </w:lvl>
+    <w:lvl w:ilvl="3" w:tplc="C6B0EA5C">
+      <w:numFmt w:val="decimal"/>
+      <w:lvlText w:val=""/>
+      <w:lvlJc w:val="left"/>
+    </w:lvl>
+    <w:lvl w:ilvl="4" w:tplc="54965B9C">
+      <w:numFmt w:val="decimal"/>
+      <w:lvlText w:val=""/>
+      <w:lvlJc w:val="left"/>
+    </w:lvl>
+    <w:lvl w:ilvl="5" w:tplc="02142272">
+      <w:numFmt w:val="decimal"/>
+      <w:lvlText w:val=""/>
+      <w:lvlJc w:val="left"/>
+    </w:lvl>
+    <w:lvl w:ilvl="6" w:tplc="B52CEB62">
+      <w:numFmt w:val="decimal"/>
+      <w:lvlText w:val=""/>
+      <w:lvlJc w:val="left"/>
+    </w:lvl>
+    <w:lvl w:ilvl="7" w:tplc="CFB26D3A">
+      <w:numFmt w:val="decimal"/>
+      <w:lvlText w:val=""/>
+      <w:lvlJc w:val="left"/>
+    </w:lvl>
+    <w:lvl w:ilvl="8" w:tplc="C06ECA42">
       <w:numFmt w:val="decimal"/>
       <w:lvlText w:val=""/>
       <w:lvlJc w:val="left"/>
     </w:lvl>
   </w:abstractNum>
-  <w:abstractNum w:abstractNumId="32" w15:restartNumberingAfterBreak="0">
-    <w:nsid w:val="37AB4E35"/>
+  <w:abstractNum w:abstractNumId="62" w15:restartNumberingAfterBreak="0">
+    <w:nsid w:val="6DA23FEF"/>
     <w:multiLevelType w:val="hybridMultilevel"/>
-    <w:tmpl w:val="F9EEAB08"/>
-    <w:lvl w:ilvl="0" w:tplc="E0001BF6">
+    <w:tmpl w:val="E620FEA2"/>
+    <w:lvl w:ilvl="0" w:tplc="22A45226">
       <w:start w:val="1"/>
       <w:numFmt w:val="decimal"/>
       <w:lvlText w:val="%1."/>
@@ -18642,52 +18899,52 @@
         <w:ind w:left="720" w:hanging="360"/>
       </w:pPr>
     </w:lvl>
-    <w:lvl w:ilvl="1" w:tplc="196CB796">
-      <w:numFmt w:val="decimal"/>
-      <w:lvlText w:val=""/>
-      <w:lvlJc w:val="left"/>
-    </w:lvl>
-    <w:lvl w:ilvl="2" w:tplc="7EBEC6C0">
-      <w:numFmt w:val="decimal"/>
-      <w:lvlText w:val=""/>
-      <w:lvlJc w:val="left"/>
-    </w:lvl>
-    <w:lvl w:ilvl="3" w:tplc="4A646A20">
-      <w:numFmt w:val="decimal"/>
-      <w:lvlText w:val=""/>
-      <w:lvlJc w:val="left"/>
-    </w:lvl>
-    <w:lvl w:ilvl="4" w:tplc="AEC2BE08">
-      <w:numFmt w:val="decimal"/>
-      <w:lvlText w:val=""/>
-      <w:lvlJc w:val="left"/>
-    </w:lvl>
-    <w:lvl w:ilvl="5" w:tplc="C778ECFE">
-      <w:numFmt w:val="decimal"/>
-      <w:lvlText w:val=""/>
-      <w:lvlJc w:val="left"/>
-    </w:lvl>
-    <w:lvl w:ilvl="6" w:tplc="59F48050">
-      <w:numFmt w:val="decimal"/>
-      <w:lvlText w:val=""/>
-      <w:lvlJc w:val="left"/>
-    </w:lvl>
-    <w:lvl w:ilvl="7" w:tplc="0EB470E8">
-      <w:numFmt w:val="decimal"/>
-      <w:lvlText w:val=""/>
-      <w:lvlJc w:val="left"/>
-    </w:lvl>
-    <w:lvl w:ilvl="8" w:tplc="D2963BFE">
+    <w:lvl w:ilvl="1" w:tplc="048A812E">
+      <w:numFmt w:val="decimal"/>
+      <w:lvlText w:val=""/>
+      <w:lvlJc w:val="left"/>
+    </w:lvl>
+    <w:lvl w:ilvl="2" w:tplc="6824A7CC">
+      <w:numFmt w:val="decimal"/>
+      <w:lvlText w:val=""/>
+      <w:lvlJc w:val="left"/>
+    </w:lvl>
+    <w:lvl w:ilvl="3" w:tplc="CD3AC396">
+      <w:numFmt w:val="decimal"/>
+      <w:lvlText w:val=""/>
+      <w:lvlJc w:val="left"/>
+    </w:lvl>
+    <w:lvl w:ilvl="4" w:tplc="0AA8183E">
+      <w:numFmt w:val="decimal"/>
+      <w:lvlText w:val=""/>
+      <w:lvlJc w:val="left"/>
+    </w:lvl>
+    <w:lvl w:ilvl="5" w:tplc="7C8ED0A8">
+      <w:numFmt w:val="decimal"/>
+      <w:lvlText w:val=""/>
+      <w:lvlJc w:val="left"/>
+    </w:lvl>
+    <w:lvl w:ilvl="6" w:tplc="520878F0">
+      <w:numFmt w:val="decimal"/>
+      <w:lvlText w:val=""/>
+      <w:lvlJc w:val="left"/>
+    </w:lvl>
+    <w:lvl w:ilvl="7" w:tplc="08620E7C">
+      <w:numFmt w:val="decimal"/>
+      <w:lvlText w:val=""/>
+      <w:lvlJc w:val="left"/>
+    </w:lvl>
+    <w:lvl w:ilvl="8" w:tplc="0BF0582E">
       <w:numFmt w:val="decimal"/>
       <w:lvlText w:val=""/>
       <w:lvlJc w:val="left"/>
     </w:lvl>
   </w:abstractNum>
-  <w:abstractNum w:abstractNumId="33" w15:restartNumberingAfterBreak="0">
-    <w:nsid w:val="39093D9F"/>
+  <w:abstractNum w:abstractNumId="63" w15:restartNumberingAfterBreak="0">
+    <w:nsid w:val="6E8F3910"/>
     <w:multiLevelType w:val="hybridMultilevel"/>
-    <w:tmpl w:val="82741F1A"/>
-    <w:lvl w:ilvl="0" w:tplc="9894E5EC">
+    <w:tmpl w:val="D40EAF04"/>
+    <w:lvl w:ilvl="0" w:tplc="DDBAB470">
       <w:start w:val="1"/>
       <w:numFmt w:val="bullet"/>
       <w:lvlText w:val="•"/>
@@ -18696,52 +18953,52 @@
         <w:ind w:left="720" w:hanging="360"/>
       </w:pPr>
     </w:lvl>
-    <w:lvl w:ilvl="1" w:tplc="54F6B700">
-      <w:numFmt w:val="decimal"/>
-      <w:lvlText w:val=""/>
-      <w:lvlJc w:val="left"/>
-    </w:lvl>
-    <w:lvl w:ilvl="2" w:tplc="06CAAEB6">
-      <w:numFmt w:val="decimal"/>
-      <w:lvlText w:val=""/>
-      <w:lvlJc w:val="left"/>
-    </w:lvl>
-    <w:lvl w:ilvl="3" w:tplc="F788CE38">
-      <w:numFmt w:val="decimal"/>
-      <w:lvlText w:val=""/>
-      <w:lvlJc w:val="left"/>
-    </w:lvl>
-    <w:lvl w:ilvl="4" w:tplc="F0E40ABE">
-      <w:numFmt w:val="decimal"/>
-      <w:lvlText w:val=""/>
-      <w:lvlJc w:val="left"/>
-    </w:lvl>
-    <w:lvl w:ilvl="5" w:tplc="66E24ADC">
-      <w:numFmt w:val="decimal"/>
-      <w:lvlText w:val=""/>
-      <w:lvlJc w:val="left"/>
-    </w:lvl>
-    <w:lvl w:ilvl="6" w:tplc="4D7E4C5C">
-      <w:numFmt w:val="decimal"/>
-      <w:lvlText w:val=""/>
-      <w:lvlJc w:val="left"/>
-    </w:lvl>
-    <w:lvl w:ilvl="7" w:tplc="E0107FAE">
-      <w:numFmt w:val="decimal"/>
-      <w:lvlText w:val=""/>
-      <w:lvlJc w:val="left"/>
-    </w:lvl>
-    <w:lvl w:ilvl="8" w:tplc="B8647510">
+    <w:lvl w:ilvl="1" w:tplc="CD84F296">
+      <w:numFmt w:val="decimal"/>
+      <w:lvlText w:val=""/>
+      <w:lvlJc w:val="left"/>
+    </w:lvl>
+    <w:lvl w:ilvl="2" w:tplc="0E94AEDA">
+      <w:numFmt w:val="decimal"/>
+      <w:lvlText w:val=""/>
+      <w:lvlJc w:val="left"/>
+    </w:lvl>
+    <w:lvl w:ilvl="3" w:tplc="8DCC4DB0">
+      <w:numFmt w:val="decimal"/>
+      <w:lvlText w:val=""/>
+      <w:lvlJc w:val="left"/>
+    </w:lvl>
+    <w:lvl w:ilvl="4" w:tplc="AB763A14">
+      <w:numFmt w:val="decimal"/>
+      <w:lvlText w:val=""/>
+      <w:lvlJc w:val="left"/>
+    </w:lvl>
+    <w:lvl w:ilvl="5" w:tplc="62304F7A">
+      <w:numFmt w:val="decimal"/>
+      <w:lvlText w:val=""/>
+      <w:lvlJc w:val="left"/>
+    </w:lvl>
+    <w:lvl w:ilvl="6" w:tplc="4F8C031A">
+      <w:numFmt w:val="decimal"/>
+      <w:lvlText w:val=""/>
+      <w:lvlJc w:val="left"/>
+    </w:lvl>
+    <w:lvl w:ilvl="7" w:tplc="3A2CFCC4">
+      <w:numFmt w:val="decimal"/>
+      <w:lvlText w:val=""/>
+      <w:lvlJc w:val="left"/>
+    </w:lvl>
+    <w:lvl w:ilvl="8" w:tplc="A92ECA68">
       <w:numFmt w:val="decimal"/>
       <w:lvlText w:val=""/>
       <w:lvlJc w:val="left"/>
     </w:lvl>
   </w:abstractNum>
-  <w:abstractNum w:abstractNumId="34" w15:restartNumberingAfterBreak="0">
-    <w:nsid w:val="3A2C7230"/>
+  <w:abstractNum w:abstractNumId="64" w15:restartNumberingAfterBreak="0">
+    <w:nsid w:val="6EBB4EE7"/>
     <w:multiLevelType w:val="hybridMultilevel"/>
-    <w:tmpl w:val="ED6250BE"/>
-    <w:lvl w:ilvl="0" w:tplc="E9F88954">
+    <w:tmpl w:val="5DAE502A"/>
+    <w:lvl w:ilvl="0" w:tplc="BD8409FC">
       <w:start w:val="1"/>
       <w:numFmt w:val="bullet"/>
       <w:lvlText w:val="•"/>
@@ -18750,106 +19007,52 @@
         <w:ind w:left="720" w:hanging="360"/>
       </w:pPr>
     </w:lvl>
-    <w:lvl w:ilvl="1" w:tplc="0728C626">
-      <w:numFmt w:val="decimal"/>
-      <w:lvlText w:val=""/>
-      <w:lvlJc w:val="left"/>
-    </w:lvl>
-    <w:lvl w:ilvl="2" w:tplc="18664B40">
-      <w:numFmt w:val="decimal"/>
-      <w:lvlText w:val=""/>
-      <w:lvlJc w:val="left"/>
-    </w:lvl>
-    <w:lvl w:ilvl="3" w:tplc="565A425C">
-      <w:numFmt w:val="decimal"/>
-      <w:lvlText w:val=""/>
-      <w:lvlJc w:val="left"/>
-    </w:lvl>
-    <w:lvl w:ilvl="4" w:tplc="2B6C158A">
-      <w:numFmt w:val="decimal"/>
-      <w:lvlText w:val=""/>
-      <w:lvlJc w:val="left"/>
-    </w:lvl>
-    <w:lvl w:ilvl="5" w:tplc="AEF2F5A6">
-      <w:numFmt w:val="decimal"/>
-      <w:lvlText w:val=""/>
-      <w:lvlJc w:val="left"/>
-    </w:lvl>
-    <w:lvl w:ilvl="6" w:tplc="AD90F502">
-      <w:numFmt w:val="decimal"/>
-      <w:lvlText w:val=""/>
-      <w:lvlJc w:val="left"/>
-    </w:lvl>
-    <w:lvl w:ilvl="7" w:tplc="1568835A">
-      <w:numFmt w:val="decimal"/>
-      <w:lvlText w:val=""/>
-      <w:lvlJc w:val="left"/>
-    </w:lvl>
-    <w:lvl w:ilvl="8" w:tplc="8610AD38">
+    <w:lvl w:ilvl="1" w:tplc="69C04668">
+      <w:numFmt w:val="decimal"/>
+      <w:lvlText w:val=""/>
+      <w:lvlJc w:val="left"/>
+    </w:lvl>
+    <w:lvl w:ilvl="2" w:tplc="6FB888AA">
+      <w:numFmt w:val="decimal"/>
+      <w:lvlText w:val=""/>
+      <w:lvlJc w:val="left"/>
+    </w:lvl>
+    <w:lvl w:ilvl="3" w:tplc="7E26F98A">
+      <w:numFmt w:val="decimal"/>
+      <w:lvlText w:val=""/>
+      <w:lvlJc w:val="left"/>
+    </w:lvl>
+    <w:lvl w:ilvl="4" w:tplc="B5A64E2E">
+      <w:numFmt w:val="decimal"/>
+      <w:lvlText w:val=""/>
+      <w:lvlJc w:val="left"/>
+    </w:lvl>
+    <w:lvl w:ilvl="5" w:tplc="A21C9E1A">
+      <w:numFmt w:val="decimal"/>
+      <w:lvlText w:val=""/>
+      <w:lvlJc w:val="left"/>
+    </w:lvl>
+    <w:lvl w:ilvl="6" w:tplc="D92026CC">
+      <w:numFmt w:val="decimal"/>
+      <w:lvlText w:val=""/>
+      <w:lvlJc w:val="left"/>
+    </w:lvl>
+    <w:lvl w:ilvl="7" w:tplc="D1FAE9E8">
+      <w:numFmt w:val="decimal"/>
+      <w:lvlText w:val=""/>
+      <w:lvlJc w:val="left"/>
+    </w:lvl>
+    <w:lvl w:ilvl="8" w:tplc="E834D7A6">
       <w:numFmt w:val="decimal"/>
       <w:lvlText w:val=""/>
       <w:lvlJc w:val="left"/>
     </w:lvl>
   </w:abstractNum>
-  <w:abstractNum w:abstractNumId="35" w15:restartNumberingAfterBreak="0">
-    <w:nsid w:val="3B4D4053"/>
+  <w:abstractNum w:abstractNumId="65" w15:restartNumberingAfterBreak="0">
+    <w:nsid w:val="6EC25346"/>
     <w:multiLevelType w:val="hybridMultilevel"/>
-    <w:tmpl w:val="E4EE2474"/>
-    <w:lvl w:ilvl="0" w:tplc="C862E5E8">
-      <w:start w:val="1"/>
-      <w:numFmt w:val="decimal"/>
-      <w:lvlText w:val="%1."/>
-      <w:lvlJc w:val="left"/>
-      <w:pPr>
-        <w:ind w:left="720" w:hanging="360"/>
-      </w:pPr>
-    </w:lvl>
-    <w:lvl w:ilvl="1" w:tplc="A5A06E00">
-      <w:numFmt w:val="decimal"/>
-      <w:lvlText w:val=""/>
-      <w:lvlJc w:val="left"/>
-    </w:lvl>
-    <w:lvl w:ilvl="2" w:tplc="77D80D2C">
-      <w:numFmt w:val="decimal"/>
-      <w:lvlText w:val=""/>
-      <w:lvlJc w:val="left"/>
-    </w:lvl>
-    <w:lvl w:ilvl="3" w:tplc="B3624468">
-      <w:numFmt w:val="decimal"/>
-      <w:lvlText w:val=""/>
-      <w:lvlJc w:val="left"/>
-    </w:lvl>
-    <w:lvl w:ilvl="4" w:tplc="C2BC1C80">
-      <w:numFmt w:val="decimal"/>
-      <w:lvlText w:val=""/>
-      <w:lvlJc w:val="left"/>
-    </w:lvl>
-    <w:lvl w:ilvl="5" w:tplc="A03EEAFC">
-      <w:numFmt w:val="decimal"/>
-      <w:lvlText w:val=""/>
-      <w:lvlJc w:val="left"/>
-    </w:lvl>
-    <w:lvl w:ilvl="6" w:tplc="781C5006">
-      <w:numFmt w:val="decimal"/>
-      <w:lvlText w:val=""/>
-      <w:lvlJc w:val="left"/>
-    </w:lvl>
-    <w:lvl w:ilvl="7" w:tplc="6E704E1E">
-      <w:numFmt w:val="decimal"/>
-      <w:lvlText w:val=""/>
-      <w:lvlJc w:val="left"/>
-    </w:lvl>
-    <w:lvl w:ilvl="8" w:tplc="315CF088">
-      <w:numFmt w:val="decimal"/>
-      <w:lvlText w:val=""/>
-      <w:lvlJc w:val="left"/>
-    </w:lvl>
-  </w:abstractNum>
-  <w:abstractNum w:abstractNumId="36" w15:restartNumberingAfterBreak="0">
-    <w:nsid w:val="410B756E"/>
-    <w:multiLevelType w:val="hybridMultilevel"/>
-    <w:tmpl w:val="B2EA5978"/>
-    <w:lvl w:ilvl="0" w:tplc="D86AD7E0">
+    <w:tmpl w:val="B7BC501A"/>
+    <w:lvl w:ilvl="0" w:tplc="632265FE">
       <w:start w:val="1"/>
       <w:numFmt w:val="bullet"/>
       <w:lvlText w:val="•"/>
@@ -18858,106 +19061,52 @@
         <w:ind w:left="720" w:hanging="360"/>
       </w:pPr>
     </w:lvl>
-    <w:lvl w:ilvl="1" w:tplc="66B47F6A">
-      <w:numFmt w:val="decimal"/>
-      <w:lvlText w:val=""/>
-      <w:lvlJc w:val="left"/>
-    </w:lvl>
-    <w:lvl w:ilvl="2" w:tplc="8160B6CA">
-      <w:numFmt w:val="decimal"/>
-      <w:lvlText w:val=""/>
-      <w:lvlJc w:val="left"/>
-    </w:lvl>
-    <w:lvl w:ilvl="3" w:tplc="043E3626">
-      <w:numFmt w:val="decimal"/>
-      <w:lvlText w:val=""/>
-      <w:lvlJc w:val="left"/>
-    </w:lvl>
-    <w:lvl w:ilvl="4" w:tplc="AF2A61FE">
-      <w:numFmt w:val="decimal"/>
-      <w:lvlText w:val=""/>
-      <w:lvlJc w:val="left"/>
-    </w:lvl>
-    <w:lvl w:ilvl="5" w:tplc="C4940F34">
-      <w:numFmt w:val="decimal"/>
-      <w:lvlText w:val=""/>
-      <w:lvlJc w:val="left"/>
-    </w:lvl>
-    <w:lvl w:ilvl="6" w:tplc="9BFCBC76">
-      <w:numFmt w:val="decimal"/>
-      <w:lvlText w:val=""/>
-      <w:lvlJc w:val="left"/>
-    </w:lvl>
-    <w:lvl w:ilvl="7" w:tplc="883CCB78">
-      <w:numFmt w:val="decimal"/>
-      <w:lvlText w:val=""/>
-      <w:lvlJc w:val="left"/>
-    </w:lvl>
-    <w:lvl w:ilvl="8" w:tplc="5E04178C">
+    <w:lvl w:ilvl="1" w:tplc="2B18984E">
+      <w:numFmt w:val="decimal"/>
+      <w:lvlText w:val=""/>
+      <w:lvlJc w:val="left"/>
+    </w:lvl>
+    <w:lvl w:ilvl="2" w:tplc="96BA0C10">
+      <w:numFmt w:val="decimal"/>
+      <w:lvlText w:val=""/>
+      <w:lvlJc w:val="left"/>
+    </w:lvl>
+    <w:lvl w:ilvl="3" w:tplc="1EA28B88">
+      <w:numFmt w:val="decimal"/>
+      <w:lvlText w:val=""/>
+      <w:lvlJc w:val="left"/>
+    </w:lvl>
+    <w:lvl w:ilvl="4" w:tplc="700CF7CC">
+      <w:numFmt w:val="decimal"/>
+      <w:lvlText w:val=""/>
+      <w:lvlJc w:val="left"/>
+    </w:lvl>
+    <w:lvl w:ilvl="5" w:tplc="03621B18">
+      <w:numFmt w:val="decimal"/>
+      <w:lvlText w:val=""/>
+      <w:lvlJc w:val="left"/>
+    </w:lvl>
+    <w:lvl w:ilvl="6" w:tplc="B104942A">
+      <w:numFmt w:val="decimal"/>
+      <w:lvlText w:val=""/>
+      <w:lvlJc w:val="left"/>
+    </w:lvl>
+    <w:lvl w:ilvl="7" w:tplc="AE30F518">
+      <w:numFmt w:val="decimal"/>
+      <w:lvlText w:val=""/>
+      <w:lvlJc w:val="left"/>
+    </w:lvl>
+    <w:lvl w:ilvl="8" w:tplc="2ECCC116">
       <w:numFmt w:val="decimal"/>
       <w:lvlText w:val=""/>
       <w:lvlJc w:val="left"/>
     </w:lvl>
   </w:abstractNum>
-  <w:abstractNum w:abstractNumId="37" w15:restartNumberingAfterBreak="0">
-    <w:nsid w:val="46601A05"/>
+  <w:abstractNum w:abstractNumId="66" w15:restartNumberingAfterBreak="0">
+    <w:nsid w:val="73E735BA"/>
     <w:multiLevelType w:val="hybridMultilevel"/>
-    <w:tmpl w:val="DC2AD6BC"/>
-    <w:lvl w:ilvl="0" w:tplc="A50C4C02">
-      <w:start w:val="1"/>
-      <w:numFmt w:val="decimal"/>
-      <w:lvlText w:val="%1."/>
-      <w:lvlJc w:val="left"/>
-      <w:pPr>
-        <w:ind w:left="720" w:hanging="360"/>
-      </w:pPr>
-    </w:lvl>
-    <w:lvl w:ilvl="1" w:tplc="7AA21172">
-      <w:numFmt w:val="decimal"/>
-      <w:lvlText w:val=""/>
-      <w:lvlJc w:val="left"/>
-    </w:lvl>
-    <w:lvl w:ilvl="2" w:tplc="9126C3E4">
-      <w:numFmt w:val="decimal"/>
-      <w:lvlText w:val=""/>
-      <w:lvlJc w:val="left"/>
-    </w:lvl>
-    <w:lvl w:ilvl="3" w:tplc="B406C80A">
-      <w:numFmt w:val="decimal"/>
-      <w:lvlText w:val=""/>
-      <w:lvlJc w:val="left"/>
-    </w:lvl>
-    <w:lvl w:ilvl="4" w:tplc="B706FDDC">
-      <w:numFmt w:val="decimal"/>
-      <w:lvlText w:val=""/>
-      <w:lvlJc w:val="left"/>
-    </w:lvl>
-    <w:lvl w:ilvl="5" w:tplc="8C60E0B6">
-      <w:numFmt w:val="decimal"/>
-      <w:lvlText w:val=""/>
-      <w:lvlJc w:val="left"/>
-    </w:lvl>
-    <w:lvl w:ilvl="6" w:tplc="46BE7C56">
-      <w:numFmt w:val="decimal"/>
-      <w:lvlText w:val=""/>
-      <w:lvlJc w:val="left"/>
-    </w:lvl>
-    <w:lvl w:ilvl="7" w:tplc="573E57E0">
-      <w:numFmt w:val="decimal"/>
-      <w:lvlText w:val=""/>
-      <w:lvlJc w:val="left"/>
-    </w:lvl>
-    <w:lvl w:ilvl="8" w:tplc="AB6245AC">
-      <w:numFmt w:val="decimal"/>
-      <w:lvlText w:val=""/>
-      <w:lvlJc w:val="left"/>
-    </w:lvl>
-  </w:abstractNum>
-  <w:abstractNum w:abstractNumId="38" w15:restartNumberingAfterBreak="0">
-    <w:nsid w:val="469C16AD"/>
-    <w:multiLevelType w:val="hybridMultilevel"/>
-    <w:tmpl w:val="392CCCF4"/>
-    <w:lvl w:ilvl="0" w:tplc="5F0CA496">
+    <w:tmpl w:val="9EAA4BDE"/>
+    <w:lvl w:ilvl="0" w:tplc="086C8026">
       <w:start w:val="1"/>
       <w:numFmt w:val="bullet"/>
       <w:lvlText w:val="•"/>
@@ -18966,52 +19115,52 @@
         <w:ind w:left="720" w:hanging="360"/>
       </w:pPr>
     </w:lvl>
-    <w:lvl w:ilvl="1" w:tplc="BF6C1D72">
-      <w:numFmt w:val="decimal"/>
-      <w:lvlText w:val=""/>
-      <w:lvlJc w:val="left"/>
-    </w:lvl>
-    <w:lvl w:ilvl="2" w:tplc="EF5AF082">
-      <w:numFmt w:val="decimal"/>
-      <w:lvlText w:val=""/>
-      <w:lvlJc w:val="left"/>
-    </w:lvl>
-    <w:lvl w:ilvl="3" w:tplc="747E8D06">
-      <w:numFmt w:val="decimal"/>
-      <w:lvlText w:val=""/>
-      <w:lvlJc w:val="left"/>
-    </w:lvl>
-    <w:lvl w:ilvl="4" w:tplc="B2667DE8">
-      <w:numFmt w:val="decimal"/>
-      <w:lvlText w:val=""/>
-      <w:lvlJc w:val="left"/>
-    </w:lvl>
-    <w:lvl w:ilvl="5" w:tplc="988E07BC">
-      <w:numFmt w:val="decimal"/>
-      <w:lvlText w:val=""/>
-      <w:lvlJc w:val="left"/>
-    </w:lvl>
-    <w:lvl w:ilvl="6" w:tplc="1524546C">
-      <w:numFmt w:val="decimal"/>
-      <w:lvlText w:val=""/>
-      <w:lvlJc w:val="left"/>
-    </w:lvl>
-    <w:lvl w:ilvl="7" w:tplc="13DC4656">
-      <w:numFmt w:val="decimal"/>
-      <w:lvlText w:val=""/>
-      <w:lvlJc w:val="left"/>
-    </w:lvl>
-    <w:lvl w:ilvl="8" w:tplc="9D486078">
+    <w:lvl w:ilvl="1" w:tplc="D6E6E7BC">
+      <w:numFmt w:val="decimal"/>
+      <w:lvlText w:val=""/>
+      <w:lvlJc w:val="left"/>
+    </w:lvl>
+    <w:lvl w:ilvl="2" w:tplc="A2401FF2">
+      <w:numFmt w:val="decimal"/>
+      <w:lvlText w:val=""/>
+      <w:lvlJc w:val="left"/>
+    </w:lvl>
+    <w:lvl w:ilvl="3" w:tplc="FF62E164">
+      <w:numFmt w:val="decimal"/>
+      <w:lvlText w:val=""/>
+      <w:lvlJc w:val="left"/>
+    </w:lvl>
+    <w:lvl w:ilvl="4" w:tplc="5BCAD192">
+      <w:numFmt w:val="decimal"/>
+      <w:lvlText w:val=""/>
+      <w:lvlJc w:val="left"/>
+    </w:lvl>
+    <w:lvl w:ilvl="5" w:tplc="60E23CB6">
+      <w:numFmt w:val="decimal"/>
+      <w:lvlText w:val=""/>
+      <w:lvlJc w:val="left"/>
+    </w:lvl>
+    <w:lvl w:ilvl="6" w:tplc="73AAAA7C">
+      <w:numFmt w:val="decimal"/>
+      <w:lvlText w:val=""/>
+      <w:lvlJc w:val="left"/>
+    </w:lvl>
+    <w:lvl w:ilvl="7" w:tplc="CBC866B8">
+      <w:numFmt w:val="decimal"/>
+      <w:lvlText w:val=""/>
+      <w:lvlJc w:val="left"/>
+    </w:lvl>
+    <w:lvl w:ilvl="8" w:tplc="20C477CA">
       <w:numFmt w:val="decimal"/>
       <w:lvlText w:val=""/>
       <w:lvlJc w:val="left"/>
     </w:lvl>
   </w:abstractNum>
-  <w:abstractNum w:abstractNumId="39" w15:restartNumberingAfterBreak="0">
-    <w:nsid w:val="48B920CA"/>
+  <w:abstractNum w:abstractNumId="67" w15:restartNumberingAfterBreak="0">
+    <w:nsid w:val="76236E1A"/>
     <w:multiLevelType w:val="hybridMultilevel"/>
-    <w:tmpl w:val="16CE5E96"/>
-    <w:lvl w:ilvl="0" w:tplc="1536165A">
+    <w:tmpl w:val="6E44A85C"/>
+    <w:lvl w:ilvl="0" w:tplc="4A3070DA">
       <w:start w:val="1"/>
       <w:numFmt w:val="bullet"/>
       <w:lvlText w:val="•"/>
@@ -19020,52 +19169,160 @@
         <w:ind w:left="720" w:hanging="360"/>
       </w:pPr>
     </w:lvl>
-    <w:lvl w:ilvl="1" w:tplc="B9E893C6">
-      <w:numFmt w:val="decimal"/>
-      <w:lvlText w:val=""/>
-      <w:lvlJc w:val="left"/>
-    </w:lvl>
-    <w:lvl w:ilvl="2" w:tplc="89C6DFEA">
-      <w:numFmt w:val="decimal"/>
-      <w:lvlText w:val=""/>
-      <w:lvlJc w:val="left"/>
-    </w:lvl>
-    <w:lvl w:ilvl="3" w:tplc="D12039CE">
-      <w:numFmt w:val="decimal"/>
-      <w:lvlText w:val=""/>
-      <w:lvlJc w:val="left"/>
-    </w:lvl>
-    <w:lvl w:ilvl="4" w:tplc="0540C1E8">
-      <w:numFmt w:val="decimal"/>
-      <w:lvlText w:val=""/>
-      <w:lvlJc w:val="left"/>
-    </w:lvl>
-    <w:lvl w:ilvl="5" w:tplc="986040B4">
-      <w:numFmt w:val="decimal"/>
-      <w:lvlText w:val=""/>
-      <w:lvlJc w:val="left"/>
-    </w:lvl>
-    <w:lvl w:ilvl="6" w:tplc="A1CA5080">
-      <w:numFmt w:val="decimal"/>
-      <w:lvlText w:val=""/>
-      <w:lvlJc w:val="left"/>
-    </w:lvl>
-    <w:lvl w:ilvl="7" w:tplc="BB90F8F2">
-      <w:numFmt w:val="decimal"/>
-      <w:lvlText w:val=""/>
-      <w:lvlJc w:val="left"/>
-    </w:lvl>
-    <w:lvl w:ilvl="8" w:tplc="29006B74">
+    <w:lvl w:ilvl="1" w:tplc="D90E73FA">
+      <w:numFmt w:val="decimal"/>
+      <w:lvlText w:val=""/>
+      <w:lvlJc w:val="left"/>
+    </w:lvl>
+    <w:lvl w:ilvl="2" w:tplc="E14E1B4A">
+      <w:numFmt w:val="decimal"/>
+      <w:lvlText w:val=""/>
+      <w:lvlJc w:val="left"/>
+    </w:lvl>
+    <w:lvl w:ilvl="3" w:tplc="5600BC26">
+      <w:numFmt w:val="decimal"/>
+      <w:lvlText w:val=""/>
+      <w:lvlJc w:val="left"/>
+    </w:lvl>
+    <w:lvl w:ilvl="4" w:tplc="6D8288B6">
+      <w:numFmt w:val="decimal"/>
+      <w:lvlText w:val=""/>
+      <w:lvlJc w:val="left"/>
+    </w:lvl>
+    <w:lvl w:ilvl="5" w:tplc="3FF88480">
+      <w:numFmt w:val="decimal"/>
+      <w:lvlText w:val=""/>
+      <w:lvlJc w:val="left"/>
+    </w:lvl>
+    <w:lvl w:ilvl="6" w:tplc="83282698">
+      <w:numFmt w:val="decimal"/>
+      <w:lvlText w:val=""/>
+      <w:lvlJc w:val="left"/>
+    </w:lvl>
+    <w:lvl w:ilvl="7" w:tplc="E3E09862">
+      <w:numFmt w:val="decimal"/>
+      <w:lvlText w:val=""/>
+      <w:lvlJc w:val="left"/>
+    </w:lvl>
+    <w:lvl w:ilvl="8" w:tplc="5A143DC2">
       <w:numFmt w:val="decimal"/>
       <w:lvlText w:val=""/>
       <w:lvlJc w:val="left"/>
     </w:lvl>
   </w:abstractNum>
-  <w:abstractNum w:abstractNumId="40" w15:restartNumberingAfterBreak="0">
-    <w:nsid w:val="48C4478B"/>
+  <w:abstractNum w:abstractNumId="68" w15:restartNumberingAfterBreak="0">
+    <w:nsid w:val="7A1013AE"/>
     <w:multiLevelType w:val="hybridMultilevel"/>
-    <w:tmpl w:val="A6EACFDA"/>
-    <w:lvl w:ilvl="0" w:tplc="7D56C4C8">
+    <w:tmpl w:val="6A581702"/>
+    <w:lvl w:ilvl="0" w:tplc="22F6B2B8">
+      <w:start w:val="1"/>
+      <w:numFmt w:val="decimal"/>
+      <w:lvlText w:val="%1."/>
+      <w:lvlJc w:val="left"/>
+      <w:pPr>
+        <w:ind w:left="720" w:hanging="360"/>
+      </w:pPr>
+    </w:lvl>
+    <w:lvl w:ilvl="1" w:tplc="E3E68296">
+      <w:numFmt w:val="decimal"/>
+      <w:lvlText w:val=""/>
+      <w:lvlJc w:val="left"/>
+    </w:lvl>
+    <w:lvl w:ilvl="2" w:tplc="1586F5D4">
+      <w:numFmt w:val="decimal"/>
+      <w:lvlText w:val=""/>
+      <w:lvlJc w:val="left"/>
+    </w:lvl>
+    <w:lvl w:ilvl="3" w:tplc="4C18A8DC">
+      <w:numFmt w:val="decimal"/>
+      <w:lvlText w:val=""/>
+      <w:lvlJc w:val="left"/>
+    </w:lvl>
+    <w:lvl w:ilvl="4" w:tplc="7F2AF7DE">
+      <w:numFmt w:val="decimal"/>
+      <w:lvlText w:val=""/>
+      <w:lvlJc w:val="left"/>
+    </w:lvl>
+    <w:lvl w:ilvl="5" w:tplc="C2FCD534">
+      <w:numFmt w:val="decimal"/>
+      <w:lvlText w:val=""/>
+      <w:lvlJc w:val="left"/>
+    </w:lvl>
+    <w:lvl w:ilvl="6" w:tplc="D51ACAC8">
+      <w:numFmt w:val="decimal"/>
+      <w:lvlText w:val=""/>
+      <w:lvlJc w:val="left"/>
+    </w:lvl>
+    <w:lvl w:ilvl="7" w:tplc="E9F63DE0">
+      <w:numFmt w:val="decimal"/>
+      <w:lvlText w:val=""/>
+      <w:lvlJc w:val="left"/>
+    </w:lvl>
+    <w:lvl w:ilvl="8" w:tplc="42BC8F8A">
+      <w:numFmt w:val="decimal"/>
+      <w:lvlText w:val=""/>
+      <w:lvlJc w:val="left"/>
+    </w:lvl>
+  </w:abstractNum>
+  <w:abstractNum w:abstractNumId="69" w15:restartNumberingAfterBreak="0">
+    <w:nsid w:val="7E735AE8"/>
+    <w:multiLevelType w:val="hybridMultilevel"/>
+    <w:tmpl w:val="86526F62"/>
+    <w:lvl w:ilvl="0" w:tplc="79648862">
+      <w:start w:val="1"/>
+      <w:numFmt w:val="decimal"/>
+      <w:lvlText w:val="%1."/>
+      <w:lvlJc w:val="left"/>
+      <w:pPr>
+        <w:ind w:left="720" w:hanging="360"/>
+      </w:pPr>
+    </w:lvl>
+    <w:lvl w:ilvl="1" w:tplc="BC36051E">
+      <w:numFmt w:val="decimal"/>
+      <w:lvlText w:val=""/>
+      <w:lvlJc w:val="left"/>
+    </w:lvl>
+    <w:lvl w:ilvl="2" w:tplc="D22EC5F8">
+      <w:numFmt w:val="decimal"/>
+      <w:lvlText w:val=""/>
+      <w:lvlJc w:val="left"/>
+    </w:lvl>
+    <w:lvl w:ilvl="3" w:tplc="3DAC6910">
+      <w:numFmt w:val="decimal"/>
+      <w:lvlText w:val=""/>
+      <w:lvlJc w:val="left"/>
+    </w:lvl>
+    <w:lvl w:ilvl="4" w:tplc="E390C0E6">
+      <w:numFmt w:val="decimal"/>
+      <w:lvlText w:val=""/>
+      <w:lvlJc w:val="left"/>
+    </w:lvl>
+    <w:lvl w:ilvl="5" w:tplc="AD62292E">
+      <w:numFmt w:val="decimal"/>
+      <w:lvlText w:val=""/>
+      <w:lvlJc w:val="left"/>
+    </w:lvl>
+    <w:lvl w:ilvl="6" w:tplc="3B2C7B66">
+      <w:numFmt w:val="decimal"/>
+      <w:lvlText w:val=""/>
+      <w:lvlJc w:val="left"/>
+    </w:lvl>
+    <w:lvl w:ilvl="7" w:tplc="959E3432">
+      <w:numFmt w:val="decimal"/>
+      <w:lvlText w:val=""/>
+      <w:lvlJc w:val="left"/>
+    </w:lvl>
+    <w:lvl w:ilvl="8" w:tplc="F316154C">
+      <w:numFmt w:val="decimal"/>
+      <w:lvlText w:val=""/>
+      <w:lvlJc w:val="left"/>
+    </w:lvl>
+  </w:abstractNum>
+  <w:abstractNum w:abstractNumId="70" w15:restartNumberingAfterBreak="0">
+    <w:nsid w:val="7F566D1E"/>
+    <w:multiLevelType w:val="hybridMultilevel"/>
+    <w:tmpl w:val="BBAEAC6C"/>
+    <w:lvl w:ilvl="0" w:tplc="59FA344A">
       <w:start w:val="1"/>
       <w:numFmt w:val="bullet"/>
       <w:lvlText w:val="•"/>
@@ -19074,1687 +19331,67 @@
         <w:ind w:left="720" w:hanging="360"/>
       </w:pPr>
     </w:lvl>
-    <w:lvl w:ilvl="1" w:tplc="DE5CF962">
-      <w:numFmt w:val="decimal"/>
-      <w:lvlText w:val=""/>
-      <w:lvlJc w:val="left"/>
-    </w:lvl>
-    <w:lvl w:ilvl="2" w:tplc="A7C23A36">
-      <w:numFmt w:val="decimal"/>
-      <w:lvlText w:val=""/>
-      <w:lvlJc w:val="left"/>
-    </w:lvl>
-    <w:lvl w:ilvl="3" w:tplc="888E5680">
-      <w:numFmt w:val="decimal"/>
-      <w:lvlText w:val=""/>
-      <w:lvlJc w:val="left"/>
-    </w:lvl>
-    <w:lvl w:ilvl="4" w:tplc="C302E0F4">
-      <w:numFmt w:val="decimal"/>
-      <w:lvlText w:val=""/>
-      <w:lvlJc w:val="left"/>
-    </w:lvl>
-    <w:lvl w:ilvl="5" w:tplc="74F43A68">
-      <w:numFmt w:val="decimal"/>
-      <w:lvlText w:val=""/>
-      <w:lvlJc w:val="left"/>
-    </w:lvl>
-    <w:lvl w:ilvl="6" w:tplc="04CC5066">
-      <w:numFmt w:val="decimal"/>
-      <w:lvlText w:val=""/>
-      <w:lvlJc w:val="left"/>
-    </w:lvl>
-    <w:lvl w:ilvl="7" w:tplc="E39EA684">
-      <w:numFmt w:val="decimal"/>
-      <w:lvlText w:val=""/>
-      <w:lvlJc w:val="left"/>
-    </w:lvl>
-    <w:lvl w:ilvl="8" w:tplc="A2EA88AC">
+    <w:lvl w:ilvl="1" w:tplc="6D3634AC">
+      <w:numFmt w:val="decimal"/>
+      <w:lvlText w:val=""/>
+      <w:lvlJc w:val="left"/>
+    </w:lvl>
+    <w:lvl w:ilvl="2" w:tplc="301632C6">
+      <w:numFmt w:val="decimal"/>
+      <w:lvlText w:val=""/>
+      <w:lvlJc w:val="left"/>
+    </w:lvl>
+    <w:lvl w:ilvl="3" w:tplc="5CEC4EB0">
+      <w:numFmt w:val="decimal"/>
+      <w:lvlText w:val=""/>
+      <w:lvlJc w:val="left"/>
+    </w:lvl>
+    <w:lvl w:ilvl="4" w:tplc="4C9670AA">
+      <w:numFmt w:val="decimal"/>
+      <w:lvlText w:val=""/>
+      <w:lvlJc w:val="left"/>
+    </w:lvl>
+    <w:lvl w:ilvl="5" w:tplc="B26C6294">
+      <w:numFmt w:val="decimal"/>
+      <w:lvlText w:val=""/>
+      <w:lvlJc w:val="left"/>
+    </w:lvl>
+    <w:lvl w:ilvl="6" w:tplc="6158E7B8">
+      <w:numFmt w:val="decimal"/>
+      <w:lvlText w:val=""/>
+      <w:lvlJc w:val="left"/>
+    </w:lvl>
+    <w:lvl w:ilvl="7" w:tplc="2E524C12">
+      <w:numFmt w:val="decimal"/>
+      <w:lvlText w:val=""/>
+      <w:lvlJc w:val="left"/>
+    </w:lvl>
+    <w:lvl w:ilvl="8" w:tplc="AADC486C">
       <w:numFmt w:val="decimal"/>
       <w:lvlText w:val=""/>
       <w:lvlJc w:val="left"/>
     </w:lvl>
   </w:abstractNum>
-  <w:abstractNum w:abstractNumId="41" w15:restartNumberingAfterBreak="0">
-    <w:nsid w:val="4BB47B65"/>
-    <w:multiLevelType w:val="hybridMultilevel"/>
-    <w:tmpl w:val="26BC883A"/>
-    <w:lvl w:ilvl="0" w:tplc="B84CC6C2">
-      <w:start w:val="1"/>
-      <w:numFmt w:val="bullet"/>
-      <w:lvlText w:val="•"/>
-      <w:lvlJc w:val="left"/>
-      <w:pPr>
-        <w:ind w:left="720" w:hanging="360"/>
-      </w:pPr>
-    </w:lvl>
-    <w:lvl w:ilvl="1" w:tplc="7660D64E">
-      <w:numFmt w:val="decimal"/>
-      <w:lvlText w:val=""/>
-      <w:lvlJc w:val="left"/>
-    </w:lvl>
-    <w:lvl w:ilvl="2" w:tplc="E6D64AC8">
-      <w:numFmt w:val="decimal"/>
-      <w:lvlText w:val=""/>
-      <w:lvlJc w:val="left"/>
-    </w:lvl>
-    <w:lvl w:ilvl="3" w:tplc="2D6CF96E">
-      <w:numFmt w:val="decimal"/>
-      <w:lvlText w:val=""/>
-      <w:lvlJc w:val="left"/>
-    </w:lvl>
-    <w:lvl w:ilvl="4" w:tplc="A2505CB0">
-      <w:numFmt w:val="decimal"/>
-      <w:lvlText w:val=""/>
-      <w:lvlJc w:val="left"/>
-    </w:lvl>
-    <w:lvl w:ilvl="5" w:tplc="63A061A0">
-      <w:numFmt w:val="decimal"/>
-      <w:lvlText w:val=""/>
-      <w:lvlJc w:val="left"/>
-    </w:lvl>
-    <w:lvl w:ilvl="6" w:tplc="A808E228">
-      <w:numFmt w:val="decimal"/>
-      <w:lvlText w:val=""/>
-      <w:lvlJc w:val="left"/>
-    </w:lvl>
-    <w:lvl w:ilvl="7" w:tplc="A4FE1A0C">
-      <w:numFmt w:val="decimal"/>
-      <w:lvlText w:val=""/>
-      <w:lvlJc w:val="left"/>
-    </w:lvl>
-    <w:lvl w:ilvl="8" w:tplc="936410BC">
-      <w:numFmt w:val="decimal"/>
-      <w:lvlText w:val=""/>
-      <w:lvlJc w:val="left"/>
-    </w:lvl>
-  </w:abstractNum>
-  <w:abstractNum w:abstractNumId="42" w15:restartNumberingAfterBreak="0">
-    <w:nsid w:val="4BE545E4"/>
-    <w:multiLevelType w:val="hybridMultilevel"/>
-    <w:tmpl w:val="06D8DEDA"/>
-    <w:lvl w:ilvl="0" w:tplc="00480330">
-      <w:start w:val="1"/>
-      <w:numFmt w:val="bullet"/>
-      <w:lvlText w:val="•"/>
-      <w:lvlJc w:val="left"/>
-      <w:pPr>
-        <w:ind w:left="720" w:hanging="360"/>
-      </w:pPr>
-    </w:lvl>
-    <w:lvl w:ilvl="1" w:tplc="B10CADB0">
-      <w:numFmt w:val="decimal"/>
-      <w:lvlText w:val=""/>
-      <w:lvlJc w:val="left"/>
-    </w:lvl>
-    <w:lvl w:ilvl="2" w:tplc="EAE4F114">
-      <w:numFmt w:val="decimal"/>
-      <w:lvlText w:val=""/>
-      <w:lvlJc w:val="left"/>
-    </w:lvl>
-    <w:lvl w:ilvl="3" w:tplc="3C10AC3E">
-      <w:numFmt w:val="decimal"/>
-      <w:lvlText w:val=""/>
-      <w:lvlJc w:val="left"/>
-    </w:lvl>
-    <w:lvl w:ilvl="4" w:tplc="5C4AD81C">
-      <w:numFmt w:val="decimal"/>
-      <w:lvlText w:val=""/>
-      <w:lvlJc w:val="left"/>
-    </w:lvl>
-    <w:lvl w:ilvl="5" w:tplc="3E4070C4">
-      <w:numFmt w:val="decimal"/>
-      <w:lvlText w:val=""/>
-      <w:lvlJc w:val="left"/>
-    </w:lvl>
-    <w:lvl w:ilvl="6" w:tplc="84DC6038">
-      <w:numFmt w:val="decimal"/>
-      <w:lvlText w:val=""/>
-      <w:lvlJc w:val="left"/>
-    </w:lvl>
-    <w:lvl w:ilvl="7" w:tplc="BCF0D6C0">
-      <w:numFmt w:val="decimal"/>
-      <w:lvlText w:val=""/>
-      <w:lvlJc w:val="left"/>
-    </w:lvl>
-    <w:lvl w:ilvl="8" w:tplc="01E876D4">
-      <w:numFmt w:val="decimal"/>
-      <w:lvlText w:val=""/>
-      <w:lvlJc w:val="left"/>
-    </w:lvl>
-  </w:abstractNum>
-  <w:abstractNum w:abstractNumId="43" w15:restartNumberingAfterBreak="0">
-    <w:nsid w:val="4C8B386F"/>
-    <w:multiLevelType w:val="hybridMultilevel"/>
-    <w:tmpl w:val="62D286DC"/>
-    <w:lvl w:ilvl="0" w:tplc="14BA9EFE">
-      <w:start w:val="1"/>
-      <w:numFmt w:val="bullet"/>
-      <w:lvlText w:val="•"/>
-      <w:lvlJc w:val="left"/>
-      <w:pPr>
-        <w:ind w:left="720" w:hanging="360"/>
-      </w:pPr>
-    </w:lvl>
-    <w:lvl w:ilvl="1" w:tplc="21B459E8">
-      <w:numFmt w:val="decimal"/>
-      <w:lvlText w:val=""/>
-      <w:lvlJc w:val="left"/>
-    </w:lvl>
-    <w:lvl w:ilvl="2" w:tplc="A3461B9E">
-      <w:numFmt w:val="decimal"/>
-      <w:lvlText w:val=""/>
-      <w:lvlJc w:val="left"/>
-    </w:lvl>
-    <w:lvl w:ilvl="3" w:tplc="00D2C534">
-      <w:numFmt w:val="decimal"/>
-      <w:lvlText w:val=""/>
-      <w:lvlJc w:val="left"/>
-    </w:lvl>
-    <w:lvl w:ilvl="4" w:tplc="DE702070">
-      <w:numFmt w:val="decimal"/>
-      <w:lvlText w:val=""/>
-      <w:lvlJc w:val="left"/>
-    </w:lvl>
-    <w:lvl w:ilvl="5" w:tplc="DA1CFFF4">
-      <w:numFmt w:val="decimal"/>
-      <w:lvlText w:val=""/>
-      <w:lvlJc w:val="left"/>
-    </w:lvl>
-    <w:lvl w:ilvl="6" w:tplc="D0C49F6A">
-      <w:numFmt w:val="decimal"/>
-      <w:lvlText w:val=""/>
-      <w:lvlJc w:val="left"/>
-    </w:lvl>
-    <w:lvl w:ilvl="7" w:tplc="350ECD16">
-      <w:numFmt w:val="decimal"/>
-      <w:lvlText w:val=""/>
-      <w:lvlJc w:val="left"/>
-    </w:lvl>
-    <w:lvl w:ilvl="8" w:tplc="6A222EEC">
-      <w:numFmt w:val="decimal"/>
-      <w:lvlText w:val=""/>
-      <w:lvlJc w:val="left"/>
-    </w:lvl>
-  </w:abstractNum>
-  <w:abstractNum w:abstractNumId="44" w15:restartNumberingAfterBreak="0">
-    <w:nsid w:val="4EC35B88"/>
-    <w:multiLevelType w:val="hybridMultilevel"/>
-    <w:tmpl w:val="660EAA98"/>
-    <w:lvl w:ilvl="0" w:tplc="FBD60D94">
-      <w:start w:val="1"/>
-      <w:numFmt w:val="bullet"/>
-      <w:lvlText w:val="•"/>
-      <w:lvlJc w:val="left"/>
-      <w:pPr>
-        <w:ind w:left="720" w:hanging="360"/>
-      </w:pPr>
-    </w:lvl>
-    <w:lvl w:ilvl="1" w:tplc="4FACE87E">
-      <w:numFmt w:val="decimal"/>
-      <w:lvlText w:val=""/>
-      <w:lvlJc w:val="left"/>
-    </w:lvl>
-    <w:lvl w:ilvl="2" w:tplc="E124D90E">
-      <w:numFmt w:val="decimal"/>
-      <w:lvlText w:val=""/>
-      <w:lvlJc w:val="left"/>
-    </w:lvl>
-    <w:lvl w:ilvl="3" w:tplc="A26A660C">
-      <w:numFmt w:val="decimal"/>
-      <w:lvlText w:val=""/>
-      <w:lvlJc w:val="left"/>
-    </w:lvl>
-    <w:lvl w:ilvl="4" w:tplc="78CA49E2">
-      <w:numFmt w:val="decimal"/>
-      <w:lvlText w:val=""/>
-      <w:lvlJc w:val="left"/>
-    </w:lvl>
-    <w:lvl w:ilvl="5" w:tplc="D84ED840">
-      <w:numFmt w:val="decimal"/>
-      <w:lvlText w:val=""/>
-      <w:lvlJc w:val="left"/>
-    </w:lvl>
-    <w:lvl w:ilvl="6" w:tplc="9C4CA0DE">
-      <w:numFmt w:val="decimal"/>
-      <w:lvlText w:val=""/>
-      <w:lvlJc w:val="left"/>
-    </w:lvl>
-    <w:lvl w:ilvl="7" w:tplc="D1428B46">
-      <w:numFmt w:val="decimal"/>
-      <w:lvlText w:val=""/>
-      <w:lvlJc w:val="left"/>
-    </w:lvl>
-    <w:lvl w:ilvl="8" w:tplc="92041E74">
-      <w:numFmt w:val="decimal"/>
-      <w:lvlText w:val=""/>
-      <w:lvlJc w:val="left"/>
-    </w:lvl>
-  </w:abstractNum>
-  <w:abstractNum w:abstractNumId="45" w15:restartNumberingAfterBreak="0">
-    <w:nsid w:val="4FC209DF"/>
-    <w:multiLevelType w:val="hybridMultilevel"/>
-    <w:tmpl w:val="E1FC3ABE"/>
-    <w:lvl w:ilvl="0" w:tplc="EF4A688A">
-      <w:start w:val="1"/>
-      <w:numFmt w:val="bullet"/>
-      <w:lvlText w:val="•"/>
-      <w:lvlJc w:val="left"/>
-      <w:pPr>
-        <w:ind w:left="720" w:hanging="360"/>
-      </w:pPr>
-    </w:lvl>
-    <w:lvl w:ilvl="1" w:tplc="FEA6AE2E">
-      <w:numFmt w:val="decimal"/>
-      <w:lvlText w:val=""/>
-      <w:lvlJc w:val="left"/>
-    </w:lvl>
-    <w:lvl w:ilvl="2" w:tplc="8A3E1222">
-      <w:numFmt w:val="decimal"/>
-      <w:lvlText w:val=""/>
-      <w:lvlJc w:val="left"/>
-    </w:lvl>
-    <w:lvl w:ilvl="3" w:tplc="F072F3B8">
-      <w:numFmt w:val="decimal"/>
-      <w:lvlText w:val=""/>
-      <w:lvlJc w:val="left"/>
-    </w:lvl>
-    <w:lvl w:ilvl="4" w:tplc="666A6A04">
-      <w:numFmt w:val="decimal"/>
-      <w:lvlText w:val=""/>
-      <w:lvlJc w:val="left"/>
-    </w:lvl>
-    <w:lvl w:ilvl="5" w:tplc="B3CAF6BA">
-      <w:numFmt w:val="decimal"/>
-      <w:lvlText w:val=""/>
-      <w:lvlJc w:val="left"/>
-    </w:lvl>
-    <w:lvl w:ilvl="6" w:tplc="09DCB810">
-      <w:numFmt w:val="decimal"/>
-      <w:lvlText w:val=""/>
-      <w:lvlJc w:val="left"/>
-    </w:lvl>
-    <w:lvl w:ilvl="7" w:tplc="B9044C7E">
-      <w:numFmt w:val="decimal"/>
-      <w:lvlText w:val=""/>
-      <w:lvlJc w:val="left"/>
-    </w:lvl>
-    <w:lvl w:ilvl="8" w:tplc="E8E09252">
-      <w:numFmt w:val="decimal"/>
-      <w:lvlText w:val=""/>
-      <w:lvlJc w:val="left"/>
-    </w:lvl>
-  </w:abstractNum>
-  <w:abstractNum w:abstractNumId="46" w15:restartNumberingAfterBreak="0">
-    <w:nsid w:val="502B5055"/>
-    <w:multiLevelType w:val="hybridMultilevel"/>
-    <w:tmpl w:val="3A1A4EE6"/>
-    <w:lvl w:ilvl="0" w:tplc="5DF853F0">
-      <w:start w:val="1"/>
-      <w:numFmt w:val="bullet"/>
-      <w:lvlText w:val="•"/>
-      <w:lvlJc w:val="left"/>
-      <w:pPr>
-        <w:ind w:left="720" w:hanging="360"/>
-      </w:pPr>
-    </w:lvl>
-    <w:lvl w:ilvl="1" w:tplc="A2923898">
-      <w:numFmt w:val="decimal"/>
-      <w:lvlText w:val=""/>
-      <w:lvlJc w:val="left"/>
-    </w:lvl>
-    <w:lvl w:ilvl="2" w:tplc="AE1ABDE6">
-      <w:numFmt w:val="decimal"/>
-      <w:lvlText w:val=""/>
-      <w:lvlJc w:val="left"/>
-    </w:lvl>
-    <w:lvl w:ilvl="3" w:tplc="BD6C58E6">
-      <w:numFmt w:val="decimal"/>
-      <w:lvlText w:val=""/>
-      <w:lvlJc w:val="left"/>
-    </w:lvl>
-    <w:lvl w:ilvl="4" w:tplc="0AC6B8E0">
-      <w:numFmt w:val="decimal"/>
-      <w:lvlText w:val=""/>
-      <w:lvlJc w:val="left"/>
-    </w:lvl>
-    <w:lvl w:ilvl="5" w:tplc="D85E46B8">
-      <w:numFmt w:val="decimal"/>
-      <w:lvlText w:val=""/>
-      <w:lvlJc w:val="left"/>
-    </w:lvl>
-    <w:lvl w:ilvl="6" w:tplc="655ABFA6">
-      <w:numFmt w:val="decimal"/>
-      <w:lvlText w:val=""/>
-      <w:lvlJc w:val="left"/>
-    </w:lvl>
-    <w:lvl w:ilvl="7" w:tplc="E39A39A4">
-      <w:numFmt w:val="decimal"/>
-      <w:lvlText w:val=""/>
-      <w:lvlJc w:val="left"/>
-    </w:lvl>
-    <w:lvl w:ilvl="8" w:tplc="A0DEE7E4">
-      <w:numFmt w:val="decimal"/>
-      <w:lvlText w:val=""/>
-      <w:lvlJc w:val="left"/>
-    </w:lvl>
-  </w:abstractNum>
-  <w:abstractNum w:abstractNumId="47" w15:restartNumberingAfterBreak="0">
-    <w:nsid w:val="52D73DA8"/>
-    <w:multiLevelType w:val="hybridMultilevel"/>
-    <w:tmpl w:val="0AB0750A"/>
-    <w:lvl w:ilvl="0" w:tplc="83AAB500">
-      <w:start w:val="1"/>
-      <w:numFmt w:val="bullet"/>
-      <w:lvlText w:val="•"/>
-      <w:lvlJc w:val="left"/>
-      <w:pPr>
-        <w:ind w:left="720" w:hanging="360"/>
-      </w:pPr>
-    </w:lvl>
-    <w:lvl w:ilvl="1" w:tplc="6AE2D3AC">
-      <w:numFmt w:val="decimal"/>
-      <w:lvlText w:val=""/>
-      <w:lvlJc w:val="left"/>
-    </w:lvl>
-    <w:lvl w:ilvl="2" w:tplc="EEB8AB9C">
-      <w:numFmt w:val="decimal"/>
-      <w:lvlText w:val=""/>
-      <w:lvlJc w:val="left"/>
-    </w:lvl>
-    <w:lvl w:ilvl="3" w:tplc="0422DDC6">
-      <w:numFmt w:val="decimal"/>
-      <w:lvlText w:val=""/>
-      <w:lvlJc w:val="left"/>
-    </w:lvl>
-    <w:lvl w:ilvl="4" w:tplc="B272397C">
-      <w:numFmt w:val="decimal"/>
-      <w:lvlText w:val=""/>
-      <w:lvlJc w:val="left"/>
-    </w:lvl>
-    <w:lvl w:ilvl="5" w:tplc="B970B380">
-      <w:numFmt w:val="decimal"/>
-      <w:lvlText w:val=""/>
-      <w:lvlJc w:val="left"/>
-    </w:lvl>
-    <w:lvl w:ilvl="6" w:tplc="C3260F4E">
-      <w:numFmt w:val="decimal"/>
-      <w:lvlText w:val=""/>
-      <w:lvlJc w:val="left"/>
-    </w:lvl>
-    <w:lvl w:ilvl="7" w:tplc="66EAA8DE">
-      <w:numFmt w:val="decimal"/>
-      <w:lvlText w:val=""/>
-      <w:lvlJc w:val="left"/>
-    </w:lvl>
-    <w:lvl w:ilvl="8" w:tplc="D05CED32">
-      <w:numFmt w:val="decimal"/>
-      <w:lvlText w:val=""/>
-      <w:lvlJc w:val="left"/>
-    </w:lvl>
-  </w:abstractNum>
-  <w:abstractNum w:abstractNumId="48" w15:restartNumberingAfterBreak="0">
-    <w:nsid w:val="53C15FE3"/>
-    <w:multiLevelType w:val="hybridMultilevel"/>
-    <w:tmpl w:val="92CACC00"/>
-    <w:lvl w:ilvl="0" w:tplc="A4328FCA">
-      <w:start w:val="1"/>
-      <w:numFmt w:val="bullet"/>
-      <w:lvlText w:val="•"/>
-      <w:lvlJc w:val="left"/>
-      <w:pPr>
-        <w:ind w:left="720" w:hanging="360"/>
-      </w:pPr>
-    </w:lvl>
-    <w:lvl w:ilvl="1" w:tplc="B13A9D98">
-      <w:numFmt w:val="decimal"/>
-      <w:lvlText w:val=""/>
-      <w:lvlJc w:val="left"/>
-    </w:lvl>
-    <w:lvl w:ilvl="2" w:tplc="74A8D7AC">
-      <w:numFmt w:val="decimal"/>
-      <w:lvlText w:val=""/>
-      <w:lvlJc w:val="left"/>
-    </w:lvl>
-    <w:lvl w:ilvl="3" w:tplc="998E44D0">
-      <w:numFmt w:val="decimal"/>
-      <w:lvlText w:val=""/>
-      <w:lvlJc w:val="left"/>
-    </w:lvl>
-    <w:lvl w:ilvl="4" w:tplc="4B88F658">
-      <w:numFmt w:val="decimal"/>
-      <w:lvlText w:val=""/>
-      <w:lvlJc w:val="left"/>
-    </w:lvl>
-    <w:lvl w:ilvl="5" w:tplc="4CEC714C">
-      <w:numFmt w:val="decimal"/>
-      <w:lvlText w:val=""/>
-      <w:lvlJc w:val="left"/>
-    </w:lvl>
-    <w:lvl w:ilvl="6" w:tplc="07024DA4">
-      <w:numFmt w:val="decimal"/>
-      <w:lvlText w:val=""/>
-      <w:lvlJc w:val="left"/>
-    </w:lvl>
-    <w:lvl w:ilvl="7" w:tplc="F726295E">
-      <w:numFmt w:val="decimal"/>
-      <w:lvlText w:val=""/>
-      <w:lvlJc w:val="left"/>
-    </w:lvl>
-    <w:lvl w:ilvl="8" w:tplc="654CB144">
-      <w:numFmt w:val="decimal"/>
-      <w:lvlText w:val=""/>
-      <w:lvlJc w:val="left"/>
-    </w:lvl>
-  </w:abstractNum>
-  <w:abstractNum w:abstractNumId="49" w15:restartNumberingAfterBreak="0">
-    <w:nsid w:val="553F25C3"/>
-    <w:multiLevelType w:val="hybridMultilevel"/>
-    <w:tmpl w:val="BC9AEF78"/>
-    <w:lvl w:ilvl="0" w:tplc="6E4E28BE">
-      <w:start w:val="1"/>
-      <w:numFmt w:val="bullet"/>
-      <w:lvlText w:val="•"/>
-      <w:lvlJc w:val="left"/>
-      <w:pPr>
-        <w:ind w:left="720" w:hanging="360"/>
-      </w:pPr>
-    </w:lvl>
-    <w:lvl w:ilvl="1" w:tplc="8528D70A">
-      <w:numFmt w:val="decimal"/>
-      <w:lvlText w:val=""/>
-      <w:lvlJc w:val="left"/>
-    </w:lvl>
-    <w:lvl w:ilvl="2" w:tplc="2A22B550">
-      <w:numFmt w:val="decimal"/>
-      <w:lvlText w:val=""/>
-      <w:lvlJc w:val="left"/>
-    </w:lvl>
-    <w:lvl w:ilvl="3" w:tplc="6E763090">
-      <w:numFmt w:val="decimal"/>
-      <w:lvlText w:val=""/>
-      <w:lvlJc w:val="left"/>
-    </w:lvl>
-    <w:lvl w:ilvl="4" w:tplc="8D64B77E">
-      <w:numFmt w:val="decimal"/>
-      <w:lvlText w:val=""/>
-      <w:lvlJc w:val="left"/>
-    </w:lvl>
-    <w:lvl w:ilvl="5" w:tplc="DE16A52C">
-      <w:numFmt w:val="decimal"/>
-      <w:lvlText w:val=""/>
-      <w:lvlJc w:val="left"/>
-    </w:lvl>
-    <w:lvl w:ilvl="6" w:tplc="204C85C2">
-      <w:numFmt w:val="decimal"/>
-      <w:lvlText w:val=""/>
-      <w:lvlJc w:val="left"/>
-    </w:lvl>
-    <w:lvl w:ilvl="7" w:tplc="C7049762">
-      <w:numFmt w:val="decimal"/>
-      <w:lvlText w:val=""/>
-      <w:lvlJc w:val="left"/>
-    </w:lvl>
-    <w:lvl w:ilvl="8" w:tplc="2D546624">
-      <w:numFmt w:val="decimal"/>
-      <w:lvlText w:val=""/>
-      <w:lvlJc w:val="left"/>
-    </w:lvl>
-  </w:abstractNum>
-  <w:abstractNum w:abstractNumId="50" w15:restartNumberingAfterBreak="0">
-    <w:nsid w:val="56793985"/>
-    <w:multiLevelType w:val="hybridMultilevel"/>
-    <w:tmpl w:val="A8DC973A"/>
-    <w:lvl w:ilvl="0" w:tplc="2C02C3BC">
-      <w:start w:val="1"/>
-      <w:numFmt w:val="decimal"/>
-      <w:lvlText w:val="%1."/>
-      <w:lvlJc w:val="left"/>
-      <w:pPr>
-        <w:ind w:left="720" w:hanging="360"/>
-      </w:pPr>
-    </w:lvl>
-    <w:lvl w:ilvl="1" w:tplc="90069D06">
-      <w:numFmt w:val="decimal"/>
-      <w:lvlText w:val=""/>
-      <w:lvlJc w:val="left"/>
-    </w:lvl>
-    <w:lvl w:ilvl="2" w:tplc="9C96CB62">
-      <w:numFmt w:val="decimal"/>
-      <w:lvlText w:val=""/>
-      <w:lvlJc w:val="left"/>
-    </w:lvl>
-    <w:lvl w:ilvl="3" w:tplc="F6DE32E2">
-      <w:numFmt w:val="decimal"/>
-      <w:lvlText w:val=""/>
-      <w:lvlJc w:val="left"/>
-    </w:lvl>
-    <w:lvl w:ilvl="4" w:tplc="7168315C">
-      <w:numFmt w:val="decimal"/>
-      <w:lvlText w:val=""/>
-      <w:lvlJc w:val="left"/>
-    </w:lvl>
-    <w:lvl w:ilvl="5" w:tplc="EEFA9B0A">
-      <w:numFmt w:val="decimal"/>
-      <w:lvlText w:val=""/>
-      <w:lvlJc w:val="left"/>
-    </w:lvl>
-    <w:lvl w:ilvl="6" w:tplc="5316F96E">
-      <w:numFmt w:val="decimal"/>
-      <w:lvlText w:val=""/>
-      <w:lvlJc w:val="left"/>
-    </w:lvl>
-    <w:lvl w:ilvl="7" w:tplc="8AAEBEB4">
-      <w:numFmt w:val="decimal"/>
-      <w:lvlText w:val=""/>
-      <w:lvlJc w:val="left"/>
-    </w:lvl>
-    <w:lvl w:ilvl="8" w:tplc="74788942">
-      <w:numFmt w:val="decimal"/>
-      <w:lvlText w:val=""/>
-      <w:lvlJc w:val="left"/>
-    </w:lvl>
-  </w:abstractNum>
-  <w:abstractNum w:abstractNumId="51" w15:restartNumberingAfterBreak="0">
-    <w:nsid w:val="58BC779B"/>
-    <w:multiLevelType w:val="hybridMultilevel"/>
-    <w:tmpl w:val="AB263DB2"/>
-    <w:lvl w:ilvl="0" w:tplc="5FC20A5A">
-      <w:start w:val="1"/>
-      <w:numFmt w:val="decimal"/>
-      <w:lvlText w:val="%1."/>
-      <w:lvlJc w:val="left"/>
-      <w:pPr>
-        <w:ind w:left="720" w:hanging="360"/>
-      </w:pPr>
-    </w:lvl>
-    <w:lvl w:ilvl="1" w:tplc="604E24EA">
-      <w:numFmt w:val="decimal"/>
-      <w:lvlText w:val=""/>
-      <w:lvlJc w:val="left"/>
-    </w:lvl>
-    <w:lvl w:ilvl="2" w:tplc="A5A09264">
-      <w:numFmt w:val="decimal"/>
-      <w:lvlText w:val=""/>
-      <w:lvlJc w:val="left"/>
-    </w:lvl>
-    <w:lvl w:ilvl="3" w:tplc="948EA858">
-      <w:numFmt w:val="decimal"/>
-      <w:lvlText w:val=""/>
-      <w:lvlJc w:val="left"/>
-    </w:lvl>
-    <w:lvl w:ilvl="4" w:tplc="DD6863E2">
-      <w:numFmt w:val="decimal"/>
-      <w:lvlText w:val=""/>
-      <w:lvlJc w:val="left"/>
-    </w:lvl>
-    <w:lvl w:ilvl="5" w:tplc="48AECE8E">
-      <w:numFmt w:val="decimal"/>
-      <w:lvlText w:val=""/>
-      <w:lvlJc w:val="left"/>
-    </w:lvl>
-    <w:lvl w:ilvl="6" w:tplc="BFB61CE0">
-      <w:numFmt w:val="decimal"/>
-      <w:lvlText w:val=""/>
-      <w:lvlJc w:val="left"/>
-    </w:lvl>
-    <w:lvl w:ilvl="7" w:tplc="114AA144">
-      <w:numFmt w:val="decimal"/>
-      <w:lvlText w:val=""/>
-      <w:lvlJc w:val="left"/>
-    </w:lvl>
-    <w:lvl w:ilvl="8" w:tplc="5D18BAB8">
-      <w:numFmt w:val="decimal"/>
-      <w:lvlText w:val=""/>
-      <w:lvlJc w:val="left"/>
-    </w:lvl>
-  </w:abstractNum>
-  <w:abstractNum w:abstractNumId="52" w15:restartNumberingAfterBreak="0">
-    <w:nsid w:val="59652F95"/>
-    <w:multiLevelType w:val="hybridMultilevel"/>
-    <w:tmpl w:val="646870B8"/>
-    <w:lvl w:ilvl="0" w:tplc="D1C624A6">
-      <w:start w:val="1"/>
-      <w:numFmt w:val="bullet"/>
-      <w:lvlText w:val="•"/>
-      <w:lvlJc w:val="left"/>
-      <w:pPr>
-        <w:ind w:left="720" w:hanging="360"/>
-      </w:pPr>
-    </w:lvl>
-    <w:lvl w:ilvl="1" w:tplc="59FA2722">
-      <w:numFmt w:val="decimal"/>
-      <w:lvlText w:val=""/>
-      <w:lvlJc w:val="left"/>
-    </w:lvl>
-    <w:lvl w:ilvl="2" w:tplc="9B3A747E">
-      <w:numFmt w:val="decimal"/>
-      <w:lvlText w:val=""/>
-      <w:lvlJc w:val="left"/>
-    </w:lvl>
-    <w:lvl w:ilvl="3" w:tplc="741E0F50">
-      <w:numFmt w:val="decimal"/>
-      <w:lvlText w:val=""/>
-      <w:lvlJc w:val="left"/>
-    </w:lvl>
-    <w:lvl w:ilvl="4" w:tplc="DBEA5566">
-      <w:numFmt w:val="decimal"/>
-      <w:lvlText w:val=""/>
-      <w:lvlJc w:val="left"/>
-    </w:lvl>
-    <w:lvl w:ilvl="5" w:tplc="7EF64528">
-      <w:numFmt w:val="decimal"/>
-      <w:lvlText w:val=""/>
-      <w:lvlJc w:val="left"/>
-    </w:lvl>
-    <w:lvl w:ilvl="6" w:tplc="72F4850A">
-      <w:numFmt w:val="decimal"/>
-      <w:lvlText w:val=""/>
-      <w:lvlJc w:val="left"/>
-    </w:lvl>
-    <w:lvl w:ilvl="7" w:tplc="50F8AFBE">
-      <w:numFmt w:val="decimal"/>
-      <w:lvlText w:val=""/>
-      <w:lvlJc w:val="left"/>
-    </w:lvl>
-    <w:lvl w:ilvl="8" w:tplc="A3FEE05C">
-      <w:numFmt w:val="decimal"/>
-      <w:lvlText w:val=""/>
-      <w:lvlJc w:val="left"/>
-    </w:lvl>
-  </w:abstractNum>
-  <w:abstractNum w:abstractNumId="53" w15:restartNumberingAfterBreak="0">
-    <w:nsid w:val="5C6B35A6"/>
-    <w:multiLevelType w:val="hybridMultilevel"/>
-    <w:tmpl w:val="B606793E"/>
-    <w:lvl w:ilvl="0" w:tplc="E5A45E28">
-      <w:start w:val="1"/>
-      <w:numFmt w:val="bullet"/>
-      <w:lvlText w:val="•"/>
-      <w:lvlJc w:val="left"/>
-      <w:pPr>
-        <w:ind w:left="720" w:hanging="360"/>
-      </w:pPr>
-    </w:lvl>
-    <w:lvl w:ilvl="1" w:tplc="8EBC4C3A">
-      <w:numFmt w:val="decimal"/>
-      <w:lvlText w:val=""/>
-      <w:lvlJc w:val="left"/>
-    </w:lvl>
-    <w:lvl w:ilvl="2" w:tplc="9B489D2C">
-      <w:numFmt w:val="decimal"/>
-      <w:lvlText w:val=""/>
-      <w:lvlJc w:val="left"/>
-    </w:lvl>
-    <w:lvl w:ilvl="3" w:tplc="45727B80">
-      <w:numFmt w:val="decimal"/>
-      <w:lvlText w:val=""/>
-      <w:lvlJc w:val="left"/>
-    </w:lvl>
-    <w:lvl w:ilvl="4" w:tplc="73F4B5DA">
-      <w:numFmt w:val="decimal"/>
-      <w:lvlText w:val=""/>
-      <w:lvlJc w:val="left"/>
-    </w:lvl>
-    <w:lvl w:ilvl="5" w:tplc="1628757E">
-      <w:numFmt w:val="decimal"/>
-      <w:lvlText w:val=""/>
-      <w:lvlJc w:val="left"/>
-    </w:lvl>
-    <w:lvl w:ilvl="6" w:tplc="D9F2985C">
-      <w:numFmt w:val="decimal"/>
-      <w:lvlText w:val=""/>
-      <w:lvlJc w:val="left"/>
-    </w:lvl>
-    <w:lvl w:ilvl="7" w:tplc="8F96D2A4">
-      <w:numFmt w:val="decimal"/>
-      <w:lvlText w:val=""/>
-      <w:lvlJc w:val="left"/>
-    </w:lvl>
-    <w:lvl w:ilvl="8" w:tplc="9120F94A">
-      <w:numFmt w:val="decimal"/>
-      <w:lvlText w:val=""/>
-      <w:lvlJc w:val="left"/>
-    </w:lvl>
-  </w:abstractNum>
-  <w:abstractNum w:abstractNumId="54" w15:restartNumberingAfterBreak="0">
-    <w:nsid w:val="5CA318C1"/>
-    <w:multiLevelType w:val="hybridMultilevel"/>
-    <w:tmpl w:val="D988EC26"/>
-    <w:lvl w:ilvl="0" w:tplc="01AA3860">
-      <w:start w:val="1"/>
-      <w:numFmt w:val="bullet"/>
-      <w:lvlText w:val="•"/>
-      <w:lvlJc w:val="left"/>
-      <w:pPr>
-        <w:ind w:left="720" w:hanging="360"/>
-      </w:pPr>
-    </w:lvl>
-    <w:lvl w:ilvl="1" w:tplc="149ADC1A">
-      <w:numFmt w:val="decimal"/>
-      <w:lvlText w:val=""/>
-      <w:lvlJc w:val="left"/>
-    </w:lvl>
-    <w:lvl w:ilvl="2" w:tplc="535C50C4">
-      <w:numFmt w:val="decimal"/>
-      <w:lvlText w:val=""/>
-      <w:lvlJc w:val="left"/>
-    </w:lvl>
-    <w:lvl w:ilvl="3" w:tplc="F536A3C2">
-      <w:numFmt w:val="decimal"/>
-      <w:lvlText w:val=""/>
-      <w:lvlJc w:val="left"/>
-    </w:lvl>
-    <w:lvl w:ilvl="4" w:tplc="F9E80150">
-      <w:numFmt w:val="decimal"/>
-      <w:lvlText w:val=""/>
-      <w:lvlJc w:val="left"/>
-    </w:lvl>
-    <w:lvl w:ilvl="5" w:tplc="C5829C3A">
-      <w:numFmt w:val="decimal"/>
-      <w:lvlText w:val=""/>
-      <w:lvlJc w:val="left"/>
-    </w:lvl>
-    <w:lvl w:ilvl="6" w:tplc="DF7637A0">
-      <w:numFmt w:val="decimal"/>
-      <w:lvlText w:val=""/>
-      <w:lvlJc w:val="left"/>
-    </w:lvl>
-    <w:lvl w:ilvl="7" w:tplc="596266EE">
-      <w:numFmt w:val="decimal"/>
-      <w:lvlText w:val=""/>
-      <w:lvlJc w:val="left"/>
-    </w:lvl>
-    <w:lvl w:ilvl="8" w:tplc="49AA87A0">
-      <w:numFmt w:val="decimal"/>
-      <w:lvlText w:val=""/>
-      <w:lvlJc w:val="left"/>
-    </w:lvl>
-  </w:abstractNum>
-  <w:abstractNum w:abstractNumId="55" w15:restartNumberingAfterBreak="0">
-    <w:nsid w:val="5D1E0674"/>
-    <w:multiLevelType w:val="hybridMultilevel"/>
-    <w:tmpl w:val="7C16B9AE"/>
-    <w:lvl w:ilvl="0" w:tplc="EFC2AA1A">
-      <w:start w:val="1"/>
-      <w:numFmt w:val="bullet"/>
-      <w:lvlText w:val="•"/>
-      <w:lvlJc w:val="left"/>
-      <w:pPr>
-        <w:ind w:left="720" w:hanging="360"/>
-      </w:pPr>
-    </w:lvl>
-    <w:lvl w:ilvl="1" w:tplc="4EFC7DF0">
-      <w:numFmt w:val="decimal"/>
-      <w:lvlText w:val=""/>
-      <w:lvlJc w:val="left"/>
-    </w:lvl>
-    <w:lvl w:ilvl="2" w:tplc="EC2AC632">
-      <w:numFmt w:val="decimal"/>
-      <w:lvlText w:val=""/>
-      <w:lvlJc w:val="left"/>
-    </w:lvl>
-    <w:lvl w:ilvl="3" w:tplc="FA08977C">
-      <w:numFmt w:val="decimal"/>
-      <w:lvlText w:val=""/>
-      <w:lvlJc w:val="left"/>
-    </w:lvl>
-    <w:lvl w:ilvl="4" w:tplc="024C583C">
-      <w:numFmt w:val="decimal"/>
-      <w:lvlText w:val=""/>
-      <w:lvlJc w:val="left"/>
-    </w:lvl>
-    <w:lvl w:ilvl="5" w:tplc="4A4CD7F8">
-      <w:numFmt w:val="decimal"/>
-      <w:lvlText w:val=""/>
-      <w:lvlJc w:val="left"/>
-    </w:lvl>
-    <w:lvl w:ilvl="6" w:tplc="ED14BE5A">
-      <w:numFmt w:val="decimal"/>
-      <w:lvlText w:val=""/>
-      <w:lvlJc w:val="left"/>
-    </w:lvl>
-    <w:lvl w:ilvl="7" w:tplc="F7EC9D8E">
-      <w:numFmt w:val="decimal"/>
-      <w:lvlText w:val=""/>
-      <w:lvlJc w:val="left"/>
-    </w:lvl>
-    <w:lvl w:ilvl="8" w:tplc="FD94A7BC">
-      <w:numFmt w:val="decimal"/>
-      <w:lvlText w:val=""/>
-      <w:lvlJc w:val="left"/>
-    </w:lvl>
-  </w:abstractNum>
-  <w:abstractNum w:abstractNumId="56" w15:restartNumberingAfterBreak="0">
-    <w:nsid w:val="5F13199D"/>
-    <w:multiLevelType w:val="hybridMultilevel"/>
-    <w:tmpl w:val="8D5A3AD0"/>
-    <w:lvl w:ilvl="0" w:tplc="916EA064">
-      <w:start w:val="1"/>
-      <w:numFmt w:val="bullet"/>
-      <w:lvlText w:val="•"/>
-      <w:lvlJc w:val="left"/>
-      <w:pPr>
-        <w:ind w:left="720" w:hanging="360"/>
-      </w:pPr>
-    </w:lvl>
-    <w:lvl w:ilvl="1" w:tplc="93B86932">
-      <w:numFmt w:val="decimal"/>
-      <w:lvlText w:val=""/>
-      <w:lvlJc w:val="left"/>
-    </w:lvl>
-    <w:lvl w:ilvl="2" w:tplc="0D98DA24">
-      <w:numFmt w:val="decimal"/>
-      <w:lvlText w:val=""/>
-      <w:lvlJc w:val="left"/>
-    </w:lvl>
-    <w:lvl w:ilvl="3" w:tplc="34028C1E">
-      <w:numFmt w:val="decimal"/>
-      <w:lvlText w:val=""/>
-      <w:lvlJc w:val="left"/>
-    </w:lvl>
-    <w:lvl w:ilvl="4" w:tplc="EEE2163A">
-      <w:numFmt w:val="decimal"/>
-      <w:lvlText w:val=""/>
-      <w:lvlJc w:val="left"/>
-    </w:lvl>
-    <w:lvl w:ilvl="5" w:tplc="FC5AA4A4">
-      <w:numFmt w:val="decimal"/>
-      <w:lvlText w:val=""/>
-      <w:lvlJc w:val="left"/>
-    </w:lvl>
-    <w:lvl w:ilvl="6" w:tplc="ADBEDD6A">
-      <w:numFmt w:val="decimal"/>
-      <w:lvlText w:val=""/>
-      <w:lvlJc w:val="left"/>
-    </w:lvl>
-    <w:lvl w:ilvl="7" w:tplc="BD388F18">
-      <w:numFmt w:val="decimal"/>
-      <w:lvlText w:val=""/>
-      <w:lvlJc w:val="left"/>
-    </w:lvl>
-    <w:lvl w:ilvl="8" w:tplc="194CDB62">
-      <w:numFmt w:val="decimal"/>
-      <w:lvlText w:val=""/>
-      <w:lvlJc w:val="left"/>
-    </w:lvl>
-  </w:abstractNum>
-  <w:abstractNum w:abstractNumId="57" w15:restartNumberingAfterBreak="0">
-    <w:nsid w:val="651D4597"/>
-    <w:multiLevelType w:val="hybridMultilevel"/>
-    <w:tmpl w:val="CF766C16"/>
-    <w:lvl w:ilvl="0" w:tplc="0F78C0BE">
-      <w:start w:val="1"/>
-      <w:numFmt w:val="decimal"/>
-      <w:lvlText w:val="%1."/>
-      <w:lvlJc w:val="left"/>
-      <w:pPr>
-        <w:ind w:left="720" w:hanging="360"/>
-      </w:pPr>
-    </w:lvl>
-    <w:lvl w:ilvl="1" w:tplc="E3503452">
-      <w:numFmt w:val="decimal"/>
-      <w:lvlText w:val=""/>
-      <w:lvlJc w:val="left"/>
-    </w:lvl>
-    <w:lvl w:ilvl="2" w:tplc="9DA06DFE">
-      <w:numFmt w:val="decimal"/>
-      <w:lvlText w:val=""/>
-      <w:lvlJc w:val="left"/>
-    </w:lvl>
-    <w:lvl w:ilvl="3" w:tplc="44ACDD98">
-      <w:numFmt w:val="decimal"/>
-      <w:lvlText w:val=""/>
-      <w:lvlJc w:val="left"/>
-    </w:lvl>
-    <w:lvl w:ilvl="4" w:tplc="9A54EFA2">
-      <w:numFmt w:val="decimal"/>
-      <w:lvlText w:val=""/>
-      <w:lvlJc w:val="left"/>
-    </w:lvl>
-    <w:lvl w:ilvl="5" w:tplc="BA08612E">
-      <w:numFmt w:val="decimal"/>
-      <w:lvlText w:val=""/>
-      <w:lvlJc w:val="left"/>
-    </w:lvl>
-    <w:lvl w:ilvl="6" w:tplc="C1569046">
-      <w:numFmt w:val="decimal"/>
-      <w:lvlText w:val=""/>
-      <w:lvlJc w:val="left"/>
-    </w:lvl>
-    <w:lvl w:ilvl="7" w:tplc="38EE7086">
-      <w:numFmt w:val="decimal"/>
-      <w:lvlText w:val=""/>
-      <w:lvlJc w:val="left"/>
-    </w:lvl>
-    <w:lvl w:ilvl="8" w:tplc="4B6830D4">
-      <w:numFmt w:val="decimal"/>
-      <w:lvlText w:val=""/>
-      <w:lvlJc w:val="left"/>
-    </w:lvl>
-  </w:abstractNum>
-  <w:abstractNum w:abstractNumId="58" w15:restartNumberingAfterBreak="0">
-    <w:nsid w:val="65C46F72"/>
-    <w:multiLevelType w:val="hybridMultilevel"/>
-    <w:tmpl w:val="6CEE7254"/>
-    <w:lvl w:ilvl="0" w:tplc="93C225CC">
-      <w:start w:val="1"/>
-      <w:numFmt w:val="bullet"/>
-      <w:lvlText w:val="•"/>
-      <w:lvlJc w:val="left"/>
-      <w:pPr>
-        <w:ind w:left="720" w:hanging="360"/>
-      </w:pPr>
-    </w:lvl>
-    <w:lvl w:ilvl="1" w:tplc="4D541DC6">
-      <w:numFmt w:val="decimal"/>
-      <w:lvlText w:val=""/>
-      <w:lvlJc w:val="left"/>
-    </w:lvl>
-    <w:lvl w:ilvl="2" w:tplc="96827C52">
-      <w:numFmt w:val="decimal"/>
-      <w:lvlText w:val=""/>
-      <w:lvlJc w:val="left"/>
-    </w:lvl>
-    <w:lvl w:ilvl="3" w:tplc="CC78D21E">
-      <w:numFmt w:val="decimal"/>
-      <w:lvlText w:val=""/>
-      <w:lvlJc w:val="left"/>
-    </w:lvl>
-    <w:lvl w:ilvl="4" w:tplc="6CD45F20">
-      <w:numFmt w:val="decimal"/>
-      <w:lvlText w:val=""/>
-      <w:lvlJc w:val="left"/>
-    </w:lvl>
-    <w:lvl w:ilvl="5" w:tplc="E81E611C">
-      <w:numFmt w:val="decimal"/>
-      <w:lvlText w:val=""/>
-      <w:lvlJc w:val="left"/>
-    </w:lvl>
-    <w:lvl w:ilvl="6" w:tplc="D51886C4">
-      <w:numFmt w:val="decimal"/>
-      <w:lvlText w:val=""/>
-      <w:lvlJc w:val="left"/>
-    </w:lvl>
-    <w:lvl w:ilvl="7" w:tplc="83B66E48">
-      <w:numFmt w:val="decimal"/>
-      <w:lvlText w:val=""/>
-      <w:lvlJc w:val="left"/>
-    </w:lvl>
-    <w:lvl w:ilvl="8" w:tplc="530092D0">
-      <w:numFmt w:val="decimal"/>
-      <w:lvlText w:val=""/>
-      <w:lvlJc w:val="left"/>
-    </w:lvl>
-  </w:abstractNum>
-  <w:abstractNum w:abstractNumId="59" w15:restartNumberingAfterBreak="0">
-    <w:nsid w:val="6C0B354B"/>
-    <w:multiLevelType w:val="hybridMultilevel"/>
-    <w:tmpl w:val="5B8ECCC0"/>
-    <w:lvl w:ilvl="0" w:tplc="66BC9AB8">
-      <w:start w:val="1"/>
-      <w:numFmt w:val="bullet"/>
-      <w:lvlText w:val="•"/>
-      <w:lvlJc w:val="left"/>
-      <w:pPr>
-        <w:ind w:left="720" w:hanging="360"/>
-      </w:pPr>
-    </w:lvl>
-    <w:lvl w:ilvl="1" w:tplc="1D9C36EC">
-      <w:numFmt w:val="decimal"/>
-      <w:lvlText w:val=""/>
-      <w:lvlJc w:val="left"/>
-    </w:lvl>
-    <w:lvl w:ilvl="2" w:tplc="44CEEA74">
-      <w:numFmt w:val="decimal"/>
-      <w:lvlText w:val=""/>
-      <w:lvlJc w:val="left"/>
-    </w:lvl>
-    <w:lvl w:ilvl="3" w:tplc="183ABC9E">
-      <w:numFmt w:val="decimal"/>
-      <w:lvlText w:val=""/>
-      <w:lvlJc w:val="left"/>
-    </w:lvl>
-    <w:lvl w:ilvl="4" w:tplc="6CE4D30C">
-      <w:numFmt w:val="decimal"/>
-      <w:lvlText w:val=""/>
-      <w:lvlJc w:val="left"/>
-    </w:lvl>
-    <w:lvl w:ilvl="5" w:tplc="EE70EEE2">
-      <w:numFmt w:val="decimal"/>
-      <w:lvlText w:val=""/>
-      <w:lvlJc w:val="left"/>
-    </w:lvl>
-    <w:lvl w:ilvl="6" w:tplc="E49E0240">
-      <w:numFmt w:val="decimal"/>
-      <w:lvlText w:val=""/>
-      <w:lvlJc w:val="left"/>
-    </w:lvl>
-    <w:lvl w:ilvl="7" w:tplc="BFF23E32">
-      <w:numFmt w:val="decimal"/>
-      <w:lvlText w:val=""/>
-      <w:lvlJc w:val="left"/>
-    </w:lvl>
-    <w:lvl w:ilvl="8" w:tplc="8C16D3F2">
-      <w:numFmt w:val="decimal"/>
-      <w:lvlText w:val=""/>
-      <w:lvlJc w:val="left"/>
-    </w:lvl>
-  </w:abstractNum>
-  <w:abstractNum w:abstractNumId="60" w15:restartNumberingAfterBreak="0">
-    <w:nsid w:val="6CD97D73"/>
-    <w:multiLevelType w:val="hybridMultilevel"/>
-    <w:tmpl w:val="05D40512"/>
-    <w:lvl w:ilvl="0" w:tplc="E6C6C3C6">
-      <w:start w:val="1"/>
-      <w:numFmt w:val="bullet"/>
-      <w:lvlText w:val="•"/>
-      <w:lvlJc w:val="left"/>
-      <w:pPr>
-        <w:ind w:left="720" w:hanging="360"/>
-      </w:pPr>
-    </w:lvl>
-    <w:lvl w:ilvl="1" w:tplc="220C8302">
-      <w:numFmt w:val="decimal"/>
-      <w:lvlText w:val=""/>
-      <w:lvlJc w:val="left"/>
-    </w:lvl>
-    <w:lvl w:ilvl="2" w:tplc="6026F58C">
-      <w:numFmt w:val="decimal"/>
-      <w:lvlText w:val=""/>
-      <w:lvlJc w:val="left"/>
-    </w:lvl>
-    <w:lvl w:ilvl="3" w:tplc="B0B6AF1A">
-      <w:numFmt w:val="decimal"/>
-      <w:lvlText w:val=""/>
-      <w:lvlJc w:val="left"/>
-    </w:lvl>
-    <w:lvl w:ilvl="4" w:tplc="FFE6C68E">
-      <w:numFmt w:val="decimal"/>
-      <w:lvlText w:val=""/>
-      <w:lvlJc w:val="left"/>
-    </w:lvl>
-    <w:lvl w:ilvl="5" w:tplc="A8C882F8">
-      <w:numFmt w:val="decimal"/>
-      <w:lvlText w:val=""/>
-      <w:lvlJc w:val="left"/>
-    </w:lvl>
-    <w:lvl w:ilvl="6" w:tplc="DC8EAF8C">
-      <w:numFmt w:val="decimal"/>
-      <w:lvlText w:val=""/>
-      <w:lvlJc w:val="left"/>
-    </w:lvl>
-    <w:lvl w:ilvl="7" w:tplc="323470AC">
-      <w:numFmt w:val="decimal"/>
-      <w:lvlText w:val=""/>
-      <w:lvlJc w:val="left"/>
-    </w:lvl>
-    <w:lvl w:ilvl="8" w:tplc="FB3E3AF4">
-      <w:numFmt w:val="decimal"/>
-      <w:lvlText w:val=""/>
-      <w:lvlJc w:val="left"/>
-    </w:lvl>
-  </w:abstractNum>
-  <w:abstractNum w:abstractNumId="61" w15:restartNumberingAfterBreak="0">
-    <w:nsid w:val="6E272D19"/>
-    <w:multiLevelType w:val="hybridMultilevel"/>
-    <w:tmpl w:val="C2E69D54"/>
-    <w:lvl w:ilvl="0" w:tplc="3C5CF0BC">
-      <w:start w:val="1"/>
-      <w:numFmt w:val="bullet"/>
-      <w:lvlText w:val="•"/>
-      <w:lvlJc w:val="left"/>
-      <w:pPr>
-        <w:ind w:left="720" w:hanging="360"/>
-      </w:pPr>
-    </w:lvl>
-    <w:lvl w:ilvl="1" w:tplc="02826F2E">
-      <w:numFmt w:val="decimal"/>
-      <w:lvlText w:val=""/>
-      <w:lvlJc w:val="left"/>
-    </w:lvl>
-    <w:lvl w:ilvl="2" w:tplc="93AE1784">
-      <w:numFmt w:val="decimal"/>
-      <w:lvlText w:val=""/>
-      <w:lvlJc w:val="left"/>
-    </w:lvl>
-    <w:lvl w:ilvl="3" w:tplc="8424F84E">
-      <w:numFmt w:val="decimal"/>
-      <w:lvlText w:val=""/>
-      <w:lvlJc w:val="left"/>
-    </w:lvl>
-    <w:lvl w:ilvl="4" w:tplc="7BC6C4D6">
-      <w:numFmt w:val="decimal"/>
-      <w:lvlText w:val=""/>
-      <w:lvlJc w:val="left"/>
-    </w:lvl>
-    <w:lvl w:ilvl="5" w:tplc="DFF0B950">
-      <w:numFmt w:val="decimal"/>
-      <w:lvlText w:val=""/>
-      <w:lvlJc w:val="left"/>
-    </w:lvl>
-    <w:lvl w:ilvl="6" w:tplc="C47A29B0">
-      <w:numFmt w:val="decimal"/>
-      <w:lvlText w:val=""/>
-      <w:lvlJc w:val="left"/>
-    </w:lvl>
-    <w:lvl w:ilvl="7" w:tplc="93861C9C">
-      <w:numFmt w:val="decimal"/>
-      <w:lvlText w:val=""/>
-      <w:lvlJc w:val="left"/>
-    </w:lvl>
-    <w:lvl w:ilvl="8" w:tplc="E48C88C2">
-      <w:numFmt w:val="decimal"/>
-      <w:lvlText w:val=""/>
-      <w:lvlJc w:val="left"/>
-    </w:lvl>
-  </w:abstractNum>
-  <w:abstractNum w:abstractNumId="62" w15:restartNumberingAfterBreak="0">
-    <w:nsid w:val="6F2475E2"/>
-    <w:multiLevelType w:val="hybridMultilevel"/>
-    <w:tmpl w:val="81F659AE"/>
-    <w:lvl w:ilvl="0" w:tplc="C49C2C62">
-      <w:start w:val="1"/>
-      <w:numFmt w:val="bullet"/>
-      <w:lvlText w:val="•"/>
-      <w:lvlJc w:val="left"/>
-      <w:pPr>
-        <w:ind w:left="720" w:hanging="360"/>
-      </w:pPr>
-    </w:lvl>
-    <w:lvl w:ilvl="1" w:tplc="18668778">
-      <w:numFmt w:val="decimal"/>
-      <w:lvlText w:val=""/>
-      <w:lvlJc w:val="left"/>
-    </w:lvl>
-    <w:lvl w:ilvl="2" w:tplc="887C6702">
-      <w:numFmt w:val="decimal"/>
-      <w:lvlText w:val=""/>
-      <w:lvlJc w:val="left"/>
-    </w:lvl>
-    <w:lvl w:ilvl="3" w:tplc="492A5EAE">
-      <w:numFmt w:val="decimal"/>
-      <w:lvlText w:val=""/>
-      <w:lvlJc w:val="left"/>
-    </w:lvl>
-    <w:lvl w:ilvl="4" w:tplc="8D36D846">
-      <w:numFmt w:val="decimal"/>
-      <w:lvlText w:val=""/>
-      <w:lvlJc w:val="left"/>
-    </w:lvl>
-    <w:lvl w:ilvl="5" w:tplc="A01034D6">
-      <w:numFmt w:val="decimal"/>
-      <w:lvlText w:val=""/>
-      <w:lvlJc w:val="left"/>
-    </w:lvl>
-    <w:lvl w:ilvl="6" w:tplc="6ADC0F22">
-      <w:numFmt w:val="decimal"/>
-      <w:lvlText w:val=""/>
-      <w:lvlJc w:val="left"/>
-    </w:lvl>
-    <w:lvl w:ilvl="7" w:tplc="D2549A46">
-      <w:numFmt w:val="decimal"/>
-      <w:lvlText w:val=""/>
-      <w:lvlJc w:val="left"/>
-    </w:lvl>
-    <w:lvl w:ilvl="8" w:tplc="E8C09A5A">
-      <w:numFmt w:val="decimal"/>
-      <w:lvlText w:val=""/>
-      <w:lvlJc w:val="left"/>
-    </w:lvl>
-  </w:abstractNum>
-  <w:abstractNum w:abstractNumId="63" w15:restartNumberingAfterBreak="0">
-    <w:nsid w:val="6F7B14CC"/>
-    <w:multiLevelType w:val="hybridMultilevel"/>
-    <w:tmpl w:val="0EE8239C"/>
-    <w:lvl w:ilvl="0" w:tplc="94BC7096">
-      <w:start w:val="1"/>
-      <w:numFmt w:val="bullet"/>
-      <w:lvlText w:val="•"/>
-      <w:lvlJc w:val="left"/>
-      <w:pPr>
-        <w:ind w:left="720" w:hanging="360"/>
-      </w:pPr>
-    </w:lvl>
-    <w:lvl w:ilvl="1" w:tplc="854C3FEA">
-      <w:numFmt w:val="decimal"/>
-      <w:lvlText w:val=""/>
-      <w:lvlJc w:val="left"/>
-    </w:lvl>
-    <w:lvl w:ilvl="2" w:tplc="4E2C81CE">
-      <w:numFmt w:val="decimal"/>
-      <w:lvlText w:val=""/>
-      <w:lvlJc w:val="left"/>
-    </w:lvl>
-    <w:lvl w:ilvl="3" w:tplc="1CEA9806">
-      <w:numFmt w:val="decimal"/>
-      <w:lvlText w:val=""/>
-      <w:lvlJc w:val="left"/>
-    </w:lvl>
-    <w:lvl w:ilvl="4" w:tplc="A74C94AE">
-      <w:numFmt w:val="decimal"/>
-      <w:lvlText w:val=""/>
-      <w:lvlJc w:val="left"/>
-    </w:lvl>
-    <w:lvl w:ilvl="5" w:tplc="64963D18">
-      <w:numFmt w:val="decimal"/>
-      <w:lvlText w:val=""/>
-      <w:lvlJc w:val="left"/>
-    </w:lvl>
-    <w:lvl w:ilvl="6" w:tplc="31366B2A">
-      <w:numFmt w:val="decimal"/>
-      <w:lvlText w:val=""/>
-      <w:lvlJc w:val="left"/>
-    </w:lvl>
-    <w:lvl w:ilvl="7" w:tplc="A4C0F95E">
-      <w:numFmt w:val="decimal"/>
-      <w:lvlText w:val=""/>
-      <w:lvlJc w:val="left"/>
-    </w:lvl>
-    <w:lvl w:ilvl="8" w:tplc="512EBE12">
-      <w:numFmt w:val="decimal"/>
-      <w:lvlText w:val=""/>
-      <w:lvlJc w:val="left"/>
-    </w:lvl>
-  </w:abstractNum>
-  <w:abstractNum w:abstractNumId="64" w15:restartNumberingAfterBreak="0">
-    <w:nsid w:val="716A3CD8"/>
-    <w:multiLevelType w:val="hybridMultilevel"/>
-    <w:tmpl w:val="BFB4D116"/>
-    <w:lvl w:ilvl="0" w:tplc="D08ADD6C">
-      <w:start w:val="1"/>
-      <w:numFmt w:val="decimal"/>
-      <w:lvlText w:val="%1."/>
-      <w:lvlJc w:val="left"/>
-      <w:pPr>
-        <w:ind w:left="720" w:hanging="360"/>
-      </w:pPr>
-    </w:lvl>
-    <w:lvl w:ilvl="1" w:tplc="2D740A5A">
-      <w:numFmt w:val="decimal"/>
-      <w:lvlText w:val=""/>
-      <w:lvlJc w:val="left"/>
-    </w:lvl>
-    <w:lvl w:ilvl="2" w:tplc="9830D8E8">
-      <w:numFmt w:val="decimal"/>
-      <w:lvlText w:val=""/>
-      <w:lvlJc w:val="left"/>
-    </w:lvl>
-    <w:lvl w:ilvl="3" w:tplc="E6587BE6">
-      <w:numFmt w:val="decimal"/>
-      <w:lvlText w:val=""/>
-      <w:lvlJc w:val="left"/>
-    </w:lvl>
-    <w:lvl w:ilvl="4" w:tplc="A8206A72">
-      <w:numFmt w:val="decimal"/>
-      <w:lvlText w:val=""/>
-      <w:lvlJc w:val="left"/>
-    </w:lvl>
-    <w:lvl w:ilvl="5" w:tplc="32F447BA">
-      <w:numFmt w:val="decimal"/>
-      <w:lvlText w:val=""/>
-      <w:lvlJc w:val="left"/>
-    </w:lvl>
-    <w:lvl w:ilvl="6" w:tplc="33BE7A30">
-      <w:numFmt w:val="decimal"/>
-      <w:lvlText w:val=""/>
-      <w:lvlJc w:val="left"/>
-    </w:lvl>
-    <w:lvl w:ilvl="7" w:tplc="0BE4ADB8">
-      <w:numFmt w:val="decimal"/>
-      <w:lvlText w:val=""/>
-      <w:lvlJc w:val="left"/>
-    </w:lvl>
-    <w:lvl w:ilvl="8" w:tplc="0D106F36">
-      <w:numFmt w:val="decimal"/>
-      <w:lvlText w:val=""/>
-      <w:lvlJc w:val="left"/>
-    </w:lvl>
-  </w:abstractNum>
-  <w:abstractNum w:abstractNumId="65" w15:restartNumberingAfterBreak="0">
-    <w:nsid w:val="72BE42F9"/>
-    <w:multiLevelType w:val="hybridMultilevel"/>
-    <w:tmpl w:val="09E8767C"/>
-    <w:lvl w:ilvl="0" w:tplc="D804A690">
-      <w:start w:val="1"/>
-      <w:numFmt w:val="bullet"/>
-      <w:lvlText w:val="•"/>
-      <w:lvlJc w:val="left"/>
-      <w:pPr>
-        <w:ind w:left="720" w:hanging="360"/>
-      </w:pPr>
-    </w:lvl>
-    <w:lvl w:ilvl="1" w:tplc="89ECADA2">
-      <w:numFmt w:val="decimal"/>
-      <w:lvlText w:val=""/>
-      <w:lvlJc w:val="left"/>
-    </w:lvl>
-    <w:lvl w:ilvl="2" w:tplc="8D22D77E">
-      <w:numFmt w:val="decimal"/>
-      <w:lvlText w:val=""/>
-      <w:lvlJc w:val="left"/>
-    </w:lvl>
-    <w:lvl w:ilvl="3" w:tplc="74A66F0C">
-      <w:numFmt w:val="decimal"/>
-      <w:lvlText w:val=""/>
-      <w:lvlJc w:val="left"/>
-    </w:lvl>
-    <w:lvl w:ilvl="4" w:tplc="90DCF2A2">
-      <w:numFmt w:val="decimal"/>
-      <w:lvlText w:val=""/>
-      <w:lvlJc w:val="left"/>
-    </w:lvl>
-    <w:lvl w:ilvl="5" w:tplc="F69208E4">
-      <w:numFmt w:val="decimal"/>
-      <w:lvlText w:val=""/>
-      <w:lvlJc w:val="left"/>
-    </w:lvl>
-    <w:lvl w:ilvl="6" w:tplc="7E0873AE">
-      <w:numFmt w:val="decimal"/>
-      <w:lvlText w:val=""/>
-      <w:lvlJc w:val="left"/>
-    </w:lvl>
-    <w:lvl w:ilvl="7" w:tplc="34F88A56">
-      <w:numFmt w:val="decimal"/>
-      <w:lvlText w:val=""/>
-      <w:lvlJc w:val="left"/>
-    </w:lvl>
-    <w:lvl w:ilvl="8" w:tplc="A7E236E4">
-      <w:numFmt w:val="decimal"/>
-      <w:lvlText w:val=""/>
-      <w:lvlJc w:val="left"/>
-    </w:lvl>
-  </w:abstractNum>
-  <w:abstractNum w:abstractNumId="66" w15:restartNumberingAfterBreak="0">
-    <w:nsid w:val="73526F91"/>
-    <w:multiLevelType w:val="hybridMultilevel"/>
-    <w:tmpl w:val="B1A0CB4A"/>
-    <w:lvl w:ilvl="0" w:tplc="4D8E9C78">
-      <w:start w:val="1"/>
-      <w:numFmt w:val="bullet"/>
-      <w:lvlText w:val="•"/>
-      <w:lvlJc w:val="left"/>
-      <w:pPr>
-        <w:ind w:left="720" w:hanging="360"/>
-      </w:pPr>
-    </w:lvl>
-    <w:lvl w:ilvl="1" w:tplc="59244A20">
-      <w:numFmt w:val="decimal"/>
-      <w:lvlText w:val=""/>
-      <w:lvlJc w:val="left"/>
-    </w:lvl>
-    <w:lvl w:ilvl="2" w:tplc="31667118">
-      <w:numFmt w:val="decimal"/>
-      <w:lvlText w:val=""/>
-      <w:lvlJc w:val="left"/>
-    </w:lvl>
-    <w:lvl w:ilvl="3" w:tplc="06E4D30E">
-      <w:numFmt w:val="decimal"/>
-      <w:lvlText w:val=""/>
-      <w:lvlJc w:val="left"/>
-    </w:lvl>
-    <w:lvl w:ilvl="4" w:tplc="4636EC50">
-      <w:numFmt w:val="decimal"/>
-      <w:lvlText w:val=""/>
-      <w:lvlJc w:val="left"/>
-    </w:lvl>
-    <w:lvl w:ilvl="5" w:tplc="50F2D49A">
-      <w:numFmt w:val="decimal"/>
-      <w:lvlText w:val=""/>
-      <w:lvlJc w:val="left"/>
-    </w:lvl>
-    <w:lvl w:ilvl="6" w:tplc="AE22EDDA">
-      <w:numFmt w:val="decimal"/>
-      <w:lvlText w:val=""/>
-      <w:lvlJc w:val="left"/>
-    </w:lvl>
-    <w:lvl w:ilvl="7" w:tplc="8840702A">
-      <w:numFmt w:val="decimal"/>
-      <w:lvlText w:val=""/>
-      <w:lvlJc w:val="left"/>
-    </w:lvl>
-    <w:lvl w:ilvl="8" w:tplc="9760E8FA">
-      <w:numFmt w:val="decimal"/>
-      <w:lvlText w:val=""/>
-      <w:lvlJc w:val="left"/>
-    </w:lvl>
-  </w:abstractNum>
-  <w:abstractNum w:abstractNumId="67" w15:restartNumberingAfterBreak="0">
-    <w:nsid w:val="73875A2B"/>
-    <w:multiLevelType w:val="hybridMultilevel"/>
-    <w:tmpl w:val="BCA6A5BA"/>
-    <w:lvl w:ilvl="0" w:tplc="48868E00">
-      <w:start w:val="1"/>
-      <w:numFmt w:val="bullet"/>
-      <w:lvlText w:val="•"/>
-      <w:lvlJc w:val="left"/>
-      <w:pPr>
-        <w:ind w:left="720" w:hanging="360"/>
-      </w:pPr>
-    </w:lvl>
-    <w:lvl w:ilvl="1" w:tplc="0C3CC3DC">
-      <w:numFmt w:val="decimal"/>
-      <w:lvlText w:val=""/>
-      <w:lvlJc w:val="left"/>
-    </w:lvl>
-    <w:lvl w:ilvl="2" w:tplc="8B2696E8">
-      <w:numFmt w:val="decimal"/>
-      <w:lvlText w:val=""/>
-      <w:lvlJc w:val="left"/>
-    </w:lvl>
-    <w:lvl w:ilvl="3" w:tplc="E36E7ABA">
-      <w:numFmt w:val="decimal"/>
-      <w:lvlText w:val=""/>
-      <w:lvlJc w:val="left"/>
-    </w:lvl>
-    <w:lvl w:ilvl="4" w:tplc="9C722EEC">
-      <w:numFmt w:val="decimal"/>
-      <w:lvlText w:val=""/>
-      <w:lvlJc w:val="left"/>
-    </w:lvl>
-    <w:lvl w:ilvl="5" w:tplc="5E66F320">
-      <w:numFmt w:val="decimal"/>
-      <w:lvlText w:val=""/>
-      <w:lvlJc w:val="left"/>
-    </w:lvl>
-    <w:lvl w:ilvl="6" w:tplc="D1FA0A78">
-      <w:numFmt w:val="decimal"/>
-      <w:lvlText w:val=""/>
-      <w:lvlJc w:val="left"/>
-    </w:lvl>
-    <w:lvl w:ilvl="7" w:tplc="EA5EBABE">
-      <w:numFmt w:val="decimal"/>
-      <w:lvlText w:val=""/>
-      <w:lvlJc w:val="left"/>
-    </w:lvl>
-    <w:lvl w:ilvl="8" w:tplc="8AAEA990">
-      <w:numFmt w:val="decimal"/>
-      <w:lvlText w:val=""/>
-      <w:lvlJc w:val="left"/>
-    </w:lvl>
-  </w:abstractNum>
-  <w:abstractNum w:abstractNumId="68" w15:restartNumberingAfterBreak="0">
-    <w:nsid w:val="76D47C57"/>
-    <w:multiLevelType w:val="hybridMultilevel"/>
-    <w:tmpl w:val="B6FA172E"/>
-    <w:lvl w:ilvl="0" w:tplc="915AB094">
-      <w:start w:val="1"/>
-      <w:numFmt w:val="bullet"/>
-      <w:lvlText w:val="•"/>
-      <w:lvlJc w:val="left"/>
-      <w:pPr>
-        <w:ind w:left="720" w:hanging="360"/>
-      </w:pPr>
-    </w:lvl>
-    <w:lvl w:ilvl="1" w:tplc="9040540A">
-      <w:numFmt w:val="decimal"/>
-      <w:lvlText w:val=""/>
-      <w:lvlJc w:val="left"/>
-    </w:lvl>
-    <w:lvl w:ilvl="2" w:tplc="89806AE6">
-      <w:numFmt w:val="decimal"/>
-      <w:lvlText w:val=""/>
-      <w:lvlJc w:val="left"/>
-    </w:lvl>
-    <w:lvl w:ilvl="3" w:tplc="97BC95D2">
-      <w:numFmt w:val="decimal"/>
-      <w:lvlText w:val=""/>
-      <w:lvlJc w:val="left"/>
-    </w:lvl>
-    <w:lvl w:ilvl="4" w:tplc="32487C96">
-      <w:numFmt w:val="decimal"/>
-      <w:lvlText w:val=""/>
-      <w:lvlJc w:val="left"/>
-    </w:lvl>
-    <w:lvl w:ilvl="5" w:tplc="1B80421E">
-      <w:numFmt w:val="decimal"/>
-      <w:lvlText w:val=""/>
-      <w:lvlJc w:val="left"/>
-    </w:lvl>
-    <w:lvl w:ilvl="6" w:tplc="EA14A194">
-      <w:numFmt w:val="decimal"/>
-      <w:lvlText w:val=""/>
-      <w:lvlJc w:val="left"/>
-    </w:lvl>
-    <w:lvl w:ilvl="7" w:tplc="23C2489C">
-      <w:numFmt w:val="decimal"/>
-      <w:lvlText w:val=""/>
-      <w:lvlJc w:val="left"/>
-    </w:lvl>
-    <w:lvl w:ilvl="8" w:tplc="1E841C0C">
-      <w:numFmt w:val="decimal"/>
-      <w:lvlText w:val=""/>
-      <w:lvlJc w:val="left"/>
-    </w:lvl>
-  </w:abstractNum>
-  <w:abstractNum w:abstractNumId="69" w15:restartNumberingAfterBreak="0">
-    <w:nsid w:val="76D93B14"/>
-    <w:multiLevelType w:val="hybridMultilevel"/>
-    <w:tmpl w:val="618EF5BC"/>
-    <w:lvl w:ilvl="0" w:tplc="EBEEB9D4">
-      <w:start w:val="1"/>
-      <w:numFmt w:val="bullet"/>
-      <w:lvlText w:val="•"/>
-      <w:lvlJc w:val="left"/>
-      <w:pPr>
-        <w:ind w:left="720" w:hanging="360"/>
-      </w:pPr>
-    </w:lvl>
-    <w:lvl w:ilvl="1" w:tplc="AC48B546">
-      <w:numFmt w:val="decimal"/>
-      <w:lvlText w:val=""/>
-      <w:lvlJc w:val="left"/>
-    </w:lvl>
-    <w:lvl w:ilvl="2" w:tplc="DB12BA2C">
-      <w:numFmt w:val="decimal"/>
-      <w:lvlText w:val=""/>
-      <w:lvlJc w:val="left"/>
-    </w:lvl>
-    <w:lvl w:ilvl="3" w:tplc="CD9A1F00">
-      <w:numFmt w:val="decimal"/>
-      <w:lvlText w:val=""/>
-      <w:lvlJc w:val="left"/>
-    </w:lvl>
-    <w:lvl w:ilvl="4" w:tplc="C908B8CA">
-      <w:numFmt w:val="decimal"/>
-      <w:lvlText w:val=""/>
-      <w:lvlJc w:val="left"/>
-    </w:lvl>
-    <w:lvl w:ilvl="5" w:tplc="C846D8D6">
-      <w:numFmt w:val="decimal"/>
-      <w:lvlText w:val=""/>
-      <w:lvlJc w:val="left"/>
-    </w:lvl>
-    <w:lvl w:ilvl="6" w:tplc="0420993C">
-      <w:numFmt w:val="decimal"/>
-      <w:lvlText w:val=""/>
-      <w:lvlJc w:val="left"/>
-    </w:lvl>
-    <w:lvl w:ilvl="7" w:tplc="31A28BC6">
-      <w:numFmt w:val="decimal"/>
-      <w:lvlText w:val=""/>
-      <w:lvlJc w:val="left"/>
-    </w:lvl>
-    <w:lvl w:ilvl="8" w:tplc="CCB8490A">
-      <w:numFmt w:val="decimal"/>
-      <w:lvlText w:val=""/>
-      <w:lvlJc w:val="left"/>
-    </w:lvl>
-  </w:abstractNum>
-  <w:abstractNum w:abstractNumId="70" w15:restartNumberingAfterBreak="0">
-    <w:nsid w:val="7CCE3E05"/>
-    <w:multiLevelType w:val="hybridMultilevel"/>
-    <w:tmpl w:val="0C5432C6"/>
-    <w:lvl w:ilvl="0" w:tplc="4BC8CE66">
-      <w:start w:val="1"/>
-      <w:numFmt w:val="bullet"/>
-      <w:lvlText w:val="•"/>
-      <w:lvlJc w:val="left"/>
-      <w:pPr>
-        <w:ind w:left="720" w:hanging="360"/>
-      </w:pPr>
-    </w:lvl>
-    <w:lvl w:ilvl="1" w:tplc="BA30652A">
-      <w:numFmt w:val="decimal"/>
-      <w:lvlText w:val=""/>
-      <w:lvlJc w:val="left"/>
-    </w:lvl>
-    <w:lvl w:ilvl="2" w:tplc="9B7A320C">
-      <w:numFmt w:val="decimal"/>
-      <w:lvlText w:val=""/>
-      <w:lvlJc w:val="left"/>
-    </w:lvl>
-    <w:lvl w:ilvl="3" w:tplc="59209CCC">
-      <w:numFmt w:val="decimal"/>
-      <w:lvlText w:val=""/>
-      <w:lvlJc w:val="left"/>
-    </w:lvl>
-    <w:lvl w:ilvl="4" w:tplc="AF62AEC4">
-      <w:numFmt w:val="decimal"/>
-      <w:lvlText w:val=""/>
-      <w:lvlJc w:val="left"/>
-    </w:lvl>
-    <w:lvl w:ilvl="5" w:tplc="01A2E3C6">
-      <w:numFmt w:val="decimal"/>
-      <w:lvlText w:val=""/>
-      <w:lvlJc w:val="left"/>
-    </w:lvl>
-    <w:lvl w:ilvl="6" w:tplc="D180D424">
-      <w:numFmt w:val="decimal"/>
-      <w:lvlText w:val=""/>
-      <w:lvlJc w:val="left"/>
-    </w:lvl>
-    <w:lvl w:ilvl="7" w:tplc="089465A6">
-      <w:numFmt w:val="decimal"/>
-      <w:lvlText w:val=""/>
-      <w:lvlJc w:val="left"/>
-    </w:lvl>
-    <w:lvl w:ilvl="8" w:tplc="148222E2">
-      <w:numFmt w:val="decimal"/>
-      <w:lvlText w:val=""/>
-      <w:lvlJc w:val="left"/>
-    </w:lvl>
-  </w:abstractNum>
-  <w:num w:numId="1" w16cid:durableId="685054694">
-    <w:abstractNumId w:val="10"/>
+  <w:num w:numId="1" w16cid:durableId="374084732">
+    <w:abstractNumId w:val="40"/>
     <w:lvlOverride w:ilvl="0">
       <w:startOverride w:val="1"/>
     </w:lvlOverride>
   </w:num>
-  <w:num w:numId="2" w16cid:durableId="1689141014">
-    <w:abstractNumId w:val="8"/>
+  <w:num w:numId="2" w16cid:durableId="426074149">
+    <w:abstractNumId w:val="49"/>
     <w:lvlOverride w:ilvl="0">
       <w:startOverride w:val="1"/>
     </w:lvlOverride>
   </w:num>
-  <w:num w:numId="3" w16cid:durableId="471564261">
-    <w:abstractNumId w:val="29"/>
+  <w:num w:numId="3" w16cid:durableId="1516504353">
+    <w:abstractNumId w:val="15"/>
     <w:lvlOverride w:ilvl="0">
       <w:startOverride w:val="1"/>
     </w:lvlOverride>
   </w:num>
-  <w:num w:numId="4" w16cid:durableId="2070033137">
-    <w:abstractNumId w:val="38"/>
+  <w:num w:numId="4" w16cid:durableId="533423230">
+    <w:abstractNumId w:val="64"/>
     <w:lvlOverride w:ilvl="0">
       <w:startOverride w:val="1"/>
     </w:lvlOverride>
@@ -20763,14 +19400,14 @@
 </file>
 
 <file path=word/styles.xml><?xml version="1.0" encoding="utf-8"?>
-<w:styles xmlns:mc="http://schemas.openxmlformats.org/markup-compatibility/2006" xmlns:r="http://schemas.openxmlformats.org/officeDocument/2006/relationships" xmlns:w="http://schemas.openxmlformats.org/wordprocessingml/2006/main" xmlns:w14="http://schemas.microsoft.com/office/word/2010/wordml" xmlns:w15="http://schemas.microsoft.com/office/word/2012/wordml" xmlns:w16cex="http://schemas.microsoft.com/office/word/2018/wordml/cex" xmlns:w16cid="http://schemas.microsoft.com/office/word/2016/wordml/cid" xmlns:w16="http://schemas.microsoft.com/office/word/2018/wordml" xmlns:w16du="http://schemas.microsoft.com/office/word/2023/wordml/word16du" xmlns:w16sdtdh="http://schemas.microsoft.com/office/word/2020/wordml/sdtdatahash" xmlns:w16sdtfl="http://schemas.microsoft.com/office/word/2024/wordml/sdtformatlock" xmlns:w16se="http://schemas.microsoft.com/office/word/2015/wordml/symex" mc:Ignorable="w14 w15 w16se w16cid w16 w16cex w16sdtdh w16sdtfl w16du">
+<w:styles xmlns:mc="http://schemas.openxmlformats.org/markup-compatibility/2006" xmlns:r="http://schemas.openxmlformats.org/officeDocument/2006/relationships" xmlns:w="http://schemas.openxmlformats.org/wordprocessingml/2006/main" xmlns:w14="http://schemas.microsoft.com/office/word/2010/wordml" xmlns:w15="http://schemas.microsoft.com/office/word/2012/wordml" xmlns:w16cex="http://schemas.microsoft.com/office/word/2018/wordml/cex" xmlns:w16cid="http://schemas.microsoft.com/office/word/2016/wordml/cid" xmlns:w16="http://schemas.microsoft.com/office/word/2018/wordml" xmlns:w16sdtdh="http://schemas.microsoft.com/office/word/2020/wordml/sdtdatahash" xmlns:w16se="http://schemas.microsoft.com/office/word/2015/wordml/symex" mc:Ignorable="w14 w15 w16se w16cid w16 w16cex w16sdtdh">
   <w:docDefaults>
     <w:rPrDefault>
       <w:rPr>
         <w:rFonts w:ascii="Arial" w:eastAsia="Arial" w:hAnsi="Arial" w:cs="Arial"/>
         <w:sz w:val="21"/>
         <w:szCs w:val="21"/>
-        <w:lang w:val="en-US" w:eastAsia="zh-CN" w:bidi="ar-SA"/>
+        <w:lang w:val="en-HK" w:eastAsia="en-HK" w:bidi="ar-SA"/>
       </w:rPr>
     </w:rPrDefault>
     <w:pPrDefault/>
@@ -21251,7 +19888,6 @@
   <w:style w:type="character" w:default="1" w:styleId="DefaultParagraphFont">
     <w:name w:val="Default Paragraph Font"/>
     <w:uiPriority w:val="1"/>
-    <w:semiHidden/>
     <w:unhideWhenUsed/>
   </w:style>
   <w:style w:type="table" w:default="1" w:styleId="TableNormal">
@@ -21576,6 +20212,13 @@
         </a:gradFill>
       </a:fillStyleLst>
       <a:lnStyleLst>
+        <a:ln w="6350" cap="flat" cmpd="sng" algn="ctr">
+          <a:solidFill>
+            <a:schemeClr val="phClr"/>
+          </a:solidFill>
+          <a:prstDash val="solid"/>
+          <a:miter lim="800000"/>
+        </a:ln>
         <a:ln w="12700" cap="flat" cmpd="sng" algn="ctr">
           <a:solidFill>
             <a:schemeClr val="phClr"/>
@@ -21584,13 +20227,6 @@
           <a:miter lim="800000"/>
         </a:ln>
         <a:ln w="19050" cap="flat" cmpd="sng" algn="ctr">
-          <a:solidFill>
-            <a:schemeClr val="phClr"/>
-          </a:solidFill>
-          <a:prstDash val="solid"/>
-          <a:miter lim="800000"/>
-        </a:ln>
-        <a:ln w="25400" cap="flat" cmpd="sng" algn="ctr">
           <a:solidFill>
             <a:schemeClr val="phClr"/>
           </a:solidFill>
@@ -21655,27 +20291,7 @@
       </a:bgFillStyleLst>
     </a:fmtScheme>
   </a:themeElements>
-  <a:objectDefaults>
-    <a:lnDef>
-      <a:spPr/>
-      <a:bodyPr/>
-      <a:lstStyle/>
-      <a:style>
-        <a:lnRef idx="2">
-          <a:schemeClr val="accent1"/>
-        </a:lnRef>
-        <a:fillRef idx="0">
-          <a:schemeClr val="accent1"/>
-        </a:fillRef>
-        <a:effectRef idx="1">
-          <a:schemeClr val="accent1"/>
-        </a:effectRef>
-        <a:fontRef idx="minor">
-          <a:schemeClr val="tx1"/>
-        </a:fontRef>
-      </a:style>
-    </a:lnDef>
-  </a:objectDefaults>
+  <a:objectDefaults/>
   <a:extraClrSchemeLst/>
   <a:extLst>
     <a:ext uri="{05A4C25C-085E-4340-85A3-A5531E510DB2}">
